--- a/manuscript_ipm/revision_v04/revised_manuscript.docx
+++ b/manuscript_ipm/revision_v04/revised_manuscript.docx
@@ -389,12 +389,6 @@
         <w:t xml:space="preserve"> </w:t>
       </w:r>
       <w:r>
-        <w:t xml:space="preserve">six</w:t>
-      </w:r>
-      <w:r>
-        <w:t xml:space="preserve"> </w:t>
-      </w:r>
-      <w:r>
         <w:t xml:space="preserve">predictions</w:t>
       </w:r>
       <w:r>
@@ -419,13 +413,25 @@
         <w:t xml:space="preserve"> </w:t>
       </w:r>
       <w:r>
+        <w:t xml:space="preserve">and</w:t>
+      </w:r>
+      <w:r>
+        <w:t xml:space="preserve"> </w:t>
+      </w:r>
+      <w:r>
+        <w:t xml:space="preserve">third</w:t>
+      </w:r>
+      <w:r>
+        <w:t xml:space="preserve"> </w:t>
+      </w:r>
+      <w:r>
         <w:t xml:space="preserve">study</w:t>
       </w:r>
       <w:r>
         <w:t xml:space="preserve"> </w:t>
       </w:r>
       <w:r>
-        <w:t xml:space="preserve">phase.</w:t>
+        <w:t xml:space="preserve">phases.</w:t>
       </w:r>
       <w:r>
         <w:t xml:space="preserve"> </w:t>
@@ -657,8 +663,154 @@
         <w:t xml:space="preserve"> </w:t>
       </w:r>
       <w:r>
-        <w:t xml:space="preserve">It</w:t>
-      </w:r>
+        <w:t xml:space="preserve">Rerun</w:t>
+      </w:r>
+      <w:r>
+        <w:t xml:space="preserve"> </w:t>
+      </w:r>
+      <w:r>
+        <w:t xml:space="preserve">on</w:t>
+      </w:r>
+      <w:r>
+        <w:t xml:space="preserve"> </w:t>
+      </w:r>
+      <w:r>
+        <w:t xml:space="preserve">the</w:t>
+      </w:r>
+      <w:r>
+        <w:t xml:space="preserve"> </w:t>
+      </w:r>
+      <w:r>
+        <w:t xml:space="preserve">full</w:t>
+      </w:r>
+      <w:r>
+        <w:t xml:space="preserve"> </w:t>
+      </w:r>
+      <w:r>
+        <w:t xml:space="preserve">2.68-million-passage</w:t>
+      </w:r>
+      <w:r>
+        <w:t xml:space="preserve"> </w:t>
+      </w:r>
+      <w:r>
+        <w:t xml:space="preserve">corpus</w:t>
+      </w:r>
+      <w:r>
+        <w:t xml:space="preserve"> </w:t>
+      </w:r>
+      <w:r>
+        <w:t xml:space="preserve">with</w:t>
+      </w:r>
+      <w:r>
+        <w:t xml:space="preserve"> </w:t>
+      </w:r>
+      <w:r>
+        <w:t xml:space="preserve">both</w:t>
+      </w:r>
+      <w:r>
+        <w:t xml:space="preserve"> </w:t>
+      </w:r>
+      <w:r>
+        <w:t xml:space="preserve">readers,</w:t>
+      </w:r>
+      <w:r>
+        <w:t xml:space="preserve"> </w:t>
+      </w:r>
+      <w:r>
+        <w:t xml:space="preserve">the</w:t>
+      </w:r>
+      <w:r>
+        <w:t xml:space="preserve"> </w:t>
+      </w:r>
+      <w:r>
+        <w:t xml:space="preserve">dense</w:t>
+      </w:r>
+      <w:r>
+        <w:t xml:space="preserve"> </w:t>
+      </w:r>
+      <w:r>
+        <w:t xml:space="preserve">ratios</w:t>
+      </w:r>
+      <w:r>
+        <w:t xml:space="preserve"> </w:t>
+      </w:r>
+      <w:r>
+        <w:t xml:space="preserve">were</w:t>
+      </w:r>
+      <w:r>
+        <w:t xml:space="preserve"> </w:t>
+      </w:r>
+      <w:r>
+        <w:t xml:space="preserve">0.15–0.23,</w:t>
+      </w:r>
+      <w:r>
+        <w:t xml:space="preserve"> </w:t>
+      </w:r>
+      <w:r>
+        <w:t xml:space="preserve">and</w:t>
+      </w:r>
+      <w:r>
+        <w:t xml:space="preserve"> </w:t>
+      </w:r>
+      <w:r>
+        <w:t xml:space="preserve">the</w:t>
+      </w:r>
+      <w:r>
+        <w:t xml:space="preserve"> </w:t>
+      </w:r>
+      <w:r>
+        <w:t xml:space="preserve">ratio</w:t>
+      </w:r>
+      <w:r>
+        <w:t xml:space="preserve"> </w:t>
+      </w:r>
+      <w:r>
+        <w:t xml:space="preserve">of</w:t>
+      </w:r>
+      <w:r>
+        <w:t xml:space="preserve"> </w:t>
+      </w:r>
+      <w:r>
+        <w:t xml:space="preserve">e5-base-v2</w:t>
+      </w:r>
+      <w:r>
+        <w:t xml:space="preserve"> </w:t>
+      </w:r>
+      <w:r>
+        <w:t xml:space="preserve">lay</w:t>
+      </w:r>
+      <w:r>
+        <w:t xml:space="preserve"> </w:t>
+      </w:r>
+      <w:r>
+        <w:t xml:space="preserve">inside</w:t>
+      </w:r>
+      <w:r>
+        <w:t xml:space="preserve"> </w:t>
+      </w:r>
+      <w:r>
+        <w:t xml:space="preserve">its</w:t>
+      </w:r>
+      <w:r>
+        <w:t xml:space="preserve"> </w:t>
+      </w:r>
+      <w:r>
+        <w:t xml:space="preserve">sub-corpus</w:t>
+      </w:r>
+      <w:r>
+        <w:t xml:space="preserve"> </w:t>
+      </w:r>
+      <w:r>
+        <w:t xml:space="preserve">interval.</w:t>
+      </w:r>
+      <w:r>
+        <w:t xml:space="preserve"> </w:t>
+      </w:r>
+      <m:oMath>
+        <m:r>
+          <m:t>T</m:t>
+        </m:r>
+      </m:oMath>
       <w:r>
         <w:t xml:space="preserve"> </w:t>
       </w:r>
@@ -789,31 +941,55 @@
         <w:t xml:space="preserve"> </w:t>
       </w:r>
       <w:r>
-        <w:t xml:space="preserve">Query-level</w:t>
-      </w:r>
-      <w:r>
-        <w:t xml:space="preserve"> </w:t>
-      </w:r>
-      <w:r>
-        <w:t xml:space="preserve">accounting</w:t>
-      </w:r>
-      <w:r>
-        <w:t xml:space="preserve"> </w:t>
-      </w:r>
-      <w:r>
-        <w:t xml:space="preserve">located</w:t>
-      </w:r>
-      <w:r>
-        <w:t xml:space="preserve"> </w:t>
-      </w:r>
-      <w:r>
-        <w:t xml:space="preserve">the</w:t>
-      </w:r>
-      <w:r>
-        <w:t xml:space="preserve"> </w:t>
-      </w:r>
-      <w:r>
-        <w:t xml:space="preserve">gap:</w:t>
+        <w:t xml:space="preserve">Queries</w:t>
+      </w:r>
+      <w:r>
+        <w:t xml:space="preserve"> </w:t>
+      </w:r>
+      <w:r>
+        <w:t xml:space="preserve">that</w:t>
+      </w:r>
+      <w:r>
+        <w:t xml:space="preserve"> </w:t>
+      </w:r>
+      <w:r>
+        <w:t xml:space="preserve">newly</w:t>
+      </w:r>
+      <w:r>
+        <w:t xml:space="preserve"> </w:t>
+      </w:r>
+      <w:r>
+        <w:t xml:space="preserve">retrieved</w:t>
+      </w:r>
+      <w:r>
+        <w:t xml:space="preserve"> </w:t>
+      </w:r>
+      <w:r>
+        <w:t xml:space="preserve">a</w:t>
+      </w:r>
+      <w:r>
+        <w:t xml:space="preserve"> </w:t>
+      </w:r>
+      <w:r>
+        <w:t xml:space="preserve">gold</w:t>
+      </w:r>
+      <w:r>
+        <w:t xml:space="preserve"> </w:t>
+      </w:r>
+      <w:r>
+        <w:t xml:space="preserve">passage</w:t>
+      </w:r>
+      <w:r>
+        <w:t xml:space="preserve"> </w:t>
+      </w:r>
+      <w:r>
+        <w:t xml:space="preserve">gained</w:t>
+      </w:r>
+      <w:r>
+        <w:t xml:space="preserve"> </w:t>
+      </w:r>
+      <w:r>
+        <w:t xml:space="preserve">EM,</w:t>
       </w:r>
       <w:r>
         <w:t xml:space="preserve"> </w:t>
@@ -831,13 +1007,19 @@
         <w:t xml:space="preserve"> </w:t>
       </w:r>
       <w:r>
-        <w:t xml:space="preserve">newly</w:t>
-      </w:r>
-      <w:r>
-        <w:t xml:space="preserve"> </w:t>
-      </w:r>
-      <w:r>
-        <w:t xml:space="preserve">retrieved</w:t>
+        <w:t xml:space="preserve">kept</w:t>
+      </w:r>
+      <w:r>
+        <w:t xml:space="preserve"> </w:t>
+      </w:r>
+      <w:r>
+        <w:t xml:space="preserve">or</w:t>
+      </w:r>
+      <w:r>
+        <w:t xml:space="preserve"> </w:t>
+      </w:r>
+      <w:r>
+        <w:t xml:space="preserve">lost</w:t>
       </w:r>
       <w:r>
         <w:t xml:space="preserve"> </w:t>
@@ -849,103 +1031,13 @@
         <w:t xml:space="preserve"> </w:t>
       </w:r>
       <w:r>
-        <w:t xml:space="preserve">gold</w:t>
-      </w:r>
-      <w:r>
-        <w:t xml:space="preserve"> </w:t>
-      </w:r>
-      <w:r>
-        <w:t xml:space="preserve">passage</w:t>
-      </w:r>
-      <w:r>
-        <w:t xml:space="preserve"> </w:t>
-      </w:r>
-      <w:r>
-        <w:t xml:space="preserve">gained</w:t>
-      </w:r>
-      <w:r>
-        <w:t xml:space="preserve"> </w:t>
-      </w:r>
-      <w:r>
-        <w:t xml:space="preserve">+0.26</w:t>
-      </w:r>
-      <w:r>
-        <w:t xml:space="preserve"> </w:t>
-      </w:r>
-      <w:r>
-        <w:t xml:space="preserve">to</w:t>
-      </w:r>
-      <w:r>
-        <w:t xml:space="preserve"> </w:t>
-      </w:r>
-      <w:r>
-        <w:t xml:space="preserve">+0.34</w:t>
-      </w:r>
-      <w:r>
-        <w:t xml:space="preserve"> </w:t>
-      </w:r>
-      <w:r>
-        <w:t xml:space="preserve">in</w:t>
-      </w:r>
-      <w:r>
-        <w:t xml:space="preserve"> </w:t>
-      </w:r>
-      <w:r>
-        <w:t xml:space="preserve">EM,</w:t>
-      </w:r>
-      <w:r>
-        <w:t xml:space="preserve"> </w:t>
-      </w:r>
-      <w:r>
-        <w:t xml:space="preserve">while</w:t>
-      </w:r>
-      <w:r>
-        <w:t xml:space="preserve"> </w:t>
-      </w:r>
-      <w:r>
-        <w:t xml:space="preserve">queries</w:t>
-      </w:r>
-      <w:r>
-        <w:t xml:space="preserve"> </w:t>
-      </w:r>
-      <w:r>
-        <w:t xml:space="preserve">that</w:t>
-      </w:r>
-      <w:r>
-        <w:t xml:space="preserve"> </w:t>
-      </w:r>
-      <w:r>
-        <w:t xml:space="preserve">kept</w:t>
-      </w:r>
-      <w:r>
-        <w:t xml:space="preserve"> </w:t>
-      </w:r>
-      <w:r>
-        <w:t xml:space="preserve">or</w:t>
-      </w:r>
-      <w:r>
-        <w:t xml:space="preserve"> </w:t>
-      </w:r>
-      <w:r>
-        <w:t xml:space="preserve">lost</w:t>
-      </w:r>
-      <w:r>
-        <w:t xml:space="preserve"> </w:t>
-      </w:r>
-      <w:r>
-        <w:t xml:space="preserve">a</w:t>
-      </w:r>
-      <w:r>
-        <w:t xml:space="preserve"> </w:t>
-      </w:r>
-      <w:r>
         <w:t xml:space="preserve">hit</w:t>
       </w:r>
       <w:r>
         <w:t xml:space="preserve"> </w:t>
       </w:r>
       <w:r>
-        <w:t xml:space="preserve">lost</w:t>
+        <w:t xml:space="preserve">gave</w:t>
       </w:r>
       <w:r>
         <w:t xml:space="preserve"> </w:t>
@@ -957,7 +1049,73 @@
         <w:t xml:space="preserve"> </w:t>
       </w:r>
       <w:r>
-        <w:t xml:space="preserve">EM.</w:t>
+        <w:t xml:space="preserve">back,</w:t>
+      </w:r>
+      <w:r>
+        <w:t xml:space="preserve"> </w:t>
+      </w:r>
+      <w:r>
+        <w:t xml:space="preserve">and</w:t>
+      </w:r>
+      <w:r>
+        <w:t xml:space="preserve"> </w:t>
+      </w:r>
+      <w:r>
+        <w:t xml:space="preserve">0.41–0.55</w:t>
+      </w:r>
+      <w:r>
+        <w:t xml:space="preserve"> </w:t>
+      </w:r>
+      <w:r>
+        <w:t xml:space="preserve">of</w:t>
+      </w:r>
+      <w:r>
+        <w:t xml:space="preserve"> </w:t>
+      </w:r>
+      <w:r>
+        <w:t xml:space="preserve">dense-encoder</w:t>
+      </w:r>
+      <w:r>
+        <w:t xml:space="preserve"> </w:t>
+      </w:r>
+      <w:r>
+        <w:t xml:space="preserve">Hit@5</w:t>
+      </w:r>
+      <w:r>
+        <w:t xml:space="preserve"> </w:t>
+      </w:r>
+      <w:r>
+        <w:t xml:space="preserve">misses</w:t>
+      </w:r>
+      <w:r>
+        <w:t xml:space="preserve"> </w:t>
+      </w:r>
+      <w:r>
+        <w:t xml:space="preserve">still</w:t>
+      </w:r>
+      <w:r>
+        <w:t xml:space="preserve"> </w:t>
+      </w:r>
+      <w:r>
+        <w:t xml:space="preserve">contained</w:t>
+      </w:r>
+      <w:r>
+        <w:t xml:space="preserve"> </w:t>
+      </w:r>
+      <w:r>
+        <w:t xml:space="preserve">an</w:t>
+      </w:r>
+      <w:r>
+        <w:t xml:space="preserve"> </w:t>
+      </w:r>
+      <w:r>
+        <w:t xml:space="preserve">answer</w:t>
+      </w:r>
+      <w:r>
+        <w:t xml:space="preserve"> </w:t>
+      </w:r>
+      <w:r>
+        <w:t xml:space="preserve">string.</w:t>
       </w:r>
       <w:r>
         <w:t xml:space="preserve"> </w:t>
@@ -1903,7 +2061,7 @@
         <w:pStyle w:val="FirstParagraph"/>
       </w:pPr>
       <w:r>
-        <w:t xml:space="preserve">The study ran in two phases. Phase 1 covered one reader on NQ. Before Phase 2, we registered six predictions (P1–P6) in a dated design document and then ran the new cells and experiments. We report whether each stated criterion was met, including the three that were not met in at least one condition.</w:t>
+        <w:t xml:space="preserve">The study ran in three phases. Phase 1 covered one reader on NQ. Before Phase 2, we registered six predictions (P1–P6) in a dated design document and then ran the new cells and experiments. Before Phase 3, we registered two more (P7, P8) and ran both readers on retrieval from the full NQ corpus, to test whether the 300,000-passage sub-corpus that all other answer results use had changed the NQ ratios. We report whether each stated criterion was met, including the three that were not met in at least one condition.</w:t>
       </w:r>
     </w:p>
     <w:p>
@@ -1922,7 +2080,7 @@
         </w:numPr>
       </w:pPr>
       <w:r>
-        <w:t xml:space="preserve">Paired estimates of the answer gain per unit of retrieval gain for six retrievers, two readers and two datasets, with bootstrap intervals and a reporting rule fixed in advance, and their sensitivity to the answer metric, the baseline, the retrieval metric and the number of passages read (Sections </w:t>
+        <w:t xml:space="preserve">Paired estimates of the answer gain per unit of retrieval gain for six retrievers, two readers and two datasets, with bootstrap intervals and a reporting rule fixed in advance, their sensitivity to the answer metric, the baseline, the retrieval metric and the number of passages read, and a registered replication of the NQ ratios on the full corpus (Sections </w:t>
       </w:r>
       <w:hyperlink w:anchor="sec:res-transfer">
         <w:r>
@@ -1933,10 +2091,29 @@
         </w:r>
       </w:hyperlink>
       <w:r>
-        <w:t xml:space="preserve"> </w:t>
-      </w:r>
-      <w:r>
-        <w:t xml:space="preserve">and </w:t>
+        <w:t xml:space="preserve">–</w:t>
+      </w:r>
+      <w:hyperlink w:anchor="sec:res-full">
+        <w:r>
+          <w:rPr>
+            <w:rStyle w:val="Hyperlink"/>
+          </w:rPr>
+          <w:t xml:space="preserve">5.4</w:t>
+        </w:r>
+      </w:hyperlink>
+      <w:r>
+        <w:t xml:space="preserve">).</w:t>
+      </w:r>
+    </w:p>
+    <w:p>
+      <w:pPr>
+        <w:numPr>
+          <w:ilvl w:val="0"/>
+          <w:numId w:val="1001"/>
+        </w:numPr>
+      </w:pPr>
+      <w:r>
+        <w:t xml:space="preserve">Evidence that, for multi-hop questions, the size of the transfer depends on whether retrieval is scored by complete evidence: with Both@5 instead of Hit@5 the HotpotQA ratios fall to the NQ range (Section </w:t>
       </w:r>
       <w:hyperlink w:anchor="sec:res-sens">
         <w:r>
@@ -1958,14 +2135,14 @@
         </w:numPr>
       </w:pPr>
       <w:r>
-        <w:t xml:space="preserve">Evidence that, for multi-hop questions, the size of the transfer depends on whether retrieval is scored by complete evidence: with Both@5 instead of Hit@5 the HotpotQA ratios fall to the NQ range (Section </w:t>
-      </w:r>
-      <w:hyperlink w:anchor="sec:res-sens">
+        <w:t xml:space="preserve">A query-level accounting that splits each EM gain exactly into queries that gained, kept or lost labelled evidence, which shows where the NQ and HotpotQA gains sit, and an answer-string check of the passages behind NQ retrieval misses (Section </w:t>
+      </w:r>
+      <w:hyperlink w:anchor="sec:res-decomp">
         <w:r>
           <w:rPr>
             <w:rStyle w:val="Hyperlink"/>
           </w:rPr>
-          <w:t xml:space="preserve">5.3</w:t>
+          <w:t xml:space="preserve">5.5</w:t>
         </w:r>
       </w:hyperlink>
       <w:r>
@@ -1980,28 +2157,6 @@
         </w:numPr>
       </w:pPr>
       <w:r>
-        <w:t xml:space="preserve">A query-level accounting that splits each EM gain exactly into queries that gained, kept or lost labelled evidence, which shows where the NQ and HotpotQA gains sit (Section </w:t>
-      </w:r>
-      <w:hyperlink w:anchor="sec:res-decomp">
-        <w:r>
-          <w:rPr>
-            <w:rStyle w:val="Hyperlink"/>
-          </w:rPr>
-          <w:t xml:space="preserve">5.4</w:t>
-        </w:r>
-      </w:hyperlink>
-      <w:r>
-        <w:t xml:space="preserve">).</w:t>
-      </w:r>
-    </w:p>
-    <w:p>
-      <w:pPr>
-        <w:numPr>
-          <w:ilvl w:val="0"/>
-          <w:numId w:val="1001"/>
-        </w:numPr>
-      </w:pPr>
-      <w:r>
         <w:t xml:space="preserve">Measured retrieval-stage cost of each encoder on a free GPU, controlled checks of context composition, reranking, approximate search and the sub-corpus, and a full record of every deviation and failed run (Sections </w:t>
       </w:r>
       <w:hyperlink w:anchor="sec:res-context">
@@ -2009,7 +2164,7 @@
           <w:rPr>
             <w:rStyle w:val="Hyperlink"/>
           </w:rPr>
-          <w:t xml:space="preserve">5.6</w:t>
+          <w:t xml:space="preserve">5.7</w:t>
         </w:r>
       </w:hyperlink>
       <w:r>
@@ -2020,7 +2175,7 @@
           <w:rPr>
             <w:rStyle w:val="Hyperlink"/>
           </w:rPr>
-          <w:t xml:space="preserve">5.7</w:t>
+          <w:t xml:space="preserve">5.8</w:t>
         </w:r>
       </w:hyperlink>
       <w:r>
@@ -3105,7 +3260,7 @@
     </w:p>
     <w:bookmarkEnd w:id="25"/>
     <w:bookmarkEnd w:id="26"/>
-    <w:bookmarkStart w:id="53" w:name="sec:method"/>
+    <w:bookmarkStart w:id="55" w:name="sec:method"/>
     <w:p>
       <w:pPr>
         <w:pStyle w:val="Heading1"/>
@@ -3209,7 +3364,7 @@
           <w:rPr>
             <w:rStyle w:val="Hyperlink"/>
           </w:rPr>
-          <w:t xml:space="preserve">5.8</w:t>
+          <w:t xml:space="preserve">5.9</w:t>
         </w:r>
       </w:hyperlink>
       <w:r>
@@ -5451,7 +5606,7 @@
           <w:rPr>
             <w:rStyle w:val="Hyperlink"/>
           </w:rPr>
-          <w:t xml:space="preserve">9</w:t>
+          <w:t xml:space="preserve">10</w:t>
         </w:r>
       </w:hyperlink>
       <w:r>
@@ -5552,19 +5707,33 @@
       <w:r>
         <w:t xml:space="preserve">= 42 for NQ and 19 for HotpotQA, set by a pre-registered formula), and a seeded random fill. All retrievers search the same sub-corpus. The NQ sub-corpus has 4,201 gold, 127,791 BM25 and 168,008 random passages; the HotpotQA sub-corpus has 13,783, 118,726 and 167,491. Because every gold passage is present, absolute retrieval scores are higher than on the full corpus. The construction also treats the retrievers unequally: it keeps BM25’s own strongest competitors for every judged query, but not those of the dense encoders, so it favours the dense encoders relative to BM25. The gold labels of the evaluation queries are used only to insert their gold passages; no model is trained on them. Section </w:t>
       </w:r>
+      <w:hyperlink w:anchor="sec:res-full">
+        <w:r>
+          <w:rPr>
+            <w:rStyle w:val="Hyperlink"/>
+          </w:rPr>
+          <w:t xml:space="preserve">5.4</w:t>
+        </w:r>
+      </w:hyperlink>
+      <w:r>
+        <w:t xml:space="preserve"> </w:t>
+      </w:r>
+      <w:r>
+        <w:t xml:space="preserve">checks whether the NQ transfer ratios change on the full corpus, and Section </w:t>
+      </w:r>
       <w:hyperlink w:anchor="sec:res-cost">
         <w:r>
           <w:rPr>
             <w:rStyle w:val="Hyperlink"/>
           </w:rPr>
-          <w:t xml:space="preserve">5.7</w:t>
+          <w:t xml:space="preserve">5.8</w:t>
         </w:r>
       </w:hyperlink>
       <w:r>
         <w:t xml:space="preserve"> </w:t>
       </w:r>
       <w:r>
-        <w:t xml:space="preserve">checks whether the ordering of retrievers changes.</w:t>
+        <w:t xml:space="preserve">whether the ordering of retrievers changes.</w:t>
       </w:r>
     </w:p>
     <w:bookmarkEnd w:id="35"/>
@@ -6055,7 +6224,7 @@
         <w:t xml:space="preserve">)</w:t>
       </w:r>
       <w:r>
-        <w:t xml:space="preserve">. Intervals are 95% percentile bootstrap intervals over queries</w:t>
+        <w:t xml:space="preserve">; on the full NQ corpus the family is the six pairs among the four retrievers run there. Intervals are 95% percentile bootstrap intervals over queries</w:t>
       </w:r>
       <w:r>
         <w:t xml:space="preserve"> </w:t>
@@ -6422,6 +6591,98 @@
         <w:pStyle w:val="FirstParagraph"/>
       </w:pPr>
       <w:r>
+        <w:t xml:space="preserve">Before Phase 3 we registered two predictions for the readers on the full NQ corpus, together with the analysis of Section </w:t>
+      </w:r>
+      <w:hyperlink w:anchor="sec:res-full">
+        <w:r>
+          <w:rPr>
+            <w:rStyle w:val="Hyperlink"/>
+          </w:rPr>
+          <w:t xml:space="preserve">5.4</w:t>
+        </w:r>
+      </w:hyperlink>
+      <w:r>
+        <w:t xml:space="preserve">:</w:t>
+      </w:r>
+    </w:p>
+    <w:p>
+      <w:pPr>
+        <w:pStyle w:val="DefinitionTerm"/>
+      </w:pPr>
+      <w:r>
+        <w:t xml:space="preserve">P7</w:t>
+      </w:r>
+    </w:p>
+    <w:p>
+      <w:pPr>
+        <w:pStyle w:val="Definition"/>
+      </w:pPr>
+      <w:r>
+        <w:t xml:space="preserve">For each reader, every reportable full-corpus</w:t>
+      </w:r>
+      <w:r>
+        <w:t xml:space="preserve"> </w:t>
+      </w:r>
+      <m:oMath>
+        <m:r>
+          <m:t>T</m:t>
+        </m:r>
+        <m:d>
+          <m:dPr>
+            <m:begChr m:val="("/>
+            <m:endChr m:val=")"/>
+            <m:sepChr m:val=""/>
+            <m:grow/>
+          </m:dPr>
+          <m:e>
+            <m:r>
+              <m:t>R</m:t>
+            </m:r>
+          </m:e>
+        </m:d>
+      </m:oMath>
+      <w:r>
+        <w:t xml:space="preserve"> </w:t>
+      </w:r>
+      <w:r>
+        <w:t xml:space="preserve">of a dense encoder has an upper 95% bound below 1.</w:t>
+      </w:r>
+    </w:p>
+    <w:p>
+      <w:pPr>
+        <w:pStyle w:val="DefinitionTerm"/>
+      </w:pPr>
+      <w:r>
+        <w:t xml:space="preserve">P8</w:t>
+      </w:r>
+    </w:p>
+    <w:p>
+      <w:pPr>
+        <w:pStyle w:val="Definition"/>
+      </w:pPr>
+      <w:r>
+        <w:t xml:space="preserve">For each reader, the full-corpus</w:t>
+      </w:r>
+      <w:r>
+        <w:t xml:space="preserve"> </w:t>
+      </w:r>
+      <m:oMath>
+        <m:r>
+          <m:t>T</m:t>
+        </m:r>
+      </m:oMath>
+      <w:r>
+        <w:t xml:space="preserve"> </w:t>
+      </w:r>
+      <w:r>
+        <w:t xml:space="preserve">of e5-base-v2 lies inside its sub-corpus 95% interval.</w:t>
+      </w:r>
+    </w:p>
+    <w:p>
+      <w:pPr>
+        <w:pStyle w:val="FirstParagraph"/>
+      </w:pPr>
+      <w:r>
         <w:t xml:space="preserve">Fig. </w:t>
       </w:r>
       <w:hyperlink w:anchor="fig:phases">
@@ -6436,7 +6697,7 @@
         <w:t xml:space="preserve"> </w:t>
       </w:r>
       <w:r>
-        <w:t xml:space="preserve">shows the sessions of both phases. The Qwen–NQ cell and the</w:t>
+        <w:t xml:space="preserve">shows the sessions of the three phases. The Qwen–NQ cell and the</w:t>
       </w:r>
       <w:r>
         <w:t xml:space="preserve"> </w:t>
@@ -6488,7 +6749,7 @@
       <w:r>
         <w:drawing>
           <wp:inline>
-            <wp:extent cx="5012379" cy="1660599"/>
+            <wp:extent cx="5012379" cy="2330343"/>
             <wp:effectExtent b="0" l="0" r="0" t="0"/>
             <wp:docPr descr="" title="" id="42" name="Picture"/>
             <a:graphic>
@@ -6509,7 +6770,7 @@
                   <pic:spPr bwMode="auto">
                     <a:xfrm>
                       <a:off x="0" y="0"/>
-                      <a:ext cx="5012379" cy="1660599"/>
+                      <a:ext cx="5012379" cy="2330343"/>
                     </a:xfrm>
                     <a:prstGeom prst="rect">
                       <a:avLst/>
@@ -6533,11 +6794,11 @@
         <w:pStyle w:val="ImageCaption"/>
       </w:pPr>
       <w:r>
-        <w:t xml:space="preserve">Study phases and Kaggle sessions. Each phase started with a dated design document; Phase 2 added the second dataset, the second reader and the additional experiments.</w:t>
+        <w:t xml:space="preserve">Study phases and Kaggle sessions. Each phase started with a dated design document; Phase 2 added the second dataset, the second reader and the additional experiments, and Phase 3 the readers on full-corpus NQ retrieval.</w:t>
       </w:r>
     </w:p>
     <w:bookmarkEnd w:id="44"/>
-    <w:bookmarkStart w:id="52" w:name="sec:extra"/>
+    <w:bookmarkStart w:id="54" w:name="sec:extra"/>
     <w:p>
       <w:pPr>
         <w:pStyle w:val="Heading2"/>
@@ -6783,13 +7044,13 @@
       </w:r>
     </w:p>
     <w:bookmarkEnd w:id="49"/>
-    <w:bookmarkStart w:id="50" w:name="retrieval-stage-cost-e7"/>
+    <w:bookmarkStart w:id="50" w:name="full-corpus-readers-phase-3"/>
     <w:p>
       <w:pPr>
         <w:pStyle w:val="Heading4"/>
       </w:pPr>
       <w:r>
-        <w:t xml:space="preserve">Retrieval-stage cost (E7)</w:t>
+        <w:t xml:space="preserve">Full-corpus readers (Phase 3)</w:t>
       </w:r>
     </w:p>
     <w:p>
@@ -6797,11 +7058,47 @@
         <w:pStyle w:val="FirstParagraph"/>
       </w:pPr>
       <w:r>
-        <w:t xml:space="preserve">For each encoder we measured passage-encoding throughput on 20,000 passages (batch 128, after warm-up, with GPU synchronisation) and batch-1 query-encoding latency on 500 queries, five times in one session.</w:t>
+        <w:t xml:space="preserve">MiniLM-L6, bge-small and e5-base-v2 encoded all 2,681,468 NQ passages again, with the same revisions and settings, and exact search returned the top 100 passages for every judged query; the BM25 full-corpus run of Phase 1 was reused. Both readers then answered the 2,255 NQ generation queries from the top five passages of these four retrievers with prompt A1 and greedy decoding (18,040 answers). The ranked lists, reader outputs and scores were all stored.</w:t>
       </w:r>
     </w:p>
     <w:bookmarkEnd w:id="50"/>
-    <w:bookmarkStart w:id="51" w:name="judge-validation-e3"/>
+    <w:bookmarkStart w:id="51" w:name="answer-strings-in-passages"/>
+    <w:p>
+      <w:pPr>
+        <w:pStyle w:val="Heading4"/>
+      </w:pPr>
+      <w:r>
+        <w:t xml:space="preserve">Answer strings in passages</w:t>
+      </w:r>
+    </w:p>
+    <w:p>
+      <w:pPr>
+        <w:pStyle w:val="FirstParagraph"/>
+      </w:pPr>
+      <w:r>
+        <w:t xml:space="preserve">For each run and query we checked whether any of the top five passages contains a reference answer: a normalised reference occurs as a whole-token span of the normalised passage title and text, the rule of answer containment. The same check covered the gold passages and, for the context experiment, the four hard negatives of each question. This is a lexical check; it was registered with Phase 3 and is descriptive.</w:t>
+      </w:r>
+    </w:p>
+    <w:bookmarkEnd w:id="51"/>
+    <w:bookmarkStart w:id="52" w:name="retrieval-stage-cost-e7"/>
+    <w:p>
+      <w:pPr>
+        <w:pStyle w:val="Heading4"/>
+      </w:pPr>
+      <w:r>
+        <w:t xml:space="preserve">Retrieval-stage cost (E7)</w:t>
+      </w:r>
+    </w:p>
+    <w:p>
+      <w:pPr>
+        <w:pStyle w:val="FirstParagraph"/>
+      </w:pPr>
+      <w:r>
+        <w:t xml:space="preserve">For each encoder we measured passage-encoding throughput on 20,000 passages (batch 128, after warm-up, with GPU synchronisation) and batch-1 query-encoding latency on 500 queries, five times in one session.</w:t>
+      </w:r>
+    </w:p>
+    <w:bookmarkEnd w:id="52"/>
+    <w:bookmarkStart w:id="53" w:name="judge-validation-e3"/>
     <w:p>
       <w:pPr>
         <w:pStyle w:val="Heading4"/>
@@ -6907,10 +7204,10 @@
         <w:t xml:space="preserve">.</w:t>
       </w:r>
     </w:p>
-    <w:bookmarkEnd w:id="51"/>
-    <w:bookmarkEnd w:id="52"/>
     <w:bookmarkEnd w:id="53"/>
-    <w:bookmarkStart w:id="59" w:name="sec:setup"/>
+    <w:bookmarkEnd w:id="54"/>
+    <w:bookmarkEnd w:id="55"/>
+    <w:bookmarkStart w:id="61" w:name="sec:setup"/>
     <w:p>
       <w:pPr>
         <w:pStyle w:val="Heading1"/>
@@ -6919,7 +7216,7 @@
         <w:t xml:space="preserve">Experimental setup</w:t>
       </w:r>
     </w:p>
-    <w:bookmarkStart w:id="54" w:name="hardware-and-software"/>
+    <w:bookmarkStart w:id="56" w:name="hardware-and-software"/>
     <w:p>
       <w:pPr>
         <w:pStyle w:val="Heading4"/>
@@ -6933,7 +7230,7 @@
         <w:pStyle w:val="FirstParagraph"/>
       </w:pPr>
       <w:r>
-        <w:t xml:space="preserve">All runs used free Kaggle notebook sessions with two NVIDIA Tesla T4 GPUs (15 GB each), four virtual CPUs and 31.3 GiB of memory. Each process used one GPU; two processes could run in parallel. The code of every session was embedded in its notebook and checked against a fixed version-control tree hash before it ran. Every session recorded its Python version, package versions and model revisions. The readers ran with the same stack in every session (PyTorch 2.13.0 with CUDA 13.0, vLLM 0.30.0, Transformers 5.17.0). Between the two phases the Kaggle image changed from Python 3.12.13 to 3.13.15, and NumPy from 2.0.2 to 2.1.3. The two sessions that encoded the NQ and HotpotQA sub-corpora used older images (PyTorch 2.10.0 and 2.11.0 with CUDA 12.8, Transformers 5.0.0); Table </w:t>
+        <w:t xml:space="preserve">All runs used free Kaggle notebook sessions with two NVIDIA Tesla T4 GPUs (15 GB each), four virtual CPUs and 31.3 GiB of memory. Each process used one GPU; two processes could run in parallel. The code of every session was embedded in its notebook and checked against a fixed version-control tree hash before it ran. Every session recorded its Python version, package versions and model revisions. The readers ran with the same stack in every session (PyTorch 2.13.0 with CUDA 13.0, vLLM 0.30.0, Transformers 5.17.0). Between Phases 1 and 2 the Kaggle image changed from Python 3.12.13 to 3.13.15, and NumPy from 2.0.2 to 2.1.3; Phase 3 used the same image and package versions as Phase 2. The two sessions that encoded the NQ and HotpotQA sub-corpora used older images (PyTorch 2.10.0 and 2.11.0 with CUDA 12.8, Transformers 5.0.0); Table </w:t>
       </w:r>
       <w:hyperlink w:anchor="tab:env">
         <w:r>
@@ -6950,8 +7247,8 @@
         <w:t xml:space="preserve">lists the software of every session as its environment log recorded it.</w:t>
       </w:r>
     </w:p>
-    <w:bookmarkEnd w:id="54"/>
-    <w:bookmarkStart w:id="55" w:name="determinism-across-phases"/>
+    <w:bookmarkEnd w:id="56"/>
+    <w:bookmarkStart w:id="57" w:name="determinism-across-phases"/>
     <w:p>
       <w:pPr>
         <w:pStyle w:val="Heading4"/>
@@ -6965,7 +7262,7 @@
         <w:pStyle w:val="FirstParagraph"/>
       </w:pPr>
       <w:r>
-        <w:t xml:space="preserve">Some comparisons cross the two phases: the Qwen–NQ cell against the new cells in the pooled model,</w:t>
+        <w:t xml:space="preserve">Some comparisons cross Phases 1 and 2: the Qwen–NQ cell against the new cells in the pooled model,</w:t>
       </w:r>
       <w:r>
         <w:t xml:space="preserve"> </w:t>
@@ -7002,11 +7299,11 @@
         <w:t xml:space="preserve"> </w:t>
       </w:r>
       <w:r>
-        <w:t xml:space="preserve">values, and the reranker runs against the Phase 1 runs. To check that the software change does not alter the reader, we compared the two phases on inputs that were identical by construction: the gold-only context of Phase 1 and the gold-only condition of the context experiment. Of 397 identical prompts, 396 produced identical outputs; the one difference was a shorter answer to the same question. A rerun of 100 prompts within one session gave 100/100 identical outputs.</w:t>
+        <w:t xml:space="preserve">values, the reranker runs against the Phase 1 runs, and the Phase 3 runs of the Qwen reader against its Phase 1 sub-corpus runs. To check that the software change does not alter the reader, we compared Phases 1 and 2 on inputs that were identical by construction: the gold-only context of Phase 1 and the gold-only condition of the context experiment. Of 397 identical prompts, 396 produced identical outputs; the one difference was a shorter answer to the same question. A rerun of 100 prompts within one session gave 100/100 identical outputs.</w:t>
       </w:r>
     </w:p>
-    <w:bookmarkEnd w:id="55"/>
-    <w:bookmarkStart w:id="56" w:name="seeds-and-repetitions"/>
+    <w:bookmarkEnd w:id="57"/>
+    <w:bookmarkStart w:id="58" w:name="seeds-and-repetitions"/>
     <w:p>
       <w:pPr>
         <w:pStyle w:val="Heading4"/>
@@ -7023,8 +7320,8 @@
         <w:t xml:space="preserve">The query order (seed 20260926), bootstrap (seed 0), decoding (greedy, seed 0) and the random passages of the context experiment were fixed. Retrieval and greedy decoding are deterministic within a session, so we ran each answer condition once. The cost measurements were repeated five times.</w:t>
       </w:r>
     </w:p>
-    <w:bookmarkEnd w:id="56"/>
-    <w:bookmarkStart w:id="57" w:name="analysis-and-verification"/>
+    <w:bookmarkEnd w:id="58"/>
+    <w:bookmarkStart w:id="59" w:name="analysis-and-verification"/>
     <w:p>
       <w:pPr>
         <w:pStyle w:val="Heading4"/>
@@ -7049,11 +7346,11 @@
         </m:r>
       </m:oMath>
       <w:r>
-        <w:t xml:space="preserve">. It found no disagreement. Bootstrap intervals, F1, answer containment and the pooled model were not re-implemented independently.</w:t>
+        <w:t xml:space="preserve">. It found no disagreement. Bootstrap intervals, F1, answer containment and the pooled model were not re-implemented independently. Phase 3 has its own analysis script, which also reads only committed outputs. It checks that the passages each reader saw equal the top five of the stored ranked lists, and that the sub-corpus intervals it recomputes equal the committed ones. Re-encoding the full corpus gave Hit@5 and nDCG@10 values identical to those of the earlier full-corpus check (E9) for all four retrievers. A second script, again written without the project code, re-scored all 18,040 Phase 3 answers from the raw reader outputs and recomputed the means, ratios with their intervals, McNemar tests, query-level contributions and the answer-string shares of MiniLM-L6 and e5-base-v2; it found no disagreement.</w:t>
       </w:r>
     </w:p>
-    <w:bookmarkEnd w:id="57"/>
-    <w:bookmarkStart w:id="58" w:name="sec:deviations"/>
+    <w:bookmarkEnd w:id="59"/>
+    <w:bookmarkStart w:id="60" w:name="sec:deviations"/>
     <w:p>
       <w:pPr>
         <w:pStyle w:val="Heading2"/>
@@ -7095,7 +7392,7 @@
           <w:rPr>
             <w:rStyle w:val="Hyperlink"/>
           </w:rPr>
-          <w:t xml:space="preserve">6</w:t>
+          <w:t xml:space="preserve">7</w:t>
         </w:r>
       </w:hyperlink>
       <w:r>
@@ -7230,15 +7527,36 @@
     </w:p>
     <w:p>
       <w:pPr>
+        <w:numPr>
+          <w:ilvl w:val="0"/>
+          <w:numId w:val="1002"/>
+        </w:numPr>
+      </w:pPr>
+      <w:r>
+        <w:rPr>
+          <w:bCs/>
+          <w:b/>
+        </w:rPr>
+        <w:t xml:space="preserve">Phase 3 human audit.</w:t>
+      </w:r>
+      <w:r>
+        <w:t xml:space="preserve"> </w:t>
+      </w:r>
+      <w:r>
+        <w:t xml:space="preserve">The Phase 3 design adds a blinded audit of 100 seeded e5-base-v2 retrieval misses by the author. Its labels were not complete when this version was written, so it is not reported. The Phase 3 session itself ran as registered, with no failed run.</w:t>
+      </w:r>
+    </w:p>
+    <w:p>
+      <w:pPr>
         <w:pStyle w:val="FirstParagraph"/>
       </w:pPr>
       <w:r>
         <w:t xml:space="preserve">No run was repeated to obtain a different result, and no result was discarded.</w:t>
       </w:r>
     </w:p>
-    <w:bookmarkEnd w:id="58"/>
-    <w:bookmarkEnd w:id="59"/>
-    <w:bookmarkStart w:id="110" w:name="sec:results"/>
+    <w:bookmarkEnd w:id="60"/>
+    <w:bookmarkEnd w:id="61"/>
+    <w:bookmarkStart w:id="118" w:name="sec:results"/>
     <w:p>
       <w:pPr>
         <w:pStyle w:val="Heading1"/>
@@ -7247,7 +7565,7 @@
         <w:t xml:space="preserve">Results</w:t>
       </w:r>
     </w:p>
-    <w:bookmarkStart w:id="63" w:name="sec:res-retrieval"/>
+    <w:bookmarkStart w:id="65" w:name="sec:res-retrieval"/>
     <w:p>
       <w:pPr>
         <w:pStyle w:val="Heading2"/>
@@ -7329,18 +7647,18 @@
           <wp:inline>
             <wp:extent cx="5334000" cy="1559894"/>
             <wp:effectExtent b="0" l="0" r="0" t="0"/>
-            <wp:docPr descr="" title="" id="61" name="Picture"/>
+            <wp:docPr descr="" title="" id="63" name="Picture"/>
             <a:graphic>
               <a:graphicData uri="http://schemas.openxmlformats.org/drawingml/2006/picture">
                 <pic:pic>
                   <pic:nvPicPr>
-                    <pic:cNvPr descr="/home/claude/rag-embed-transfer/paper_figures/out/fig9_retrieval.png" id="62" name="Picture"/>
+                    <pic:cNvPr descr="/home/claude/rag-embed-transfer/paper_figures/out/fig9_retrieval.png" id="64" name="Picture"/>
                     <pic:cNvPicPr>
                       <a:picLocks noChangeArrowheads="1" noChangeAspect="1"/>
                     </pic:cNvPicPr>
                   </pic:nvPicPr>
                   <pic:blipFill>
-                    <a:blip r:embed="rId60"/>
+                    <a:blip r:embed="rId62"/>
                     <a:stretch>
                       <a:fillRect/>
                     </a:stretch>
@@ -8574,8 +8892,8 @@
         <w:t xml:space="preserve">. Both@5: both gold passages in the top five.</w:t>
       </w:r>
     </w:p>
-    <w:bookmarkEnd w:id="63"/>
-    <w:bookmarkStart w:id="70" w:name="sec:res-transfer"/>
+    <w:bookmarkEnd w:id="65"/>
+    <w:bookmarkStart w:id="72" w:name="sec:res-transfer"/>
     <w:p>
       <w:pPr>
         <w:pStyle w:val="Heading2"/>
@@ -8629,18 +8947,18 @@
           <wp:inline>
             <wp:extent cx="5334000" cy="3547267"/>
             <wp:effectExtent b="0" l="0" r="0" t="0"/>
-            <wp:docPr descr="" title="" id="65" name="Picture"/>
+            <wp:docPr descr="" title="" id="67" name="Picture"/>
             <a:graphic>
               <a:graphicData uri="http://schemas.openxmlformats.org/drawingml/2006/picture">
                 <pic:pic>
                   <pic:nvPicPr>
-                    <pic:cNvPr descr="/home/claude/rag-embed-transfer/paper_figures/out/fig2_hit_vs_em.png" id="66" name="Picture"/>
+                    <pic:cNvPr descr="/home/claude/rag-embed-transfer/paper_figures/out/fig2_hit_vs_em.png" id="68" name="Picture"/>
                     <pic:cNvPicPr>
                       <a:picLocks noChangeArrowheads="1" noChangeAspect="1"/>
                     </pic:cNvPicPr>
                   </pic:nvPicPr>
                   <pic:blipFill>
-                    <a:blip r:embed="rId64"/>
+                    <a:blip r:embed="rId66"/>
                     <a:stretch>
                       <a:fillRect/>
                     </a:stretch>
@@ -8739,18 +9057,18 @@
           <wp:inline>
             <wp:extent cx="5334000" cy="1897522"/>
             <wp:effectExtent b="0" l="0" r="0" t="0"/>
-            <wp:docPr descr="" title="" id="68" name="Picture"/>
+            <wp:docPr descr="" title="" id="70" name="Picture"/>
             <a:graphic>
               <a:graphicData uri="http://schemas.openxmlformats.org/drawingml/2006/picture">
                 <pic:pic>
                   <pic:nvPicPr>
-                    <pic:cNvPr descr="/home/claude/rag-embed-transfer/paper_figures/out/fig1_transfer_ratios.png" id="69" name="Picture"/>
+                    <pic:cNvPr descr="/home/claude/rag-embed-transfer/paper_figures/out/fig1_transfer_ratios.png" id="71" name="Picture"/>
                     <pic:cNvPicPr>
                       <a:picLocks noChangeArrowheads="1" noChangeAspect="1"/>
                     </pic:cNvPicPr>
                   </pic:nvPicPr>
                   <pic:blipFill>
-                    <a:blip r:embed="rId67"/>
+                    <a:blip r:embed="rId69"/>
                     <a:stretch>
                       <a:fillRect/>
                     </a:stretch>
@@ -10706,8 +11024,8 @@
         <w:t xml:space="preserve">points or not significant after Holm). BM25 on NQ retrieves worse than MiniLM-L6, so its ratio describes a loss.</w:t>
       </w:r>
     </w:p>
-    <w:bookmarkEnd w:id="70"/>
-    <w:bookmarkStart w:id="71" w:name="sec:res-sens"/>
+    <w:bookmarkEnd w:id="72"/>
+    <w:bookmarkStart w:id="73" w:name="sec:res-sens"/>
     <w:p>
       <w:pPr>
         <w:pStyle w:val="Heading2"/>
@@ -11667,17 +11985,1511 @@
         <w:t xml:space="preserve">passages read (Qwen reader, NQ only; exploratory, without the reporting rule).</w:t>
       </w:r>
     </w:p>
-    <w:bookmarkEnd w:id="71"/>
-    <w:bookmarkStart w:id="79" w:name="sec:res-decomp"/>
+    <w:bookmarkEnd w:id="73"/>
+    <w:bookmarkStart w:id="77" w:name="sec:res-full"/>
     <w:p>
       <w:pPr>
         <w:pStyle w:val="Heading2"/>
       </w:pPr>
       <w:r>
+        <w:t xml:space="preserve">Do the NQ ratios hold on the full corpus?</w:t>
+      </w:r>
+    </w:p>
+    <w:p>
+      <w:pPr>
+        <w:pStyle w:val="FirstParagraph"/>
+      </w:pPr>
+      <w:r>
+        <w:t xml:space="preserve">All results so far use the 300,000-passage sub-corpus, which favours the dense encoders relative to BM25. In Phase 3 both readers answered the NQ generation queries from retrieval on the full corpus of 2,681,468 passages (Table </w:t>
+      </w:r>
+      <w:hyperlink w:anchor="tab:fullreader">
+        <w:r>
+          <w:rPr>
+            <w:rStyle w:val="Hyperlink"/>
+          </w:rPr>
+          <w:t xml:space="preserve">[tab:fullreader]</w:t>
+        </w:r>
+      </w:hyperlink>
+      <w:r>
+        <w:t xml:space="preserve"> </w:t>
+      </w:r>
+      <w:r>
+        <w:t xml:space="preserve">and Fig. </w:t>
+      </w:r>
+      <w:hyperlink w:anchor="fig:fulltransfer">
+        <w:r>
+          <w:rPr>
+            <w:rStyle w:val="Hyperlink"/>
+          </w:rPr>
+          <w:t xml:space="preserve">6</w:t>
+        </w:r>
+      </w:hyperlink>
+      <w:r>
+        <w:t xml:space="preserve">). On the full corpus the dense encoders lost 0.089–0.100 in Hit@5 and 0.018–0.028 in EM (all Holm-adjusted</w:t>
+      </w:r>
+      <w:r>
+        <w:t xml:space="preserve"> </w:t>
+      </w:r>
+      <m:oMath>
+        <m:r>
+          <m:t>p</m:t>
+        </m:r>
+        <m:r>
+          <m:rPr>
+            <m:sty m:val="p"/>
+          </m:rPr>
+          <m:t>≤</m:t>
+        </m:r>
+      </m:oMath>
+      <w:r>
+        <w:t xml:space="preserve"> </w:t>
+      </w:r>
+      <w:r>
+        <w:t xml:space="preserve">0.014). BM25 kept its Hit@5, and its EM changed by no detectable amount (−0.005 to −0.001;</w:t>
+      </w:r>
+      <w:r>
+        <w:t xml:space="preserve"> </w:t>
+      </w:r>
+      <m:oMath>
+        <m:r>
+          <m:t>p</m:t>
+        </m:r>
+        <m:r>
+          <m:rPr>
+            <m:sty m:val="p"/>
+          </m:rPr>
+          <m:t>≥</m:t>
+        </m:r>
+      </m:oMath>
+      <w:r>
+        <w:t xml:space="preserve"> </w:t>
+      </w:r>
+      <w:r>
+        <w:t xml:space="preserve">0.16).</w:t>
+      </w:r>
+    </w:p>
+    <w:p>
+      <w:pPr>
+        <w:pStyle w:val="BodyText"/>
+      </w:pPr>
+      <w:r>
+        <w:t xml:space="preserve">The transfer ratios hardly moved. With e5-base-v2,</w:t>
+      </w:r>
+      <w:r>
+        <w:t xml:space="preserve"> </w:t>
+      </w:r>
+      <m:oMath>
+        <m:r>
+          <m:t>T</m:t>
+        </m:r>
+      </m:oMath>
+      <w:r>
+        <w:t xml:space="preserve"> </w:t>
+      </w:r>
+      <w:r>
+        <w:t xml:space="preserve">was 0.233 [0.13, 0.33] with Qwen, inside its sub-corpus interval [0.147, 0.356], and 0.195 [0.09, 0.30] with Llama, inside [0.053, 0.265]. The paired differences from the sub-corpus ratios were −0.02 [−0.12, +0.09] and +0.04 [−0.06, +0.14]. The bge-small ratios were 0.15 [−0.12, 0.40] and 0.22 [−0.05, 0.48]; as on the sub-corpus, their intervals included zero. Every dense upper bound stayed below 1 (largest 0.483), so P7 and P8 were met for both readers. Against BM25, the dense ratios were 0.33–0.38 on the full corpus and 0.29–0.34 on the sub-corpus.</w:t>
+      </w:r>
+    </w:p>
+    <w:p>
+      <w:pPr>
+        <w:pStyle w:val="BodyText"/>
+      </w:pPr>
+      <w:r>
+        <w:t xml:space="preserve">The query-level accounting also kept its shape. Queries that moved from miss to hit contributed +0.043 to +0.062 to the EM gain, those that hit under both retrievers −0.020 to −0.011 (interval below zero in 3 of 4 encoder–reader pairs) and those that lost their hit −0.022 to −0.010. In a comparison that was not pre-specified, the full corpus cost the three dense encoders 0.20–0.28 EM points per Hit@5 point lost, about the size of the transfer ratios themselves. At most 1.0% of the full-corpus outputs could not be parsed.</w:t>
+      </w:r>
+    </w:p>
+    <w:p>
+      <w:pPr>
+        <w:pStyle w:val="CaptionedFigure"/>
+      </w:pPr>
+      <w:r>
+        <w:drawing>
+          <wp:inline>
+            <wp:extent cx="2959100" cy="1663700"/>
+            <wp:effectExtent b="0" l="0" r="0" t="0"/>
+            <wp:docPr descr="" title="" id="75" name="Picture"/>
+            <a:graphic>
+              <a:graphicData uri="http://schemas.openxmlformats.org/drawingml/2006/picture">
+                <pic:pic>
+                  <pic:nvPicPr>
+                    <pic:cNvPr descr="figs/fig13_fullcorpus_T.pdf" id="76" name="Picture"/>
+                    <pic:cNvPicPr>
+                      <a:picLocks noChangeArrowheads="1" noChangeAspect="1"/>
+                    </pic:cNvPicPr>
+                  </pic:nvPicPr>
+                  <pic:blipFill>
+                    <a:blip r:embed="rId74"/>
+                    <a:stretch>
+                      <a:fillRect/>
+                    </a:stretch>
+                  </pic:blipFill>
+                  <pic:spPr bwMode="auto">
+                    <a:xfrm>
+                      <a:off x="0" y="0"/>
+                      <a:ext cx="2959100" cy="1663700"/>
+                    </a:xfrm>
+                    <a:prstGeom prst="rect">
+                      <a:avLst/>
+                    </a:prstGeom>
+                    <a:noFill/>
+                    <a:ln w="9525">
+                      <a:noFill/>
+                      <a:headEnd/>
+                      <a:tailEnd/>
+                    </a:ln>
+                  </pic:spPr>
+                </pic:pic>
+              </a:graphicData>
+            </a:graphic>
+          </wp:inline>
+        </w:drawing>
+      </w:r>
+    </w:p>
+    <w:p>
+      <w:pPr>
+        <w:pStyle w:val="ImageCaption"/>
+      </w:pPr>
+      <w:r>
+        <w:t xml:space="preserve">NQ transfer ratios against MiniLM-L6 on the sub-corpus (open circles) and on the full corpus (filled squares), with 95% bootstrap intervals; 2,255 queries,</w:t>
+      </w:r>
+      <w:r>
+        <w:t xml:space="preserve"> </w:t>
+      </w:r>
+      <m:oMath>
+        <m:r>
+          <m:t>k</m:t>
+        </m:r>
+        <m:r>
+          <m:rPr>
+            <m:sty m:val="p"/>
+          </m:rPr>
+          <m:t>=</m:t>
+        </m:r>
+        <m:r>
+          <m:t>5</m:t>
+        </m:r>
+      </m:oMath>
+      <w:r>
+        <w:t xml:space="preserve">. The dashed line marks</w:t>
+      </w:r>
+      <w:r>
+        <w:t xml:space="preserve"> </w:t>
+      </w:r>
+      <m:oMath>
+        <m:r>
+          <m:t>T</m:t>
+        </m:r>
+        <m:r>
+          <m:rPr>
+            <m:sty m:val="p"/>
+          </m:rPr>
+          <m:t>=</m:t>
+        </m:r>
+        <m:r>
+          <m:t>1</m:t>
+        </m:r>
+      </m:oMath>
+      <w:r>
+        <w:t xml:space="preserve">.</w:t>
+      </w:r>
+    </w:p>
+    <w:tbl>
+      <w:tblPr>
+        <w:tblStyle w:val="Table"/>
+        <w:tblW w:type="auto" w:w="0"/>
+        <w:tblLook w:firstRow="1" w:lastRow="0" w:firstColumn="0" w:lastColumn="0" w:noHBand="0" w:noVBand="0" w:val="0020"/>
+        <w:jc w:val="start"/>
+      </w:tblPr>
+      <w:tblGrid>
+        <w:gridCol w:w="880"/>
+        <w:gridCol w:w="880"/>
+        <w:gridCol w:w="880"/>
+        <w:gridCol w:w="880"/>
+        <w:gridCol w:w="880"/>
+        <w:gridCol w:w="880"/>
+        <w:gridCol w:w="880"/>
+        <w:gridCol w:w="880"/>
+        <w:gridCol w:w="880"/>
+      </w:tblGrid>
+      <w:tr>
+        <w:trPr>
+          <w:tblHeader w:val="true"/>
+        </w:trPr>
+        <w:tc>
+          <w:tcPr/>
+          <w:p>
+            <w:pPr>
+              <w:pStyle w:val="Compact"/>
+            </w:pPr>
+          </w:p>
+        </w:tc>
+        <w:tc>
+          <w:tcPr>
+            <w:gridSpan w:val="2"/>
+          </w:tcPr>
+          <w:p>
+            <w:pPr>
+              <w:pStyle w:val="Compact"/>
+              <w:jc w:val="center"/>
+            </w:pPr>
+            <w:r>
+              <w:t xml:space="preserve">Hit@5</w:t>
+            </w:r>
+          </w:p>
+        </w:tc>
+        <w:tc>
+          <w:tcPr>
+            <w:gridSpan w:val="2"/>
+          </w:tcPr>
+          <w:p>
+            <w:pPr>
+              <w:pStyle w:val="Compact"/>
+              <w:jc w:val="center"/>
+            </w:pPr>
+            <w:r>
+              <w:t xml:space="preserve">EM</w:t>
+            </w:r>
+          </w:p>
+        </w:tc>
+        <w:tc>
+          <w:tcPr/>
+          <w:p>
+            <w:pPr>
+              <w:pStyle w:val="Compact"/>
+            </w:pPr>
+          </w:p>
+        </w:tc>
+        <w:tc>
+          <w:tcPr/>
+          <w:p>
+            <w:pPr>
+              <w:pStyle w:val="Compact"/>
+            </w:pPr>
+          </w:p>
+        </w:tc>
+        <w:tc>
+          <w:tcPr>
+            <w:gridSpan w:val="2"/>
+          </w:tcPr>
+          <w:p>
+            <w:pPr>
+              <w:pStyle w:val="Compact"/>
+              <w:jc w:val="center"/>
+            </w:pPr>
+            <m:oMath>
+              <m:r>
+                <m:t>T</m:t>
+              </m:r>
+            </m:oMath>
+            <w:r>
+              <w:t xml:space="preserve"> </w:t>
+            </w:r>
+            <w:r>
+              <w:t xml:space="preserve">vs MiniLM-L6 [95% CI]</w:t>
+            </w:r>
+          </w:p>
+        </w:tc>
+      </w:tr>
+      <w:tr>
+        <w:tc>
+          <w:tcPr/>
+          <w:p>
+            <w:pPr>
+              <w:pStyle w:val="Compact"/>
+              <w:jc w:val="left"/>
+            </w:pPr>
+            <w:r>
+              <w:t xml:space="preserve">2-3</w:t>
+            </w:r>
+            <w:r>
+              <w:t xml:space="preserve">(lr)</w:t>
+            </w:r>
+            <w:r>
+              <w:t xml:space="preserve">4-5</w:t>
+            </w:r>
+            <w:r>
+              <w:t xml:space="preserve">(lr)</w:t>
+            </w:r>
+            <w:r>
+              <w:t xml:space="preserve">8-9</w:t>
+            </w:r>
+            <w:r>
+              <w:t xml:space="preserve"> </w:t>
+            </w:r>
+            <w:r>
+              <w:t xml:space="preserve">Retriever</w:t>
+            </w:r>
+          </w:p>
+        </w:tc>
+        <w:tc>
+          <w:tcPr/>
+          <w:p>
+            <w:pPr>
+              <w:pStyle w:val="Compact"/>
+              <w:jc w:val="center"/>
+            </w:pPr>
+            <w:r>
+              <w:t xml:space="preserve">sub</w:t>
+            </w:r>
+          </w:p>
+        </w:tc>
+        <w:tc>
+          <w:tcPr/>
+          <w:p>
+            <w:pPr>
+              <w:pStyle w:val="Compact"/>
+              <w:jc w:val="center"/>
+            </w:pPr>
+            <w:r>
+              <w:t xml:space="preserve">full</w:t>
+            </w:r>
+          </w:p>
+        </w:tc>
+        <w:tc>
+          <w:tcPr/>
+          <w:p>
+            <w:pPr>
+              <w:pStyle w:val="Compact"/>
+              <w:jc w:val="center"/>
+            </w:pPr>
+            <w:r>
+              <w:t xml:space="preserve">sub</w:t>
+            </w:r>
+          </w:p>
+        </w:tc>
+        <w:tc>
+          <w:tcPr/>
+          <w:p>
+            <w:pPr>
+              <w:pStyle w:val="Compact"/>
+              <w:jc w:val="center"/>
+            </w:pPr>
+            <w:r>
+              <w:t xml:space="preserve">full</w:t>
+            </w:r>
+          </w:p>
+        </w:tc>
+        <w:tc>
+          <w:tcPr/>
+          <w:p>
+            <w:pPr>
+              <w:pStyle w:val="Compact"/>
+              <w:jc w:val="center"/>
+            </w:pPr>
+            <m:oMath>
+              <m:r>
+                <m:t>Δ</m:t>
+              </m:r>
+            </m:oMath>
+            <w:r>
+              <w:t xml:space="preserve">EM full</w:t>
+            </w:r>
+            <m:oMath>
+              <m:r>
+                <m:rPr>
+                  <m:sty m:val="p"/>
+                </m:rPr>
+                <m:t>−</m:t>
+              </m:r>
+            </m:oMath>
+            <w:r>
+              <w:t xml:space="preserve">sub</w:t>
+            </w:r>
+          </w:p>
+        </w:tc>
+        <w:tc>
+          <w:tcPr/>
+          <w:p>
+            <w:pPr>
+              <w:pStyle w:val="Compact"/>
+              <w:jc w:val="center"/>
+            </w:pPr>
+            <m:oMath>
+              <m:sSub>
+                <m:e>
+                  <m:r>
+                    <m:t>p</m:t>
+                  </m:r>
+                </m:e>
+                <m:sub>
+                  <m:r>
+                    <m:rPr>
+                      <m:nor/>
+                      <m:sty m:val="p"/>
+                    </m:rPr>
+                    <m:t>Holm</m:t>
+                  </m:r>
+                </m:sub>
+              </m:sSub>
+            </m:oMath>
+          </w:p>
+        </w:tc>
+        <w:tc>
+          <w:tcPr/>
+          <w:p>
+            <w:pPr>
+              <w:pStyle w:val="Compact"/>
+              <w:jc w:val="left"/>
+            </w:pPr>
+            <w:r>
+              <w:t xml:space="preserve">sub</w:t>
+            </w:r>
+          </w:p>
+        </w:tc>
+        <w:tc>
+          <w:tcPr/>
+          <w:p>
+            <w:pPr>
+              <w:pStyle w:val="Compact"/>
+              <w:jc w:val="left"/>
+            </w:pPr>
+            <w:r>
+              <w:t xml:space="preserve">full</w:t>
+            </w:r>
+          </w:p>
+        </w:tc>
+      </w:tr>
+      <w:tr>
+        <w:tc>
+          <w:tcPr>
+            <w:gridSpan w:val="9"/>
+          </w:tcPr>
+          <w:p>
+            <w:pPr>
+              <w:pStyle w:val="Compact"/>
+              <w:jc w:val="left"/>
+            </w:pPr>
+            <w:r>
+              <w:rPr>
+                <w:iCs/>
+                <w:i/>
+              </w:rPr>
+              <w:t xml:space="preserve">Qwen2.5-7B</w:t>
+            </w:r>
+          </w:p>
+        </w:tc>
+      </w:tr>
+      <w:tr>
+        <w:tc>
+          <w:tcPr/>
+          <w:p>
+            <w:pPr>
+              <w:pStyle w:val="Compact"/>
+              <w:jc w:val="left"/>
+            </w:pPr>
+            <w:r>
+              <w:t xml:space="preserve">BM25</w:t>
+            </w:r>
+          </w:p>
+        </w:tc>
+        <w:tc>
+          <w:tcPr/>
+          <w:p>
+            <w:pPr>
+              <w:pStyle w:val="Compact"/>
+              <w:jc w:val="center"/>
+            </w:pPr>
+            <w:r>
+              <w:t xml:space="preserve">0.363</w:t>
+            </w:r>
+          </w:p>
+        </w:tc>
+        <w:tc>
+          <w:tcPr/>
+          <w:p>
+            <w:pPr>
+              <w:pStyle w:val="Compact"/>
+              <w:jc w:val="center"/>
+            </w:pPr>
+            <w:r>
+              <w:t xml:space="preserve">0.364</w:t>
+            </w:r>
+          </w:p>
+        </w:tc>
+        <w:tc>
+          <w:tcPr/>
+          <w:p>
+            <w:pPr>
+              <w:pStyle w:val="Compact"/>
+              <w:jc w:val="center"/>
+            </w:pPr>
+            <w:r>
+              <w:t xml:space="preserve">0.360</w:t>
+            </w:r>
+          </w:p>
+        </w:tc>
+        <w:tc>
+          <w:tcPr/>
+          <w:p>
+            <w:pPr>
+              <w:pStyle w:val="Compact"/>
+              <w:jc w:val="center"/>
+            </w:pPr>
+            <w:r>
+              <w:t xml:space="preserve">0.358</w:t>
+            </w:r>
+          </w:p>
+        </w:tc>
+        <w:tc>
+          <w:tcPr/>
+          <w:p>
+            <w:pPr>
+              <w:pStyle w:val="Compact"/>
+              <w:jc w:val="center"/>
+            </w:pPr>
+            <w:r>
+              <w:t xml:space="preserve">−0.001</w:t>
+            </w:r>
+          </w:p>
+        </w:tc>
+        <w:tc>
+          <w:tcPr/>
+          <w:p>
+            <w:pPr>
+              <w:pStyle w:val="Compact"/>
+              <w:jc w:val="center"/>
+            </w:pPr>
+            <w:r>
+              <w:t xml:space="preserve">0.798</w:t>
+            </w:r>
+          </w:p>
+        </w:tc>
+        <w:tc>
+          <w:tcPr/>
+          <w:p>
+            <w:pPr>
+              <w:pStyle w:val="Compact"/>
+              <w:jc w:val="left"/>
+            </w:pPr>
+            <w:r>
+              <w:t xml:space="preserve">0.37 [0.31, 0.43]</w:t>
+            </w:r>
+          </w:p>
+        </w:tc>
+        <w:tc>
+          <w:tcPr/>
+          <w:p>
+            <w:pPr>
+              <w:pStyle w:val="Compact"/>
+              <w:jc w:val="left"/>
+            </w:pPr>
+            <w:r>
+              <w:t xml:space="preserve">0.44 [0.35, 0.53]</w:t>
+            </w:r>
+          </w:p>
+        </w:tc>
+      </w:tr>
+      <w:tr>
+        <w:tc>
+          <w:tcPr/>
+          <w:p>
+            <w:pPr>
+              <w:pStyle w:val="Compact"/>
+              <w:jc w:val="left"/>
+            </w:pPr>
+            <w:r>
+              <w:t xml:space="preserve">MiniLM-L6</w:t>
+            </w:r>
+          </w:p>
+        </w:tc>
+        <w:tc>
+          <w:tcPr/>
+          <w:p>
+            <w:pPr>
+              <w:pStyle w:val="Compact"/>
+              <w:jc w:val="center"/>
+            </w:pPr>
+            <w:r>
+              <w:t xml:space="preserve">0.664</w:t>
+            </w:r>
+          </w:p>
+        </w:tc>
+        <w:tc>
+          <w:tcPr/>
+          <w:p>
+            <w:pPr>
+              <w:pStyle w:val="Compact"/>
+              <w:jc w:val="center"/>
+            </w:pPr>
+            <w:r>
+              <w:t xml:space="preserve">0.564</w:t>
+            </w:r>
+          </w:p>
+        </w:tc>
+        <w:tc>
+          <w:tcPr/>
+          <w:p>
+            <w:pPr>
+              <w:pStyle w:val="Compact"/>
+              <w:jc w:val="center"/>
+            </w:pPr>
+            <w:r>
+              <w:t xml:space="preserve">0.471</w:t>
+            </w:r>
+          </w:p>
+        </w:tc>
+        <w:tc>
+          <w:tcPr/>
+          <w:p>
+            <w:pPr>
+              <w:pStyle w:val="Compact"/>
+              <w:jc w:val="center"/>
+            </w:pPr>
+            <w:r>
+              <w:t xml:space="preserve">0.446</w:t>
+            </w:r>
+          </w:p>
+        </w:tc>
+        <w:tc>
+          <w:tcPr/>
+          <w:p>
+            <w:pPr>
+              <w:pStyle w:val="Compact"/>
+              <w:jc w:val="center"/>
+            </w:pPr>
+            <w:r>
+              <w:t xml:space="preserve">−0.025</w:t>
+            </w:r>
+          </w:p>
+        </w:tc>
+        <w:tc>
+          <w:tcPr/>
+          <w:p>
+            <w:pPr>
+              <w:pStyle w:val="Compact"/>
+              <w:jc w:val="center"/>
+            </w:pPr>
+            <m:oMath>
+              <m:r>
+                <m:rPr>
+                  <m:sty m:val="p"/>
+                </m:rPr>
+                <m:t>&lt;</m:t>
+              </m:r>
+            </m:oMath>
+            <w:r>
+              <w:t xml:space="preserve">0.001</w:t>
+            </w:r>
+          </w:p>
+        </w:tc>
+        <w:tc>
+          <w:tcPr/>
+          <w:p>
+            <w:pPr>
+              <w:pStyle w:val="Compact"/>
+              <w:jc w:val="left"/>
+            </w:pPr>
+            <w:r>
+              <w:t xml:space="preserve">–</w:t>
+            </w:r>
+          </w:p>
+        </w:tc>
+        <w:tc>
+          <w:tcPr/>
+          <w:p>
+            <w:pPr>
+              <w:pStyle w:val="Compact"/>
+              <w:jc w:val="left"/>
+            </w:pPr>
+            <w:r>
+              <w:t xml:space="preserve">–</w:t>
+            </w:r>
+          </w:p>
+        </w:tc>
+      </w:tr>
+      <w:tr>
+        <w:tc>
+          <w:tcPr/>
+          <w:p>
+            <w:pPr>
+              <w:pStyle w:val="Compact"/>
+              <w:jc w:val="left"/>
+            </w:pPr>
+            <w:r>
+              <w:t xml:space="preserve">bge-small</w:t>
+            </w:r>
+          </w:p>
+        </w:tc>
+        <w:tc>
+          <w:tcPr/>
+          <w:p>
+            <w:pPr>
+              <w:pStyle w:val="Compact"/>
+              <w:jc w:val="center"/>
+            </w:pPr>
+            <w:r>
+              <w:t xml:space="preserve">0.729</w:t>
+            </w:r>
+          </w:p>
+        </w:tc>
+        <w:tc>
+          <w:tcPr/>
+          <w:p>
+            <w:pPr>
+              <w:pStyle w:val="Compact"/>
+              <w:jc w:val="center"/>
+            </w:pPr>
+            <w:r>
+              <w:t xml:space="preserve">0.630</w:t>
+            </w:r>
+          </w:p>
+        </w:tc>
+        <w:tc>
+          <w:tcPr/>
+          <w:p>
+            <w:pPr>
+              <w:pStyle w:val="Compact"/>
+              <w:jc w:val="center"/>
+            </w:pPr>
+            <w:r>
+              <w:t xml:space="preserve">0.484</w:t>
+            </w:r>
+          </w:p>
+        </w:tc>
+        <w:tc>
+          <w:tcPr/>
+          <w:p>
+            <w:pPr>
+              <w:pStyle w:val="Compact"/>
+              <w:jc w:val="center"/>
+            </w:pPr>
+            <w:r>
+              <w:t xml:space="preserve">0.456</w:t>
+            </w:r>
+          </w:p>
+        </w:tc>
+        <w:tc>
+          <w:tcPr/>
+          <w:p>
+            <w:pPr>
+              <w:pStyle w:val="Compact"/>
+              <w:jc w:val="center"/>
+            </w:pPr>
+            <w:r>
+              <w:t xml:space="preserve">−0.028</w:t>
+            </w:r>
+          </w:p>
+        </w:tc>
+        <w:tc>
+          <w:tcPr/>
+          <w:p>
+            <w:pPr>
+              <w:pStyle w:val="Compact"/>
+              <w:jc w:val="center"/>
+            </w:pPr>
+            <m:oMath>
+              <m:r>
+                <m:rPr>
+                  <m:sty m:val="p"/>
+                </m:rPr>
+                <m:t>&lt;</m:t>
+              </m:r>
+            </m:oMath>
+            <w:r>
+              <w:t xml:space="preserve">0.001</w:t>
+            </w:r>
+          </w:p>
+        </w:tc>
+        <w:tc>
+          <w:tcPr/>
+          <w:p>
+            <w:pPr>
+              <w:pStyle w:val="Compact"/>
+              <w:jc w:val="left"/>
+            </w:pPr>
+            <w:r>
+              <w:t xml:space="preserve">0.19 [−0.07, 0.44]</w:t>
+            </w:r>
+          </w:p>
+        </w:tc>
+        <w:tc>
+          <w:tcPr/>
+          <w:p>
+            <w:pPr>
+              <w:pStyle w:val="Compact"/>
+              <w:jc w:val="left"/>
+            </w:pPr>
+            <w:r>
+              <w:t xml:space="preserve">0.15 [−0.12, 0.40]</w:t>
+            </w:r>
+          </w:p>
+        </w:tc>
+      </w:tr>
+      <w:tr>
+        <w:tc>
+          <w:tcPr/>
+          <w:p>
+            <w:pPr>
+              <w:pStyle w:val="Compact"/>
+              <w:jc w:val="left"/>
+            </w:pPr>
+            <w:r>
+              <w:t xml:space="preserve">e5-base-v2</w:t>
+            </w:r>
+          </w:p>
+        </w:tc>
+        <w:tc>
+          <w:tcPr/>
+          <w:p>
+            <w:pPr>
+              <w:pStyle w:val="Compact"/>
+              <w:jc w:val="center"/>
+            </w:pPr>
+            <w:r>
+              <w:t xml:space="preserve">0.816</w:t>
+            </w:r>
+          </w:p>
+        </w:tc>
+        <w:tc>
+          <w:tcPr/>
+          <w:p>
+            <w:pPr>
+              <w:pStyle w:val="Compact"/>
+              <w:jc w:val="center"/>
+            </w:pPr>
+            <w:r>
+              <w:t xml:space="preserve">0.728</w:t>
+            </w:r>
+          </w:p>
+        </w:tc>
+        <w:tc>
+          <w:tcPr/>
+          <w:p>
+            <w:pPr>
+              <w:pStyle w:val="Compact"/>
+              <w:jc w:val="center"/>
+            </w:pPr>
+            <w:r>
+              <w:t xml:space="preserve">0.510</w:t>
+            </w:r>
+          </w:p>
+        </w:tc>
+        <w:tc>
+          <w:tcPr/>
+          <w:p>
+            <w:pPr>
+              <w:pStyle w:val="Compact"/>
+              <w:jc w:val="center"/>
+            </w:pPr>
+            <w:r>
+              <w:t xml:space="preserve">0.484</w:t>
+            </w:r>
+          </w:p>
+        </w:tc>
+        <w:tc>
+          <w:tcPr/>
+          <w:p>
+            <w:pPr>
+              <w:pStyle w:val="Compact"/>
+              <w:jc w:val="center"/>
+            </w:pPr>
+            <w:r>
+              <w:t xml:space="preserve">−0.025</w:t>
+            </w:r>
+          </w:p>
+        </w:tc>
+        <w:tc>
+          <w:tcPr/>
+          <w:p>
+            <w:pPr>
+              <w:pStyle w:val="Compact"/>
+              <w:jc w:val="center"/>
+            </w:pPr>
+            <m:oMath>
+              <m:r>
+                <m:rPr>
+                  <m:sty m:val="p"/>
+                </m:rPr>
+                <m:t>&lt;</m:t>
+              </m:r>
+            </m:oMath>
+            <w:r>
+              <w:t xml:space="preserve">0.001</w:t>
+            </w:r>
+          </w:p>
+        </w:tc>
+        <w:tc>
+          <w:tcPr/>
+          <w:p>
+            <w:pPr>
+              <w:pStyle w:val="Compact"/>
+              <w:jc w:val="left"/>
+            </w:pPr>
+            <w:r>
+              <w:t xml:space="preserve">0.25 [0.15, 0.36]</w:t>
+            </w:r>
+          </w:p>
+        </w:tc>
+        <w:tc>
+          <w:tcPr/>
+          <w:p>
+            <w:pPr>
+              <w:pStyle w:val="Compact"/>
+              <w:jc w:val="left"/>
+            </w:pPr>
+            <w:r>
+              <w:t xml:space="preserve">0.23 [0.13, 0.33]</w:t>
+            </w:r>
+          </w:p>
+        </w:tc>
+      </w:tr>
+      <w:tr>
+        <w:tc>
+          <w:tcPr>
+            <w:gridSpan w:val="9"/>
+          </w:tcPr>
+          <w:p>
+            <w:pPr>
+              <w:pStyle w:val="Compact"/>
+              <w:jc w:val="left"/>
+            </w:pPr>
+            <w:r>
+              <w:rPr>
+                <w:iCs/>
+                <w:i/>
+              </w:rPr>
+              <w:t xml:space="preserve">Llama-3.1-8B</w:t>
+            </w:r>
+          </w:p>
+        </w:tc>
+      </w:tr>
+      <w:tr>
+        <w:tc>
+          <w:tcPr/>
+          <w:p>
+            <w:pPr>
+              <w:pStyle w:val="Compact"/>
+              <w:jc w:val="left"/>
+            </w:pPr>
+            <w:r>
+              <w:t xml:space="preserve">BM25</w:t>
+            </w:r>
+          </w:p>
+        </w:tc>
+        <w:tc>
+          <w:tcPr/>
+          <w:p>
+            <w:pPr>
+              <w:pStyle w:val="Compact"/>
+              <w:jc w:val="center"/>
+            </w:pPr>
+            <w:r>
+              <w:t xml:space="preserve">0.363</w:t>
+            </w:r>
+          </w:p>
+        </w:tc>
+        <w:tc>
+          <w:tcPr/>
+          <w:p>
+            <w:pPr>
+              <w:pStyle w:val="Compact"/>
+              <w:jc w:val="center"/>
+            </w:pPr>
+            <w:r>
+              <w:t xml:space="preserve">0.364</w:t>
+            </w:r>
+          </w:p>
+        </w:tc>
+        <w:tc>
+          <w:tcPr/>
+          <w:p>
+            <w:pPr>
+              <w:pStyle w:val="Compact"/>
+              <w:jc w:val="center"/>
+            </w:pPr>
+            <w:r>
+              <w:t xml:space="preserve">0.340</w:t>
+            </w:r>
+          </w:p>
+        </w:tc>
+        <w:tc>
+          <w:tcPr/>
+          <w:p>
+            <w:pPr>
+              <w:pStyle w:val="Compact"/>
+              <w:jc w:val="center"/>
+            </w:pPr>
+            <w:r>
+              <w:t xml:space="preserve">0.335</w:t>
+            </w:r>
+          </w:p>
+        </w:tc>
+        <w:tc>
+          <w:tcPr/>
+          <w:p>
+            <w:pPr>
+              <w:pStyle w:val="Compact"/>
+              <w:jc w:val="center"/>
+            </w:pPr>
+            <w:r>
+              <w:t xml:space="preserve">−0.005</w:t>
+            </w:r>
+          </w:p>
+        </w:tc>
+        <w:tc>
+          <w:tcPr/>
+          <w:p>
+            <w:pPr>
+              <w:pStyle w:val="Compact"/>
+              <w:jc w:val="center"/>
+            </w:pPr>
+            <w:r>
+              <w:t xml:space="preserve">0.155</w:t>
+            </w:r>
+          </w:p>
+        </w:tc>
+        <w:tc>
+          <w:tcPr/>
+          <w:p>
+            <w:pPr>
+              <w:pStyle w:val="Compact"/>
+              <w:jc w:val="left"/>
+            </w:pPr>
+            <w:r>
+              <w:t xml:space="preserve">0.36 [0.30, 0.42]</w:t>
+            </w:r>
+          </w:p>
+        </w:tc>
+        <w:tc>
+          <w:tcPr/>
+          <w:p>
+            <w:pPr>
+              <w:pStyle w:val="Compact"/>
+              <w:jc w:val="left"/>
+            </w:pPr>
+            <w:r>
+              <w:t xml:space="preserve">0.44 [0.34, 0.54]</w:t>
+            </w:r>
+          </w:p>
+        </w:tc>
+      </w:tr>
+      <w:tr>
+        <w:tc>
+          <w:tcPr/>
+          <w:p>
+            <w:pPr>
+              <w:pStyle w:val="Compact"/>
+              <w:jc w:val="left"/>
+            </w:pPr>
+            <w:r>
+              <w:t xml:space="preserve">MiniLM-L6</w:t>
+            </w:r>
+          </w:p>
+        </w:tc>
+        <w:tc>
+          <w:tcPr/>
+          <w:p>
+            <w:pPr>
+              <w:pStyle w:val="Compact"/>
+              <w:jc w:val="center"/>
+            </w:pPr>
+            <w:r>
+              <w:t xml:space="preserve">0.664</w:t>
+            </w:r>
+          </w:p>
+        </w:tc>
+        <w:tc>
+          <w:tcPr/>
+          <w:p>
+            <w:pPr>
+              <w:pStyle w:val="Compact"/>
+              <w:jc w:val="center"/>
+            </w:pPr>
+            <w:r>
+              <w:t xml:space="preserve">0.564</w:t>
+            </w:r>
+          </w:p>
+        </w:tc>
+        <w:tc>
+          <w:tcPr/>
+          <w:p>
+            <w:pPr>
+              <w:pStyle w:val="Compact"/>
+              <w:jc w:val="center"/>
+            </w:pPr>
+            <w:r>
+              <w:t xml:space="preserve">0.448</w:t>
+            </w:r>
+          </w:p>
+        </w:tc>
+        <w:tc>
+          <w:tcPr/>
+          <w:p>
+            <w:pPr>
+              <w:pStyle w:val="Compact"/>
+              <w:jc w:val="center"/>
+            </w:pPr>
+            <w:r>
+              <w:t xml:space="preserve">0.423</w:t>
+            </w:r>
+          </w:p>
+        </w:tc>
+        <w:tc>
+          <w:tcPr/>
+          <w:p>
+            <w:pPr>
+              <w:pStyle w:val="Compact"/>
+              <w:jc w:val="center"/>
+            </w:pPr>
+            <w:r>
+              <w:t xml:space="preserve">−0.025</w:t>
+            </w:r>
+          </w:p>
+        </w:tc>
+        <w:tc>
+          <w:tcPr/>
+          <w:p>
+            <w:pPr>
+              <w:pStyle w:val="Compact"/>
+              <w:jc w:val="center"/>
+            </w:pPr>
+            <m:oMath>
+              <m:r>
+                <m:rPr>
+                  <m:sty m:val="p"/>
+                </m:rPr>
+                <m:t>&lt;</m:t>
+              </m:r>
+            </m:oMath>
+            <w:r>
+              <w:t xml:space="preserve">0.001</w:t>
+            </w:r>
+          </w:p>
+        </w:tc>
+        <w:tc>
+          <w:tcPr/>
+          <w:p>
+            <w:pPr>
+              <w:pStyle w:val="Compact"/>
+              <w:jc w:val="left"/>
+            </w:pPr>
+            <w:r>
+              <w:t xml:space="preserve">–</w:t>
+            </w:r>
+          </w:p>
+        </w:tc>
+        <w:tc>
+          <w:tcPr/>
+          <w:p>
+            <w:pPr>
+              <w:pStyle w:val="Compact"/>
+              <w:jc w:val="left"/>
+            </w:pPr>
+            <w:r>
+              <w:t xml:space="preserve">–</w:t>
+            </w:r>
+          </w:p>
+        </w:tc>
+      </w:tr>
+      <w:tr>
+        <w:tc>
+          <w:tcPr/>
+          <w:p>
+            <w:pPr>
+              <w:pStyle w:val="Compact"/>
+              <w:jc w:val="left"/>
+            </w:pPr>
+            <w:r>
+              <w:t xml:space="preserve">bge-small</w:t>
+            </w:r>
+          </w:p>
+        </w:tc>
+        <w:tc>
+          <w:tcPr/>
+          <w:p>
+            <w:pPr>
+              <w:pStyle w:val="Compact"/>
+              <w:jc w:val="center"/>
+            </w:pPr>
+            <w:r>
+              <w:t xml:space="preserve">0.729</w:t>
+            </w:r>
+          </w:p>
+        </w:tc>
+        <w:tc>
+          <w:tcPr/>
+          <w:p>
+            <w:pPr>
+              <w:pStyle w:val="Compact"/>
+              <w:jc w:val="center"/>
+            </w:pPr>
+            <w:r>
+              <w:t xml:space="preserve">0.630</w:t>
+            </w:r>
+          </w:p>
+        </w:tc>
+        <w:tc>
+          <w:tcPr/>
+          <w:p>
+            <w:pPr>
+              <w:pStyle w:val="Compact"/>
+              <w:jc w:val="center"/>
+            </w:pPr>
+            <w:r>
+              <w:t xml:space="preserve">0.460</w:t>
+            </w:r>
+          </w:p>
+        </w:tc>
+        <w:tc>
+          <w:tcPr/>
+          <w:p>
+            <w:pPr>
+              <w:pStyle w:val="Compact"/>
+              <w:jc w:val="center"/>
+            </w:pPr>
+            <w:r>
+              <w:t xml:space="preserve">0.437</w:t>
+            </w:r>
+          </w:p>
+        </w:tc>
+        <w:tc>
+          <w:tcPr/>
+          <w:p>
+            <w:pPr>
+              <w:pStyle w:val="Compact"/>
+              <w:jc w:val="center"/>
+            </w:pPr>
+            <w:r>
+              <w:t xml:space="preserve">−0.023</w:t>
+            </w:r>
+          </w:p>
+        </w:tc>
+        <w:tc>
+          <w:tcPr/>
+          <w:p>
+            <w:pPr>
+              <w:pStyle w:val="Compact"/>
+              <w:jc w:val="center"/>
+            </w:pPr>
+            <w:r>
+              <w:t xml:space="preserve">0.002</w:t>
+            </w:r>
+          </w:p>
+        </w:tc>
+        <w:tc>
+          <w:tcPr/>
+          <w:p>
+            <w:pPr>
+              <w:pStyle w:val="Compact"/>
+              <w:jc w:val="left"/>
+            </w:pPr>
+            <w:r>
+              <w:t xml:space="preserve">0.18 [−0.08, 0.43]</w:t>
+            </w:r>
+          </w:p>
+        </w:tc>
+        <w:tc>
+          <w:tcPr/>
+          <w:p>
+            <w:pPr>
+              <w:pStyle w:val="Compact"/>
+              <w:jc w:val="left"/>
+            </w:pPr>
+            <w:r>
+              <w:t xml:space="preserve">0.22 [−0.05, 0.48]</w:t>
+            </w:r>
+          </w:p>
+        </w:tc>
+      </w:tr>
+      <w:tr>
+        <w:tc>
+          <w:tcPr/>
+          <w:p>
+            <w:pPr>
+              <w:pStyle w:val="Compact"/>
+              <w:jc w:val="left"/>
+            </w:pPr>
+            <w:r>
+              <w:t xml:space="preserve">e5-base-v2</w:t>
+            </w:r>
+          </w:p>
+        </w:tc>
+        <w:tc>
+          <w:tcPr/>
+          <w:p>
+            <w:pPr>
+              <w:pStyle w:val="Compact"/>
+              <w:jc w:val="center"/>
+            </w:pPr>
+            <w:r>
+              <w:t xml:space="preserve">0.816</w:t>
+            </w:r>
+          </w:p>
+        </w:tc>
+        <w:tc>
+          <w:tcPr/>
+          <w:p>
+            <w:pPr>
+              <w:pStyle w:val="Compact"/>
+              <w:jc w:val="center"/>
+            </w:pPr>
+            <w:r>
+              <w:t xml:space="preserve">0.728</w:t>
+            </w:r>
+          </w:p>
+        </w:tc>
+        <w:tc>
+          <w:tcPr/>
+          <w:p>
+            <w:pPr>
+              <w:pStyle w:val="Compact"/>
+              <w:jc w:val="center"/>
+            </w:pPr>
+            <w:r>
+              <w:t xml:space="preserve">0.472</w:t>
+            </w:r>
+          </w:p>
+        </w:tc>
+        <w:tc>
+          <w:tcPr/>
+          <w:p>
+            <w:pPr>
+              <w:pStyle w:val="Compact"/>
+              <w:jc w:val="center"/>
+            </w:pPr>
+            <w:r>
+              <w:t xml:space="preserve">0.455</w:t>
+            </w:r>
+          </w:p>
+        </w:tc>
+        <w:tc>
+          <w:tcPr/>
+          <w:p>
+            <w:pPr>
+              <w:pStyle w:val="Compact"/>
+              <w:jc w:val="center"/>
+            </w:pPr>
+            <w:r>
+              <w:t xml:space="preserve">−0.018</w:t>
+            </w:r>
+          </w:p>
+        </w:tc>
+        <w:tc>
+          <w:tcPr/>
+          <w:p>
+            <w:pPr>
+              <w:pStyle w:val="Compact"/>
+              <w:jc w:val="center"/>
+            </w:pPr>
+            <w:r>
+              <w:t xml:space="preserve">0.014</w:t>
+            </w:r>
+          </w:p>
+        </w:tc>
+        <w:tc>
+          <w:tcPr/>
+          <w:p>
+            <w:pPr>
+              <w:pStyle w:val="Compact"/>
+              <w:jc w:val="left"/>
+            </w:pPr>
+            <w:r>
+              <w:t xml:space="preserve">0.16 [0.05, 0.26]</w:t>
+            </w:r>
+          </w:p>
+        </w:tc>
+        <w:tc>
+          <w:tcPr/>
+          <w:p>
+            <w:pPr>
+              <w:pStyle w:val="Compact"/>
+              <w:jc w:val="left"/>
+            </w:pPr>
+            <w:r>
+              <w:t xml:space="preserve">0.20 [0.09, 0.30]</w:t>
+            </w:r>
+          </w:p>
+        </w:tc>
+      </w:tr>
+    </w:tbl>
+    <w:p>
+      <w:pPr>
+        <w:pStyle w:val="BodyText"/>
+      </w:pPr>
+      <w:r>
+        <w:rPr>
+          <w:iCs/>
+          <w:i/>
+        </w:rPr>
+        <w:t xml:space="preserve">Sub-corpus values are those of Table </w:t>
+      </w:r>
+      <w:hyperlink w:anchor="tab:transfer">
+        <w:r>
+          <w:rPr>
+            <w:rStyle w:val="Hyperlink"/>
+            <w:iCs/>
+            <w:i/>
+          </w:rPr>
+          <w:t xml:space="preserve">[tab:transfer]</w:t>
+        </w:r>
+      </w:hyperlink>
+      <w:r>
+        <w:rPr>
+          <w:iCs/>
+          <w:i/>
+        </w:rPr>
+        <w:t xml:space="preserve">.</w:t>
+      </w:r>
+      <w:r>
+        <w:rPr>
+          <w:iCs/>
+          <w:i/>
+        </w:rPr>
+        <w:t xml:space="preserve"> </w:t>
+      </w:r>
+      <m:oMath>
+        <m:r>
+          <m:t>Δ</m:t>
+        </m:r>
+      </m:oMath>
+      <w:r>
+        <w:rPr>
+          <w:iCs/>
+          <w:i/>
+        </w:rPr>
+        <w:t xml:space="preserve">EM: paired difference full</w:t>
+      </w:r>
+      <w:r>
+        <w:rPr>
+          <w:iCs/>
+          <w:i/>
+        </w:rPr>
+        <w:t xml:space="preserve"> </w:t>
+      </w:r>
+      <m:oMath>
+        <m:r>
+          <m:rPr>
+            <m:sty m:val="p"/>
+          </m:rPr>
+          <m:t>−</m:t>
+        </m:r>
+      </m:oMath>
+      <w:r>
+        <w:rPr>
+          <w:iCs/>
+          <w:i/>
+        </w:rPr>
+        <w:t xml:space="preserve"> </w:t>
+      </w:r>
+      <w:r>
+        <w:rPr>
+          <w:iCs/>
+          <w:i/>
+        </w:rPr>
+        <w:t xml:space="preserve">sub (intervals in the repository), exact McNemar test, Holm over the four retrievers per reader. Full-corpus ratios use the reporting rule with Holm over the six pairs among the four retrievers. BM25’s ratio relates an EM loss to a Hit@5 loss.</w:t>
+      </w:r>
+    </w:p>
+    <w:bookmarkEnd w:id="77"/>
+    <w:bookmarkStart w:id="87" w:name="sec:res-decomp"/>
+    <w:p>
+      <w:pPr>
+        <w:pStyle w:val="Heading2"/>
+      </w:pPr>
+      <w:r>
         <w:t xml:space="preserve">Where the gain sits</w:t>
       </w:r>
     </w:p>
-    <w:bookmarkStart w:id="73" w:name="query-level-accounting-1"/>
+    <w:bookmarkStart w:id="78" w:name="query-level-accounting-1"/>
     <w:p>
       <w:pPr>
         <w:pStyle w:val="Heading4"/>
@@ -11764,7 +13576,39 @@
         <w:pStyle w:val="BodyText"/>
       </w:pPr>
       <w:r>
-        <w:t xml:space="preserve">These groups are defined by retrieval outcomes and are not randomised, so they describe where the EM gain sits, not why. The NQ pattern is consistent with sparse relevance labels and with answers the reader already knew, and the HotpotQA pattern with the second supporting passage being the useful one; neither reading was tested directly.</w:t>
+        <w:t xml:space="preserve">These groups are defined by retrieval outcomes and are not randomised, so they describe where the EM gain sits, not why. The NQ pattern is consistent with sparse relevance labels and with answers the reader already knew, and the HotpotQA pattern with the second supporting passage being the useful one.</w:t>
+      </w:r>
+    </w:p>
+    <w:bookmarkEnd w:id="78"/>
+    <w:bookmarkStart w:id="81" w:name="answer-strings-in-nq-misses"/>
+    <w:p>
+      <w:pPr>
+        <w:pStyle w:val="Heading4"/>
+      </w:pPr>
+      <w:r>
+        <w:t xml:space="preserve">Answer strings in NQ misses</w:t>
+      </w:r>
+    </w:p>
+    <w:p>
+      <w:pPr>
+        <w:pStyle w:val="FirstParagraph"/>
+      </w:pPr>
+      <w:r>
+        <w:t xml:space="preserve">Table </w:t>
+      </w:r>
+      <w:hyperlink w:anchor="tab:answerstr">
+        <w:r>
+          <w:rPr>
+            <w:rStyle w:val="Hyperlink"/>
+          </w:rPr>
+          <w:t xml:space="preserve">2</w:t>
+        </w:r>
+      </w:hyperlink>
+      <w:r>
+        <w:t xml:space="preserve"> </w:t>
+      </w:r>
+      <w:r>
+        <w:t xml:space="preserve">checks the label-sparsity reading for NQ. Among the Hit@5 misses of the dense encoders, 0.41–0.55 had a reference answer string in their top five passages on the sub-corpus (e5-base-v2: 0.50 [0.45, 0.55] of 414 misses) and 0.44–0.58 on the full corpus; for BM25 the share was 0.33. Among hits it was 0.92–0.94. The check is lexical and incomplete in both directions. A passage can mention the answer without supporting it, and the gold passages themselves contained an answer string for only 0.93 [0.92, 0.94] of the queries. Even so, a large part of what Hit@5 counts as a miss gave the reader a passage with the answer in it.</w:t>
       </w:r>
     </w:p>
     <w:tbl>
@@ -12493,7 +14337,7 @@
         <w:t xml:space="preserve">.</w:t>
       </w:r>
     </w:p>
-    <w:bookmarkStart w:id="72" w:name="tab:hpevidence"/>
+    <w:bookmarkStart w:id="79" w:name="tab:hpevidence"/>
     <w:p>
       <w:pPr>
         <w:pStyle w:val="TableCaption"/>
@@ -12742,7 +14586,7 @@
         </w:tc>
       </w:tr>
     </w:tbl>
-    <w:bookmarkEnd w:id="72"/>
+    <w:bookmarkEnd w:id="79"/>
     <w:p>
       <w:pPr>
         <w:pStyle w:val="BodyText"/>
@@ -12774,8 +14618,708 @@
         <w:t xml:space="preserve">EM exactly. Shares above 100% occur because the other two groups contribute small losses.</w:t>
       </w:r>
     </w:p>
-    <w:bookmarkEnd w:id="73"/>
-    <w:bookmarkStart w:id="77" w:name="decomposition-1"/>
+    <w:bookmarkStart w:id="80" w:name="tab:answerstr"/>
+    <w:p>
+      <w:pPr>
+        <w:pStyle w:val="TableCaption"/>
+      </w:pPr>
+      <w:r>
+        <w:t xml:space="preserve">Share of Hit@5 misses and hits whose top five passages contain a reference answer string (NQ, 2,255 generation queries).</w:t>
+      </w:r>
+    </w:p>
+    <w:tbl>
+      <w:tblPr>
+        <w:tblStyle w:val="Table"/>
+        <w:tblW w:type="auto" w:w="0"/>
+        <w:tblLook w:firstRow="1" w:lastRow="0" w:firstColumn="0" w:lastColumn="0" w:noHBand="0" w:noVBand="0" w:val="0020"/>
+        <w:jc w:val="start"/>
+        <w:tblCaption w:val="Share of Hit@5 misses and hits whose top five passages contain a reference answer string (NQ, 2,255 generation queries)."/>
+      </w:tblPr>
+      <w:tblGrid>
+        <w:gridCol w:w="1320"/>
+        <w:gridCol w:w="1320"/>
+        <w:gridCol w:w="1320"/>
+        <w:gridCol w:w="1320"/>
+        <w:gridCol w:w="1320"/>
+        <w:gridCol w:w="1320"/>
+      </w:tblGrid>
+      <w:tr>
+        <w:trPr>
+          <w:tblHeader w:val="true"/>
+        </w:trPr>
+        <w:tc>
+          <w:tcPr/>
+          <w:p>
+            <w:pPr>
+              <w:pStyle w:val="Compact"/>
+            </w:pPr>
+          </w:p>
+        </w:tc>
+        <w:tc>
+          <w:tcPr>
+            <w:gridSpan w:val="2"/>
+          </w:tcPr>
+          <w:p>
+            <w:pPr>
+              <w:pStyle w:val="Compact"/>
+              <w:jc w:val="center"/>
+            </w:pPr>
+            <w:r>
+              <w:t xml:space="preserve">Misses, sub-corpus</w:t>
+            </w:r>
+          </w:p>
+        </w:tc>
+        <w:tc>
+          <w:tcPr>
+            <w:gridSpan w:val="2"/>
+          </w:tcPr>
+          <w:p>
+            <w:pPr>
+              <w:pStyle w:val="Compact"/>
+              <w:jc w:val="center"/>
+            </w:pPr>
+            <w:r>
+              <w:t xml:space="preserve">Misses, full corpus</w:t>
+            </w:r>
+          </w:p>
+        </w:tc>
+        <w:tc>
+          <w:tcPr/>
+          <w:p>
+            <w:pPr>
+              <w:pStyle w:val="Compact"/>
+              <w:jc w:val="center"/>
+            </w:pPr>
+            <w:r>
+              <w:t xml:space="preserve">Hits, sub</w:t>
+            </w:r>
+          </w:p>
+        </w:tc>
+      </w:tr>
+      <w:tr>
+        <w:tc>
+          <w:tcPr/>
+          <w:p>
+            <w:pPr>
+              <w:pStyle w:val="Compact"/>
+              <w:jc w:val="left"/>
+            </w:pPr>
+            <w:r>
+              <w:t xml:space="preserve">2-3</w:t>
+            </w:r>
+            <w:r>
+              <w:t xml:space="preserve">(lr)</w:t>
+            </w:r>
+            <w:r>
+              <w:t xml:space="preserve">4-5</w:t>
+            </w:r>
+            <w:r>
+              <w:t xml:space="preserve"> </w:t>
+            </w:r>
+            <w:r>
+              <w:t xml:space="preserve">Retriever</w:t>
+            </w:r>
+          </w:p>
+        </w:tc>
+        <w:tc>
+          <w:tcPr/>
+          <w:p>
+            <w:pPr>
+              <w:pStyle w:val="Compact"/>
+              <w:jc w:val="center"/>
+            </w:pPr>
+            <w:r>
+              <w:t xml:space="preserve">with answer</w:t>
+            </w:r>
+          </w:p>
+        </w:tc>
+        <w:tc>
+          <w:tcPr/>
+          <w:p>
+            <w:pPr>
+              <w:pStyle w:val="Compact"/>
+              <w:jc w:val="center"/>
+            </w:pPr>
+            <m:oMath>
+              <m:r>
+                <m:t>n</m:t>
+              </m:r>
+            </m:oMath>
+          </w:p>
+        </w:tc>
+        <w:tc>
+          <w:tcPr/>
+          <w:p>
+            <w:pPr>
+              <w:pStyle w:val="Compact"/>
+              <w:jc w:val="center"/>
+            </w:pPr>
+            <w:r>
+              <w:t xml:space="preserve">with answer</w:t>
+            </w:r>
+          </w:p>
+        </w:tc>
+        <w:tc>
+          <w:tcPr/>
+          <w:p>
+            <w:pPr>
+              <w:pStyle w:val="Compact"/>
+              <w:jc w:val="center"/>
+            </w:pPr>
+            <m:oMath>
+              <m:r>
+                <m:t>n</m:t>
+              </m:r>
+            </m:oMath>
+          </w:p>
+        </w:tc>
+        <w:tc>
+          <w:tcPr/>
+          <w:p>
+            <w:pPr>
+              <w:pStyle w:val="Compact"/>
+              <w:jc w:val="center"/>
+            </w:pPr>
+            <w:r>
+              <w:t xml:space="preserve">with answer</w:t>
+            </w:r>
+          </w:p>
+        </w:tc>
+      </w:tr>
+      <w:tr>
+        <w:tc>
+          <w:tcPr/>
+          <w:p>
+            <w:pPr>
+              <w:pStyle w:val="Compact"/>
+              <w:jc w:val="left"/>
+            </w:pPr>
+            <w:r>
+              <w:t xml:space="preserve">BM25</w:t>
+            </w:r>
+          </w:p>
+        </w:tc>
+        <w:tc>
+          <w:tcPr/>
+          <w:p>
+            <w:pPr>
+              <w:pStyle w:val="Compact"/>
+              <w:jc w:val="center"/>
+            </w:pPr>
+            <w:r>
+              <w:t xml:space="preserve">0.33 [0.31, 0.36]</w:t>
+            </w:r>
+          </w:p>
+        </w:tc>
+        <w:tc>
+          <w:tcPr/>
+          <w:p>
+            <w:pPr>
+              <w:pStyle w:val="Compact"/>
+              <w:jc w:val="center"/>
+            </w:pPr>
+            <w:r>
+              <w:t xml:space="preserve">1,436</w:t>
+            </w:r>
+          </w:p>
+        </w:tc>
+        <w:tc>
+          <w:tcPr/>
+          <w:p>
+            <w:pPr>
+              <w:pStyle w:val="Compact"/>
+              <w:jc w:val="center"/>
+            </w:pPr>
+            <w:r>
+              <w:t xml:space="preserve">0.33 [0.30, 0.35]</w:t>
+            </w:r>
+          </w:p>
+        </w:tc>
+        <w:tc>
+          <w:tcPr/>
+          <w:p>
+            <w:pPr>
+              <w:pStyle w:val="Compact"/>
+              <w:jc w:val="center"/>
+            </w:pPr>
+            <w:r>
+              <w:t xml:space="preserve">1,435</w:t>
+            </w:r>
+          </w:p>
+        </w:tc>
+        <w:tc>
+          <w:tcPr/>
+          <w:p>
+            <w:pPr>
+              <w:pStyle w:val="Compact"/>
+              <w:jc w:val="center"/>
+            </w:pPr>
+            <w:r>
+              <w:t xml:space="preserve">0.93</w:t>
+            </w:r>
+          </w:p>
+        </w:tc>
+      </w:tr>
+      <w:tr>
+        <w:tc>
+          <w:tcPr/>
+          <w:p>
+            <w:pPr>
+              <w:pStyle w:val="Compact"/>
+              <w:jc w:val="left"/>
+            </w:pPr>
+            <w:r>
+              <w:t xml:space="preserve">MiniLM-L6</w:t>
+            </w:r>
+          </w:p>
+        </w:tc>
+        <w:tc>
+          <w:tcPr/>
+          <w:p>
+            <w:pPr>
+              <w:pStyle w:val="Compact"/>
+              <w:jc w:val="center"/>
+            </w:pPr>
+            <w:r>
+              <w:t xml:space="preserve">0.41 [0.37, 0.44]</w:t>
+            </w:r>
+          </w:p>
+        </w:tc>
+        <w:tc>
+          <w:tcPr/>
+          <w:p>
+            <w:pPr>
+              <w:pStyle w:val="Compact"/>
+              <w:jc w:val="center"/>
+            </w:pPr>
+            <w:r>
+              <w:t xml:space="preserve">758</w:t>
+            </w:r>
+          </w:p>
+        </w:tc>
+        <w:tc>
+          <w:tcPr/>
+          <w:p>
+            <w:pPr>
+              <w:pStyle w:val="Compact"/>
+              <w:jc w:val="center"/>
+            </w:pPr>
+            <w:r>
+              <w:t xml:space="preserve">0.44 [0.41, 0.47]</w:t>
+            </w:r>
+          </w:p>
+        </w:tc>
+        <w:tc>
+          <w:tcPr/>
+          <w:p>
+            <w:pPr>
+              <w:pStyle w:val="Compact"/>
+              <w:jc w:val="center"/>
+            </w:pPr>
+            <w:r>
+              <w:t xml:space="preserve">983</w:t>
+            </w:r>
+          </w:p>
+        </w:tc>
+        <w:tc>
+          <w:tcPr/>
+          <w:p>
+            <w:pPr>
+              <w:pStyle w:val="Compact"/>
+              <w:jc w:val="center"/>
+            </w:pPr>
+            <w:r>
+              <w:t xml:space="preserve">0.92</w:t>
+            </w:r>
+          </w:p>
+        </w:tc>
+      </w:tr>
+      <w:tr>
+        <w:tc>
+          <w:tcPr/>
+          <w:p>
+            <w:pPr>
+              <w:pStyle w:val="Compact"/>
+              <w:jc w:val="left"/>
+            </w:pPr>
+            <w:r>
+              <w:t xml:space="preserve">bge-small</w:t>
+            </w:r>
+          </w:p>
+        </w:tc>
+        <w:tc>
+          <w:tcPr/>
+          <w:p>
+            <w:pPr>
+              <w:pStyle w:val="Compact"/>
+              <w:jc w:val="center"/>
+            </w:pPr>
+            <w:r>
+              <w:t xml:space="preserve">0.48 [0.44, 0.52]</w:t>
+            </w:r>
+          </w:p>
+        </w:tc>
+        <w:tc>
+          <w:tcPr/>
+          <w:p>
+            <w:pPr>
+              <w:pStyle w:val="Compact"/>
+              <w:jc w:val="center"/>
+            </w:pPr>
+            <w:r>
+              <w:t xml:space="preserve">611</w:t>
+            </w:r>
+          </w:p>
+        </w:tc>
+        <w:tc>
+          <w:tcPr/>
+          <w:p>
+            <w:pPr>
+              <w:pStyle w:val="Compact"/>
+              <w:jc w:val="center"/>
+            </w:pPr>
+            <w:r>
+              <w:t xml:space="preserve">0.51 [0.48, 0.55]</w:t>
+            </w:r>
+          </w:p>
+        </w:tc>
+        <w:tc>
+          <w:tcPr/>
+          <w:p>
+            <w:pPr>
+              <w:pStyle w:val="Compact"/>
+              <w:jc w:val="center"/>
+            </w:pPr>
+            <w:r>
+              <w:t xml:space="preserve">834</w:t>
+            </w:r>
+          </w:p>
+        </w:tc>
+        <w:tc>
+          <w:tcPr/>
+          <w:p>
+            <w:pPr>
+              <w:pStyle w:val="Compact"/>
+              <w:jc w:val="center"/>
+            </w:pPr>
+            <w:r>
+              <w:t xml:space="preserve">0.93</w:t>
+            </w:r>
+          </w:p>
+        </w:tc>
+      </w:tr>
+      <w:tr>
+        <w:tc>
+          <w:tcPr/>
+          <w:p>
+            <w:pPr>
+              <w:pStyle w:val="Compact"/>
+              <w:jc w:val="left"/>
+            </w:pPr>
+            <w:r>
+              <w:t xml:space="preserve">bge-base</w:t>
+            </w:r>
+          </w:p>
+        </w:tc>
+        <w:tc>
+          <w:tcPr/>
+          <w:p>
+            <w:pPr>
+              <w:pStyle w:val="Compact"/>
+              <w:jc w:val="center"/>
+            </w:pPr>
+            <w:r>
+              <w:t xml:space="preserve">0.51 [0.46, 0.55]</w:t>
+            </w:r>
+          </w:p>
+        </w:tc>
+        <w:tc>
+          <w:tcPr/>
+          <w:p>
+            <w:pPr>
+              <w:pStyle w:val="Compact"/>
+              <w:jc w:val="center"/>
+            </w:pPr>
+            <w:r>
+              <w:t xml:space="preserve">518</w:t>
+            </w:r>
+          </w:p>
+        </w:tc>
+        <w:tc>
+          <w:tcPr/>
+          <w:p>
+            <w:pPr>
+              <w:pStyle w:val="Compact"/>
+              <w:jc w:val="center"/>
+            </w:pPr>
+            <w:r>
+              <w:t xml:space="preserve">–</w:t>
+            </w:r>
+          </w:p>
+        </w:tc>
+        <w:tc>
+          <w:tcPr/>
+          <w:p>
+            <w:pPr>
+              <w:pStyle w:val="Compact"/>
+              <w:jc w:val="center"/>
+            </w:pPr>
+            <w:r>
+              <w:t xml:space="preserve">–</w:t>
+            </w:r>
+          </w:p>
+        </w:tc>
+        <w:tc>
+          <w:tcPr/>
+          <w:p>
+            <w:pPr>
+              <w:pStyle w:val="Compact"/>
+              <w:jc w:val="center"/>
+            </w:pPr>
+            <w:r>
+              <w:t xml:space="preserve">0.93</w:t>
+            </w:r>
+          </w:p>
+        </w:tc>
+      </w:tr>
+      <w:tr>
+        <w:tc>
+          <w:tcPr/>
+          <w:p>
+            <w:pPr>
+              <w:pStyle w:val="Compact"/>
+              <w:jc w:val="left"/>
+            </w:pPr>
+            <w:r>
+              <w:t xml:space="preserve">bge-large</w:t>
+            </w:r>
+          </w:p>
+        </w:tc>
+        <w:tc>
+          <w:tcPr/>
+          <w:p>
+            <w:pPr>
+              <w:pStyle w:val="Compact"/>
+              <w:jc w:val="center"/>
+            </w:pPr>
+            <w:r>
+              <w:t xml:space="preserve">0.55 [0.50, 0.59]</w:t>
+            </w:r>
+          </w:p>
+        </w:tc>
+        <w:tc>
+          <w:tcPr/>
+          <w:p>
+            <w:pPr>
+              <w:pStyle w:val="Compact"/>
+              <w:jc w:val="center"/>
+            </w:pPr>
+            <w:r>
+              <w:t xml:space="preserve">460</w:t>
+            </w:r>
+          </w:p>
+        </w:tc>
+        <w:tc>
+          <w:tcPr/>
+          <w:p>
+            <w:pPr>
+              <w:pStyle w:val="Compact"/>
+              <w:jc w:val="center"/>
+            </w:pPr>
+            <w:r>
+              <w:t xml:space="preserve">–</w:t>
+            </w:r>
+          </w:p>
+        </w:tc>
+        <w:tc>
+          <w:tcPr/>
+          <w:p>
+            <w:pPr>
+              <w:pStyle w:val="Compact"/>
+              <w:jc w:val="center"/>
+            </w:pPr>
+            <w:r>
+              <w:t xml:space="preserve">–</w:t>
+            </w:r>
+          </w:p>
+        </w:tc>
+        <w:tc>
+          <w:tcPr/>
+          <w:p>
+            <w:pPr>
+              <w:pStyle w:val="Compact"/>
+              <w:jc w:val="center"/>
+            </w:pPr>
+            <w:r>
+              <w:t xml:space="preserve">0.93</w:t>
+            </w:r>
+          </w:p>
+        </w:tc>
+      </w:tr>
+      <w:tr>
+        <w:tc>
+          <w:tcPr/>
+          <w:p>
+            <w:pPr>
+              <w:pStyle w:val="Compact"/>
+              <w:jc w:val="left"/>
+            </w:pPr>
+            <w:r>
+              <w:t xml:space="preserve">e5-base-v2</w:t>
+            </w:r>
+          </w:p>
+        </w:tc>
+        <w:tc>
+          <w:tcPr/>
+          <w:p>
+            <w:pPr>
+              <w:pStyle w:val="Compact"/>
+              <w:jc w:val="center"/>
+            </w:pPr>
+            <w:r>
+              <w:t xml:space="preserve">0.50 [0.45, 0.55]</w:t>
+            </w:r>
+          </w:p>
+        </w:tc>
+        <w:tc>
+          <w:tcPr/>
+          <w:p>
+            <w:pPr>
+              <w:pStyle w:val="Compact"/>
+              <w:jc w:val="center"/>
+            </w:pPr>
+            <w:r>
+              <w:t xml:space="preserve">414</w:t>
+            </w:r>
+          </w:p>
+        </w:tc>
+        <w:tc>
+          <w:tcPr/>
+          <w:p>
+            <w:pPr>
+              <w:pStyle w:val="Compact"/>
+              <w:jc w:val="center"/>
+            </w:pPr>
+            <w:r>
+              <w:t xml:space="preserve">0.58 [0.54, 0.62]</w:t>
+            </w:r>
+          </w:p>
+        </w:tc>
+        <w:tc>
+          <w:tcPr/>
+          <w:p>
+            <w:pPr>
+              <w:pStyle w:val="Compact"/>
+              <w:jc w:val="center"/>
+            </w:pPr>
+            <w:r>
+              <w:t xml:space="preserve">614</w:t>
+            </w:r>
+          </w:p>
+        </w:tc>
+        <w:tc>
+          <w:tcPr/>
+          <w:p>
+            <w:pPr>
+              <w:pStyle w:val="Compact"/>
+              <w:jc w:val="center"/>
+            </w:pPr>
+            <w:r>
+              <w:t xml:space="preserve">0.94</w:t>
+            </w:r>
+          </w:p>
+        </w:tc>
+      </w:tr>
+      <w:tr>
+        <w:tc>
+          <w:tcPr/>
+          <w:p>
+            <w:pPr>
+              <w:pStyle w:val="Compact"/>
+              <w:jc w:val="left"/>
+            </w:pPr>
+            <w:r>
+              <w:t xml:space="preserve">Qwen3-Emb-0.6B</w:t>
+            </w:r>
+          </w:p>
+        </w:tc>
+        <w:tc>
+          <w:tcPr/>
+          <w:p>
+            <w:pPr>
+              <w:pStyle w:val="Compact"/>
+              <w:jc w:val="center"/>
+            </w:pPr>
+            <w:r>
+              <w:t xml:space="preserve">0.46 [0.42, 0.50]</w:t>
+            </w:r>
+          </w:p>
+        </w:tc>
+        <w:tc>
+          <w:tcPr/>
+          <w:p>
+            <w:pPr>
+              <w:pStyle w:val="Compact"/>
+              <w:jc w:val="center"/>
+            </w:pPr>
+            <w:r>
+              <w:t xml:space="preserve">577</w:t>
+            </w:r>
+          </w:p>
+        </w:tc>
+        <w:tc>
+          <w:tcPr/>
+          <w:p>
+            <w:pPr>
+              <w:pStyle w:val="Compact"/>
+              <w:jc w:val="center"/>
+            </w:pPr>
+            <w:r>
+              <w:t xml:space="preserve">–</w:t>
+            </w:r>
+          </w:p>
+        </w:tc>
+        <w:tc>
+          <w:tcPr/>
+          <w:p>
+            <w:pPr>
+              <w:pStyle w:val="Compact"/>
+              <w:jc w:val="center"/>
+            </w:pPr>
+            <w:r>
+              <w:t xml:space="preserve">–</w:t>
+            </w:r>
+          </w:p>
+        </w:tc>
+        <w:tc>
+          <w:tcPr/>
+          <w:p>
+            <w:pPr>
+              <w:pStyle w:val="Compact"/>
+              <w:jc w:val="center"/>
+            </w:pPr>
+            <w:r>
+              <w:t xml:space="preserve">0.93</w:t>
+            </w:r>
+          </w:p>
+        </w:tc>
+      </w:tr>
+    </w:tbl>
+    <w:bookmarkEnd w:id="80"/>
+    <w:p>
+      <w:pPr>
+        <w:pStyle w:val="BodyText"/>
+      </w:pPr>
+      <w:r>
+        <w:rPr>
+          <w:iCs/>
+          <w:i/>
+        </w:rPr>
+        <w:t xml:space="preserve">Automatic, lexical check: a normalised reference answer occurs as a whole-token span of a normalised passage (title and text), the rule of answer containment. Under this rule the gold passages contain an answer for 0.93 of the queries. A match does not show that the passage supports the answer.</w:t>
+      </w:r>
+    </w:p>
+    <w:bookmarkEnd w:id="81"/>
+    <w:bookmarkStart w:id="85" w:name="decomposition-1"/>
     <w:p>
       <w:pPr>
         <w:pStyle w:val="Heading4"/>
@@ -12838,7 +15382,7 @@
           <w:rPr>
             <w:rStyle w:val="Hyperlink"/>
           </w:rPr>
-          <w:t xml:space="preserve">6</w:t>
+          <w:t xml:space="preserve">7</w:t>
         </w:r>
       </w:hyperlink>
       <w:r>
@@ -12849,7 +15393,7 @@
           <w:rPr>
             <w:rStyle w:val="Hyperlink"/>
           </w:rPr>
-          <w:t xml:space="preserve">10</w:t>
+          <w:t xml:space="preserve">11</w:t>
         </w:r>
       </w:hyperlink>
       <w:r>
@@ -12887,18 +15431,18 @@
           <wp:inline>
             <wp:extent cx="5334000" cy="2453688"/>
             <wp:effectExtent b="0" l="0" r="0" t="0"/>
-            <wp:docPr descr="" title="" id="75" name="Picture"/>
+            <wp:docPr descr="" title="" id="83" name="Picture"/>
             <a:graphic>
               <a:graphicData uri="http://schemas.openxmlformats.org/drawingml/2006/picture">
                 <pic:pic>
                   <pic:nvPicPr>
-                    <pic:cNvPr descr="/home/claude/rag-embed-transfer/paper_figures/out/fig10_error.png" id="76" name="Picture"/>
+                    <pic:cNvPr descr="/home/claude/rag-embed-transfer/paper_figures/out/fig10_error.png" id="84" name="Picture"/>
                     <pic:cNvPicPr>
                       <a:picLocks noChangeArrowheads="1" noChangeAspect="1"/>
                     </pic:cNvPicPr>
                   </pic:nvPicPr>
                   <pic:blipFill>
-                    <a:blip r:embed="rId74"/>
+                    <a:blip r:embed="rId82"/>
                     <a:stretch>
                       <a:fillRect/>
                     </a:stretch>
@@ -12951,8 +15495,8 @@
         <w:t xml:space="preserve">answers on hits and misses under the abstention prompt A3 (Phase 1, Qwen reader, NQ, 200 queries).</w:t>
       </w:r>
     </w:p>
-    <w:bookmarkEnd w:id="77"/>
-    <w:bookmarkStart w:id="78" w:name="abstention-prompt"/>
+    <w:bookmarkEnd w:id="85"/>
+    <w:bookmarkStart w:id="86" w:name="abstention-prompt"/>
     <w:p>
       <w:pPr>
         <w:pStyle w:val="Heading4"/>
@@ -12973,7 +15517,7 @@
           <w:rPr>
             <w:rStyle w:val="Hyperlink"/>
           </w:rPr>
-          <w:t xml:space="preserve">11</w:t>
+          <w:t xml:space="preserve">12</w:t>
         </w:r>
       </w:hyperlink>
       <w:r>
@@ -13047,9 +15591,9 @@
         <w:t xml:space="preserve">0.07).</w:t>
       </w:r>
     </w:p>
-    <w:bookmarkEnd w:id="78"/>
-    <w:bookmarkEnd w:id="79"/>
-    <w:bookmarkStart w:id="80" w:name="sec:res-encoders"/>
+    <w:bookmarkEnd w:id="86"/>
+    <w:bookmarkEnd w:id="87"/>
+    <w:bookmarkStart w:id="88" w:name="sec:res-encoders"/>
     <w:p>
       <w:pPr>
         <w:pStyle w:val="Heading2"/>
@@ -13859,8 +16403,8 @@
         <w:t xml:space="preserve">= 0.55. Exchangeable working correlation (0.60) within query; 59,570 answers in 4,255 query clusters; empirical (sandwich) standard errors. All models converged without warnings.</w:t>
       </w:r>
     </w:p>
-    <w:bookmarkEnd w:id="80"/>
-    <w:bookmarkStart w:id="93" w:name="sec:res-context"/>
+    <w:bookmarkEnd w:id="88"/>
+    <w:bookmarkStart w:id="101" w:name="sec:res-context"/>
     <w:p>
       <w:pPr>
         <w:pStyle w:val="Heading2"/>
@@ -13869,7 +16413,7 @@
         <w:t xml:space="preserve">Context choices (RQ3)</w:t>
       </w:r>
     </w:p>
-    <w:bookmarkStart w:id="84" w:name="number-of-passages"/>
+    <w:bookmarkStart w:id="92" w:name="number-of-passages"/>
     <w:p>
       <w:pPr>
         <w:pStyle w:val="Heading4"/>
@@ -13890,7 +16434,7 @@
           <w:rPr>
             <w:rStyle w:val="Hyperlink"/>
           </w:rPr>
-          <w:t xml:space="preserve">2</w:t>
+          <w:t xml:space="preserve">3</w:t>
         </w:r>
       </w:hyperlink>
       <w:r>
@@ -13904,7 +16448,7 @@
           <w:rPr>
             <w:rStyle w:val="Hyperlink"/>
           </w:rPr>
-          <w:t xml:space="preserve">7</w:t>
+          <w:t xml:space="preserve">8</w:t>
         </w:r>
       </w:hyperlink>
       <w:r>
@@ -14289,18 +16833,18 @@
           <wp:inline>
             <wp:extent cx="3770753" cy="2186608"/>
             <wp:effectExtent b="0" l="0" r="0" t="0"/>
-            <wp:docPr descr="" title="" id="82" name="Picture"/>
+            <wp:docPr descr="" title="" id="90" name="Picture"/>
             <a:graphic>
               <a:graphicData uri="http://schemas.openxmlformats.org/drawingml/2006/picture">
                 <pic:pic>
                   <pic:nvPicPr>
-                    <pic:cNvPr descr="/home/claude/rag-embed-transfer/paper_figures/out/fig3_topk.png" id="83" name="Picture"/>
+                    <pic:cNvPr descr="/home/claude/rag-embed-transfer/paper_figures/out/fig3_topk.png" id="91" name="Picture"/>
                     <pic:cNvPicPr>
                       <a:picLocks noChangeArrowheads="1" noChangeAspect="1"/>
                     </pic:cNvPicPr>
                   </pic:nvPicPr>
                   <pic:blipFill>
-                    <a:blip r:embed="rId81"/>
+                    <a:blip r:embed="rId89"/>
                     <a:stretch>
                       <a:fillRect/>
                     </a:stretch>
@@ -14346,8 +16890,8 @@
         <w:t xml:space="preserve">, Qwen reader on NQ (2,255 queries).</w:t>
       </w:r>
     </w:p>
-    <w:bookmarkEnd w:id="84"/>
-    <w:bookmarkStart w:id="90" w:name="passage-composition-and-position"/>
+    <w:bookmarkEnd w:id="92"/>
+    <w:bookmarkStart w:id="98" w:name="passage-composition-and-position"/>
     <w:p>
       <w:pPr>
         <w:pStyle w:val="Heading4"/>
@@ -14368,7 +16912,7 @@
           <w:rPr>
             <w:rStyle w:val="Hyperlink"/>
           </w:rPr>
-          <w:t xml:space="preserve">3</w:t>
+          <w:t xml:space="preserve">4</w:t>
         </w:r>
       </w:hyperlink>
       <w:r>
@@ -14382,7 +16926,7 @@
           <w:rPr>
             <w:rStyle w:val="Hyperlink"/>
           </w:rPr>
-          <w:t xml:space="preserve">8</w:t>
+          <w:t xml:space="preserve">9</w:t>
         </w:r>
       </w:hyperlink>
       <w:r>
@@ -14452,7 +16996,29 @@
         <w:t xml:space="preserve"> </w:t>
       </w:r>
       <w:r>
-        <w:t xml:space="preserve">= 0.71). No equivalence margin was registered, so this interval is not evidence that random passages have no effect; it only bounds the effect in this sample of 500 questions. The position of the gold passage among the hard negatives showed no detectable effect (EM 0.580, 0.564 and 0.578 at positions 1, 3 and 5; all Holm-adjusted</w:t>
+        <w:t xml:space="preserve">= 0.71). No equivalence margin was registered, so this interval is not evidence that random passages have no effect; it only bounds the effect in this sample of 500 questions. Under the answer-string rule, at least one hard negative contained an answer for 167 of the 500 questions (0.33, Wilson interval [0.29, 0.38]). On the 333 questions without such a passage, the drop was larger: EM 0.535 with hard negatives against 0.637 with random passages (−0.102, 95% CI [−0.144, −0.060];</w:t>
+      </w:r>
+      <w:r>
+        <w:t xml:space="preserve"> </w:t>
+      </w:r>
+      <m:oMath>
+        <m:r>
+          <m:t>p</m:t>
+        </m:r>
+      </m:oMath>
+      <w:r>
+        <w:t xml:space="preserve"> </w:t>
+      </w:r>
+      <m:oMath>
+        <m:r>
+          <m:rPr>
+            <m:sty m:val="p"/>
+          </m:rPr>
+          <m:t>&lt;</m:t>
+        </m:r>
+      </m:oMath>
+      <w:r>
+        <w:t xml:space="preserve">0.001). On the other questions the two contexts gave 0.671 and 0.689 (not pre-specified). Answer-bearing hard negatives therefore made the registered P5 effect smaller, not larger. The position of the gold passage among the hard negatives showed no detectable effect (EM 0.580, 0.564 and 0.578 at positions 1, 3 and 5; all Holm-adjusted</w:t>
       </w:r>
       <w:r>
         <w:t xml:space="preserve"> </w:t>
@@ -14484,18 +17050,18 @@
           <wp:inline>
             <wp:extent cx="3990943" cy="1617784"/>
             <wp:effectExtent b="0" l="0" r="0" t="0"/>
-            <wp:docPr descr="" title="" id="86" name="Picture"/>
+            <wp:docPr descr="" title="" id="94" name="Picture"/>
             <a:graphic>
               <a:graphicData uri="http://schemas.openxmlformats.org/drawingml/2006/picture">
                 <pic:pic>
                   <pic:nvPicPr>
-                    <pic:cNvPr descr="/home/claude/rag-embed-transfer/paper_figures/out/fig4_mechanism.png" id="87" name="Picture"/>
+                    <pic:cNvPr descr="/home/claude/rag-embed-transfer/paper_figures/out/fig4_mechanism.png" id="95" name="Picture"/>
                     <pic:cNvPicPr>
                       <a:picLocks noChangeArrowheads="1" noChangeAspect="1"/>
                     </pic:cNvPicPr>
                   </pic:nvPicPr>
                   <pic:blipFill>
-                    <a:blip r:embed="rId85"/>
+                    <a:blip r:embed="rId93"/>
                     <a:stretch>
                       <a:fillRect/>
                     </a:stretch>
@@ -14530,7 +17096,7 @@
         <w:t xml:space="preserve">Exact match for five controlled contexts of five passages (Qwen reader, 500 NQ generation queries) with 95% bootstrap intervals.</w:t>
       </w:r>
     </w:p>
-    <w:bookmarkStart w:id="88" w:name="tab:topk"/>
+    <w:bookmarkStart w:id="96" w:name="tab:topk"/>
     <w:p>
       <w:pPr>
         <w:pStyle w:val="TableCaption"/>
@@ -15453,7 +18019,7 @@
         </w:tc>
       </w:tr>
     </w:tbl>
-    <w:bookmarkEnd w:id="88"/>
+    <w:bookmarkEnd w:id="96"/>
     <w:p>
       <w:pPr>
         <w:pStyle w:val="BodyText"/>
@@ -15529,7 +18095,7 @@
         <w:t xml:space="preserve">, Holm over seven retrievers.</w:t>
       </w:r>
     </w:p>
-    <w:bookmarkStart w:id="89" w:name="tab:mechanism"/>
+    <w:bookmarkStart w:id="97" w:name="tab:mechanism"/>
     <w:p>
       <w:pPr>
         <w:pStyle w:val="TableCaption"/>
@@ -15856,7 +18422,7 @@
         </w:tc>
       </w:tr>
     </w:tbl>
-    <w:bookmarkEnd w:id="89"/>
+    <w:bookmarkEnd w:id="97"/>
     <w:p>
       <w:pPr>
         <w:pStyle w:val="BodyText"/>
@@ -15982,8 +18548,8 @@
         <w:t xml:space="preserve">. Position: no pair differs after Holm.</w:t>
       </w:r>
     </w:p>
-    <w:bookmarkEnd w:id="90"/>
-    <w:bookmarkStart w:id="92" w:name="reranking"/>
+    <w:bookmarkEnd w:id="98"/>
+    <w:bookmarkStart w:id="100" w:name="reranking"/>
     <w:p>
       <w:pPr>
         <w:pStyle w:val="Heading4"/>
@@ -16004,7 +18570,7 @@
           <w:rPr>
             <w:rStyle w:val="Hyperlink"/>
           </w:rPr>
-          <w:t xml:space="preserve">4</w:t>
+          <w:t xml:space="preserve">5</w:t>
         </w:r>
       </w:hyperlink>
       <w:r>
@@ -16088,7 +18654,7 @@
         <w:t xml:space="preserve">= 0.069), and no difference was detected. Reranking cost a median of 208 to 249 ms per query on a T4. These results come from one reranker at one depth.</w:t>
       </w:r>
     </w:p>
-    <w:bookmarkStart w:id="91" w:name="tab:reranker"/>
+    <w:bookmarkStart w:id="99" w:name="tab:reranker"/>
     <w:p>
       <w:pPr>
         <w:pStyle w:val="TableCaption"/>
@@ -16426,7 +18992,7 @@
         </w:tc>
       </w:tr>
     </w:tbl>
-    <w:bookmarkEnd w:id="91"/>
+    <w:bookmarkEnd w:id="99"/>
     <w:p>
       <w:pPr>
         <w:pStyle w:val="BodyText"/>
@@ -16439,9 +19005,9 @@
         <w:t xml:space="preserve">Retrieval on all 3,452 judged queries; EM on the 2,255 generation queries (Qwen). Latency: median per query, 50 pairs, one T4.</w:t>
       </w:r>
     </w:p>
-    <w:bookmarkEnd w:id="92"/>
-    <w:bookmarkEnd w:id="93"/>
-    <w:bookmarkStart w:id="106" w:name="sec:res-cost"/>
+    <w:bookmarkEnd w:id="100"/>
+    <w:bookmarkEnd w:id="101"/>
+    <w:bookmarkStart w:id="114" w:name="sec:res-cost"/>
     <w:p>
       <w:pPr>
         <w:pStyle w:val="Heading2"/>
@@ -16450,7 +19016,7 @@
         <w:t xml:space="preserve">Retrieval-stage cost and checks of the setup (RQ4)</w:t>
       </w:r>
     </w:p>
-    <w:bookmarkStart w:id="98" w:name="encoding-cost"/>
+    <w:bookmarkStart w:id="106" w:name="encoding-cost"/>
     <w:p>
       <w:pPr>
         <w:pStyle w:val="Heading4"/>
@@ -16471,7 +19037,7 @@
           <w:rPr>
             <w:rStyle w:val="Hyperlink"/>
           </w:rPr>
-          <w:t xml:space="preserve">5</w:t>
+          <w:t xml:space="preserve">6</w:t>
         </w:r>
       </w:hyperlink>
       <w:r>
@@ -16485,7 +19051,7 @@
           <w:rPr>
             <w:rStyle w:val="Hyperlink"/>
           </w:rPr>
-          <w:t xml:space="preserve">5</w:t>
+          <w:t xml:space="preserve">6</w:t>
         </w:r>
       </w:hyperlink>
       <w:r>
@@ -16496,7 +19062,7 @@
           <w:rPr>
             <w:rStyle w:val="Hyperlink"/>
           </w:rPr>
-          <w:t xml:space="preserve">9</w:t>
+          <w:t xml:space="preserve">10</w:t>
         </w:r>
       </w:hyperlink>
       <w:r>
@@ -16515,18 +19081,18 @@
           <wp:inline>
             <wp:extent cx="2972564" cy="2256947"/>
             <wp:effectExtent b="0" l="0" r="0" t="0"/>
-            <wp:docPr descr="" title="" id="95" name="Picture"/>
+            <wp:docPr descr="" title="" id="103" name="Picture"/>
             <a:graphic>
               <a:graphicData uri="http://schemas.openxmlformats.org/drawingml/2006/picture">
                 <pic:pic>
                   <pic:nvPicPr>
-                    <pic:cNvPr descr="/home/claude/rag-embed-transfer/paper_figures/out/fig5_cost_quality.png" id="96" name="Picture"/>
+                    <pic:cNvPr descr="/home/claude/rag-embed-transfer/paper_figures/out/fig5_cost_quality.png" id="104" name="Picture"/>
                     <pic:cNvPicPr>
                       <a:picLocks noChangeArrowheads="1" noChangeAspect="1"/>
                     </pic:cNvPicPr>
                   </pic:nvPicPr>
                   <pic:blipFill>
-                    <a:blip r:embed="rId94"/>
+                    <a:blip r:embed="rId102"/>
                     <a:stretch>
                       <a:fillRect/>
                     </a:stretch>
@@ -16561,7 +19127,7 @@
         <w:t xml:space="preserve">Encoding throughput on one T4 GPU (median of five repetitions, log scale) against EM averaged over the four reader–dataset cells. The dashed line joins encoders that no other encoder beats on both axes.</w:t>
       </w:r>
     </w:p>
-    <w:bookmarkStart w:id="97" w:name="tab:cost"/>
+    <w:bookmarkStart w:id="105" w:name="tab:cost"/>
     <w:p>
       <w:pPr>
         <w:pStyle w:val="TableCaption"/>
@@ -17023,7 +19589,7 @@
         </w:tc>
       </w:tr>
     </w:tbl>
-    <w:bookmarkEnd w:id="97"/>
+    <w:bookmarkEnd w:id="105"/>
     <w:p>
       <w:pPr>
         <w:pStyle w:val="BodyText"/>
@@ -17036,8 +19602,8 @@
         <w:t xml:space="preserve">BM25 batch-1 query latency on CPU: 25.7 ms (23.7–27.7).</w:t>
       </w:r>
     </w:p>
-    <w:bookmarkEnd w:id="98"/>
-    <w:bookmarkStart w:id="99" w:name="cpu-deployment"/>
+    <w:bookmarkEnd w:id="106"/>
+    <w:bookmarkStart w:id="107" w:name="cpu-deployment"/>
     <w:p>
       <w:pPr>
         <w:pStyle w:val="Heading4"/>
@@ -17065,8 +19631,8 @@
         <w:t xml:space="preserve">.</w:t>
       </w:r>
     </w:p>
-    <w:bookmarkEnd w:id="99"/>
-    <w:bookmarkStart w:id="100" w:name="approximate-search"/>
+    <w:bookmarkEnd w:id="107"/>
+    <w:bookmarkStart w:id="108" w:name="approximate-search"/>
     <w:p>
       <w:pPr>
         <w:pStyle w:val="Heading4"/>
@@ -17736,8 +20302,8 @@
         <w:t xml:space="preserve">Ov@5 / Ov@100: mean share of the exact top 5 / top 100 that HNSW also returns. Hit@5 here is over all judged queries, not the 2,255 generation queries. ms: median batch-1 query latency on 4 vCPUs. No reader was run on HNSW results.</w:t>
       </w:r>
     </w:p>
-    <w:bookmarkEnd w:id="100"/>
-    <w:bookmarkStart w:id="105" w:name="sub-corpus-versus-full-corpus"/>
+    <w:bookmarkEnd w:id="108"/>
+    <w:bookmarkStart w:id="113" w:name="sub-corpus-versus-full-corpus"/>
     <w:p>
       <w:pPr>
         <w:pStyle w:val="Heading4"/>
@@ -17772,7 +20338,7 @@
           <w:rPr>
             <w:rStyle w:val="Hyperlink"/>
           </w:rPr>
-          <w:t xml:space="preserve">6</w:t>
+          <w:t xml:space="preserve">7</w:t>
         </w:r>
       </w:hyperlink>
       <w:r>
@@ -17786,11 +20352,25 @@
           <w:rPr>
             <w:rStyle w:val="Hyperlink"/>
           </w:rPr>
-          <w:t xml:space="preserve">10</w:t>
+          <w:t xml:space="preserve">11</w:t>
         </w:r>
       </w:hyperlink>
       <w:r>
-        <w:t xml:space="preserve">). The dense retrievers lost 0.083 to 0.086 in nDCG@10, and BM25 lost almost nothing (0.002). The sub-corpus therefore inflates absolute dense scores but not the order of these four retrievers. The drops also agree with the bias that the construction implies: the sub-corpus keeps BM25’s own top-ranked passages for every judged query but not those of the dense encoders, so it favours the dense encoders relative to BM25. We did not run the readers on the full corpus, and this check covers NQ only.</w:t>
+        <w:t xml:space="preserve">). The dense retrievers lost 0.083 to 0.086 in nDCG@10, and BM25 lost almost nothing (0.002). The sub-corpus therefore inflates absolute dense scores but not the order of these four retrievers. The drops also agree with the bias that the construction implies: the sub-corpus keeps BM25’s own top-ranked passages for every judged query but not those of the dense encoders, so it favours the dense encoders relative to BM25. Section </w:t>
+      </w:r>
+      <w:hyperlink w:anchor="sec:res-full">
+        <w:r>
+          <w:rPr>
+            <w:rStyle w:val="Hyperlink"/>
+          </w:rPr>
+          <w:t xml:space="preserve">5.4</w:t>
+        </w:r>
+      </w:hyperlink>
+      <w:r>
+        <w:t xml:space="preserve"> </w:t>
+      </w:r>
+      <w:r>
+        <w:t xml:space="preserve">gives the readers on full-corpus retrieval; HotpotQA was not run on its full corpus.</w:t>
       </w:r>
     </w:p>
     <w:p>
@@ -17802,18 +20382,18 @@
           <wp:inline>
             <wp:extent cx="2975622" cy="1544387"/>
             <wp:effectExtent b="0" l="0" r="0" t="0"/>
-            <wp:docPr descr="" title="" id="102" name="Picture"/>
+            <wp:docPr descr="" title="" id="110" name="Picture"/>
             <a:graphic>
               <a:graphicData uri="http://schemas.openxmlformats.org/drawingml/2006/picture">
                 <pic:pic>
                   <pic:nvPicPr>
-                    <pic:cNvPr descr="/home/claude/rag-embed-transfer/paper_figures/out/fig6_full_corpus.png" id="103" name="Picture"/>
+                    <pic:cNvPr descr="/home/claude/rag-embed-transfer/paper_figures/out/fig6_full_corpus.png" id="111" name="Picture"/>
                     <pic:cNvPicPr>
                       <a:picLocks noChangeArrowheads="1" noChangeAspect="1"/>
                     </pic:cNvPicPr>
                   </pic:nvPicPr>
                   <pic:blipFill>
-                    <a:blip r:embed="rId101"/>
+                    <a:blip r:embed="rId109"/>
                     <a:stretch>
                       <a:fillRect/>
                     </a:stretch>
@@ -17848,7 +20428,7 @@
         <w:t xml:space="preserve">nDCG@10 on the 300,000-passage sub-corpus and on the full NQ corpus (all 3,452 judged queries).</w:t>
       </w:r>
     </w:p>
-    <w:bookmarkStart w:id="104" w:name="tab:fullcorpus"/>
+    <w:bookmarkStart w:id="112" w:name="tab:fullcorpus"/>
     <w:p>
       <w:pPr>
         <w:pStyle w:val="TableCaption"/>
@@ -18186,7 +20766,7 @@
         </w:tc>
       </w:tr>
     </w:tbl>
-    <w:bookmarkEnd w:id="104"/>
+    <w:bookmarkEnd w:id="112"/>
     <w:p>
       <w:pPr>
         <w:pStyle w:val="BodyText"/>
@@ -18225,9 +20805,9 @@
         <w:t xml:space="preserve">between the two orderings = 1.00.</w:t>
       </w:r>
     </w:p>
-    <w:bookmarkEnd w:id="105"/>
-    <w:bookmarkEnd w:id="106"/>
-    <w:bookmarkStart w:id="108" w:name="sec:res-judge"/>
+    <w:bookmarkEnd w:id="113"/>
+    <w:bookmarkEnd w:id="114"/>
+    <w:bookmarkStart w:id="116" w:name="sec:res-judge"/>
     <w:p>
       <w:pPr>
         <w:pStyle w:val="Heading2"/>
@@ -18248,7 +20828,7 @@
           <w:rPr>
             <w:rStyle w:val="Hyperlink"/>
           </w:rPr>
-          <w:t xml:space="preserve">7</w:t>
+          <w:t xml:space="preserve">8</w:t>
         </w:r>
       </w:hyperlink>
       <w:r>
@@ -18290,7 +20870,7 @@
           <w:rPr>
             <w:rStyle w:val="Hyperlink"/>
           </w:rPr>
-          <w:t xml:space="preserve">12</w:t>
+          <w:t xml:space="preserve">13</w:t>
         </w:r>
       </w:hyperlink>
       <w:r>
@@ -18314,7 +20894,7 @@
         <w:t xml:space="preserve">gives the judge prompt and the annotation instructions.</w:t>
       </w:r>
     </w:p>
-    <w:bookmarkStart w:id="107" w:name="tab:judge"/>
+    <w:bookmarkStart w:id="115" w:name="tab:judge"/>
     <w:p>
       <w:pPr>
         <w:pStyle w:val="TableCaption"/>
@@ -18450,7 +21030,7 @@
         </w:tc>
       </w:tr>
     </w:tbl>
-    <w:bookmarkEnd w:id="107"/>
+    <w:bookmarkEnd w:id="115"/>
     <w:p>
       <w:pPr>
         <w:pStyle w:val="BodyText"/>
@@ -18525,8 +21105,8 @@
         <w:t xml:space="preserve">) the judge results are excluded from the conclusions.</w:t>
       </w:r>
     </w:p>
-    <w:bookmarkEnd w:id="108"/>
-    <w:bookmarkStart w:id="109" w:name="summary-of-the-predictions"/>
+    <w:bookmarkEnd w:id="116"/>
+    <w:bookmarkStart w:id="117" w:name="summary-of-the-predictions"/>
     <w:p>
       <w:pPr>
         <w:pStyle w:val="Heading2"/>
@@ -18554,7 +21134,7 @@
         <w:t xml:space="preserve"> </w:t>
       </w:r>
       <w:r>
-        <w:t xml:space="preserve">lists all six registered criteria. P3, P4 and P5 were met. P1 was not met in one of three new cells (an upper bound of 1.000 or more), P2 was not met in either HotpotQA cell, and P6 was not met. Where a verdict is not confirmatory, the table marks it.</w:t>
+        <w:t xml:space="preserve">lists all eight registered criteria. P3, P4, P5, P7 and P8 were met. P1 was not met in one of three new cells (an upper bound of 1.000 or more), P2 was not met in either HotpotQA cell, and P6 was not met. Where a verdict is not confirmatory, the table marks it.</w:t>
       </w:r>
     </w:p>
     <w:tbl>
@@ -19946,6 +22526,388 @@
           </w:p>
         </w:tc>
       </w:tr>
+      <w:tr>
+        <w:tc>
+          <w:tcPr/>
+          <w:p>
+            <w:pPr>
+              <w:pStyle w:val="Compact"/>
+              <w:jc w:val="left"/>
+            </w:pPr>
+            <w:r>
+              <w:t xml:space="preserve">P7</w:t>
+            </w:r>
+          </w:p>
+        </w:tc>
+        <w:tc>
+          <w:tcPr/>
+          <w:p>
+            <w:pPr>
+              <w:pStyle w:val="Compact"/>
+              <w:jc w:val="left"/>
+            </w:pPr>
+            <w:r>
+              <w:t xml:space="preserve">NQ full corpus, Qwen</w:t>
+            </w:r>
+          </w:p>
+        </w:tc>
+        <w:tc>
+          <w:tcPr/>
+          <w:p>
+            <w:pPr>
+              <w:pStyle w:val="Compact"/>
+              <w:jc w:val="left"/>
+            </w:pPr>
+            <w:r>
+              <w:t xml:space="preserve">met</w:t>
+            </w:r>
+          </w:p>
+        </w:tc>
+        <w:tc>
+          <w:tcPr/>
+          <w:p>
+            <w:pPr>
+              <w:pStyle w:val="Compact"/>
+              <w:jc w:val="left"/>
+            </w:pPr>
+            <w:r>
+              <w:t xml:space="preserve">2 dense-encoder ratios; largest upper bound 0.399 (bge-small)</w:t>
+            </w:r>
+          </w:p>
+        </w:tc>
+      </w:tr>
+      <w:tr>
+        <w:tc>
+          <w:tcPr/>
+          <w:p>
+            <w:pPr>
+              <w:pStyle w:val="Compact"/>
+              <w:jc w:val="left"/>
+            </w:pPr>
+            <w:r>
+              <w:t xml:space="preserve">P7</w:t>
+            </w:r>
+          </w:p>
+        </w:tc>
+        <w:tc>
+          <w:tcPr/>
+          <w:p>
+            <w:pPr>
+              <w:pStyle w:val="Compact"/>
+              <w:jc w:val="left"/>
+            </w:pPr>
+            <w:r>
+              <w:t xml:space="preserve">NQ full corpus, Llama</w:t>
+            </w:r>
+          </w:p>
+        </w:tc>
+        <w:tc>
+          <w:tcPr/>
+          <w:p>
+            <w:pPr>
+              <w:pStyle w:val="Compact"/>
+              <w:jc w:val="left"/>
+            </w:pPr>
+            <w:r>
+              <w:t xml:space="preserve">met</w:t>
+            </w:r>
+          </w:p>
+        </w:tc>
+        <w:tc>
+          <w:tcPr/>
+          <w:p>
+            <w:pPr>
+              <w:pStyle w:val="Compact"/>
+              <w:jc w:val="left"/>
+            </w:pPr>
+            <w:r>
+              <w:t xml:space="preserve">2 dense-encoder ratios; largest upper bound 0.483 (bge-small)</w:t>
+            </w:r>
+          </w:p>
+        </w:tc>
+      </w:tr>
+      <w:tr>
+        <w:tc>
+          <w:tcPr/>
+          <w:p>
+            <w:pPr>
+              <w:pStyle w:val="Compact"/>
+              <w:jc w:val="left"/>
+            </w:pPr>
+            <w:r>
+              <w:t xml:space="preserve">P8</w:t>
+            </w:r>
+          </w:p>
+        </w:tc>
+        <w:tc>
+          <w:tcPr/>
+          <w:p>
+            <w:pPr>
+              <w:pStyle w:val="Compact"/>
+              <w:jc w:val="left"/>
+            </w:pPr>
+            <w:r>
+              <w:t xml:space="preserve">NQ full corpus, Qwen</w:t>
+            </w:r>
+          </w:p>
+        </w:tc>
+        <w:tc>
+          <w:tcPr/>
+          <w:p>
+            <w:pPr>
+              <w:pStyle w:val="Compact"/>
+              <w:jc w:val="left"/>
+            </w:pPr>
+            <w:r>
+              <w:t xml:space="preserve">met</w:t>
+            </w:r>
+          </w:p>
+        </w:tc>
+        <w:tc>
+          <w:tcPr/>
+          <w:p>
+            <w:pPr>
+              <w:pStyle w:val="Compact"/>
+              <w:jc w:val="left"/>
+            </w:pPr>
+            <w:r>
+              <w:t xml:space="preserve">e5-base-v2:</w:t>
+            </w:r>
+            <w:r>
+              <w:t xml:space="preserve"> </w:t>
+            </w:r>
+            <m:oMath>
+              <m:sSub>
+                <m:e>
+                  <m:r>
+                    <m:t>T</m:t>
+                  </m:r>
+                </m:e>
+                <m:sub>
+                  <m:r>
+                    <m:rPr>
+                      <m:nor/>
+                      <m:sty m:val="p"/>
+                    </m:rPr>
+                    <m:t>full</m:t>
+                  </m:r>
+                </m:sub>
+              </m:sSub>
+            </m:oMath>
+            <w:r>
+              <w:t xml:space="preserve"> </w:t>
+            </w:r>
+            <w:r>
+              <w:t xml:space="preserve">0.233 in [0.147, 0.356];</w:t>
+            </w:r>
+            <w:r>
+              <w:t xml:space="preserve"> </w:t>
+            </w:r>
+            <m:oMath>
+              <m:sSub>
+                <m:e>
+                  <m:r>
+                    <m:t>T</m:t>
+                  </m:r>
+                </m:e>
+                <m:sub>
+                  <m:r>
+                    <m:rPr>
+                      <m:nor/>
+                      <m:sty m:val="p"/>
+                    </m:rPr>
+                    <m:t>full</m:t>
+                  </m:r>
+                </m:sub>
+              </m:sSub>
+              <m:r>
+                <m:rPr>
+                  <m:sty m:val="p"/>
+                </m:rPr>
+                <m:t>−</m:t>
+              </m:r>
+              <m:sSub>
+                <m:e>
+                  <m:r>
+                    <m:t>T</m:t>
+                  </m:r>
+                </m:e>
+                <m:sub>
+                  <m:r>
+                    <m:rPr>
+                      <m:nor/>
+                      <m:sty m:val="p"/>
+                    </m:rPr>
+                    <m:t>sub</m:t>
+                  </m:r>
+                </m:sub>
+              </m:sSub>
+            </m:oMath>
+            <w:r>
+              <w:t xml:space="preserve"> </w:t>
+            </w:r>
+            <m:oMath>
+              <m:r>
+                <m:rPr>
+                  <m:sty m:val="p"/>
+                </m:rPr>
+                <m:t>−</m:t>
+              </m:r>
+            </m:oMath>
+            <w:r>
+              <w:t xml:space="preserve">0.017 [</w:t>
+            </w:r>
+            <m:oMath>
+              <m:r>
+                <m:rPr>
+                  <m:sty m:val="p"/>
+                </m:rPr>
+                <m:t>−</m:t>
+              </m:r>
+            </m:oMath>
+            <w:r>
+              <w:t xml:space="preserve">0.123, +0.087]</w:t>
+            </w:r>
+          </w:p>
+        </w:tc>
+      </w:tr>
+      <w:tr>
+        <w:tc>
+          <w:tcPr/>
+          <w:p>
+            <w:pPr>
+              <w:pStyle w:val="Compact"/>
+              <w:jc w:val="left"/>
+            </w:pPr>
+            <w:r>
+              <w:t xml:space="preserve">P8</w:t>
+            </w:r>
+          </w:p>
+        </w:tc>
+        <w:tc>
+          <w:tcPr/>
+          <w:p>
+            <w:pPr>
+              <w:pStyle w:val="Compact"/>
+              <w:jc w:val="left"/>
+            </w:pPr>
+            <w:r>
+              <w:t xml:space="preserve">NQ full corpus, Llama</w:t>
+            </w:r>
+          </w:p>
+        </w:tc>
+        <w:tc>
+          <w:tcPr/>
+          <w:p>
+            <w:pPr>
+              <w:pStyle w:val="Compact"/>
+              <w:jc w:val="left"/>
+            </w:pPr>
+            <w:r>
+              <w:t xml:space="preserve">met</w:t>
+            </w:r>
+          </w:p>
+        </w:tc>
+        <w:tc>
+          <w:tcPr/>
+          <w:p>
+            <w:pPr>
+              <w:pStyle w:val="Compact"/>
+              <w:jc w:val="left"/>
+            </w:pPr>
+            <w:r>
+              <w:t xml:space="preserve">e5-base-v2:</w:t>
+            </w:r>
+            <w:r>
+              <w:t xml:space="preserve"> </w:t>
+            </w:r>
+            <m:oMath>
+              <m:sSub>
+                <m:e>
+                  <m:r>
+                    <m:t>T</m:t>
+                  </m:r>
+                </m:e>
+                <m:sub>
+                  <m:r>
+                    <m:rPr>
+                      <m:nor/>
+                      <m:sty m:val="p"/>
+                    </m:rPr>
+                    <m:t>full</m:t>
+                  </m:r>
+                </m:sub>
+              </m:sSub>
+            </m:oMath>
+            <w:r>
+              <w:t xml:space="preserve"> </w:t>
+            </w:r>
+            <w:r>
+              <w:t xml:space="preserve">0.195 in [0.053, 0.265];</w:t>
+            </w:r>
+            <w:r>
+              <w:t xml:space="preserve"> </w:t>
+            </w:r>
+            <m:oMath>
+              <m:sSub>
+                <m:e>
+                  <m:r>
+                    <m:t>T</m:t>
+                  </m:r>
+                </m:e>
+                <m:sub>
+                  <m:r>
+                    <m:rPr>
+                      <m:nor/>
+                      <m:sty m:val="p"/>
+                    </m:rPr>
+                    <m:t>full</m:t>
+                  </m:r>
+                </m:sub>
+              </m:sSub>
+              <m:r>
+                <m:rPr>
+                  <m:sty m:val="p"/>
+                </m:rPr>
+                <m:t>−</m:t>
+              </m:r>
+              <m:sSub>
+                <m:e>
+                  <m:r>
+                    <m:t>T</m:t>
+                  </m:r>
+                </m:e>
+                <m:sub>
+                  <m:r>
+                    <m:rPr>
+                      <m:nor/>
+                      <m:sty m:val="p"/>
+                    </m:rPr>
+                    <m:t>sub</m:t>
+                  </m:r>
+                </m:sub>
+              </m:sSub>
+            </m:oMath>
+            <w:r>
+              <w:t xml:space="preserve"> </w:t>
+            </w:r>
+            <w:r>
+              <w:t xml:space="preserve">+0.035 [</w:t>
+            </w:r>
+            <m:oMath>
+              <m:r>
+                <m:rPr>
+                  <m:sty m:val="p"/>
+                </m:rPr>
+                <m:t>−</m:t>
+              </m:r>
+            </m:oMath>
+            <w:r>
+              <w:t xml:space="preserve">0.065, +0.137]</w:t>
+            </w:r>
+          </w:p>
+        </w:tc>
+      </w:tr>
     </w:tbl>
     <w:p>
       <w:pPr>
@@ -20019,7 +22981,7 @@
           <w:iCs/>
           <w:i/>
         </w:rPr>
-        <w:t xml:space="preserve">. P5: hard negatives lower EM. P6: gold position changes EM.</w:t>
+        <w:t xml:space="preserve">. P5: hard negatives lower EM. P6: gold position changes EM. P7 (registered before Phase 3): every reportable full-corpus EM ratio of a dense encoder has an upper 95% bound below 1. P8: the full-corpus ratio of e5-base-v2 lies inside its sub-corpus 95% interval.</w:t>
       </w:r>
       <w:r>
         <w:rPr>
@@ -20084,9 +23046,9 @@
         <w:t xml:space="preserve">Confirmatory for bge-small, bge-base, e5-base-v2 and Qwen3-Emb-0.6B only. The v0.3 analysis code also counted BM25 in the NQ P1 checks (six ratios); the registered criterion covers dense encoders, and the verdict is the same either way.</w:t>
       </w:r>
     </w:p>
-    <w:bookmarkEnd w:id="109"/>
-    <w:bookmarkEnd w:id="110"/>
-    <w:bookmarkStart w:id="115" w:name="sec:discussion"/>
+    <w:bookmarkEnd w:id="117"/>
+    <w:bookmarkEnd w:id="118"/>
+    <w:bookmarkStart w:id="123" w:name="sec:discussion"/>
     <w:p>
       <w:pPr>
         <w:pStyle w:val="Heading1"/>
@@ -20095,7 +23057,7 @@
         <w:t xml:space="preserve">Discussion</w:t>
       </w:r>
     </w:p>
-    <w:bookmarkStart w:id="111" w:name="what-the-transfer-ratio-shows"/>
+    <w:bookmarkStart w:id="119" w:name="what-the-transfer-ratio-shows"/>
     <w:p>
       <w:pPr>
         <w:pStyle w:val="Heading2"/>
@@ -20129,25 +23091,7 @@
         </m:r>
       </m:oMath>
       <w:r>
-        <w:t xml:space="preserve">. The query-level accounting shows where the difference between the two gains sits. Queries that newly retrieved a gold passage did gain EM, but 0.23–0.30 of them had already been answered correctly under MiniLM-L6, and queries that kept or lost their hit gave back part of the gain. Three observations within our setup are consistent with this. (i) The readers fell well short of the gold-passage reference even with good retrieval, so part of the loss lies in reading, not retrieval. (ii) EM given a miss stayed far above closed-book EM, and the abstention prompt showed that the reader still answered most misses. The NQ relevance labels are sparse, so many</w:t>
-      </w:r>
-      <w:r>
-        <w:t xml:space="preserve"> </w:t>
-      </w:r>
-      <w:r>
-        <w:t xml:space="preserve">“</w:t>
-      </w:r>
-      <w:r>
-        <w:t xml:space="preserve">misses</w:t>
-      </w:r>
-      <w:r>
-        <w:t xml:space="preserve">”</w:t>
-      </w:r>
-      <w:r>
-        <w:t xml:space="preserve"> </w:t>
-      </w:r>
-      <w:r>
-        <w:t xml:space="preserve">probably contained an answer-bearing passage that was not labelled gold, or the reader knew the answer. Hit@5 may therefore overstate the difference between encoders that matters for the reader. (iii) Queries that hit under both retrievers lost a little EM with the stronger encoder, so a change of context can cost answers even when a gold passage stays in the top five. We did not inspect these contexts; this point is a hypothesis.</w:t>
+        <w:t xml:space="preserve">. The registered full-corpus run agreed for the encoders it covered: the ratio of e5-base-v2 moved by −0.02 and +0.04, and both values lay inside the sub-corpus intervals. The query-level accounting shows where the difference between the two gains sits. Queries that newly retrieved a gold passage did gain EM, but 0.23–0.30 of them had already been answered correctly under MiniLM-L6, and queries that kept or lost their hit gave back part of the gain. Three observations within our setup are consistent with this. (i) The readers fell well short of the gold-passage reference even with good retrieval, so part of the loss lies in reading, not retrieval. (ii) EM given a miss stayed far above closed-book EM, and the abstention prompt showed that the reader still answered most misses. The NQ relevance labels are sparse: 0.41–0.55 of dense-encoder misses had an answer string in their top five passages, and the readers may also have known some answers. Hit@5 therefore overstates the difference between encoders that matters for the reader. The full corpus showed the same effect from the other side: it removed about a tenth of the hits of each dense encoder but only 0.20–0.28 EM points per lost hit. (iii) Queries that hit under both retrievers lost a little EM with the stronger encoder, so a change of context can cost answers even when a gold passage stays in the top five. We did not inspect these contexts; this point is a hypothesis.</w:t>
       </w:r>
     </w:p>
     <w:p>
@@ -20166,8 +23110,8 @@
         <w:t xml:space="preserve">Measured with Hit@5, the two datasets would support different conclusions about the same encoders. Measured with metrics that count the evidence the question needs, both show an answer gain that is a fraction of the retrieval gain.</w:t>
       </w:r>
     </w:p>
-    <w:bookmarkEnd w:id="111"/>
-    <w:bookmarkStart w:id="112" w:name="comparison-with-earlier-work"/>
+    <w:bookmarkEnd w:id="119"/>
+    <w:bookmarkStart w:id="120" w:name="comparison-with-earlier-work"/>
     <w:p>
       <w:pPr>
         <w:pStyle w:val="Heading2"/>
@@ -20442,8 +23386,8 @@
         <w:t xml:space="preserve">, who also measured answers; we measured retrieval only.</w:t>
       </w:r>
     </w:p>
-    <w:bookmarkEnd w:id="112"/>
-    <w:bookmarkStart w:id="113" w:name="practical-implications"/>
+    <w:bookmarkEnd w:id="120"/>
+    <w:bookmarkStart w:id="121" w:name="practical-implications"/>
     <w:p>
       <w:pPr>
         <w:pStyle w:val="Heading2"/>
@@ -20460,8 +23404,8 @@
         <w:t xml:space="preserve">Within our setup, the choice of encoder mattered less for answers than for retrieval, while its retrieval-stage cost differed by more than an order of magnitude. For single-hop questions, no larger encoder gave a detectably higher EM than a base-size encoder such as e5-base-v2 or bge-base, which encoded 2.9 times faster than bge-large. For multi-hop questions, bge-large gave a small but detectable gain. Qwen3-Embedding-0.6B had the highest retrieval-stage cost and gave lower EM than e5-base-v2 on HotpotQA; its instruction and length settings may not suit this task, and we did not tune them. Retrieving ten passages instead of five raised EM for most retrievers and narrowed their differences, which is another option when the reader’s context allows it, although it nearly doubles the prompt the reader must process. The cross-encoder raised the Hit@5 and EM of the weak BM25 retrieval stage; for e5-base-v2 it lowered Hit@5, and no EM difference was detected. Approximate search returned nearly the same top passages as exact search at a small fraction of the latency; we did not measure its effect on answers.</w:t>
       </w:r>
     </w:p>
-    <w:bookmarkEnd w:id="113"/>
-    <w:bookmarkStart w:id="114" w:name="alternative-explanations"/>
+    <w:bookmarkEnd w:id="121"/>
+    <w:bookmarkStart w:id="122" w:name="alternative-explanations"/>
     <w:p>
       <w:pPr>
         <w:pStyle w:val="Heading2"/>
@@ -20495,7 +23439,7 @@
         <w:t xml:space="preserve">)</w:t>
       </w:r>
       <w:r>
-        <w:t xml:space="preserve">; the F1 and containment ratios were higher but still well below 1. The sub-corpus inflates dense retrieval scores, but the full-corpus check kept the order of four retrievers, and the inflation was similar for the three dense encoders tested (0.083 to 0.086 in nDCG@10). Whether the ratios themselves hold on the full corpus was not tested. The construction favours the dense encoders relative to BM25, so the comparisons that involve BM25 depend most on it. The readers were 4-bit quantised 7–8B models with one prompt; stronger readers may convert hits into answers at a different rate. The ratio also depends on the baseline and on</w:t>
+        <w:t xml:space="preserve">; the F1 and containment ratios were higher but still well below 1. The sub-corpus inflates dense retrieval scores, but on the full corpus the order of four retrievers was kept, the e5-base-v2 ratios stayed inside their sub-corpus intervals for both readers, and the dense ratios against BM25 rose only from 0.29–0.34 to 0.33–0.38. This check covers three dense encoders on NQ; the larger encoders and HotpotQA were not run on a full corpus. Answer-bearing hard negatives did not explain the context effect either: P5 held, with a larger drop, on the questions whose hard negatives contained no answer string. The readers were 4-bit quantised 7–8B models with one prompt; stronger readers may convert hits into answers at a different rate. The ratio also depends on the baseline and on</w:t>
       </w:r>
       <w:r>
         <w:t xml:space="preserve"> </w:t>
@@ -20509,9 +23453,9 @@
         <w:t xml:space="preserve">. Against BM25 the NQ ratios were higher (0.29–0.35), and with one passage read they were higher still. The ratio therefore describes a pair of retrievers at a given reading depth, not a single encoder.</w:t>
       </w:r>
     </w:p>
-    <w:bookmarkEnd w:id="114"/>
-    <w:bookmarkEnd w:id="115"/>
-    <w:bookmarkStart w:id="122" w:name="sec:limits"/>
+    <w:bookmarkEnd w:id="122"/>
+    <w:bookmarkEnd w:id="123"/>
+    <w:bookmarkStart w:id="130" w:name="sec:limits"/>
     <w:p>
       <w:pPr>
         <w:pStyle w:val="Heading1"/>
@@ -20520,7 +23464,7 @@
         <w:t xml:space="preserve">Limitations</w:t>
       </w:r>
     </w:p>
-    <w:bookmarkStart w:id="116" w:name="scope"/>
+    <w:bookmarkStart w:id="124" w:name="scope"/>
     <w:p>
       <w:pPr>
         <w:pStyle w:val="Heading4"/>
@@ -20574,8 +23518,8 @@
         <w:t xml:space="preserve">show that the size of the ratio depends on how many passages the reader sees. Results may differ for other domains, longer answers, larger or proprietary readers, other prompts or agentic pipelines. All timings come from one GPU type (Tesla T4) and one CPU configuration.</w:t>
       </w:r>
     </w:p>
-    <w:bookmarkEnd w:id="116"/>
-    <w:bookmarkStart w:id="117" w:name="corpus-and-labels"/>
+    <w:bookmarkEnd w:id="124"/>
+    <w:bookmarkStart w:id="125" w:name="corpus-and-labels"/>
     <w:p>
       <w:pPr>
         <w:pStyle w:val="Heading4"/>
@@ -20589,29 +23533,11 @@
         <w:pStyle w:val="FirstParagraph"/>
       </w:pPr>
       <w:r>
-        <w:t xml:space="preserve">Retrieval ran on 300,000-passage sub-corpora that contain every gold passage. The full-corpus check covers retrieval for four retrievers on NQ only. Whether the answer gains and transfer ratios hold on the full corpus was not tested: the full-corpus ranked lists were not stored, and the readers were not run on them. The sub-corpus keeps BM25’s strongest competitors but not those of the dense encoders, which favours the dense encoders relative to BM25. NQ relevance labels are sparse, so some</w:t>
-      </w:r>
-      <w:r>
-        <w:t xml:space="preserve"> </w:t>
-      </w:r>
-      <w:r>
-        <w:t xml:space="preserve">“</w:t>
-      </w:r>
-      <w:r>
-        <w:t xml:space="preserve">misses</w:t>
-      </w:r>
-      <w:r>
-        <w:t xml:space="preserve">”</w:t>
-      </w:r>
-      <w:r>
-        <w:t xml:space="preserve"> </w:t>
-      </w:r>
-      <w:r>
-        <w:t xml:space="preserve">contain the answer. We could not measure how often: the passage texts are not stored with the outputs, so neither an automatic answer-string check nor a blinded human audit of misses was run. The joined NQ set covers 2,255 of 3,452 judged queries and may differ in difficulty from the excluded queries. A Phase 1 check found Hit@5 differences between joined and unjoined queries from −0.028 to +0.005 across the seven retrievers, and every 95% interval included zero.</w:t>
+        <w:t xml:space="preserve">Except for Phase 3, retrieval ran on 300,000-passage sub-corpora that contain every gold passage and favour the dense encoders relative to BM25. Phase 3 tested the NQ ratios on the full corpus for BM25, MiniLM-L6, bge-small and e5-base-v2 only; bge-base, bge-large, Qwen3-Embedding-0.6B and all of HotpotQA rest on the sub-corpus. NQ relevance labels are sparse. The answer-string check measures how often a miss still holds an answer, but it is lexical: it can count a passage that mentions the answer without supporting it, and it misses paraphrases. The registered blinded human audit of misses was not complete for this version. The joined NQ set covers 2,255 of 3,452 judged queries and may differ in difficulty from the excluded queries. A Phase 1 check found Hit@5 differences between joined and unjoined queries from −0.028 to +0.005 across the seven retrievers, and every 95% interval included zero.</w:t>
       </w:r>
     </w:p>
-    <w:bookmarkEnd w:id="117"/>
-    <w:bookmarkStart w:id="118" w:name="metrics-and-statistics"/>
+    <w:bookmarkEnd w:id="125"/>
+    <w:bookmarkStart w:id="126" w:name="metrics-and-statistics"/>
     <w:p>
       <w:pPr>
         <w:pStyle w:val="Heading4"/>
@@ -20646,15 +23572,15 @@
           <w:rPr>
             <w:rStyle w:val="Hyperlink"/>
           </w:rPr>
-          <w:t xml:space="preserve">10</w:t>
+          <w:t xml:space="preserve">11</w:t>
         </w:r>
       </w:hyperlink>
       <w:r>
         <w:t xml:space="preserve">). The decomposition, the query-level accounting, the Both@5 ranking and ratios, the BM25 baseline and the GEE interaction model are post hoc. The accounting groups are defined by retrieval outcomes, so they locate the EM difference but do not explain it. The registered pooled GEE model assumed one retriever effect across datasets, which the interaction test did not support. Answer quality under approximate search was not measured. Multiplicity is controlled within each family, not across all tests in the paper. Bootstrap intervals, F1, answer containment and the pooled model were checked by a rerun on a second computer, not by an independent implementation.</w:t>
       </w:r>
     </w:p>
-    <w:bookmarkEnd w:id="118"/>
-    <w:bookmarkStart w:id="119" w:name="context-experiment"/>
+    <w:bookmarkEnd w:id="126"/>
+    <w:bookmarkStart w:id="127" w:name="context-experiment"/>
     <w:p>
       <w:pPr>
         <w:pStyle w:val="Heading4"/>
@@ -20668,11 +23594,11 @@
         <w:pStyle w:val="FirstParagraph"/>
       </w:pPr>
       <w:r>
-        <w:t xml:space="preserve">The hard negatives are top-ranked BM25 passages without a gold label. Some may contain the answer; that would raise EM in the hard-negative condition and shrink the measured drop. We could not check this because the passage text is not stored with the outputs. The experiment used one reader and 500 questions. The random-passage control found no detected difference from the gold passage alone; it does not establish equivalence.</w:t>
+        <w:t xml:space="preserve">The hard negatives are top-ranked BM25 passages without a gold label, and a third of the questions had at least one that contained an answer string. Excluding those questions made the measured drop larger, so this does not weaken P5, but the subset analysis is a sensitivity check on 333 questions. The experiment used one reader and 500 questions. The random-passage control found no detected difference from the gold passage alone; it does not establish equivalence.</w:t>
       </w:r>
     </w:p>
-    <w:bookmarkEnd w:id="119"/>
-    <w:bookmarkStart w:id="120" w:name="judge-and-annotation"/>
+    <w:bookmarkEnd w:id="127"/>
+    <w:bookmarkStart w:id="128" w:name="judge-and-annotation"/>
     <w:p>
       <w:pPr>
         <w:pStyle w:val="Heading4"/>
@@ -20703,14 +23629,14 @@
         <w:t xml:space="preserve">= 0.127 the judge was excluded under the registered rule, so this limitation does not affect the conclusions, but no faithfulness result is reported.</w:t>
       </w:r>
     </w:p>
-    <w:bookmarkEnd w:id="120"/>
-    <w:bookmarkStart w:id="121" w:name="two-study-phases"/>
+    <w:bookmarkEnd w:id="128"/>
+    <w:bookmarkStart w:id="129" w:name="three-study-phases"/>
     <w:p>
       <w:pPr>
         <w:pStyle w:val="Heading4"/>
       </w:pPr>
       <w:r>
-        <w:t xml:space="preserve">Two study phases</w:t>
+        <w:t xml:space="preserve">Three study phases</w:t>
       </w:r>
     </w:p>
     <w:p>
@@ -20732,12 +23658,12 @@
         <w:t xml:space="preserve"> </w:t>
       </w:r>
       <w:r>
-        <w:t xml:space="preserve">ablation were run before the predictions were registered, and the software image changed between phases. Within-cell comparisons share one environment. For comparisons across phases, 396 of 397 identical prompts gave identical outputs.</w:t>
+        <w:t xml:space="preserve">ablation were run before the predictions were registered, and the software image changed between Phases 1 and 2. P7 and P8 were registered after the sub-corpus results were known; they test whether those results replicate, not a new hypothesis. Within-cell comparisons share one environment. For comparisons across phases, 396 of 397 identical prompts gave identical outputs.</w:t>
       </w:r>
     </w:p>
-    <w:bookmarkEnd w:id="121"/>
-    <w:bookmarkEnd w:id="122"/>
-    <w:bookmarkStart w:id="123" w:name="sec:conclusion"/>
+    <w:bookmarkEnd w:id="129"/>
+    <w:bookmarkEnd w:id="130"/>
+    <w:bookmarkStart w:id="131" w:name="sec:conclusion"/>
     <w:p>
       <w:pPr>
         <w:pStyle w:val="Heading1"/>
@@ -20751,7 +23677,7 @@
         <w:pStyle w:val="FirstParagraph"/>
       </w:pPr>
       <w:r>
-        <w:t xml:space="preserve">We measured how much of a paired retrieval gain reaches the answer when a RAG system swaps one open embedding model for another. On single-hop NQ, between 0.16 and 0.27 EM points followed each Hit@5 point that a dense encoder gained over MiniLM-L6, for both readers; the ratio stayed well below 1 under other answer metrics and a BM25 baseline, and its size depended on the number of passages read (RQ1). The gain came from queries that newly retrieved a gold passage, partly offset by queries that kept or lost one. On multi-hop HotpotQA, the Hit@5-based ratios were larger, but with Both@5 as the denominator they were 0.29 to 0.35, and the EM gain sat in queries for which the encoder retrieved more supporting passages. Among dense encoders, bge-large gave a small EM gain over e5-base-v2 on HotpotQA and none detectable on NQ, and Qwen3-Embedding-0.6B gave lower EM on HotpotQA (RQ2). Top-ranked non-gold passages lowered EM, gold position did not change it detectably, and ten passages narrowed the gaps between retrievers (RQ3). Retrieval-stage throughput differed 27-fold, approximate search returned nearly the same top passages, and the four retrievers tested on the full NQ corpus kept their order (RQ4).</w:t>
+        <w:t xml:space="preserve">We measured how much of a paired retrieval gain reaches the answer when a RAG system swaps one open embedding model for another. On single-hop NQ, between 0.16 and 0.27 EM points followed each Hit@5 point that a dense encoder gained over MiniLM-L6, for both readers; the ratio stayed well below 1 under other answer metrics and a BM25 baseline, held on the full NQ corpus in a registered rerun (0.15–0.23), and its size depended on the number of passages read (RQ1). The gain came from queries that newly retrieved a gold passage, partly offset by queries that kept or lost one, and many retrieval misses still contained the answer. On multi-hop HotpotQA, the Hit@5-based ratios were larger, but with Both@5 as the denominator they were 0.29 to 0.35, and the EM gain sat in queries for which the encoder retrieved more supporting passages. Among dense encoders, bge-large gave a small EM gain over e5-base-v2 on HotpotQA and none detectable on NQ, and Qwen3-Embedding-0.6B gave lower EM on HotpotQA (RQ2). Top-ranked non-gold passages lowered EM, gold position did not change it detectably, and ten passages narrowed the gaps between retrievers (RQ3). Retrieval-stage throughput differed 27-fold, approximate search returned nearly the same top passages, and on the full NQ corpus the four retrievers tested kept their order and their transfer ratios (RQ4).</w:t>
       </w:r>
     </w:p>
     <w:p>
@@ -20759,11 +23685,11 @@
         <w:pStyle w:val="BodyText"/>
       </w:pPr>
       <w:r>
-        <w:t xml:space="preserve">Within this setup, retrieval gains overstated answer gains, and Hit@5 hid much of the multi-hop retrieval gain. We recommend that RAG studies report answer gains next to retrieval gains, with paired intervals, the baseline and the reading depth stated, and that they score multi-hop retrieval by complete evidence. The main open question is whether the ratios hold on the full corpus; future work should also test larger readers and other domains, run the readers on approximate-search results, and audit retrieval misses for unlabelled answer-bearing passages.</w:t>
+        <w:t xml:space="preserve">Within this setup, retrieval gains overstated answer gains, and Hit@5 hid much of the multi-hop retrieval gain. We recommend that RAG studies report answer gains next to retrieval gains, with paired intervals, the baseline and the reading depth stated, and that they score multi-hop retrieval by complete evidence. Future work should test larger readers, other domains and the multi-hop setting on a full corpus, run the readers on approximate-search results, and judge by hand whether the answer-bearing passages behind retrieval misses support the answer.</w:t>
       </w:r>
     </w:p>
-    <w:bookmarkEnd w:id="123"/>
-    <w:bookmarkStart w:id="128" w:name="ethics-statement"/>
+    <w:bookmarkEnd w:id="131"/>
+    <w:bookmarkStart w:id="136" w:name="ethics-statement"/>
     <w:p>
       <w:pPr>
         <w:pStyle w:val="Heading1"/>
@@ -20772,7 +23698,7 @@
         <w:t xml:space="preserve">Ethics statement</w:t>
       </w:r>
     </w:p>
-    <w:bookmarkStart w:id="124" w:name="data-and-licences"/>
+    <w:bookmarkStart w:id="132" w:name="data-and-licences"/>
     <w:p>
       <w:pPr>
         <w:pStyle w:val="Heading4"/>
@@ -20789,8 +23715,8 @@
         <w:t xml:space="preserve">We used public resources under their licences, as listed on their Hugging Face cards (accessed 17 October 2026): the BEIR versions of Natural Questions and HotpotQA (CC BY-SA 4.0), NQ-open (CC BY-SA 3.0) and HotpotQA (CC BY-SA 4.0). The encoders are released under Apache-2.0 (all-MiniLM-L6-v2, Qwen3-Embedding-0.6B) or MIT (bge, e5 and bge-reranker-base); Qwen2.5-7B-Instruct-AWQ and Mistral-7B-Instruct-v0.3 under Apache-2.0; and the Llama-3.1-8B-Instruct AWQ build under the Llama 3.1 Community License. We used each for research evaluation. The questions are public benchmark questions over Wikipedia; we collected no personal data.</w:t>
       </w:r>
     </w:p>
-    <w:bookmarkEnd w:id="124"/>
-    <w:bookmarkStart w:id="125" w:name="human-annotation"/>
+    <w:bookmarkEnd w:id="132"/>
+    <w:bookmarkStart w:id="133" w:name="human-annotation"/>
     <w:p>
       <w:pPr>
         <w:pStyle w:val="Heading4"/>
@@ -20807,8 +23733,8 @@
         <w:t xml:space="preserve">The 200 judge-validation items were labelled by one member of the study team, with the same instructions the judge received and without seeing its verdicts. No external participants were involved.</w:t>
       </w:r>
     </w:p>
-    <w:bookmarkEnd w:id="125"/>
-    <w:bookmarkStart w:id="126" w:name="risks"/>
+    <w:bookmarkEnd w:id="133"/>
+    <w:bookmarkStart w:id="134" w:name="risks"/>
     <w:p>
       <w:pPr>
         <w:pStyle w:val="Heading4"/>
@@ -20825,8 +23751,8 @@
         <w:t xml:space="preserve">The study compares existing models and creates no new model. Readers may over-generalise the comparison to other readers, corpora or languages; we scope each claim to the tested setup. The excluded LLM judge should not be used as evidence that a system gives faithful answers.</w:t>
       </w:r>
     </w:p>
-    <w:bookmarkEnd w:id="126"/>
-    <w:bookmarkStart w:id="127" w:name="compute"/>
+    <w:bookmarkEnd w:id="134"/>
+    <w:bookmarkStart w:id="135" w:name="compute"/>
     <w:p>
       <w:pPr>
         <w:pStyle w:val="Heading4"/>
@@ -20843,9 +23769,9 @@
         <w:t xml:space="preserve">All experiments ran on free Kaggle sessions with Tesla T4 GPUs; the study had no monetary cost.</w:t>
       </w:r>
     </w:p>
-    <w:bookmarkEnd w:id="127"/>
-    <w:bookmarkEnd w:id="128"/>
-    <w:bookmarkStart w:id="129" w:name="data-and-code-availability"/>
+    <w:bookmarkEnd w:id="135"/>
+    <w:bookmarkEnd w:id="136"/>
+    <w:bookmarkStart w:id="137" w:name="data-and-code-availability"/>
     <w:p>
       <w:pPr>
         <w:pStyle w:val="Heading1"/>
@@ -20873,8 +23799,8 @@
         <w:t xml:space="preserve">. Every number in this paper is generated by script from the committed outputs, including the post hoc analyses, whose scripts are in the same repository.</w:t>
       </w:r>
     </w:p>
-    <w:bookmarkEnd w:id="129"/>
-    <w:bookmarkStart w:id="130" w:name="X1f74eb43af444059c7518034463b6c89b1cacf4"/>
+    <w:bookmarkEnd w:id="137"/>
+    <w:bookmarkStart w:id="138" w:name="X1f74eb43af444059c7518034463b6c89b1cacf4"/>
     <w:p>
       <w:pPr>
         <w:pStyle w:val="Heading1"/>
@@ -20891,8 +23817,8 @@
         <w:t xml:space="preserve">During the preparation of this work the author used Claude (Anthropic) to write and test analysis and experiment code, to check references against bibliographic databases, and to draft and edit text. After using this tool, the author reviewed and edited the content as needed and takes full responsibility for the content of the published article. Figures and tables were generated by scripts from the experimental data.</w:t>
       </w:r>
     </w:p>
-    <w:bookmarkEnd w:id="130"/>
-    <w:bookmarkStart w:id="135" w:name="app:prompts"/>
+    <w:bookmarkEnd w:id="138"/>
+    <w:bookmarkStart w:id="143" w:name="app:prompts"/>
     <w:p>
       <w:pPr>
         <w:pStyle w:val="Heading1"/>
@@ -20918,7 +23844,7 @@
         <w:t xml:space="preserve">). Every generation record stores a hash of the system prompt; all 131,855 scored answers carry the hash of the prompt printed here (A1: 122,545, A2: 8,510, A3: 800 records). Each prompt was rendered with the reader’s own chat template.</w:t>
       </w:r>
     </w:p>
-    <w:bookmarkStart w:id="131" w:name="user-message-a1-and-a3"/>
+    <w:bookmarkStart w:id="139" w:name="user-message-a1-and-a3"/>
     <w:p>
       <w:pPr>
         <w:pStyle w:val="Heading4"/>
@@ -21032,8 +23958,8 @@
         <w:t xml:space="preserve">Answer:</w:t>
       </w:r>
     </w:p>
-    <w:bookmarkEnd w:id="131"/>
-    <w:bookmarkStart w:id="132" w:name="a1-main-prompt-with-passages"/>
+    <w:bookmarkEnd w:id="139"/>
+    <w:bookmarkStart w:id="140" w:name="a1-main-prompt-with-passages"/>
     <w:p>
       <w:pPr>
         <w:pStyle w:val="Heading4"/>
@@ -21074,8 +24000,8 @@
         <w:t xml:space="preserve">”</w:t>
       </w:r>
     </w:p>
-    <w:bookmarkEnd w:id="132"/>
-    <w:bookmarkStart w:id="133" w:name="a2-closed-book"/>
+    <w:bookmarkEnd w:id="140"/>
+    <w:bookmarkStart w:id="141" w:name="a2-closed-book"/>
     <w:p>
       <w:pPr>
         <w:pStyle w:val="Heading4"/>
@@ -21149,8 +24075,8 @@
         <w:t xml:space="preserve">.</w:t>
       </w:r>
     </w:p>
-    <w:bookmarkEnd w:id="133"/>
-    <w:bookmarkStart w:id="134" w:name="a3-abstention-check-phase-1-only"/>
+    <w:bookmarkEnd w:id="141"/>
+    <w:bookmarkStart w:id="142" w:name="a3-abstention-check-phase-1-only"/>
     <w:p>
       <w:pPr>
         <w:pStyle w:val="Heading4"/>
@@ -21205,9 +24131,9 @@
         <w:t xml:space="preserve">The gold-passage condition uses A1 with the gold passages only.</w:t>
       </w:r>
     </w:p>
-    <w:bookmarkEnd w:id="134"/>
-    <w:bookmarkEnd w:id="135"/>
-    <w:bookmarkStart w:id="136" w:name="app:judge"/>
+    <w:bookmarkEnd w:id="142"/>
+    <w:bookmarkEnd w:id="143"/>
+    <w:bookmarkStart w:id="144" w:name="app:judge"/>
     <w:p>
       <w:pPr>
         <w:pStyle w:val="Heading1"/>
@@ -21343,8 +24269,8 @@
         <w:t xml:space="preserve">The 200 items were drawn by a seeded, stratified sampler that over-represents NOT_SUPPORTED verdicts; population-weighted statistics use the inverse inclusion probabilities.</w:t>
       </w:r>
     </w:p>
-    <w:bookmarkEnd w:id="136"/>
-    <w:bookmarkStart w:id="139" w:name="app:repro"/>
+    <w:bookmarkEnd w:id="144"/>
+    <w:bookmarkStart w:id="147" w:name="app:repro"/>
     <w:p>
       <w:pPr>
         <w:pStyle w:val="Heading1"/>
@@ -21353,7 +24279,7 @@
         <w:t xml:space="preserve">Models, data and software</w:t>
       </w:r>
     </w:p>
-    <w:bookmarkStart w:id="137" w:name="tab:revisions"/>
+    <w:bookmarkStart w:id="145" w:name="tab:revisions"/>
     <w:p>
       <w:pPr>
         <w:pStyle w:val="TableCaption"/>
@@ -21820,7 +24746,7 @@
         </w:tc>
       </w:tr>
     </w:tbl>
-    <w:bookmarkEnd w:id="137"/>
+    <w:bookmarkEnd w:id="145"/>
     <w:p>
       <w:pPr>
         <w:pStyle w:val="BodyText"/>
@@ -22479,6 +25405,178 @@
             </w:pPr>
             <w:r>
               <w:t xml:space="preserve">Phase 2, E5, E6, E7, E9, E12</w:t>
+            </w:r>
+          </w:p>
+        </w:tc>
+        <w:tc>
+          <w:tcPr/>
+          <w:p>
+            <w:pPr>
+              <w:pStyle w:val="Compact"/>
+              <w:jc w:val="left"/>
+            </w:pPr>
+            <w:r>
+              <w:t xml:space="preserve">3.13.15</w:t>
+            </w:r>
+          </w:p>
+        </w:tc>
+        <w:tc>
+          <w:tcPr/>
+          <w:p>
+            <w:pPr>
+              <w:pStyle w:val="Compact"/>
+              <w:jc w:val="left"/>
+            </w:pPr>
+            <w:r>
+              <w:t xml:space="preserve">2.13.0</w:t>
+            </w:r>
+          </w:p>
+        </w:tc>
+        <w:tc>
+          <w:tcPr/>
+          <w:p>
+            <w:pPr>
+              <w:pStyle w:val="Compact"/>
+              <w:jc w:val="left"/>
+            </w:pPr>
+            <w:r>
+              <w:t xml:space="preserve">13.0</w:t>
+            </w:r>
+          </w:p>
+        </w:tc>
+        <w:tc>
+          <w:tcPr/>
+          <w:p>
+            <w:pPr>
+              <w:pStyle w:val="Compact"/>
+              <w:jc w:val="left"/>
+            </w:pPr>
+            <w:r>
+              <w:t xml:space="preserve">5.17.0</w:t>
+            </w:r>
+          </w:p>
+        </w:tc>
+        <w:tc>
+          <w:tcPr/>
+          <w:p>
+            <w:pPr>
+              <w:pStyle w:val="Compact"/>
+              <w:jc w:val="left"/>
+            </w:pPr>
+            <w:r>
+              <w:t xml:space="preserve">0.30.0</w:t>
+            </w:r>
+          </w:p>
+        </w:tc>
+        <w:tc>
+          <w:tcPr/>
+          <w:p>
+            <w:pPr>
+              <w:pStyle w:val="Compact"/>
+              <w:jc w:val="left"/>
+            </w:pPr>
+            <w:r>
+              <w:t xml:space="preserve">2.1.3</w:t>
+            </w:r>
+          </w:p>
+        </w:tc>
+      </w:tr>
+      <w:tr>
+        <w:tc>
+          <w:tcPr/>
+          <w:p>
+            <w:pPr>
+              <w:pStyle w:val="Compact"/>
+              <w:jc w:val="left"/>
+            </w:pPr>
+            <w:r>
+              <w:t xml:space="preserve">Phase 1, NQ retrieval and encoding</w:t>
+            </w:r>
+          </w:p>
+        </w:tc>
+        <w:tc>
+          <w:tcPr/>
+          <w:p>
+            <w:pPr>
+              <w:pStyle w:val="Compact"/>
+              <w:jc w:val="left"/>
+            </w:pPr>
+            <w:r>
+              <w:t xml:space="preserve">3.12.13</w:t>
+            </w:r>
+          </w:p>
+        </w:tc>
+        <w:tc>
+          <w:tcPr/>
+          <w:p>
+            <w:pPr>
+              <w:pStyle w:val="Compact"/>
+              <w:jc w:val="left"/>
+            </w:pPr>
+            <w:r>
+              <w:t xml:space="preserve">2.10.0</w:t>
+            </w:r>
+          </w:p>
+        </w:tc>
+        <w:tc>
+          <w:tcPr/>
+          <w:p>
+            <w:pPr>
+              <w:pStyle w:val="Compact"/>
+              <w:jc w:val="left"/>
+            </w:pPr>
+            <w:r>
+              <w:t xml:space="preserve">12.8</w:t>
+            </w:r>
+          </w:p>
+        </w:tc>
+        <w:tc>
+          <w:tcPr/>
+          <w:p>
+            <w:pPr>
+              <w:pStyle w:val="Compact"/>
+              <w:jc w:val="left"/>
+            </w:pPr>
+            <w:r>
+              <w:t xml:space="preserve">5.0.0</w:t>
+            </w:r>
+          </w:p>
+        </w:tc>
+        <w:tc>
+          <w:tcPr/>
+          <w:p>
+            <w:pPr>
+              <w:pStyle w:val="Compact"/>
+              <w:jc w:val="left"/>
+            </w:pPr>
+            <w:r>
+              <w:t xml:space="preserve">–</w:t>
+            </w:r>
+          </w:p>
+        </w:tc>
+        <w:tc>
+          <w:tcPr/>
+          <w:p>
+            <w:pPr>
+              <w:pStyle w:val="Compact"/>
+              <w:jc w:val="left"/>
+            </w:pPr>
+            <w:r>
+              <w:t xml:space="preserve">2.0.2</w:t>
+            </w:r>
+          </w:p>
+        </w:tc>
+      </w:tr>
+      <w:tr>
+        <w:tc>
+          <w:tcPr/>
+          <w:p>
+            <w:pPr>
+              <w:pStyle w:val="Compact"/>
+              <w:jc w:val="left"/>
+            </w:pPr>
+            <w:r>
+              <w:t xml:space="preserve">Phase 3, full-corpus NQ readers (S5)</w:t>
             </w:r>
           </w:p>
         </w:tc>
@@ -23311,7 +26409,7 @@
         <w:t xml:space="preserve">. Qwen3-Embedding uses a task instruction per dataset.</w:t>
       </w:r>
     </w:p>
-    <w:bookmarkStart w:id="138" w:name="tab:data"/>
+    <w:bookmarkStart w:id="146" w:name="tab:data"/>
     <w:p>
       <w:pPr>
         <w:pStyle w:val="TableCaption"/>
@@ -23837,7 +26935,7 @@
         </w:tc>
       </w:tr>
     </w:tbl>
-    <w:bookmarkEnd w:id="138"/>
+    <w:bookmarkEnd w:id="146"/>
     <w:p>
       <w:pPr>
         <w:pStyle w:val="BodyText"/>
@@ -23850,8 +26948,8 @@
         <w:t xml:space="preserve">Corpus sizes as distributed by BEIR. Joins: NQ by normalised question text, HotpotQA by question id. Each HotpotQA query has exactly two distinct gold passages; 14,810 gold references point to 13,783 distinct passages because some passages support several questions. Both@5 requires both gold passages of the query in the top five.</w:t>
       </w:r>
     </w:p>
-    <w:bookmarkEnd w:id="139"/>
-    <w:bookmarkStart w:id="140" w:name="app:prereg"/>
+    <w:bookmarkEnd w:id="147"/>
+    <w:bookmarkStart w:id="148" w:name="app:prereg"/>
     <w:p>
       <w:pPr>
         <w:pStyle w:val="Heading1"/>
@@ -24017,14 +27115,35 @@
     </w:p>
     <w:p>
       <w:pPr>
+        <w:numPr>
+          <w:ilvl w:val="0"/>
+          <w:numId w:val="1003"/>
+        </w:numPr>
+      </w:pPr>
+      <w:r>
+        <w:rPr>
+          <w:bCs/>
+          <w:b/>
+        </w:rPr>
+        <w:t xml:space="preserve">v0.4 (17 October 2026).</w:t>
+      </w:r>
+      <w:r>
+        <w:t xml:space="preserve"> </w:t>
+      </w:r>
+      <w:r>
+        <w:t xml:space="preserve">Phase 3: readers on full-corpus NQ retrieval, predictions P7 and P8, the answer-string checks and the human audit of misses, written and committed before the Phase 3 session.</w:t>
+      </w:r>
+    </w:p>
+    <w:p>
+      <w:pPr>
         <w:pStyle w:val="FirstParagraph"/>
       </w:pPr>
       <w:r>
         <w:t xml:space="preserve">Pilot numbers were used only for planning and are not reported as results.</w:t>
       </w:r>
     </w:p>
-    <w:bookmarkEnd w:id="140"/>
-    <w:bookmarkStart w:id="144" w:name="app:deploy"/>
+    <w:bookmarkEnd w:id="148"/>
+    <w:bookmarkStart w:id="152" w:name="app:deploy"/>
     <w:p>
       <w:pPr>
         <w:pStyle w:val="Heading1"/>
@@ -24056,7 +27175,7 @@
           <w:rPr>
             <w:rStyle w:val="Hyperlink"/>
           </w:rPr>
-          <w:t xml:space="preserve">11</w:t>
+          <w:t xml:space="preserve">12</w:t>
         </w:r>
       </w:hyperlink>
       <w:r>
@@ -24070,7 +27189,7 @@
           <w:rPr>
             <w:rStyle w:val="Hyperlink"/>
           </w:rPr>
-          <w:t xml:space="preserve">12</w:t>
+          <w:t xml:space="preserve">13</w:t>
         </w:r>
       </w:hyperlink>
       <w:r>
@@ -24089,18 +27208,18 @@
           <wp:inline>
             <wp:extent cx="5334000" cy="3514470"/>
             <wp:effectExtent b="0" l="0" r="0" t="0"/>
-            <wp:docPr descr="" title="" id="142" name="Picture"/>
+            <wp:docPr descr="" title="" id="150" name="Picture"/>
             <a:graphic>
               <a:graphicData uri="http://schemas.openxmlformats.org/drawingml/2006/picture">
                 <pic:pic>
                   <pic:nvPicPr>
-                    <pic:cNvPr descr="/home/claude/rag-embed-transfer/paper_figures/out/fig11_pareto.png" id="143" name="Picture"/>
+                    <pic:cNvPr descr="/home/claude/rag-embed-transfer/paper_figures/out/fig11_pareto.png" id="151" name="Picture"/>
                     <pic:cNvPicPr>
                       <a:picLocks noChangeArrowheads="1" noChangeAspect="1"/>
                     </pic:cNvPicPr>
                   </pic:nvPicPr>
                   <pic:blipFill>
-                    <a:blip r:embed="rId141"/>
+                    <a:blip r:embed="rId149"/>
                     <a:stretch>
                       <a:fillRect/>
                     </a:stretch>
@@ -25081,7 +28200,7 @@
             <w:iCs/>
             <w:i/>
           </w:rPr>
-          <w:t xml:space="preserve">5</w:t>
+          <w:t xml:space="preserve">6</w:t>
         </w:r>
       </w:hyperlink>
       <w:r>
@@ -25092,8 +28211,8 @@
         <w:t xml:space="preserve">.</w:t>
       </w:r>
     </w:p>
-    <w:bookmarkEnd w:id="144"/>
-    <w:bookmarkStart w:id="250" w:name="app:tables"/>
+    <w:bookmarkEnd w:id="152"/>
+    <w:bookmarkStart w:id="258" w:name="app:tables"/>
     <w:p>
       <w:pPr>
         <w:pStyle w:val="Heading1"/>
@@ -25178,7 +28297,7 @@
           <w:rPr>
             <w:rStyle w:val="Hyperlink"/>
           </w:rPr>
-          <w:t xml:space="preserve">11</w:t>
+          <w:t xml:space="preserve">12</w:t>
         </w:r>
       </w:hyperlink>
       <w:r>
@@ -25231,7 +28350,7 @@
           <w:rPr>
             <w:rStyle w:val="Hyperlink"/>
           </w:rPr>
-          <w:t xml:space="preserve">12</w:t>
+          <w:t xml:space="preserve">13</w:t>
         </w:r>
       </w:hyperlink>
       <w:r>
@@ -25273,7 +28392,7 @@
           <w:rPr>
             <w:rStyle w:val="Hyperlink"/>
           </w:rPr>
-          <w:t xml:space="preserve">10</w:t>
+          <w:t xml:space="preserve">11</w:t>
         </w:r>
       </w:hyperlink>
       <w:r>
@@ -31660,7 +34779,7 @@
         <w:t xml:space="preserve">, seed 0); each query keeps its group, so group sizes vary across resamples and the interval is for the group’s contribution to the population EM difference.</w:t>
       </w:r>
     </w:p>
-    <w:bookmarkStart w:id="145" w:name="tab:share"/>
+    <w:bookmarkStart w:id="153" w:name="tab:share"/>
     <w:p>
       <w:pPr>
         <w:pStyle w:val="TableCaption"/>
@@ -32124,7 +35243,7 @@
         </w:tc>
       </w:tr>
     </w:tbl>
-    <w:bookmarkEnd w:id="145"/>
+    <w:bookmarkEnd w:id="153"/>
     <w:p>
       <w:pPr>
         <w:pStyle w:val="BodyText"/>
@@ -34526,7 +37645,7 @@
         <w:t xml:space="preserve">Closed-book EM for comparison: NQ 0.149 (Qwen), 0.197 (Llama); HotpotQA 0.158 (Qwen), 0.148 (Llama).</w:t>
       </w:r>
     </w:p>
-    <w:bookmarkStart w:id="146" w:name="tab:idk"/>
+    <w:bookmarkStart w:id="154" w:name="tab:idk"/>
     <w:p>
       <w:pPr>
         <w:pStyle w:val="TableCaption"/>
@@ -35116,7 +38235,7 @@
         </w:tc>
       </w:tr>
     </w:tbl>
-    <w:bookmarkEnd w:id="146"/>
+    <w:bookmarkEnd w:id="154"/>
     <w:p>
       <w:pPr>
         <w:pStyle w:val="BodyText"/>
@@ -38858,7 +41977,7 @@
         <w:t xml:space="preserve">).</w:t>
       </w:r>
     </w:p>
-    <w:bookmarkStart w:id="147" w:name="tab:judgerates"/>
+    <w:bookmarkStart w:id="155" w:name="tab:judgerates"/>
     <w:p>
       <w:pPr>
         <w:pStyle w:val="TableCaption"/>
@@ -39266,7 +42385,7 @@
         </w:tc>
       </w:tr>
     </w:tbl>
-    <w:bookmarkEnd w:id="147"/>
+    <w:bookmarkEnd w:id="155"/>
     <w:p>
       <w:pPr>
         <w:pStyle w:val="BodyText"/>
@@ -39288,18 +42407,18 @@
           <wp:inline>
             <wp:extent cx="5334000" cy="1649855"/>
             <wp:effectExtent b="0" l="0" r="0" t="0"/>
-            <wp:docPr descr="" title="" id="149" name="Picture"/>
+            <wp:docPr descr="" title="" id="157" name="Picture"/>
             <a:graphic>
               <a:graphicData uri="http://schemas.openxmlformats.org/drawingml/2006/picture">
                 <pic:pic>
                   <pic:nvPicPr>
-                    <pic:cNvPr descr="/home/claude/rag-embed-transfer/paper_figures/out/fig12_latency.png" id="150" name="Picture"/>
+                    <pic:cNvPr descr="/home/claude/rag-embed-transfer/paper_figures/out/fig12_latency.png" id="158" name="Picture"/>
                     <pic:cNvPicPr>
                       <a:picLocks noChangeArrowheads="1" noChangeAspect="1"/>
                     </pic:cNvPicPr>
                   </pic:nvPicPr>
                   <pic:blipFill>
-                    <a:blip r:embed="rId148"/>
+                    <a:blip r:embed="rId156"/>
                     <a:stretch>
                       <a:fillRect/>
                     </a:stretch>
@@ -39334,8 +42453,8 @@
         <w:t xml:space="preserve">NQ nDCG@10 against per-query latency (Phase 1 batch-1 medians, log scale): (a) query encoding on the T4 and exact search on the CPU; (b) both on the CPU.</w:t>
       </w:r>
     </w:p>
-    <w:bookmarkStart w:id="249" w:name="refs"/>
-    <w:bookmarkStart w:id="152" w:name="ref-amiraz2025distracting"/>
+    <w:bookmarkStart w:id="257" w:name="refs"/>
+    <w:bookmarkStart w:id="160" w:name="ref-amiraz2025distracting"/>
     <w:p>
       <w:pPr>
         <w:pStyle w:val="Bibliography"/>
@@ -39377,7 +42496,7 @@
       <w:r>
         <w:t xml:space="preserve"> </w:t>
       </w:r>
-      <w:hyperlink r:id="rId151">
+      <w:hyperlink r:id="rId159">
         <w:r>
           <w:rPr>
             <w:rStyle w:val="Hyperlink"/>
@@ -39389,8 +42508,8 @@
         <w:t xml:space="preserve">.</w:t>
       </w:r>
     </w:p>
-    <w:bookmarkEnd w:id="152"/>
-    <w:bookmarkStart w:id="153" w:name="ref-elassadi2026embedder"/>
+    <w:bookmarkEnd w:id="160"/>
+    <w:bookmarkStart w:id="161" w:name="ref-elassadi2026embedder"/>
     <w:p>
       <w:pPr>
         <w:pStyle w:val="Bibliography"/>
@@ -39414,8 +42533,8 @@
         <w:t xml:space="preserve"> arXiv preprint arXiv:2608.12875.</w:t>
       </w:r>
     </w:p>
-    <w:bookmarkEnd w:id="153"/>
-    <w:bookmarkStart w:id="154" w:name="ref-bala2026recall"/>
+    <w:bookmarkEnd w:id="161"/>
+    <w:bookmarkStart w:id="162" w:name="ref-bala2026recall"/>
     <w:p>
       <w:pPr>
         <w:pStyle w:val="Bibliography"/>
@@ -39442,8 +42561,8 @@
         <w:t xml:space="preserve">arXiv preprint arXiv:2607.00725.</w:t>
       </w:r>
     </w:p>
-    <w:bookmarkEnd w:id="154"/>
-    <w:bookmarkStart w:id="156" w:name="ref-cohen1960kappa"/>
+    <w:bookmarkEnd w:id="162"/>
+    <w:bookmarkStart w:id="164" w:name="ref-cohen1960kappa"/>
     <w:p>
       <w:pPr>
         <w:pStyle w:val="Bibliography"/>
@@ -39482,7 +42601,7 @@
       <w:r>
         <w:t xml:space="preserve"> </w:t>
       </w:r>
-      <w:hyperlink r:id="rId155">
+      <w:hyperlink r:id="rId163">
         <w:r>
           <w:rPr>
             <w:rStyle w:val="Hyperlink"/>
@@ -39494,8 +42613,8 @@
         <w:t xml:space="preserve">.</w:t>
       </w:r>
     </w:p>
-    <w:bookmarkEnd w:id="156"/>
-    <w:bookmarkStart w:id="158" w:name="ref-cuconasu2025positional"/>
+    <w:bookmarkEnd w:id="164"/>
+    <w:bookmarkStart w:id="166" w:name="ref-cuconasu2025positional"/>
     <w:p>
       <w:pPr>
         <w:pStyle w:val="Bibliography"/>
@@ -39534,7 +42653,7 @@
       <w:r>
         <w:t xml:space="preserve"> </w:t>
       </w:r>
-      <w:hyperlink r:id="rId157">
+      <w:hyperlink r:id="rId165">
         <w:r>
           <w:rPr>
             <w:rStyle w:val="Hyperlink"/>
@@ -39546,8 +42665,8 @@
         <w:t xml:space="preserve">.</w:t>
       </w:r>
     </w:p>
-    <w:bookmarkEnd w:id="158"/>
-    <w:bookmarkStart w:id="160" w:name="ref-cuconasu2024power"/>
+    <w:bookmarkEnd w:id="166"/>
+    <w:bookmarkStart w:id="168" w:name="ref-cuconasu2024power"/>
     <w:p>
       <w:pPr>
         <w:pStyle w:val="Bibliography"/>
@@ -39589,7 +42708,7 @@
       <w:r>
         <w:t xml:space="preserve"> </w:t>
       </w:r>
-      <w:hyperlink r:id="rId159">
+      <w:hyperlink r:id="rId167">
         <w:r>
           <w:rPr>
             <w:rStyle w:val="Hyperlink"/>
@@ -39601,8 +42720,8 @@
         <w:t xml:space="preserve">.</w:t>
       </w:r>
     </w:p>
-    <w:bookmarkEnd w:id="160"/>
-    <w:bookmarkStart w:id="162" w:name="ref-dror2018"/>
+    <w:bookmarkEnd w:id="168"/>
+    <w:bookmarkStart w:id="170" w:name="ref-dror2018"/>
     <w:p>
       <w:pPr>
         <w:pStyle w:val="Bibliography"/>
@@ -39644,7 +42763,7 @@
       <w:r>
         <w:t xml:space="preserve"> </w:t>
       </w:r>
-      <w:hyperlink r:id="rId161">
+      <w:hyperlink r:id="rId169">
         <w:r>
           <w:rPr>
             <w:rStyle w:val="Hyperlink"/>
@@ -39656,8 +42775,8 @@
         <w:t xml:space="preserve">.</w:t>
       </w:r>
     </w:p>
-    <w:bookmarkEnd w:id="162"/>
-    <w:bookmarkStart w:id="164" w:name="ref-efron1993bootstrap"/>
+    <w:bookmarkEnd w:id="170"/>
+    <w:bookmarkStart w:id="172" w:name="ref-efron1993bootstrap"/>
     <w:p>
       <w:pPr>
         <w:pStyle w:val="Bibliography"/>
@@ -39681,7 +42800,7 @@
       <w:r>
         <w:t xml:space="preserve"> </w:t>
       </w:r>
-      <w:hyperlink r:id="rId163">
+      <w:hyperlink r:id="rId171">
         <w:r>
           <w:rPr>
             <w:rStyle w:val="Hyperlink"/>
@@ -39693,8 +42812,8 @@
         <w:t xml:space="preserve">.</w:t>
       </w:r>
     </w:p>
-    <w:bookmarkEnd w:id="164"/>
-    <w:bookmarkStart w:id="166" w:name="ref-es2024ragas"/>
+    <w:bookmarkEnd w:id="172"/>
+    <w:bookmarkStart w:id="174" w:name="ref-es2024ragas"/>
     <w:p>
       <w:pPr>
         <w:pStyle w:val="Bibliography"/>
@@ -39736,7 +42855,7 @@
       <w:r>
         <w:t xml:space="preserve"> </w:t>
       </w:r>
-      <w:hyperlink r:id="rId165">
+      <w:hyperlink r:id="rId173">
         <w:r>
           <w:rPr>
             <w:rStyle w:val="Hyperlink"/>
@@ -39748,8 +42867,8 @@
         <w:t xml:space="preserve">.</w:t>
       </w:r>
     </w:p>
-    <w:bookmarkEnd w:id="166"/>
-    <w:bookmarkStart w:id="167" w:name="ref-ghosh2026evidence"/>
+    <w:bookmarkEnd w:id="174"/>
+    <w:bookmarkStart w:id="175" w:name="ref-ghosh2026evidence"/>
     <w:p>
       <w:pPr>
         <w:pStyle w:val="Bibliography"/>
@@ -39776,8 +42895,8 @@
         <w:t xml:space="preserve">arXiv preprint arXiv:2608.26379.</w:t>
       </w:r>
     </w:p>
-    <w:bookmarkEnd w:id="167"/>
-    <w:bookmarkStart w:id="168" w:name="ref-grattafiori2024llama3"/>
+    <w:bookmarkEnd w:id="175"/>
+    <w:bookmarkStart w:id="176" w:name="ref-grattafiori2024llama3"/>
     <w:p>
       <w:pPr>
         <w:pStyle w:val="Bibliography"/>
@@ -39804,8 +42923,8 @@
         <w:t xml:space="preserve">arXiv preprint arXiv:2407.21783.</w:t>
       </w:r>
     </w:p>
-    <w:bookmarkEnd w:id="168"/>
-    <w:bookmarkStart w:id="170" w:name="ref-hitl2026comparative"/>
+    <w:bookmarkEnd w:id="176"/>
+    <w:bookmarkStart w:id="178" w:name="ref-hitl2026comparative"/>
     <w:p>
       <w:pPr>
         <w:pStyle w:val="Bibliography"/>
@@ -39841,7 +42960,7 @@
       <w:r>
         <w:t xml:space="preserve"> </w:t>
       </w:r>
-      <w:hyperlink r:id="rId169">
+      <w:hyperlink r:id="rId177">
         <w:r>
           <w:rPr>
             <w:rStyle w:val="Hyperlink"/>
@@ -39853,8 +42972,8 @@
         <w:t xml:space="preserve">.</w:t>
       </w:r>
     </w:p>
-    <w:bookmarkEnd w:id="170"/>
-    <w:bookmarkStart w:id="172" w:name="ref-holm1979"/>
+    <w:bookmarkEnd w:id="178"/>
+    <w:bookmarkStart w:id="180" w:name="ref-holm1979"/>
     <w:p>
       <w:pPr>
         <w:pStyle w:val="Bibliography"/>
@@ -39887,7 +43006,7 @@
       <w:r>
         <w:t xml:space="preserve"> </w:t>
       </w:r>
-      <w:hyperlink r:id="rId171">
+      <w:hyperlink r:id="rId179">
         <w:r>
           <w:rPr>
             <w:rStyle w:val="Hyperlink"/>
@@ -39899,8 +43018,8 @@
         <w:t xml:space="preserve">.</w:t>
       </w:r>
     </w:p>
-    <w:bookmarkEnd w:id="172"/>
-    <w:bookmarkStart w:id="173" w:name="ref-hsia2025ragged"/>
+    <w:bookmarkEnd w:id="180"/>
+    <w:bookmarkStart w:id="181" w:name="ref-hsia2025ragged"/>
     <w:p>
       <w:pPr>
         <w:pStyle w:val="Bibliography"/>
@@ -39940,8 +43059,8 @@
         <w:t xml:space="preserve">.</w:t>
       </w:r>
     </w:p>
-    <w:bookmarkEnd w:id="173"/>
-    <w:bookmarkStart w:id="175" w:name="ref-izacard2021fid"/>
+    <w:bookmarkEnd w:id="181"/>
+    <w:bookmarkStart w:id="183" w:name="ref-izacard2021fid"/>
     <w:p>
       <w:pPr>
         <w:pStyle w:val="Bibliography"/>
@@ -39983,7 +43102,7 @@
       <w:r>
         <w:t xml:space="preserve"> </w:t>
       </w:r>
-      <w:hyperlink r:id="rId174">
+      <w:hyperlink r:id="rId182">
         <w:r>
           <w:rPr>
             <w:rStyle w:val="Hyperlink"/>
@@ -39995,8 +43114,8 @@
         <w:t xml:space="preserve">.</w:t>
       </w:r>
     </w:p>
-    <w:bookmarkEnd w:id="175"/>
-    <w:bookmarkStart w:id="176" w:name="ref-jiang2023mistral"/>
+    <w:bookmarkEnd w:id="183"/>
+    <w:bookmarkStart w:id="184" w:name="ref-jiang2023mistral"/>
     <w:p>
       <w:pPr>
         <w:pStyle w:val="Bibliography"/>
@@ -40023,8 +43142,8 @@
         <w:t xml:space="preserve">arXiv preprint arXiv:2310.06825.</w:t>
       </w:r>
     </w:p>
-    <w:bookmarkEnd w:id="176"/>
-    <w:bookmarkStart w:id="177" w:name="ref-jin2024longcontext"/>
+    <w:bookmarkEnd w:id="184"/>
+    <w:bookmarkStart w:id="185" w:name="ref-jin2024longcontext"/>
     <w:p>
       <w:pPr>
         <w:pStyle w:val="Bibliography"/>
@@ -40051,8 +43170,8 @@
         <w:t xml:space="preserve">arXiv preprint arXiv:2410.05983.</w:t>
       </w:r>
     </w:p>
-    <w:bookmarkEnd w:id="177"/>
-    <w:bookmarkStart w:id="179" w:name="ref-johnson2021faiss"/>
+    <w:bookmarkEnd w:id="185"/>
+    <w:bookmarkStart w:id="187" w:name="ref-johnson2021faiss"/>
     <w:p>
       <w:pPr>
         <w:pStyle w:val="Bibliography"/>
@@ -40091,7 +43210,7 @@
       <w:r>
         <w:t xml:space="preserve"> </w:t>
       </w:r>
-      <w:hyperlink r:id="rId178">
+      <w:hyperlink r:id="rId186">
         <w:r>
           <w:rPr>
             <w:rStyle w:val="Hyperlink"/>
@@ -40103,8 +43222,8 @@
         <w:t xml:space="preserve">.</w:t>
       </w:r>
     </w:p>
-    <w:bookmarkEnd w:id="179"/>
-    <w:bookmarkStart w:id="181" w:name="ref-kamalloo2023"/>
+    <w:bookmarkEnd w:id="187"/>
+    <w:bookmarkStart w:id="189" w:name="ref-kamalloo2023"/>
     <w:p>
       <w:pPr>
         <w:pStyle w:val="Bibliography"/>
@@ -40146,7 +43265,7 @@
       <w:r>
         <w:t xml:space="preserve"> </w:t>
       </w:r>
-      <w:hyperlink r:id="rId180">
+      <w:hyperlink r:id="rId188">
         <w:r>
           <w:rPr>
             <w:rStyle w:val="Hyperlink"/>
@@ -40158,8 +43277,8 @@
         <w:t xml:space="preserve">.</w:t>
       </w:r>
     </w:p>
-    <w:bookmarkEnd w:id="181"/>
-    <w:bookmarkStart w:id="183" w:name="ref-karpukhin2020dpr"/>
+    <w:bookmarkEnd w:id="189"/>
+    <w:bookmarkStart w:id="191" w:name="ref-karpukhin2020dpr"/>
     <w:p>
       <w:pPr>
         <w:pStyle w:val="Bibliography"/>
@@ -40201,7 +43320,7 @@
       <w:r>
         <w:t xml:space="preserve"> </w:t>
       </w:r>
-      <w:hyperlink r:id="rId182">
+      <w:hyperlink r:id="rId190">
         <w:r>
           <w:rPr>
             <w:rStyle w:val="Hyperlink"/>
@@ -40213,8 +43332,8 @@
         <w:t xml:space="preserve">.</w:t>
       </w:r>
     </w:p>
-    <w:bookmarkEnd w:id="183"/>
-    <w:bookmarkStart w:id="185" w:name="ref-kwiatkowski2019nq"/>
+    <w:bookmarkEnd w:id="191"/>
+    <w:bookmarkStart w:id="193" w:name="ref-kwiatkowski2019nq"/>
     <w:p>
       <w:pPr>
         <w:pStyle w:val="Bibliography"/>
@@ -40253,7 +43372,7 @@
       <w:r>
         <w:t xml:space="preserve"> </w:t>
       </w:r>
-      <w:hyperlink r:id="rId184">
+      <w:hyperlink r:id="rId192">
         <w:r>
           <w:rPr>
             <w:rStyle w:val="Hyperlink"/>
@@ -40265,8 +43384,8 @@
         <w:t xml:space="preserve">.</w:t>
       </w:r>
     </w:p>
-    <w:bookmarkEnd w:id="185"/>
-    <w:bookmarkStart w:id="187" w:name="ref-kwon2023vllm"/>
+    <w:bookmarkEnd w:id="193"/>
+    <w:bookmarkStart w:id="195" w:name="ref-kwon2023vllm"/>
     <w:p>
       <w:pPr>
         <w:pStyle w:val="Bibliography"/>
@@ -40308,7 +43427,7 @@
       <w:r>
         <w:t xml:space="preserve"> </w:t>
       </w:r>
-      <w:hyperlink r:id="rId186">
+      <w:hyperlink r:id="rId194">
         <w:r>
           <w:rPr>
             <w:rStyle w:val="Hyperlink"/>
@@ -40320,8 +43439,8 @@
         <w:t xml:space="preserve">.</w:t>
       </w:r>
     </w:p>
-    <w:bookmarkEnd w:id="187"/>
-    <w:bookmarkStart w:id="189" w:name="ref-landis1977"/>
+    <w:bookmarkEnd w:id="195"/>
+    <w:bookmarkStart w:id="197" w:name="ref-landis1977"/>
     <w:p>
       <w:pPr>
         <w:pStyle w:val="Bibliography"/>
@@ -40360,7 +43479,7 @@
       <w:r>
         <w:t xml:space="preserve"> </w:t>
       </w:r>
-      <w:hyperlink r:id="rId188">
+      <w:hyperlink r:id="rId196">
         <w:r>
           <w:rPr>
             <w:rStyle w:val="Hyperlink"/>
@@ -40372,8 +43491,8 @@
         <w:t xml:space="preserve">.</w:t>
       </w:r>
     </w:p>
-    <w:bookmarkEnd w:id="189"/>
-    <w:bookmarkStart w:id="191" w:name="ref-lee2019orqa"/>
+    <w:bookmarkEnd w:id="197"/>
+    <w:bookmarkStart w:id="199" w:name="ref-lee2019orqa"/>
     <w:p>
       <w:pPr>
         <w:pStyle w:val="Bibliography"/>
@@ -40415,7 +43534,7 @@
       <w:r>
         <w:t xml:space="preserve"> </w:t>
       </w:r>
-      <w:hyperlink r:id="rId190">
+      <w:hyperlink r:id="rId198">
         <w:r>
           <w:rPr>
             <w:rStyle w:val="Hyperlink"/>
@@ -40427,8 +43546,8 @@
         <w:t xml:space="preserve">.</w:t>
       </w:r>
     </w:p>
-    <w:bookmarkEnd w:id="191"/>
-    <w:bookmarkStart w:id="192" w:name="ref-leto2024toward"/>
+    <w:bookmarkEnd w:id="199"/>
+    <w:bookmarkStart w:id="200" w:name="ref-leto2024toward"/>
     <w:p>
       <w:pPr>
         <w:pStyle w:val="Bibliography"/>
@@ -40455,8 +43574,8 @@
         <w:t xml:space="preserve">arXiv preprint arXiv:2411.07396.</w:t>
       </w:r>
     </w:p>
-    <w:bookmarkEnd w:id="192"/>
-    <w:bookmarkStart w:id="193" w:name="ref-lewis2020rag"/>
+    <w:bookmarkEnd w:id="200"/>
+    <w:bookmarkStart w:id="201" w:name="ref-lewis2020rag"/>
     <w:p>
       <w:pPr>
         <w:pStyle w:val="Bibliography"/>
@@ -40496,8 +43615,8 @@
         <w:t xml:space="preserve">.</w:t>
       </w:r>
     </w:p>
-    <w:bookmarkEnd w:id="193"/>
-    <w:bookmarkStart w:id="195" w:name="ref-liang1986gee"/>
+    <w:bookmarkEnd w:id="201"/>
+    <w:bookmarkStart w:id="203" w:name="ref-liang1986gee"/>
     <w:p>
       <w:pPr>
         <w:pStyle w:val="Bibliography"/>
@@ -40536,7 +43655,7 @@
       <w:r>
         <w:t xml:space="preserve"> </w:t>
       </w:r>
-      <w:hyperlink r:id="rId194">
+      <w:hyperlink r:id="rId202">
         <w:r>
           <w:rPr>
             <w:rStyle w:val="Hyperlink"/>
@@ -40548,8 +43667,8 @@
         <w:t xml:space="preserve">.</w:t>
       </w:r>
     </w:p>
-    <w:bookmarkEnd w:id="195"/>
-    <w:bookmarkStart w:id="196" w:name="ref-lin2024awq"/>
+    <w:bookmarkEnd w:id="203"/>
+    <w:bookmarkStart w:id="204" w:name="ref-lin2024awq"/>
     <w:p>
       <w:pPr>
         <w:pStyle w:val="Bibliography"/>
@@ -40589,8 +43708,8 @@
         <w:t xml:space="preserve">.</w:t>
       </w:r>
     </w:p>
-    <w:bookmarkEnd w:id="196"/>
-    <w:bookmarkStart w:id="198" w:name="ref-liu2024lost"/>
+    <w:bookmarkEnd w:id="204"/>
+    <w:bookmarkStart w:id="206" w:name="ref-liu2024lost"/>
     <w:p>
       <w:pPr>
         <w:pStyle w:val="Bibliography"/>
@@ -40629,7 +43748,7 @@
       <w:r>
         <w:t xml:space="preserve"> </w:t>
       </w:r>
-      <w:hyperlink r:id="rId197">
+      <w:hyperlink r:id="rId205">
         <w:r>
           <w:rPr>
             <w:rStyle w:val="Hyperlink"/>
@@ -40641,8 +43760,8 @@
         <w:t xml:space="preserve">.</w:t>
       </w:r>
     </w:p>
-    <w:bookmarkEnd w:id="198"/>
-    <w:bookmarkStart w:id="199" w:name="ref-lu2024bm25s"/>
+    <w:bookmarkEnd w:id="206"/>
+    <w:bookmarkStart w:id="207" w:name="ref-lu2024bm25s"/>
     <w:p>
       <w:pPr>
         <w:pStyle w:val="Bibliography"/>
@@ -40669,8 +43788,8 @@
         <w:t xml:space="preserve">arXiv preprint arXiv:2407.03618.</w:t>
       </w:r>
     </w:p>
-    <w:bookmarkEnd w:id="199"/>
-    <w:bookmarkStart w:id="201" w:name="ref-lyu2025crud"/>
+    <w:bookmarkEnd w:id="207"/>
+    <w:bookmarkStart w:id="209" w:name="ref-lyu2025crud"/>
     <w:p>
       <w:pPr>
         <w:pStyle w:val="Bibliography"/>
@@ -40709,7 +43828,7 @@
       <w:r>
         <w:t xml:space="preserve"> </w:t>
       </w:r>
-      <w:hyperlink r:id="rId200">
+      <w:hyperlink r:id="rId208">
         <w:r>
           <w:rPr>
             <w:rStyle w:val="Hyperlink"/>
@@ -40721,8 +43840,8 @@
         <w:t xml:space="preserve">.</w:t>
       </w:r>
     </w:p>
-    <w:bookmarkEnd w:id="201"/>
-    <w:bookmarkStart w:id="203" w:name="ref-malkov2020hnsw"/>
+    <w:bookmarkEnd w:id="209"/>
+    <w:bookmarkStart w:id="211" w:name="ref-malkov2020hnsw"/>
     <w:p>
       <w:pPr>
         <w:pStyle w:val="Bibliography"/>
@@ -40761,7 +43880,7 @@
       <w:r>
         <w:t xml:space="preserve"> </w:t>
       </w:r>
-      <w:hyperlink r:id="rId202">
+      <w:hyperlink r:id="rId210">
         <w:r>
           <w:rPr>
             <w:rStyle w:val="Hyperlink"/>
@@ -40773,8 +43892,8 @@
         <w:t xml:space="preserve">.</w:t>
       </w:r>
     </w:p>
-    <w:bookmarkEnd w:id="203"/>
-    <w:bookmarkStart w:id="204" w:name="ref-mathur2026policy"/>
+    <w:bookmarkEnd w:id="211"/>
+    <w:bookmarkStart w:id="212" w:name="ref-mathur2026policy"/>
     <w:p>
       <w:pPr>
         <w:pStyle w:val="Bibliography"/>
@@ -40801,8 +43920,8 @@
         <w:t xml:space="preserve">arXiv preprint arXiv:2603.24580.</w:t>
       </w:r>
     </w:p>
-    <w:bookmarkEnd w:id="204"/>
-    <w:bookmarkStart w:id="206" w:name="ref-mcnemar1947"/>
+    <w:bookmarkEnd w:id="212"/>
+    <w:bookmarkStart w:id="214" w:name="ref-mcnemar1947"/>
     <w:p>
       <w:pPr>
         <w:pStyle w:val="Bibliography"/>
@@ -40841,7 +43960,7 @@
       <w:r>
         <w:t xml:space="preserve"> </w:t>
       </w:r>
-      <w:hyperlink r:id="rId205">
+      <w:hyperlink r:id="rId213">
         <w:r>
           <w:rPr>
             <w:rStyle w:val="Hyperlink"/>
@@ -40853,8 +43972,8 @@
         <w:t xml:space="preserve">.</w:t>
       </w:r>
     </w:p>
-    <w:bookmarkEnd w:id="206"/>
-    <w:bookmarkStart w:id="207" w:name="ref-medrano2026fusion"/>
+    <w:bookmarkEnd w:id="214"/>
+    <w:bookmarkStart w:id="215" w:name="ref-medrano2026fusion"/>
     <w:p>
       <w:pPr>
         <w:pStyle w:val="Bibliography"/>
@@ -40881,8 +44000,8 @@
         <w:t xml:space="preserve">arXiv preprint arXiv:2603.02153.</w:t>
       </w:r>
     </w:p>
-    <w:bookmarkEnd w:id="207"/>
-    <w:bookmarkStart w:id="209" w:name="ref-muennighoff2023mteb"/>
+    <w:bookmarkEnd w:id="215"/>
+    <w:bookmarkStart w:id="217" w:name="ref-muennighoff2023mteb"/>
     <w:p>
       <w:pPr>
         <w:pStyle w:val="Bibliography"/>
@@ -40924,7 +44043,7 @@
       <w:r>
         <w:t xml:space="preserve"> </w:t>
       </w:r>
-      <w:hyperlink r:id="rId208">
+      <w:hyperlink r:id="rId216">
         <w:r>
           <w:rPr>
             <w:rStyle w:val="Hyperlink"/>
@@ -40936,8 +44055,8 @@
         <w:t xml:space="preserve">.</w:t>
       </w:r>
     </w:p>
-    <w:bookmarkEnd w:id="209"/>
-    <w:bookmarkStart w:id="210" w:name="ref-muthyam2026systems"/>
+    <w:bookmarkEnd w:id="217"/>
+    <w:bookmarkStart w:id="218" w:name="ref-muthyam2026systems"/>
     <w:p>
       <w:pPr>
         <w:pStyle w:val="Bibliography"/>
@@ -40964,8 +44083,8 @@
         <w:t xml:space="preserve">arXiv preprint arXiv:2606.28337.</w:t>
       </w:r>
     </w:p>
-    <w:bookmarkEnd w:id="210"/>
-    <w:bookmarkStart w:id="211" w:name="ref-nogueira2019passage"/>
+    <w:bookmarkEnd w:id="218"/>
+    <w:bookmarkStart w:id="219" w:name="ref-nogueira2019passage"/>
     <w:p>
       <w:pPr>
         <w:pStyle w:val="Bibliography"/>
@@ -40992,8 +44111,8 @@
         <w:t xml:space="preserve">arXiv preprint arXiv:1901.04085.</w:t>
       </w:r>
     </w:p>
-    <w:bookmarkEnd w:id="211"/>
-    <w:bookmarkStart w:id="213" w:name="ref-peng2026neocorrag"/>
+    <w:bookmarkEnd w:id="219"/>
+    <w:bookmarkStart w:id="221" w:name="ref-peng2026neocorrag"/>
     <w:p>
       <w:pPr>
         <w:pStyle w:val="Bibliography"/>
@@ -41035,7 +44154,7 @@
       <w:r>
         <w:t xml:space="preserve"> </w:t>
       </w:r>
-      <w:hyperlink r:id="rId212">
+      <w:hyperlink r:id="rId220">
         <w:r>
           <w:rPr>
             <w:rStyle w:val="Hyperlink"/>
@@ -41047,8 +44166,8 @@
         <w:t xml:space="preserve">.</w:t>
       </w:r>
     </w:p>
-    <w:bookmarkEnd w:id="213"/>
-    <w:bookmarkStart w:id="215" w:name="ref-petroni2021kilt"/>
+    <w:bookmarkEnd w:id="221"/>
+    <w:bookmarkStart w:id="223" w:name="ref-petroni2021kilt"/>
     <w:p>
       <w:pPr>
         <w:pStyle w:val="Bibliography"/>
@@ -41090,7 +44209,7 @@
       <w:r>
         <w:t xml:space="preserve"> </w:t>
       </w:r>
-      <w:hyperlink r:id="rId214">
+      <w:hyperlink r:id="rId222">
         <w:r>
           <w:rPr>
             <w:rStyle w:val="Hyperlink"/>
@@ -41102,8 +44221,8 @@
         <w:t xml:space="preserve">.</w:t>
       </w:r>
     </w:p>
-    <w:bookmarkEnd w:id="215"/>
-    <w:bookmarkStart w:id="216" w:name="ref-qwen2025qwen25"/>
+    <w:bookmarkEnd w:id="223"/>
+    <w:bookmarkStart w:id="224" w:name="ref-qwen2025qwen25"/>
     <w:p>
       <w:pPr>
         <w:pStyle w:val="Bibliography"/>
@@ -41130,8 +44249,8 @@
         <w:t xml:space="preserve">arXiv preprint arXiv:2412.15115.</w:t>
       </w:r>
     </w:p>
-    <w:bookmarkEnd w:id="216"/>
-    <w:bookmarkStart w:id="218" w:name="ref-ram2023incontext"/>
+    <w:bookmarkEnd w:id="224"/>
+    <w:bookmarkStart w:id="226" w:name="ref-ram2023incontext"/>
     <w:p>
       <w:pPr>
         <w:pStyle w:val="Bibliography"/>
@@ -41170,7 +44289,7 @@
       <w:r>
         <w:t xml:space="preserve"> </w:t>
       </w:r>
-      <w:hyperlink r:id="rId217">
+      <w:hyperlink r:id="rId225">
         <w:r>
           <w:rPr>
             <w:rStyle w:val="Hyperlink"/>
@@ -41182,8 +44301,8 @@
         <w:t xml:space="preserve">.</w:t>
       </w:r>
     </w:p>
-    <w:bookmarkEnd w:id="218"/>
-    <w:bookmarkStart w:id="220" w:name="ref-rau2024bergen"/>
+    <w:bookmarkEnd w:id="226"/>
+    <w:bookmarkStart w:id="228" w:name="ref-rau2024bergen"/>
     <w:p>
       <w:pPr>
         <w:pStyle w:val="Bibliography"/>
@@ -41225,7 +44344,7 @@
       <w:r>
         <w:t xml:space="preserve"> </w:t>
       </w:r>
-      <w:hyperlink r:id="rId219">
+      <w:hyperlink r:id="rId227">
         <w:r>
           <w:rPr>
             <w:rStyle w:val="Hyperlink"/>
@@ -41237,8 +44356,8 @@
         <w:t xml:space="preserve">.</w:t>
       </w:r>
     </w:p>
-    <w:bookmarkEnd w:id="220"/>
-    <w:bookmarkStart w:id="222" w:name="ref-reimers2019sbert"/>
+    <w:bookmarkEnd w:id="228"/>
+    <w:bookmarkStart w:id="230" w:name="ref-reimers2019sbert"/>
     <w:p>
       <w:pPr>
         <w:pStyle w:val="Bibliography"/>
@@ -41280,7 +44399,7 @@
       <w:r>
         <w:t xml:space="preserve"> </w:t>
       </w:r>
-      <w:hyperlink r:id="rId221">
+      <w:hyperlink r:id="rId229">
         <w:r>
           <w:rPr>
             <w:rStyle w:val="Hyperlink"/>
@@ -41292,8 +44411,8 @@
         <w:t xml:space="preserve">.</w:t>
       </w:r>
     </w:p>
-    <w:bookmarkEnd w:id="222"/>
-    <w:bookmarkStart w:id="223" w:name="ref-repantis2026competition"/>
+    <w:bookmarkEnd w:id="230"/>
+    <w:bookmarkStart w:id="231" w:name="ref-repantis2026competition"/>
     <w:p>
       <w:pPr>
         <w:pStyle w:val="Bibliography"/>
@@ -41320,8 +44439,8 @@
         <w:t xml:space="preserve">arXiv preprint arXiv:2605.27294.</w:t>
       </w:r>
     </w:p>
-    <w:bookmarkEnd w:id="223"/>
-    <w:bookmarkStart w:id="225" w:name="ref-robertson2009bm25"/>
+    <w:bookmarkEnd w:id="231"/>
+    <w:bookmarkStart w:id="233" w:name="ref-robertson2009bm25"/>
     <w:p>
       <w:pPr>
         <w:pStyle w:val="Bibliography"/>
@@ -41360,7 +44479,7 @@
       <w:r>
         <w:t xml:space="preserve"> </w:t>
       </w:r>
-      <w:hyperlink r:id="rId224">
+      <w:hyperlink r:id="rId232">
         <w:r>
           <w:rPr>
             <w:rStyle w:val="Hyperlink"/>
@@ -41372,8 +44491,8 @@
         <w:t xml:space="preserve">.</w:t>
       </w:r>
     </w:p>
-    <w:bookmarkEnd w:id="225"/>
-    <w:bookmarkStart w:id="227" w:name="ref-saadfalcon2024ares"/>
+    <w:bookmarkEnd w:id="233"/>
+    <w:bookmarkStart w:id="235" w:name="ref-saadfalcon2024ares"/>
     <w:p>
       <w:pPr>
         <w:pStyle w:val="Bibliography"/>
@@ -41415,7 +44534,7 @@
       <w:r>
         <w:t xml:space="preserve"> </w:t>
       </w:r>
-      <w:hyperlink r:id="rId226">
+      <w:hyperlink r:id="rId234">
         <w:r>
           <w:rPr>
             <w:rStyle w:val="Hyperlink"/>
@@ -41427,8 +44546,8 @@
         <w:t xml:space="preserve">.</w:t>
       </w:r>
     </w:p>
-    <w:bookmarkEnd w:id="227"/>
-    <w:bookmarkStart w:id="229" w:name="ref-sakai2014"/>
+    <w:bookmarkEnd w:id="235"/>
+    <w:bookmarkStart w:id="237" w:name="ref-sakai2014"/>
     <w:p>
       <w:pPr>
         <w:pStyle w:val="Bibliography"/>
@@ -41467,7 +44586,7 @@
       <w:r>
         <w:t xml:space="preserve"> </w:t>
       </w:r>
-      <w:hyperlink r:id="rId228">
+      <w:hyperlink r:id="rId236">
         <w:r>
           <w:rPr>
             <w:rStyle w:val="Hyperlink"/>
@@ -41479,8 +44598,8 @@
         <w:t xml:space="preserve">.</w:t>
       </w:r>
     </w:p>
-    <w:bookmarkEnd w:id="229"/>
-    <w:bookmarkStart w:id="231" w:name="ref-salemi2024erag"/>
+    <w:bookmarkEnd w:id="237"/>
+    <w:bookmarkStart w:id="239" w:name="ref-salemi2024erag"/>
     <w:p>
       <w:pPr>
         <w:pStyle w:val="Bibliography"/>
@@ -41522,7 +44641,7 @@
       <w:r>
         <w:t xml:space="preserve"> </w:t>
       </w:r>
-      <w:hyperlink r:id="rId230">
+      <w:hyperlink r:id="rId238">
         <w:r>
           <w:rPr>
             <w:rStyle w:val="Hyperlink"/>
@@ -41534,8 +44653,8 @@
         <w:t xml:space="preserve">.</w:t>
       </w:r>
     </w:p>
-    <w:bookmarkEnd w:id="231"/>
-    <w:bookmarkStart w:id="233" w:name="ref-samuel2026beyond"/>
+    <w:bookmarkEnd w:id="239"/>
+    <w:bookmarkStart w:id="241" w:name="ref-samuel2026beyond"/>
     <w:p>
       <w:pPr>
         <w:pStyle w:val="Bibliography"/>
@@ -41577,7 +44696,7 @@
       <w:r>
         <w:t xml:space="preserve"> </w:t>
       </w:r>
-      <w:hyperlink r:id="rId232">
+      <w:hyperlink r:id="rId240">
         <w:r>
           <w:rPr>
             <w:rStyle w:val="Hyperlink"/>
@@ -41589,8 +44708,8 @@
         <w:t xml:space="preserve">.</w:t>
       </w:r>
     </w:p>
-    <w:bookmarkEnd w:id="233"/>
-    <w:bookmarkStart w:id="234" w:name="ref-shi2023distracted"/>
+    <w:bookmarkEnd w:id="241"/>
+    <w:bookmarkStart w:id="242" w:name="ref-shi2023distracted"/>
     <w:p>
       <w:pPr>
         <w:pStyle w:val="Bibliography"/>
@@ -41630,8 +44749,8 @@
         <w:t xml:space="preserve">, 202:31210–27. PMLR.</w:t>
       </w:r>
     </w:p>
-    <w:bookmarkEnd w:id="234"/>
-    <w:bookmarkStart w:id="236" w:name="ref-smucker2007"/>
+    <w:bookmarkEnd w:id="242"/>
+    <w:bookmarkStart w:id="244" w:name="ref-smucker2007"/>
     <w:p>
       <w:pPr>
         <w:pStyle w:val="Bibliography"/>
@@ -41673,7 +44792,7 @@
       <w:r>
         <w:t xml:space="preserve"> </w:t>
       </w:r>
-      <w:hyperlink r:id="rId235">
+      <w:hyperlink r:id="rId243">
         <w:r>
           <w:rPr>
             <w:rStyle w:val="Hyperlink"/>
@@ -41685,8 +44804,8 @@
         <w:t xml:space="preserve">.</w:t>
       </w:r>
     </w:p>
-    <w:bookmarkEnd w:id="236"/>
-    <w:bookmarkStart w:id="237" w:name="ref-thakur2021beir"/>
+    <w:bookmarkEnd w:id="244"/>
+    <w:bookmarkStart w:id="245" w:name="ref-thakur2021beir"/>
     <w:p>
       <w:pPr>
         <w:pStyle w:val="Bibliography"/>
@@ -41713,8 +44832,8 @@
         <w:t xml:space="preserve">arXiv preprint arXiv:2104.08663.</w:t>
       </w:r>
     </w:p>
-    <w:bookmarkEnd w:id="237"/>
-    <w:bookmarkStart w:id="238" w:name="ref-trappolini2025udcg"/>
+    <w:bookmarkEnd w:id="245"/>
+    <w:bookmarkStart w:id="246" w:name="ref-trappolini2025udcg"/>
     <w:p>
       <w:pPr>
         <w:pStyle w:val="Bibliography"/>
@@ -41741,8 +44860,8 @@
         <w:t xml:space="preserve">arXiv preprint arXiv:2510.21440.</w:t>
       </w:r>
     </w:p>
-    <w:bookmarkEnd w:id="238"/>
-    <w:bookmarkStart w:id="239" w:name="ref-wang2022e5"/>
+    <w:bookmarkEnd w:id="246"/>
+    <w:bookmarkStart w:id="247" w:name="ref-wang2022e5"/>
     <w:p>
       <w:pPr>
         <w:pStyle w:val="Bibliography"/>
@@ -41769,8 +44888,8 @@
         <w:t xml:space="preserve">arXiv preprint arXiv:2212.03533.</w:t>
       </w:r>
     </w:p>
-    <w:bookmarkEnd w:id="239"/>
-    <w:bookmarkStart w:id="240" w:name="ref-wang2020minilm"/>
+    <w:bookmarkEnd w:id="247"/>
+    <w:bookmarkStart w:id="248" w:name="ref-wang2020minilm"/>
     <w:p>
       <w:pPr>
         <w:pStyle w:val="Bibliography"/>
@@ -41810,8 +44929,8 @@
         <w:t xml:space="preserve">.</w:t>
       </w:r>
     </w:p>
-    <w:bookmarkEnd w:id="240"/>
-    <w:bookmarkStart w:id="242" w:name="ref-xiao2024cpack"/>
+    <w:bookmarkEnd w:id="248"/>
+    <w:bookmarkStart w:id="250" w:name="ref-xiao2024cpack"/>
     <w:p>
       <w:pPr>
         <w:pStyle w:val="Bibliography"/>
@@ -41853,7 +44972,7 @@
       <w:r>
         <w:t xml:space="preserve"> </w:t>
       </w:r>
-      <w:hyperlink r:id="rId241">
+      <w:hyperlink r:id="rId249">
         <w:r>
           <w:rPr>
             <w:rStyle w:val="Hyperlink"/>
@@ -41865,8 +44984,8 @@
         <w:t xml:space="preserve">.</w:t>
       </w:r>
     </w:p>
-    <w:bookmarkEnd w:id="242"/>
-    <w:bookmarkStart w:id="244" w:name="ref-yang2018hotpotqa"/>
+    <w:bookmarkEnd w:id="250"/>
+    <w:bookmarkStart w:id="252" w:name="ref-yang2018hotpotqa"/>
     <w:p>
       <w:pPr>
         <w:pStyle w:val="Bibliography"/>
@@ -41908,7 +45027,7 @@
       <w:r>
         <w:t xml:space="preserve"> </w:t>
       </w:r>
-      <w:hyperlink r:id="rId243">
+      <w:hyperlink r:id="rId251">
         <w:r>
           <w:rPr>
             <w:rStyle w:val="Hyperlink"/>
@@ -41920,8 +45039,8 @@
         <w:t xml:space="preserve">.</w:t>
       </w:r>
     </w:p>
-    <w:bookmarkEnd w:id="244"/>
-    <w:bookmarkStart w:id="245" w:name="ref-zhang2025qwen3emb"/>
+    <w:bookmarkEnd w:id="252"/>
+    <w:bookmarkStart w:id="253" w:name="ref-zhang2025qwen3emb"/>
     <w:p>
       <w:pPr>
         <w:pStyle w:val="Bibliography"/>
@@ -41948,8 +45067,8 @@
         <w:t xml:space="preserve">arXiv preprint arXiv:2506.05176.</w:t>
       </w:r>
     </w:p>
-    <w:bookmarkEnd w:id="245"/>
-    <w:bookmarkStart w:id="247" w:name="ref-zhao2026design"/>
+    <w:bookmarkEnd w:id="253"/>
+    <w:bookmarkStart w:id="255" w:name="ref-zhao2026design"/>
     <w:p>
       <w:pPr>
         <w:pStyle w:val="Bibliography"/>
@@ -41985,7 +45104,7 @@
       <w:r>
         <w:t xml:space="preserve"> </w:t>
       </w:r>
-      <w:hyperlink r:id="rId246">
+      <w:hyperlink r:id="rId254">
         <w:r>
           <w:rPr>
             <w:rStyle w:val="Hyperlink"/>
@@ -41997,8 +45116,8 @@
         <w:t xml:space="preserve">.</w:t>
       </w:r>
     </w:p>
-    <w:bookmarkEnd w:id="247"/>
-    <w:bookmarkStart w:id="248" w:name="ref-zheng2023judge"/>
+    <w:bookmarkEnd w:id="255"/>
+    <w:bookmarkStart w:id="256" w:name="ref-zheng2023judge"/>
     <w:p>
       <w:pPr>
         <w:pStyle w:val="Bibliography"/>
@@ -42038,9 +45157,9 @@
         <w:t xml:space="preserve">.</w:t>
       </w:r>
     </w:p>
-    <w:bookmarkEnd w:id="248"/>
-    <w:bookmarkEnd w:id="249"/>
-    <w:bookmarkEnd w:id="250"/>
+    <w:bookmarkEnd w:id="256"/>
+    <w:bookmarkEnd w:id="257"/>
+    <w:bookmarkEnd w:id="258"/>
     <w:sectPr/>
   </w:body>
 </w:document>

--- a/manuscript_ipm/revision_v04/revised_manuscript.docx
+++ b/manuscript_ipm/revision_v04/revised_manuscript.docx
@@ -7262,7 +7262,7 @@
         <w:pStyle w:val="FirstParagraph"/>
       </w:pPr>
       <w:r>
-        <w:t xml:space="preserve">Some comparisons cross Phases 1 and 2: the Qwen–NQ cell against the new cells in the pooled model,</w:t>
+        <w:t xml:space="preserve">Some comparisons cross the software change between Phase 1 and the later phases: the Qwen–NQ cell against the new cells in the pooled model,</w:t>
       </w:r>
       <w:r>
         <w:t xml:space="preserve"> </w:t>
@@ -7299,7 +7299,7 @@
         <w:t xml:space="preserve"> </w:t>
       </w:r>
       <w:r>
-        <w:t xml:space="preserve">values, the reranker runs against the Phase 1 runs, and the Phase 3 runs of the Qwen reader against its Phase 1 sub-corpus runs. To check that the software change does not alter the reader, we compared Phases 1 and 2 on inputs that were identical by construction: the gold-only context of Phase 1 and the gold-only condition of the context experiment. Of 397 identical prompts, 396 produced identical outputs; the one difference was a shorter answer to the same question. A rerun of 100 prompts within one session gave 100/100 identical outputs.</w:t>
+        <w:t xml:space="preserve">values, the reranker runs against the Phase 1 runs, and the Phase 3 full-corpus runs of the Qwen reader against its Phase 1 sub-corpus runs. To check that the software change does not alter the reader, we compared Phases 1 and 2 on inputs that were identical by construction: the gold-only context of Phase 1 and the gold-only condition of the context experiment. Of 397 identical prompts, 396 produced identical outputs; the one difference was a shorter answer to the same question. A rerun of 100 prompts within one session gave 100/100 identical outputs.</w:t>
       </w:r>
     </w:p>
     <w:bookmarkEnd w:id="57"/>
@@ -12087,7 +12087,7 @@
         <w:t xml:space="preserve"> </w:t>
       </w:r>
       <w:r>
-        <w:t xml:space="preserve">was 0.233 [0.13, 0.33] with Qwen, inside its sub-corpus interval [0.147, 0.356], and 0.195 [0.09, 0.30] with Llama, inside [0.053, 0.265]. The paired differences from the sub-corpus ratios were −0.02 [−0.12, +0.09] and +0.04 [−0.06, +0.14]. The bge-small ratios were 0.15 [−0.12, 0.40] and 0.22 [−0.05, 0.48]; as on the sub-corpus, their intervals included zero. Every dense upper bound stayed below 1 (largest 0.483), so P7 and P8 were met for both readers. Against BM25, the dense ratios were 0.33–0.38 on the full corpus and 0.29–0.34 on the sub-corpus.</w:t>
+        <w:t xml:space="preserve">was 0.233 [0.13, 0.33] with Qwen, inside its sub-corpus interval [0.147, 0.356], and 0.195 [0.09, 0.30] with Llama, inside [0.053, 0.265]. The paired differences from the sub-corpus ratios were −0.02 [−0.12, +0.09] and +0.04 [−0.06, +0.14]. The bge-small ratios were 0.15 [−0.12, 0.40] and 0.22 [−0.05, 0.48]; as on the sub-corpus, their intervals included zero. Every dense upper bound stayed below 1 (largest 0.483), so P7 and P8 were met for both readers. Against BM25, the ratios of bge-small and e5-base-v2 were 0.33–0.38 on the full corpus and 0.29–0.34 on the sub-corpus.</w:t>
       </w:r>
     </w:p>
     <w:p>
@@ -23439,7 +23439,7 @@
         <w:t xml:space="preserve">)</w:t>
       </w:r>
       <w:r>
-        <w:t xml:space="preserve">; the F1 and containment ratios were higher but still well below 1. The sub-corpus inflates dense retrieval scores, but on the full corpus the order of four retrievers was kept, the e5-base-v2 ratios stayed inside their sub-corpus intervals for both readers, and the dense ratios against BM25 rose only from 0.29–0.34 to 0.33–0.38. This check covers three dense encoders on NQ; the larger encoders and HotpotQA were not run on a full corpus. Answer-bearing hard negatives did not explain the context effect either: P5 held, with a larger drop, on the questions whose hard negatives contained no answer string. The readers were 4-bit quantised 7–8B models with one prompt; stronger readers may convert hits into answers at a different rate. The ratio also depends on the baseline and on</w:t>
+        <w:t xml:space="preserve">; the F1 and containment ratios were higher but still well below 1. The sub-corpus inflates dense retrieval scores, but on the full corpus the order of four retrievers was kept, the e5-base-v2 ratios stayed inside their sub-corpus intervals for both readers, and the ratios of bge-small and e5-base-v2 against BM25 rose only from 0.29–0.34 to 0.33–0.38. This check covers three dense encoders on NQ; the larger encoders and HotpotQA were not run on a full corpus. Answer-bearing hard negatives did not explain the context effect either: P5 held, with a larger drop, on the questions whose hard negatives contained no answer string. The readers were 4-bit quantised 7–8B models with one prompt; stronger readers may convert hits into answers at a different rate. The ratio also depends on the baseline and on</w:t>
       </w:r>
       <w:r>
         <w:t xml:space="preserve"> </w:t>
@@ -25477,92 +25477,6 @@
             </w:pPr>
             <w:r>
               <w:t xml:space="preserve">2.1.3</w:t>
-            </w:r>
-          </w:p>
-        </w:tc>
-      </w:tr>
-      <w:tr>
-        <w:tc>
-          <w:tcPr/>
-          <w:p>
-            <w:pPr>
-              <w:pStyle w:val="Compact"/>
-              <w:jc w:val="left"/>
-            </w:pPr>
-            <w:r>
-              <w:t xml:space="preserve">Phase 1, NQ retrieval and encoding</w:t>
-            </w:r>
-          </w:p>
-        </w:tc>
-        <w:tc>
-          <w:tcPr/>
-          <w:p>
-            <w:pPr>
-              <w:pStyle w:val="Compact"/>
-              <w:jc w:val="left"/>
-            </w:pPr>
-            <w:r>
-              <w:t xml:space="preserve">3.12.13</w:t>
-            </w:r>
-          </w:p>
-        </w:tc>
-        <w:tc>
-          <w:tcPr/>
-          <w:p>
-            <w:pPr>
-              <w:pStyle w:val="Compact"/>
-              <w:jc w:val="left"/>
-            </w:pPr>
-            <w:r>
-              <w:t xml:space="preserve">2.10.0</w:t>
-            </w:r>
-          </w:p>
-        </w:tc>
-        <w:tc>
-          <w:tcPr/>
-          <w:p>
-            <w:pPr>
-              <w:pStyle w:val="Compact"/>
-              <w:jc w:val="left"/>
-            </w:pPr>
-            <w:r>
-              <w:t xml:space="preserve">12.8</w:t>
-            </w:r>
-          </w:p>
-        </w:tc>
-        <w:tc>
-          <w:tcPr/>
-          <w:p>
-            <w:pPr>
-              <w:pStyle w:val="Compact"/>
-              <w:jc w:val="left"/>
-            </w:pPr>
-            <w:r>
-              <w:t xml:space="preserve">5.0.0</w:t>
-            </w:r>
-          </w:p>
-        </w:tc>
-        <w:tc>
-          <w:tcPr/>
-          <w:p>
-            <w:pPr>
-              <w:pStyle w:val="Compact"/>
-              <w:jc w:val="left"/>
-            </w:pPr>
-            <w:r>
-              <w:t xml:space="preserve">–</w:t>
-            </w:r>
-          </w:p>
-        </w:tc>
-        <w:tc>
-          <w:tcPr/>
-          <w:p>
-            <w:pPr>
-              <w:pStyle w:val="Compact"/>
-              <w:jc w:val="left"/>
-            </w:pPr>
-            <w:r>
-              <w:t xml:space="preserve">2.0.2</w:t>
             </w:r>
           </w:p>
         </w:tc>
@@ -44820,7 +44734,7 @@
         <w:t xml:space="preserve">“</w:t>
       </w:r>
       <w:r>
-        <w:t xml:space="preserve">BEIR: A Heterogenous Benchmark for Zero-shot Evaluation of Information Retrieval Models</w:t>
+        <w:t xml:space="preserve">BEIR: A Heterogeneous Benchmark for Zero-shot Evaluation of Information Retrieval Models</w:t>
       </w:r>
       <w:r>
         <w:t xml:space="preserve">.”</w:t>
@@ -44829,7 +44743,20 @@
         <w:t xml:space="preserve"> </w:t>
       </w:r>
       <w:r>
-        <w:t xml:space="preserve">arXiv preprint arXiv:2104.08663.</w:t>
+        <w:t xml:space="preserve">In</w:t>
+      </w:r>
+      <w:r>
+        <w:t xml:space="preserve"> </w:t>
+      </w:r>
+      <w:r>
+        <w:rPr>
+          <w:iCs/>
+          <w:i/>
+        </w:rPr>
+        <w:t xml:space="preserve">Proceedings of the Neural Information Processing Systems Track on Datasets and Benchmarks</w:t>
+      </w:r>
+      <w:r>
+        <w:t xml:space="preserve">.</w:t>
       </w:r>
     </w:p>
     <w:bookmarkEnd w:id="245"/>

--- a/manuscript_ipm/revision_v04/revised_manuscript.docx
+++ b/manuscript_ipm/revision_v04/revised_manuscript.docx
@@ -663,13 +663,7 @@
         <w:t xml:space="preserve"> </w:t>
       </w:r>
       <w:r>
-        <w:t xml:space="preserve">Rerun</w:t>
-      </w:r>
-      <w:r>
-        <w:t xml:space="preserve"> </w:t>
-      </w:r>
-      <w:r>
-        <w:t xml:space="preserve">on</w:t>
+        <w:t xml:space="preserve">On</w:t>
       </w:r>
       <w:r>
         <w:t xml:space="preserve"> </w:t>
@@ -693,7 +687,37 @@
         <w:t xml:space="preserve"> </w:t>
       </w:r>
       <w:r>
-        <w:t xml:space="preserve">corpus</w:t>
+        <w:t xml:space="preserve">corpus,</w:t>
+      </w:r>
+      <w:r>
+        <w:t xml:space="preserve"> </w:t>
+      </w:r>
+      <w:r>
+        <w:t xml:space="preserve">the</w:t>
+      </w:r>
+      <w:r>
+        <w:t xml:space="preserve"> </w:t>
+      </w:r>
+      <w:r>
+        <w:t xml:space="preserve">dense</w:t>
+      </w:r>
+      <w:r>
+        <w:t xml:space="preserve"> </w:t>
+      </w:r>
+      <w:r>
+        <w:t xml:space="preserve">ratios</w:t>
+      </w:r>
+      <w:r>
+        <w:t xml:space="preserve"> </w:t>
+      </w:r>
+      <w:r>
+        <w:t xml:space="preserve">were</w:t>
+      </w:r>
+      <w:r>
+        <w:t xml:space="preserve"> </w:t>
+      </w:r>
+      <w:r>
+        <w:t xml:space="preserve">0.15–0.23</w:t>
       </w:r>
       <w:r>
         <w:t xml:space="preserve"> </w:t>
@@ -717,49 +741,13 @@
         <w:t xml:space="preserve"> </w:t>
       </w:r>
       <w:r>
-        <w:t xml:space="preserve">the</w:t>
-      </w:r>
-      <w:r>
-        <w:t xml:space="preserve"> </w:t>
-      </w:r>
-      <w:r>
-        <w:t xml:space="preserve">dense</w:t>
-      </w:r>
-      <w:r>
-        <w:t xml:space="preserve"> </w:t>
-      </w:r>
-      <w:r>
-        <w:t xml:space="preserve">ratios</w:t>
-      </w:r>
-      <w:r>
-        <w:t xml:space="preserve"> </w:t>
-      </w:r>
-      <w:r>
-        <w:t xml:space="preserve">were</w:t>
-      </w:r>
-      <w:r>
-        <w:t xml:space="preserve"> </w:t>
-      </w:r>
-      <w:r>
-        <w:t xml:space="preserve">0.15–0.23,</w:t>
-      </w:r>
-      <w:r>
-        <w:t xml:space="preserve"> </w:t>
-      </w:r>
-      <w:r>
         <w:t xml:space="preserve">and</w:t>
       </w:r>
       <w:r>
         <w:t xml:space="preserve"> </w:t>
       </w:r>
       <w:r>
-        <w:t xml:space="preserve">the</w:t>
-      </w:r>
-      <w:r>
-        <w:t xml:space="preserve"> </w:t>
-      </w:r>
-      <w:r>
-        <w:t xml:space="preserve">ratio</w:t>
+        <w:t xml:space="preserve">those</w:t>
       </w:r>
       <w:r>
         <w:t xml:space="preserve"> </w:t>
@@ -777,7 +765,7 @@
         <w:t xml:space="preserve"> </w:t>
       </w:r>
       <w:r>
-        <w:t xml:space="preserve">lay</w:t>
+        <w:t xml:space="preserve">stayed</w:t>
       </w:r>
       <w:r>
         <w:t xml:space="preserve"> </w:t>
@@ -789,7 +777,7 @@
         <w:t xml:space="preserve"> </w:t>
       </w:r>
       <w:r>
-        <w:t xml:space="preserve">its</w:t>
+        <w:t xml:space="preserve">their</w:t>
       </w:r>
       <w:r>
         <w:t xml:space="preserve"> </w:t>
@@ -801,7 +789,7 @@
         <w:t xml:space="preserve"> </w:t>
       </w:r>
       <w:r>
-        <w:t xml:space="preserve">interval.</w:t>
+        <w:t xml:space="preserve">intervals.</w:t>
       </w:r>
       <w:r>
         <w:t xml:space="preserve"> </w:t>
@@ -887,19 +875,13 @@
         <w:t xml:space="preserve"> </w:t>
       </w:r>
       <w:r>
-        <w:t xml:space="preserve">but</w:t>
-      </w:r>
-      <w:r>
-        <w:t xml:space="preserve"> </w:t>
-      </w:r>
-      <w:r>
-        <w:t xml:space="preserve">was</w:t>
-      </w:r>
-      <w:r>
-        <w:t xml:space="preserve"> </w:t>
-      </w:r>
-      <w:r>
-        <w:t xml:space="preserve">higher</w:t>
+        <w:t xml:space="preserve">and</w:t>
+      </w:r>
+      <w:r>
+        <w:t xml:space="preserve"> </w:t>
+      </w:r>
+      <w:r>
+        <w:t xml:space="preserve">rose</w:t>
       </w:r>
       <w:r>
         <w:t xml:space="preserve"> </w:t>
@@ -1061,7 +1043,61 @@
         <w:t xml:space="preserve"> </w:t>
       </w:r>
       <w:r>
-        <w:t xml:space="preserve">0.41–0.55</w:t>
+        <w:t xml:space="preserve">a</w:t>
+      </w:r>
+      <w:r>
+        <w:t xml:space="preserve"> </w:t>
+      </w:r>
+      <w:r>
+        <w:t xml:space="preserve">blinded</w:t>
+      </w:r>
+      <w:r>
+        <w:t xml:space="preserve"> </w:t>
+      </w:r>
+      <w:r>
+        <w:t xml:space="preserve">audit</w:t>
+      </w:r>
+      <w:r>
+        <w:t xml:space="preserve"> </w:t>
+      </w:r>
+      <w:r>
+        <w:t xml:space="preserve">found</w:t>
+      </w:r>
+      <w:r>
+        <w:t xml:space="preserve"> </w:t>
+      </w:r>
+      <w:r>
+        <w:t xml:space="preserve">a</w:t>
+      </w:r>
+      <w:r>
+        <w:t xml:space="preserve"> </w:t>
+      </w:r>
+      <w:r>
+        <w:t xml:space="preserve">correct</w:t>
+      </w:r>
+      <w:r>
+        <w:t xml:space="preserve"> </w:t>
+      </w:r>
+      <w:r>
+        <w:t xml:space="preserve">answer</w:t>
+      </w:r>
+      <w:r>
+        <w:t xml:space="preserve"> </w:t>
+      </w:r>
+      <w:r>
+        <w:t xml:space="preserve">in</w:t>
+      </w:r>
+      <w:r>
+        <w:t xml:space="preserve"> </w:t>
+      </w:r>
+      <w:r>
+        <w:t xml:space="preserve">the</w:t>
+      </w:r>
+      <w:r>
+        <w:t xml:space="preserve"> </w:t>
+      </w:r>
+      <w:r>
+        <w:t xml:space="preserve">passages</w:t>
       </w:r>
       <w:r>
         <w:t xml:space="preserve"> </w:t>
@@ -1073,49 +1109,25 @@
         <w:t xml:space="preserve"> </w:t>
       </w:r>
       <w:r>
-        <w:t xml:space="preserve">dense-encoder</w:t>
-      </w:r>
-      <w:r>
-        <w:t xml:space="preserve"> </w:t>
-      </w:r>
-      <w:r>
-        <w:t xml:space="preserve">Hit@5</w:t>
-      </w:r>
-      <w:r>
-        <w:t xml:space="preserve"> </w:t>
-      </w:r>
-      <w:r>
-        <w:t xml:space="preserve">misses</w:t>
-      </w:r>
-      <w:r>
-        <w:t xml:space="preserve"> </w:t>
-      </w:r>
-      <w:r>
-        <w:t xml:space="preserve">still</w:t>
-      </w:r>
-      <w:r>
-        <w:t xml:space="preserve"> </w:t>
-      </w:r>
-      <w:r>
-        <w:t xml:space="preserve">contained</w:t>
-      </w:r>
-      <w:r>
-        <w:t xml:space="preserve"> </w:t>
-      </w:r>
-      <w:r>
-        <w:t xml:space="preserve">an</w:t>
-      </w:r>
-      <w:r>
-        <w:t xml:space="preserve"> </w:t>
-      </w:r>
-      <w:r>
-        <w:t xml:space="preserve">answer</w:t>
-      </w:r>
-      <w:r>
-        <w:t xml:space="preserve"> </w:t>
-      </w:r>
-      <w:r>
-        <w:t xml:space="preserve">string.</w:t>
+        <w:t xml:space="preserve">41</w:t>
+      </w:r>
+      <w:r>
+        <w:t xml:space="preserve"> </w:t>
+      </w:r>
+      <w:r>
+        <w:t xml:space="preserve">of</w:t>
+      </w:r>
+      <w:r>
+        <w:t xml:space="preserve"> </w:t>
+      </w:r>
+      <w:r>
+        <w:t xml:space="preserve">100</w:t>
+      </w:r>
+      <w:r>
+        <w:t xml:space="preserve"> </w:t>
+      </w:r>
+      <w:r>
+        <w:t xml:space="preserve">misses.</w:t>
       </w:r>
       <w:r>
         <w:t xml:space="preserve"> </w:t>
@@ -3260,7 +3272,7 @@
     </w:p>
     <w:bookmarkEnd w:id="25"/>
     <w:bookmarkEnd w:id="26"/>
-    <w:bookmarkStart w:id="55" w:name="sec:method"/>
+    <w:bookmarkStart w:id="56" w:name="sec:method"/>
     <w:p>
       <w:pPr>
         <w:pStyle w:val="Heading1"/>
@@ -5606,7 +5618,7 @@
           <w:rPr>
             <w:rStyle w:val="Hyperlink"/>
           </w:rPr>
-          <w:t xml:space="preserve">10</w:t>
+          <w:t xml:space="preserve">11</w:t>
         </w:r>
       </w:hyperlink>
       <w:r>
@@ -6798,7 +6810,7 @@
       </w:r>
     </w:p>
     <w:bookmarkEnd w:id="44"/>
-    <w:bookmarkStart w:id="54" w:name="sec:extra"/>
+    <w:bookmarkStart w:id="55" w:name="sec:extra"/>
     <w:p>
       <w:pPr>
         <w:pStyle w:val="Heading2"/>
@@ -7080,13 +7092,13 @@
       </w:r>
     </w:p>
     <w:bookmarkEnd w:id="51"/>
-    <w:bookmarkStart w:id="52" w:name="retrieval-stage-cost-e7"/>
+    <w:bookmarkStart w:id="52" w:name="human-audit-of-misses-phase-3"/>
     <w:p>
       <w:pPr>
         <w:pStyle w:val="Heading4"/>
       </w:pPr>
       <w:r>
-        <w:t xml:space="preserve">Retrieval-stage cost (E7)</w:t>
+        <w:t xml:space="preserve">Human audit of misses (Phase 3)</w:t>
       </w:r>
     </w:p>
     <w:p>
@@ -7094,11 +7106,29 @@
         <w:pStyle w:val="FirstParagraph"/>
       </w:pPr>
       <w:r>
-        <w:t xml:space="preserve">For each encoder we measured passage-encoding throughput on 20,000 passages (batch 128, after warm-up, with GPU synchronisation) and batch-1 query-encoding latency on 500 queries, five times in one session.</w:t>
+        <w:t xml:space="preserve">From the sub-corpus Hit@5 misses of e5-base-v2 among the NQ generation queries, 100 were drawn with a seed fixed in the Phase 3 design. The author saw the question, the reference answers and the five passages, and labelled whether any passage contains a correct answer (yes, no or unsure), which one, and whether that passage is about the question’s subject. Only after all 100 were labelled did a second screen show the Qwen reader’s answer, labelled as factually correct or not and, for correct answers with EM 0, whether the difference was only an alias or formatting. The gold passage and the automatic flag were not shown, and no AI labels were used. Results are counts with Wilson 95% intervals.</w:t>
       </w:r>
     </w:p>
     <w:bookmarkEnd w:id="52"/>
-    <w:bookmarkStart w:id="53" w:name="judge-validation-e3"/>
+    <w:bookmarkStart w:id="53" w:name="retrieval-stage-cost-e7"/>
+    <w:p>
+      <w:pPr>
+        <w:pStyle w:val="Heading4"/>
+      </w:pPr>
+      <w:r>
+        <w:t xml:space="preserve">Retrieval-stage cost (E7)</w:t>
+      </w:r>
+    </w:p>
+    <w:p>
+      <w:pPr>
+        <w:pStyle w:val="FirstParagraph"/>
+      </w:pPr>
+      <w:r>
+        <w:t xml:space="preserve">For each encoder we measured passage-encoding throughput on 20,000 passages (batch 128, after warm-up, with GPU synchronisation) and batch-1 query-encoding latency on 500 queries, five times in one session.</w:t>
+      </w:r>
+    </w:p>
+    <w:bookmarkEnd w:id="53"/>
+    <w:bookmarkStart w:id="54" w:name="judge-validation-e3"/>
     <w:p>
       <w:pPr>
         <w:pStyle w:val="Heading4"/>
@@ -7204,10 +7234,10 @@
         <w:t xml:space="preserve">.</w:t>
       </w:r>
     </w:p>
-    <w:bookmarkEnd w:id="53"/>
     <w:bookmarkEnd w:id="54"/>
     <w:bookmarkEnd w:id="55"/>
-    <w:bookmarkStart w:id="61" w:name="sec:setup"/>
+    <w:bookmarkEnd w:id="56"/>
+    <w:bookmarkStart w:id="62" w:name="sec:setup"/>
     <w:p>
       <w:pPr>
         <w:pStyle w:val="Heading1"/>
@@ -7216,7 +7246,7 @@
         <w:t xml:space="preserve">Experimental setup</w:t>
       </w:r>
     </w:p>
-    <w:bookmarkStart w:id="56" w:name="hardware-and-software"/>
+    <w:bookmarkStart w:id="57" w:name="hardware-and-software"/>
     <w:p>
       <w:pPr>
         <w:pStyle w:val="Heading4"/>
@@ -7247,8 +7277,8 @@
         <w:t xml:space="preserve">lists the software of every session as its environment log recorded it.</w:t>
       </w:r>
     </w:p>
-    <w:bookmarkEnd w:id="56"/>
-    <w:bookmarkStart w:id="57" w:name="determinism-across-phases"/>
+    <w:bookmarkEnd w:id="57"/>
+    <w:bookmarkStart w:id="58" w:name="determinism-across-phases"/>
     <w:p>
       <w:pPr>
         <w:pStyle w:val="Heading4"/>
@@ -7302,8 +7332,8 @@
         <w:t xml:space="preserve">values, the reranker runs against the Phase 1 runs, and the Phase 3 full-corpus runs of the Qwen reader against its Phase 1 sub-corpus runs. To check that the software change does not alter the reader, we compared Phases 1 and 2 on inputs that were identical by construction: the gold-only context of Phase 1 and the gold-only condition of the context experiment. Of 397 identical prompts, 396 produced identical outputs; the one difference was a shorter answer to the same question. A rerun of 100 prompts within one session gave 100/100 identical outputs.</w:t>
       </w:r>
     </w:p>
-    <w:bookmarkEnd w:id="57"/>
-    <w:bookmarkStart w:id="58" w:name="seeds-and-repetitions"/>
+    <w:bookmarkEnd w:id="58"/>
+    <w:bookmarkStart w:id="59" w:name="seeds-and-repetitions"/>
     <w:p>
       <w:pPr>
         <w:pStyle w:val="Heading4"/>
@@ -7320,8 +7350,8 @@
         <w:t xml:space="preserve">The query order (seed 20260926), bootstrap (seed 0), decoding (greedy, seed 0) and the random passages of the context experiment were fixed. Retrieval and greedy decoding are deterministic within a session, so we ran each answer condition once. The cost measurements were repeated five times.</w:t>
       </w:r>
     </w:p>
-    <w:bookmarkEnd w:id="58"/>
-    <w:bookmarkStart w:id="59" w:name="analysis-and-verification"/>
+    <w:bookmarkEnd w:id="59"/>
+    <w:bookmarkStart w:id="60" w:name="analysis-and-verification"/>
     <w:p>
       <w:pPr>
         <w:pStyle w:val="Heading4"/>
@@ -7349,8 +7379,8 @@
         <w:t xml:space="preserve">. It found no disagreement. Bootstrap intervals, F1, answer containment and the pooled model were not re-implemented independently. Phase 3 has its own analysis script, which also reads only committed outputs. It checks that the passages each reader saw equal the top five of the stored ranked lists, and that the sub-corpus intervals it recomputes equal the committed ones. Re-encoding the full corpus gave Hit@5 and nDCG@10 values identical to those of the earlier full-corpus check (E9) for all four retrievers. A second script, again written without the project code, re-scored all 18,040 Phase 3 answers from the raw reader outputs and recomputed the means, ratios with their intervals, McNemar tests, query-level contributions and the answer-string shares of MiniLM-L6 and e5-base-v2; it found no disagreement.</w:t>
       </w:r>
     </w:p>
-    <w:bookmarkEnd w:id="59"/>
-    <w:bookmarkStart w:id="60" w:name="sec:deviations"/>
+    <w:bookmarkEnd w:id="60"/>
+    <w:bookmarkStart w:id="61" w:name="sec:deviations"/>
     <w:p>
       <w:pPr>
         <w:pStyle w:val="Heading2"/>
@@ -7392,7 +7422,7 @@
           <w:rPr>
             <w:rStyle w:val="Hyperlink"/>
           </w:rPr>
-          <w:t xml:space="preserve">7</w:t>
+          <w:t xml:space="preserve">8</w:t>
         </w:r>
       </w:hyperlink>
       <w:r>
@@ -7543,7 +7573,7 @@
         <w:t xml:space="preserve"> </w:t>
       </w:r>
       <w:r>
-        <w:t xml:space="preserve">The Phase 3 design adds a blinded audit of 100 seeded e5-base-v2 retrieval misses by the author. Its labels were not complete when this version was written, so it is not reported. The Phase 3 session itself ran as registered, with no failed run.</w:t>
+        <w:t xml:space="preserve">The audit ran as registered, with one change of tool: the author labelled the items in a web page instead of the planned spreadsheet, because the spreadsheet’s selection lists did not work on the author’s computer. The page showed the same items in the same order, showed neither the gold passage nor the automatic flag, and opened the reader’s answers only after all 100 passage labels were complete. Passage labels could still be changed after that point, and the export records only the time of each item’s last change. The Phase 3 session itself ran as registered, with no failed run.</w:t>
       </w:r>
     </w:p>
     <w:p>
@@ -7554,9 +7584,9 @@
         <w:t xml:space="preserve">No run was repeated to obtain a different result, and no result was discarded.</w:t>
       </w:r>
     </w:p>
-    <w:bookmarkEnd w:id="60"/>
     <w:bookmarkEnd w:id="61"/>
-    <w:bookmarkStart w:id="118" w:name="sec:results"/>
+    <w:bookmarkEnd w:id="62"/>
+    <w:bookmarkStart w:id="121" w:name="sec:results"/>
     <w:p>
       <w:pPr>
         <w:pStyle w:val="Heading1"/>
@@ -7565,7 +7595,7 @@
         <w:t xml:space="preserve">Results</w:t>
       </w:r>
     </w:p>
-    <w:bookmarkStart w:id="65" w:name="sec:res-retrieval"/>
+    <w:bookmarkStart w:id="66" w:name="sec:res-retrieval"/>
     <w:p>
       <w:pPr>
         <w:pStyle w:val="Heading2"/>
@@ -7647,18 +7677,18 @@
           <wp:inline>
             <wp:extent cx="5334000" cy="1559894"/>
             <wp:effectExtent b="0" l="0" r="0" t="0"/>
-            <wp:docPr descr="" title="" id="63" name="Picture"/>
+            <wp:docPr descr="" title="" id="64" name="Picture"/>
             <a:graphic>
               <a:graphicData uri="http://schemas.openxmlformats.org/drawingml/2006/picture">
                 <pic:pic>
                   <pic:nvPicPr>
-                    <pic:cNvPr descr="/home/claude/rag-embed-transfer/paper_figures/out/fig9_retrieval.png" id="64" name="Picture"/>
+                    <pic:cNvPr descr="/home/claude/rag-embed-transfer/paper_figures/out/fig9_retrieval.png" id="65" name="Picture"/>
                     <pic:cNvPicPr>
                       <a:picLocks noChangeArrowheads="1" noChangeAspect="1"/>
                     </pic:cNvPicPr>
                   </pic:nvPicPr>
                   <pic:blipFill>
-                    <a:blip r:embed="rId62"/>
+                    <a:blip r:embed="rId63"/>
                     <a:stretch>
                       <a:fillRect/>
                     </a:stretch>
@@ -8892,8 +8922,8 @@
         <w:t xml:space="preserve">. Both@5: both gold passages in the top five.</w:t>
       </w:r>
     </w:p>
-    <w:bookmarkEnd w:id="65"/>
-    <w:bookmarkStart w:id="72" w:name="sec:res-transfer"/>
+    <w:bookmarkEnd w:id="66"/>
+    <w:bookmarkStart w:id="73" w:name="sec:res-transfer"/>
     <w:p>
       <w:pPr>
         <w:pStyle w:val="Heading2"/>
@@ -8947,18 +8977,18 @@
           <wp:inline>
             <wp:extent cx="5334000" cy="3547267"/>
             <wp:effectExtent b="0" l="0" r="0" t="0"/>
-            <wp:docPr descr="" title="" id="67" name="Picture"/>
+            <wp:docPr descr="" title="" id="68" name="Picture"/>
             <a:graphic>
               <a:graphicData uri="http://schemas.openxmlformats.org/drawingml/2006/picture">
                 <pic:pic>
                   <pic:nvPicPr>
-                    <pic:cNvPr descr="/home/claude/rag-embed-transfer/paper_figures/out/fig2_hit_vs_em.png" id="68" name="Picture"/>
+                    <pic:cNvPr descr="/home/claude/rag-embed-transfer/paper_figures/out/fig2_hit_vs_em.png" id="69" name="Picture"/>
                     <pic:cNvPicPr>
                       <a:picLocks noChangeArrowheads="1" noChangeAspect="1"/>
                     </pic:cNvPicPr>
                   </pic:nvPicPr>
                   <pic:blipFill>
-                    <a:blip r:embed="rId66"/>
+                    <a:blip r:embed="rId67"/>
                     <a:stretch>
                       <a:fillRect/>
                     </a:stretch>
@@ -9057,18 +9087,18 @@
           <wp:inline>
             <wp:extent cx="5334000" cy="1897522"/>
             <wp:effectExtent b="0" l="0" r="0" t="0"/>
-            <wp:docPr descr="" title="" id="70" name="Picture"/>
+            <wp:docPr descr="" title="" id="71" name="Picture"/>
             <a:graphic>
               <a:graphicData uri="http://schemas.openxmlformats.org/drawingml/2006/picture">
                 <pic:pic>
                   <pic:nvPicPr>
-                    <pic:cNvPr descr="/home/claude/rag-embed-transfer/paper_figures/out/fig1_transfer_ratios.png" id="71" name="Picture"/>
+                    <pic:cNvPr descr="/home/claude/rag-embed-transfer/paper_figures/out/fig1_transfer_ratios.png" id="72" name="Picture"/>
                     <pic:cNvPicPr>
                       <a:picLocks noChangeArrowheads="1" noChangeAspect="1"/>
                     </pic:cNvPicPr>
                   </pic:nvPicPr>
                   <pic:blipFill>
-                    <a:blip r:embed="rId69"/>
+                    <a:blip r:embed="rId70"/>
                     <a:stretch>
                       <a:fillRect/>
                     </a:stretch>
@@ -11024,8 +11054,8 @@
         <w:t xml:space="preserve">points or not significant after Holm). BM25 on NQ retrieves worse than MiniLM-L6, so its ratio describes a loss.</w:t>
       </w:r>
     </w:p>
-    <w:bookmarkEnd w:id="72"/>
-    <w:bookmarkStart w:id="73" w:name="sec:res-sens"/>
+    <w:bookmarkEnd w:id="73"/>
+    <w:bookmarkStart w:id="74" w:name="sec:res-sens"/>
     <w:p>
       <w:pPr>
         <w:pStyle w:val="Heading2"/>
@@ -11985,8 +12015,8 @@
         <w:t xml:space="preserve">passages read (Qwen reader, NQ only; exploratory, without the reporting rule).</w:t>
       </w:r>
     </w:p>
-    <w:bookmarkEnd w:id="73"/>
-    <w:bookmarkStart w:id="77" w:name="sec:res-full"/>
+    <w:bookmarkEnd w:id="74"/>
+    <w:bookmarkStart w:id="78" w:name="sec:res-full"/>
     <w:p>
       <w:pPr>
         <w:pStyle w:val="Heading2"/>
@@ -12107,18 +12137,18 @@
           <wp:inline>
             <wp:extent cx="2959100" cy="1663700"/>
             <wp:effectExtent b="0" l="0" r="0" t="0"/>
-            <wp:docPr descr="" title="" id="75" name="Picture"/>
+            <wp:docPr descr="" title="" id="76" name="Picture"/>
             <a:graphic>
               <a:graphicData uri="http://schemas.openxmlformats.org/drawingml/2006/picture">
                 <pic:pic>
                   <pic:nvPicPr>
-                    <pic:cNvPr descr="figs/fig13_fullcorpus_T.pdf" id="76" name="Picture"/>
+                    <pic:cNvPr descr="figs/fig13_fullcorpus_T.pdf" id="77" name="Picture"/>
                     <pic:cNvPicPr>
                       <a:picLocks noChangeArrowheads="1" noChangeAspect="1"/>
                     </pic:cNvPicPr>
                   </pic:nvPicPr>
                   <pic:blipFill>
-                    <a:blip r:embed="rId74"/>
+                    <a:blip r:embed="rId75"/>
                     <a:stretch>
                       <a:fillRect/>
                     </a:stretch>
@@ -13479,8 +13509,8 @@
         <w:t xml:space="preserve">sub (intervals in the repository), exact McNemar test, Holm over the four retrievers per reader. Full-corpus ratios use the reporting rule with Holm over the six pairs among the four retrievers. BM25’s ratio relates an EM loss to a Hit@5 loss.</w:t>
       </w:r>
     </w:p>
-    <w:bookmarkEnd w:id="77"/>
-    <w:bookmarkStart w:id="87" w:name="sec:res-decomp"/>
+    <w:bookmarkEnd w:id="78"/>
+    <w:bookmarkStart w:id="90" w:name="sec:res-decomp"/>
     <w:p>
       <w:pPr>
         <w:pStyle w:val="Heading2"/>
@@ -13489,7 +13519,7 @@
         <w:t xml:space="preserve">Where the gain sits</w:t>
       </w:r>
     </w:p>
-    <w:bookmarkStart w:id="78" w:name="query-level-accounting-1"/>
+    <w:bookmarkStart w:id="79" w:name="query-level-accounting-1"/>
     <w:p>
       <w:pPr>
         <w:pStyle w:val="Heading4"/>
@@ -13579,8 +13609,8 @@
         <w:t xml:space="preserve">These groups are defined by retrieval outcomes and are not randomised, so they describe where the EM gain sits, not why. The NQ pattern is consistent with sparse relevance labels and with answers the reader already knew, and the HotpotQA pattern with the second supporting passage being the useful one.</w:t>
       </w:r>
     </w:p>
-    <w:bookmarkEnd w:id="78"/>
-    <w:bookmarkStart w:id="81" w:name="answer-strings-in-nq-misses"/>
+    <w:bookmarkEnd w:id="79"/>
+    <w:bookmarkStart w:id="80" w:name="answer-strings-in-nq-misses"/>
     <w:p>
       <w:pPr>
         <w:pStyle w:val="Heading4"/>
@@ -13609,6 +13639,46 @@
       </w:r>
       <w:r>
         <w:t xml:space="preserve">checks the label-sparsity reading for NQ. Among the Hit@5 misses of the dense encoders, 0.41–0.55 had a reference answer string in their top five passages on the sub-corpus (e5-base-v2: 0.50 [0.45, 0.55] of 414 misses) and 0.44–0.58 on the full corpus; for BM25 the share was 0.33. Among hits it was 0.92–0.94. The check is lexical and incomplete in both directions. A passage can mention the answer without supporting it, and the gold passages themselves contained an answer string for only 0.93 [0.92, 0.94] of the queries. Even so, a large part of what Hit@5 counts as a miss gave the reader a passage with the answer in it.</w:t>
+      </w:r>
+    </w:p>
+    <w:bookmarkEnd w:id="80"/>
+    <w:bookmarkStart w:id="84" w:name="human-audit-of-misses"/>
+    <w:p>
+      <w:pPr>
+        <w:pStyle w:val="Heading4"/>
+      </w:pPr>
+      <w:r>
+        <w:t xml:space="preserve">Human audit of misses</w:t>
+      </w:r>
+    </w:p>
+    <w:p>
+      <w:pPr>
+        <w:pStyle w:val="FirstParagraph"/>
+      </w:pPr>
+      <w:r>
+        <w:t xml:space="preserve">The registered audit checks this by hand. From the 414 sub-corpus Hit@5 misses of e5-base-v2, 100 were drawn with a fixed seed, and the author labelled them without seeing the reader’s answer or the automatic flag (Table </w:t>
+      </w:r>
+      <w:hyperlink w:anchor="tab:humanaudit">
+        <w:r>
+          <w:rPr>
+            <w:rStyle w:val="Hyperlink"/>
+          </w:rPr>
+          <w:t xml:space="preserve">3</w:t>
+        </w:r>
+      </w:hyperlink>
+      <w:r>
+        <w:t xml:space="preserve">). A retrieved passage contained a correct answer for 41 of the 100 questions (Wilson 95% interval [0.32, 0.51]), none did for 53, and 6 were unclear. All 41 of these passages were about the question’s subject, so they were relevant passages without a gold label rather than chance mentions. The automatic check had flagged 45 of the same 100 and agreed with the human label on 92 of 94 items labelled yes or no (</w:t>
+      </w:r>
+      <m:oMath>
+        <m:r>
+          <m:t>κ</m:t>
+        </m:r>
+      </m:oMath>
+      <w:r>
+        <w:t xml:space="preserve"> </w:t>
+      </w:r>
+      <w:r>
+        <w:t xml:space="preserve">= 0.96; not pre-specified). On a second screen, the author judged the reader’s answer correct for 59 of the 100 ([0.49, 0.68]), against 24 counted by EM. Of the 35 correct answers with EM 0, 21 differed from a reference only by an alias or formatting, and 14 were correct answers that no reference listed. In this sample, Hit@5 counted relevant evidence as missing, and EM counted correct answers as wrong.</w:t>
       </w:r>
     </w:p>
     <w:tbl>
@@ -14337,7 +14407,7 @@
         <w:t xml:space="preserve">.</w:t>
       </w:r>
     </w:p>
-    <w:bookmarkStart w:id="79" w:name="tab:hpevidence"/>
+    <w:bookmarkStart w:id="81" w:name="tab:hpevidence"/>
     <w:p>
       <w:pPr>
         <w:pStyle w:val="TableCaption"/>
@@ -14586,7 +14656,7 @@
         </w:tc>
       </w:tr>
     </w:tbl>
-    <w:bookmarkEnd w:id="79"/>
+    <w:bookmarkEnd w:id="81"/>
     <w:p>
       <w:pPr>
         <w:pStyle w:val="BodyText"/>
@@ -14618,7 +14688,7 @@
         <w:t xml:space="preserve">EM exactly. Shares above 100% occur because the other two groups contribute small losses.</w:t>
       </w:r>
     </w:p>
-    <w:bookmarkStart w:id="80" w:name="tab:answerstr"/>
+    <w:bookmarkStart w:id="82" w:name="tab:answerstr"/>
     <w:p>
       <w:pPr>
         <w:pStyle w:val="TableCaption"/>
@@ -15305,7 +15375,7 @@
         </w:tc>
       </w:tr>
     </w:tbl>
-    <w:bookmarkEnd w:id="80"/>
+    <w:bookmarkEnd w:id="82"/>
     <w:p>
       <w:pPr>
         <w:pStyle w:val="BodyText"/>
@@ -15318,8 +15388,363 @@
         <w:t xml:space="preserve">Automatic, lexical check: a normalised reference answer occurs as a whole-token span of a normalised passage (title and text), the rule of answer containment. Under this rule the gold passages contain an answer for 0.93 of the queries. A match does not show that the passage supports the answer.</w:t>
       </w:r>
     </w:p>
-    <w:bookmarkEnd w:id="81"/>
-    <w:bookmarkStart w:id="85" w:name="decomposition-1"/>
+    <w:bookmarkStart w:id="83" w:name="tab:humanaudit"/>
+    <w:p>
+      <w:pPr>
+        <w:pStyle w:val="TableCaption"/>
+      </w:pPr>
+      <w:r>
+        <w:t xml:space="preserve">Blinded human audit of 100 seeded Hit@5 misses of e5-base-v2 (NQ sub-corpus, Qwen reader; one annotator, the author).</w:t>
+      </w:r>
+    </w:p>
+    <w:tbl>
+      <w:tblPr>
+        <w:tblStyle w:val="Table"/>
+        <w:tblW w:type="pct" w:w="2100"/>
+        <w:tblLook w:firstRow="1" w:lastRow="0" w:firstColumn="0" w:lastColumn="0" w:noHBand="0" w:noVBand="0" w:val="0020"/>
+        <w:jc w:val="start"/>
+        <w:tblCaption w:val="Blinded human audit of 100 seeded Hit@5 misses of e5-base-v2 (NQ sub-corpus, Qwen reader; one annotator, the author)."/>
+      </w:tblPr>
+      <w:tblGrid>
+        <w:gridCol w:w="3326"/>
+        <w:gridCol w:w="0"/>
+        <w:gridCol w:w="0"/>
+        <w:gridCol w:w="0"/>
+      </w:tblGrid>
+      <w:tr>
+        <w:trPr>
+          <w:tblHeader w:val="true"/>
+        </w:trPr>
+        <w:tc>
+          <w:tcPr/>
+          <w:p>
+            <w:pPr>
+              <w:pStyle w:val="Compact"/>
+              <w:jc w:val="left"/>
+            </w:pPr>
+            <w:r>
+              <w:t xml:space="preserve">Label</w:t>
+            </w:r>
+          </w:p>
+        </w:tc>
+        <w:tc>
+          <w:tcPr/>
+          <w:p>
+            <w:pPr>
+              <w:pStyle w:val="Compact"/>
+              <w:jc w:val="left"/>
+            </w:pPr>
+            <w:r>
+              <w:t xml:space="preserve">Value</w:t>
+            </w:r>
+          </w:p>
+        </w:tc>
+        <w:tc>
+          <w:tcPr/>
+          <w:p>
+            <w:pPr>
+              <w:pStyle w:val="Compact"/>
+              <w:jc w:val="left"/>
+            </w:pPr>
+            <w:r>
+              <w:t xml:space="preserve">Count</w:t>
+            </w:r>
+          </w:p>
+        </w:tc>
+        <w:tc>
+          <w:tcPr/>
+          <w:p>
+            <w:pPr>
+              <w:pStyle w:val="Compact"/>
+              <w:jc w:val="left"/>
+            </w:pPr>
+            <w:r>
+              <w:t xml:space="preserve">95% CI</w:t>
+            </w:r>
+          </w:p>
+        </w:tc>
+      </w:tr>
+      <w:tr>
+        <w:tc>
+          <w:tcPr/>
+          <w:p>
+            <w:pPr>
+              <w:pStyle w:val="Compact"/>
+              <w:jc w:val="left"/>
+            </w:pPr>
+            <w:r>
+              <w:t xml:space="preserve">A: a passage contains a correct answer</w:t>
+            </w:r>
+          </w:p>
+        </w:tc>
+        <w:tc>
+          <w:tcPr/>
+          <w:p>
+            <w:pPr>
+              <w:pStyle w:val="Compact"/>
+              <w:jc w:val="left"/>
+            </w:pPr>
+            <w:r>
+              <w:t xml:space="preserve">yes / no / unsure</w:t>
+            </w:r>
+          </w:p>
+        </w:tc>
+        <w:tc>
+          <w:tcPr/>
+          <w:p>
+            <w:pPr>
+              <w:pStyle w:val="Compact"/>
+              <w:jc w:val="left"/>
+            </w:pPr>
+            <w:r>
+              <w:t xml:space="preserve">41 / 53 / 6</w:t>
+            </w:r>
+          </w:p>
+        </w:tc>
+        <w:tc>
+          <w:tcPr/>
+          <w:p>
+            <w:pPr>
+              <w:pStyle w:val="Compact"/>
+              <w:jc w:val="left"/>
+            </w:pPr>
+            <w:r>
+              <w:t xml:space="preserve">[0.32, 0.51]</w:t>
+            </w:r>
+          </w:p>
+        </w:tc>
+      </w:tr>
+      <w:tr>
+        <w:tc>
+          <w:tcPr/>
+          <w:p>
+            <w:pPr>
+              <w:pStyle w:val="Compact"/>
+              <w:jc w:val="left"/>
+            </w:pPr>
+            <w:r>
+              <w:t xml:space="preserve">B: that passage is about the question (of A = yes)</w:t>
+            </w:r>
+          </w:p>
+        </w:tc>
+        <w:tc>
+          <w:tcPr/>
+          <w:p>
+            <w:pPr>
+              <w:pStyle w:val="Compact"/>
+              <w:jc w:val="left"/>
+            </w:pPr>
+            <w:r>
+              <w:t xml:space="preserve">yes</w:t>
+            </w:r>
+          </w:p>
+        </w:tc>
+        <w:tc>
+          <w:tcPr/>
+          <w:p>
+            <w:pPr>
+              <w:pStyle w:val="Compact"/>
+              <w:jc w:val="left"/>
+            </w:pPr>
+            <w:r>
+              <w:t xml:space="preserve">41 of 41</w:t>
+            </w:r>
+          </w:p>
+        </w:tc>
+        <w:tc>
+          <w:tcPr/>
+          <w:p>
+            <w:pPr>
+              <w:pStyle w:val="Compact"/>
+              <w:jc w:val="left"/>
+            </w:pPr>
+            <w:r>
+              <w:t xml:space="preserve">[0.91, 1.00]</w:t>
+            </w:r>
+          </w:p>
+        </w:tc>
+      </w:tr>
+      <w:tr>
+        <w:tc>
+          <w:tcPr/>
+          <w:p>
+            <w:pPr>
+              <w:pStyle w:val="Compact"/>
+              <w:jc w:val="left"/>
+            </w:pPr>
+            <w:r>
+              <w:t xml:space="preserve">C: reader answer factually correct</w:t>
+            </w:r>
+          </w:p>
+        </w:tc>
+        <w:tc>
+          <w:tcPr/>
+          <w:p>
+            <w:pPr>
+              <w:pStyle w:val="Compact"/>
+              <w:jc w:val="left"/>
+            </w:pPr>
+            <w:r>
+              <w:t xml:space="preserve">yes / no / unsure</w:t>
+            </w:r>
+          </w:p>
+        </w:tc>
+        <w:tc>
+          <w:tcPr/>
+          <w:p>
+            <w:pPr>
+              <w:pStyle w:val="Compact"/>
+              <w:jc w:val="left"/>
+            </w:pPr>
+            <w:r>
+              <w:t xml:space="preserve">59 / 31 / 10</w:t>
+            </w:r>
+          </w:p>
+        </w:tc>
+        <w:tc>
+          <w:tcPr/>
+          <w:p>
+            <w:pPr>
+              <w:pStyle w:val="Compact"/>
+              <w:jc w:val="left"/>
+            </w:pPr>
+            <w:r>
+              <w:t xml:space="preserve">[0.49, 0.68]</w:t>
+            </w:r>
+          </w:p>
+        </w:tc>
+      </w:tr>
+      <w:tr>
+        <w:tc>
+          <w:tcPr/>
+          <w:p>
+            <w:pPr>
+              <w:pStyle w:val="Compact"/>
+              <w:jc w:val="left"/>
+            </w:pPr>
+            <w:r>
+              <w:t xml:space="preserve">EM = 1 (automatic)</w:t>
+            </w:r>
+          </w:p>
+        </w:tc>
+        <w:tc>
+          <w:tcPr/>
+          <w:p>
+            <w:pPr>
+              <w:pStyle w:val="Compact"/>
+            </w:pPr>
+          </w:p>
+        </w:tc>
+        <w:tc>
+          <w:tcPr/>
+          <w:p>
+            <w:pPr>
+              <w:pStyle w:val="Compact"/>
+              <w:jc w:val="left"/>
+            </w:pPr>
+            <w:r>
+              <w:t xml:space="preserve">24</w:t>
+            </w:r>
+          </w:p>
+        </w:tc>
+        <w:tc>
+          <w:tcPr/>
+          <w:p>
+            <w:pPr>
+              <w:pStyle w:val="Compact"/>
+              <w:jc w:val="left"/>
+            </w:pPr>
+            <w:r>
+              <w:t xml:space="preserve">[0.17, 0.33]</w:t>
+            </w:r>
+          </w:p>
+        </w:tc>
+      </w:tr>
+      <w:tr>
+        <w:tc>
+          <w:tcPr/>
+          <w:p>
+            <w:pPr>
+              <w:pStyle w:val="Compact"/>
+              <w:jc w:val="left"/>
+            </w:pPr>
+            <w:r>
+              <w:t xml:space="preserve">D: alias or formatting only (of C = yes, EM = 0)</w:t>
+            </w:r>
+          </w:p>
+        </w:tc>
+        <w:tc>
+          <w:tcPr/>
+          <w:p>
+            <w:pPr>
+              <w:pStyle w:val="Compact"/>
+              <w:jc w:val="left"/>
+            </w:pPr>
+            <w:r>
+              <w:t xml:space="preserve">yes</w:t>
+            </w:r>
+          </w:p>
+        </w:tc>
+        <w:tc>
+          <w:tcPr/>
+          <w:p>
+            <w:pPr>
+              <w:pStyle w:val="Compact"/>
+              <w:jc w:val="left"/>
+            </w:pPr>
+            <w:r>
+              <w:t xml:space="preserve">21 of 35</w:t>
+            </w:r>
+          </w:p>
+        </w:tc>
+        <w:tc>
+          <w:tcPr/>
+          <w:p>
+            <w:pPr>
+              <w:pStyle w:val="Compact"/>
+              <w:jc w:val="left"/>
+            </w:pPr>
+            <w:r>
+              <w:t xml:space="preserve">[0.44, 0.74]</w:t>
+            </w:r>
+          </w:p>
+        </w:tc>
+      </w:tr>
+    </w:tbl>
+    <w:bookmarkEnd w:id="83"/>
+    <w:p>
+      <w:pPr>
+        <w:pStyle w:val="BodyText"/>
+      </w:pPr>
+      <w:r>
+        <w:rPr>
+          <w:iCs/>
+          <w:i/>
+        </w:rPr>
+        <w:t xml:space="preserve">Wilson intervals for the first value of each row. Screen 2 (C, D) was opened only after all Screen 1 labels (A, B) were complete. Not pre-specified: the automatic answer-string flag agreed with A on 92 of 94 yes/no items (</w:t>
+      </w:r>
+      <m:oMath>
+        <m:r>
+          <m:t>κ</m:t>
+        </m:r>
+      </m:oMath>
+      <w:r>
+        <w:rPr>
+          <w:iCs/>
+          <w:i/>
+        </w:rPr>
+        <w:t xml:space="preserve"> </w:t>
+      </w:r>
+      <w:r>
+        <w:rPr>
+          <w:iCs/>
+          <w:i/>
+        </w:rPr>
+        <w:t xml:space="preserve">= 0.96).</w:t>
+      </w:r>
+    </w:p>
+    <w:bookmarkEnd w:id="84"/>
+    <w:bookmarkStart w:id="88" w:name="decomposition-1"/>
     <w:p>
       <w:pPr>
         <w:pStyle w:val="Heading4"/>
@@ -15393,7 +15818,7 @@
           <w:rPr>
             <w:rStyle w:val="Hyperlink"/>
           </w:rPr>
-          <w:t xml:space="preserve">11</w:t>
+          <w:t xml:space="preserve">12</w:t>
         </w:r>
       </w:hyperlink>
       <w:r>
@@ -15431,18 +15856,18 @@
           <wp:inline>
             <wp:extent cx="5334000" cy="2453688"/>
             <wp:effectExtent b="0" l="0" r="0" t="0"/>
-            <wp:docPr descr="" title="" id="83" name="Picture"/>
+            <wp:docPr descr="" title="" id="86" name="Picture"/>
             <a:graphic>
               <a:graphicData uri="http://schemas.openxmlformats.org/drawingml/2006/picture">
                 <pic:pic>
                   <pic:nvPicPr>
-                    <pic:cNvPr descr="/home/claude/rag-embed-transfer/paper_figures/out/fig10_error.png" id="84" name="Picture"/>
+                    <pic:cNvPr descr="/home/claude/rag-embed-transfer/paper_figures/out/fig10_error.png" id="87" name="Picture"/>
                     <pic:cNvPicPr>
                       <a:picLocks noChangeArrowheads="1" noChangeAspect="1"/>
                     </pic:cNvPicPr>
                   </pic:nvPicPr>
                   <pic:blipFill>
-                    <a:blip r:embed="rId82"/>
+                    <a:blip r:embed="rId85"/>
                     <a:stretch>
                       <a:fillRect/>
                     </a:stretch>
@@ -15495,8 +15920,8 @@
         <w:t xml:space="preserve">answers on hits and misses under the abstention prompt A3 (Phase 1, Qwen reader, NQ, 200 queries).</w:t>
       </w:r>
     </w:p>
-    <w:bookmarkEnd w:id="85"/>
-    <w:bookmarkStart w:id="86" w:name="abstention-prompt"/>
+    <w:bookmarkEnd w:id="88"/>
+    <w:bookmarkStart w:id="89" w:name="abstention-prompt"/>
     <w:p>
       <w:pPr>
         <w:pStyle w:val="Heading4"/>
@@ -15517,7 +15942,7 @@
           <w:rPr>
             <w:rStyle w:val="Hyperlink"/>
           </w:rPr>
-          <w:t xml:space="preserve">12</w:t>
+          <w:t xml:space="preserve">13</w:t>
         </w:r>
       </w:hyperlink>
       <w:r>
@@ -15591,9 +16016,9 @@
         <w:t xml:space="preserve">0.07).</w:t>
       </w:r>
     </w:p>
-    <w:bookmarkEnd w:id="86"/>
-    <w:bookmarkEnd w:id="87"/>
-    <w:bookmarkStart w:id="88" w:name="sec:res-encoders"/>
+    <w:bookmarkEnd w:id="89"/>
+    <w:bookmarkEnd w:id="90"/>
+    <w:bookmarkStart w:id="91" w:name="sec:res-encoders"/>
     <w:p>
       <w:pPr>
         <w:pStyle w:val="Heading2"/>
@@ -16403,8 +16828,8 @@
         <w:t xml:space="preserve">= 0.55. Exchangeable working correlation (0.60) within query; 59,570 answers in 4,255 query clusters; empirical (sandwich) standard errors. All models converged without warnings.</w:t>
       </w:r>
     </w:p>
-    <w:bookmarkEnd w:id="88"/>
-    <w:bookmarkStart w:id="101" w:name="sec:res-context"/>
+    <w:bookmarkEnd w:id="91"/>
+    <w:bookmarkStart w:id="104" w:name="sec:res-context"/>
     <w:p>
       <w:pPr>
         <w:pStyle w:val="Heading2"/>
@@ -16413,7 +16838,7 @@
         <w:t xml:space="preserve">Context choices (RQ3)</w:t>
       </w:r>
     </w:p>
-    <w:bookmarkStart w:id="92" w:name="number-of-passages"/>
+    <w:bookmarkStart w:id="95" w:name="number-of-passages"/>
     <w:p>
       <w:pPr>
         <w:pStyle w:val="Heading4"/>
@@ -16434,7 +16859,7 @@
           <w:rPr>
             <w:rStyle w:val="Hyperlink"/>
           </w:rPr>
-          <w:t xml:space="preserve">3</w:t>
+          <w:t xml:space="preserve">4</w:t>
         </w:r>
       </w:hyperlink>
       <w:r>
@@ -16833,18 +17258,18 @@
           <wp:inline>
             <wp:extent cx="3770753" cy="2186608"/>
             <wp:effectExtent b="0" l="0" r="0" t="0"/>
-            <wp:docPr descr="" title="" id="90" name="Picture"/>
+            <wp:docPr descr="" title="" id="93" name="Picture"/>
             <a:graphic>
               <a:graphicData uri="http://schemas.openxmlformats.org/drawingml/2006/picture">
                 <pic:pic>
                   <pic:nvPicPr>
-                    <pic:cNvPr descr="/home/claude/rag-embed-transfer/paper_figures/out/fig3_topk.png" id="91" name="Picture"/>
+                    <pic:cNvPr descr="/home/claude/rag-embed-transfer/paper_figures/out/fig3_topk.png" id="94" name="Picture"/>
                     <pic:cNvPicPr>
                       <a:picLocks noChangeArrowheads="1" noChangeAspect="1"/>
                     </pic:cNvPicPr>
                   </pic:nvPicPr>
                   <pic:blipFill>
-                    <a:blip r:embed="rId89"/>
+                    <a:blip r:embed="rId92"/>
                     <a:stretch>
                       <a:fillRect/>
                     </a:stretch>
@@ -16890,8 +17315,8 @@
         <w:t xml:space="preserve">, Qwen reader on NQ (2,255 queries).</w:t>
       </w:r>
     </w:p>
-    <w:bookmarkEnd w:id="92"/>
-    <w:bookmarkStart w:id="98" w:name="passage-composition-and-position"/>
+    <w:bookmarkEnd w:id="95"/>
+    <w:bookmarkStart w:id="101" w:name="passage-composition-and-position"/>
     <w:p>
       <w:pPr>
         <w:pStyle w:val="Heading4"/>
@@ -16912,7 +17337,7 @@
           <w:rPr>
             <w:rStyle w:val="Hyperlink"/>
           </w:rPr>
-          <w:t xml:space="preserve">4</w:t>
+          <w:t xml:space="preserve">5</w:t>
         </w:r>
       </w:hyperlink>
       <w:r>
@@ -17050,18 +17475,18 @@
           <wp:inline>
             <wp:extent cx="3990943" cy="1617784"/>
             <wp:effectExtent b="0" l="0" r="0" t="0"/>
-            <wp:docPr descr="" title="" id="94" name="Picture"/>
+            <wp:docPr descr="" title="" id="97" name="Picture"/>
             <a:graphic>
               <a:graphicData uri="http://schemas.openxmlformats.org/drawingml/2006/picture">
                 <pic:pic>
                   <pic:nvPicPr>
-                    <pic:cNvPr descr="/home/claude/rag-embed-transfer/paper_figures/out/fig4_mechanism.png" id="95" name="Picture"/>
+                    <pic:cNvPr descr="/home/claude/rag-embed-transfer/paper_figures/out/fig4_mechanism.png" id="98" name="Picture"/>
                     <pic:cNvPicPr>
                       <a:picLocks noChangeArrowheads="1" noChangeAspect="1"/>
                     </pic:cNvPicPr>
                   </pic:nvPicPr>
                   <pic:blipFill>
-                    <a:blip r:embed="rId93"/>
+                    <a:blip r:embed="rId96"/>
                     <a:stretch>
                       <a:fillRect/>
                     </a:stretch>
@@ -17096,7 +17521,7 @@
         <w:t xml:space="preserve">Exact match for five controlled contexts of five passages (Qwen reader, 500 NQ generation queries) with 95% bootstrap intervals.</w:t>
       </w:r>
     </w:p>
-    <w:bookmarkStart w:id="96" w:name="tab:topk"/>
+    <w:bookmarkStart w:id="99" w:name="tab:topk"/>
     <w:p>
       <w:pPr>
         <w:pStyle w:val="TableCaption"/>
@@ -18019,7 +18444,7 @@
         </w:tc>
       </w:tr>
     </w:tbl>
-    <w:bookmarkEnd w:id="96"/>
+    <w:bookmarkEnd w:id="99"/>
     <w:p>
       <w:pPr>
         <w:pStyle w:val="BodyText"/>
@@ -18095,7 +18520,7 @@
         <w:t xml:space="preserve">, Holm over seven retrievers.</w:t>
       </w:r>
     </w:p>
-    <w:bookmarkStart w:id="97" w:name="tab:mechanism"/>
+    <w:bookmarkStart w:id="100" w:name="tab:mechanism"/>
     <w:p>
       <w:pPr>
         <w:pStyle w:val="TableCaption"/>
@@ -18422,7 +18847,7 @@
         </w:tc>
       </w:tr>
     </w:tbl>
-    <w:bookmarkEnd w:id="97"/>
+    <w:bookmarkEnd w:id="100"/>
     <w:p>
       <w:pPr>
         <w:pStyle w:val="BodyText"/>
@@ -18548,8 +18973,8 @@
         <w:t xml:space="preserve">. Position: no pair differs after Holm.</w:t>
       </w:r>
     </w:p>
-    <w:bookmarkEnd w:id="98"/>
-    <w:bookmarkStart w:id="100" w:name="reranking"/>
+    <w:bookmarkEnd w:id="101"/>
+    <w:bookmarkStart w:id="103" w:name="reranking"/>
     <w:p>
       <w:pPr>
         <w:pStyle w:val="Heading4"/>
@@ -18570,7 +18995,7 @@
           <w:rPr>
             <w:rStyle w:val="Hyperlink"/>
           </w:rPr>
-          <w:t xml:space="preserve">5</w:t>
+          <w:t xml:space="preserve">6</w:t>
         </w:r>
       </w:hyperlink>
       <w:r>
@@ -18654,7 +19079,7 @@
         <w:t xml:space="preserve">= 0.069), and no difference was detected. Reranking cost a median of 208 to 249 ms per query on a T4. These results come from one reranker at one depth.</w:t>
       </w:r>
     </w:p>
-    <w:bookmarkStart w:id="99" w:name="tab:reranker"/>
+    <w:bookmarkStart w:id="102" w:name="tab:reranker"/>
     <w:p>
       <w:pPr>
         <w:pStyle w:val="TableCaption"/>
@@ -18992,7 +19417,7 @@
         </w:tc>
       </w:tr>
     </w:tbl>
-    <w:bookmarkEnd w:id="99"/>
+    <w:bookmarkEnd w:id="102"/>
     <w:p>
       <w:pPr>
         <w:pStyle w:val="BodyText"/>
@@ -19005,9 +19430,9 @@
         <w:t xml:space="preserve">Retrieval on all 3,452 judged queries; EM on the 2,255 generation queries (Qwen). Latency: median per query, 50 pairs, one T4.</w:t>
       </w:r>
     </w:p>
-    <w:bookmarkEnd w:id="100"/>
-    <w:bookmarkEnd w:id="101"/>
-    <w:bookmarkStart w:id="114" w:name="sec:res-cost"/>
+    <w:bookmarkEnd w:id="103"/>
+    <w:bookmarkEnd w:id="104"/>
+    <w:bookmarkStart w:id="117" w:name="sec:res-cost"/>
     <w:p>
       <w:pPr>
         <w:pStyle w:val="Heading2"/>
@@ -19016,7 +19441,7 @@
         <w:t xml:space="preserve">Retrieval-stage cost and checks of the setup (RQ4)</w:t>
       </w:r>
     </w:p>
-    <w:bookmarkStart w:id="106" w:name="encoding-cost"/>
+    <w:bookmarkStart w:id="109" w:name="encoding-cost"/>
     <w:p>
       <w:pPr>
         <w:pStyle w:val="Heading4"/>
@@ -19037,7 +19462,7 @@
           <w:rPr>
             <w:rStyle w:val="Hyperlink"/>
           </w:rPr>
-          <w:t xml:space="preserve">6</w:t>
+          <w:t xml:space="preserve">7</w:t>
         </w:r>
       </w:hyperlink>
       <w:r>
@@ -19051,7 +19476,7 @@
           <w:rPr>
             <w:rStyle w:val="Hyperlink"/>
           </w:rPr>
-          <w:t xml:space="preserve">6</w:t>
+          <w:t xml:space="preserve">7</w:t>
         </w:r>
       </w:hyperlink>
       <w:r>
@@ -19081,18 +19506,18 @@
           <wp:inline>
             <wp:extent cx="2972564" cy="2256947"/>
             <wp:effectExtent b="0" l="0" r="0" t="0"/>
-            <wp:docPr descr="" title="" id="103" name="Picture"/>
+            <wp:docPr descr="" title="" id="106" name="Picture"/>
             <a:graphic>
               <a:graphicData uri="http://schemas.openxmlformats.org/drawingml/2006/picture">
                 <pic:pic>
                   <pic:nvPicPr>
-                    <pic:cNvPr descr="/home/claude/rag-embed-transfer/paper_figures/out/fig5_cost_quality.png" id="104" name="Picture"/>
+                    <pic:cNvPr descr="/home/claude/rag-embed-transfer/paper_figures/out/fig5_cost_quality.png" id="107" name="Picture"/>
                     <pic:cNvPicPr>
                       <a:picLocks noChangeArrowheads="1" noChangeAspect="1"/>
                     </pic:cNvPicPr>
                   </pic:nvPicPr>
                   <pic:blipFill>
-                    <a:blip r:embed="rId102"/>
+                    <a:blip r:embed="rId105"/>
                     <a:stretch>
                       <a:fillRect/>
                     </a:stretch>
@@ -19127,7 +19552,7 @@
         <w:t xml:space="preserve">Encoding throughput on one T4 GPU (median of five repetitions, log scale) against EM averaged over the four reader–dataset cells. The dashed line joins encoders that no other encoder beats on both axes.</w:t>
       </w:r>
     </w:p>
-    <w:bookmarkStart w:id="105" w:name="tab:cost"/>
+    <w:bookmarkStart w:id="108" w:name="tab:cost"/>
     <w:p>
       <w:pPr>
         <w:pStyle w:val="TableCaption"/>
@@ -19589,7 +20014,7 @@
         </w:tc>
       </w:tr>
     </w:tbl>
-    <w:bookmarkEnd w:id="105"/>
+    <w:bookmarkEnd w:id="108"/>
     <w:p>
       <w:pPr>
         <w:pStyle w:val="BodyText"/>
@@ -19602,8 +20027,8 @@
         <w:t xml:space="preserve">BM25 batch-1 query latency on CPU: 25.7 ms (23.7–27.7).</w:t>
       </w:r>
     </w:p>
-    <w:bookmarkEnd w:id="106"/>
-    <w:bookmarkStart w:id="107" w:name="cpu-deployment"/>
+    <w:bookmarkEnd w:id="109"/>
+    <w:bookmarkStart w:id="110" w:name="cpu-deployment"/>
     <w:p>
       <w:pPr>
         <w:pStyle w:val="Heading4"/>
@@ -19631,8 +20056,8 @@
         <w:t xml:space="preserve">.</w:t>
       </w:r>
     </w:p>
-    <w:bookmarkEnd w:id="107"/>
-    <w:bookmarkStart w:id="108" w:name="approximate-search"/>
+    <w:bookmarkEnd w:id="110"/>
+    <w:bookmarkStart w:id="111" w:name="approximate-search"/>
     <w:p>
       <w:pPr>
         <w:pStyle w:val="Heading4"/>
@@ -20302,8 +20727,8 @@
         <w:t xml:space="preserve">Ov@5 / Ov@100: mean share of the exact top 5 / top 100 that HNSW also returns. Hit@5 here is over all judged queries, not the 2,255 generation queries. ms: median batch-1 query latency on 4 vCPUs. No reader was run on HNSW results.</w:t>
       </w:r>
     </w:p>
-    <w:bookmarkEnd w:id="108"/>
-    <w:bookmarkStart w:id="113" w:name="sub-corpus-versus-full-corpus"/>
+    <w:bookmarkEnd w:id="111"/>
+    <w:bookmarkStart w:id="116" w:name="sub-corpus-versus-full-corpus"/>
     <w:p>
       <w:pPr>
         <w:pStyle w:val="Heading4"/>
@@ -20338,7 +20763,7 @@
           <w:rPr>
             <w:rStyle w:val="Hyperlink"/>
           </w:rPr>
-          <w:t xml:space="preserve">7</w:t>
+          <w:t xml:space="preserve">8</w:t>
         </w:r>
       </w:hyperlink>
       <w:r>
@@ -20382,18 +20807,18 @@
           <wp:inline>
             <wp:extent cx="2975622" cy="1544387"/>
             <wp:effectExtent b="0" l="0" r="0" t="0"/>
-            <wp:docPr descr="" title="" id="110" name="Picture"/>
+            <wp:docPr descr="" title="" id="113" name="Picture"/>
             <a:graphic>
               <a:graphicData uri="http://schemas.openxmlformats.org/drawingml/2006/picture">
                 <pic:pic>
                   <pic:nvPicPr>
-                    <pic:cNvPr descr="/home/claude/rag-embed-transfer/paper_figures/out/fig6_full_corpus.png" id="111" name="Picture"/>
+                    <pic:cNvPr descr="/home/claude/rag-embed-transfer/paper_figures/out/fig6_full_corpus.png" id="114" name="Picture"/>
                     <pic:cNvPicPr>
                       <a:picLocks noChangeArrowheads="1" noChangeAspect="1"/>
                     </pic:cNvPicPr>
                   </pic:nvPicPr>
                   <pic:blipFill>
-                    <a:blip r:embed="rId109"/>
+                    <a:blip r:embed="rId112"/>
                     <a:stretch>
                       <a:fillRect/>
                     </a:stretch>
@@ -20428,7 +20853,7 @@
         <w:t xml:space="preserve">nDCG@10 on the 300,000-passage sub-corpus and on the full NQ corpus (all 3,452 judged queries).</w:t>
       </w:r>
     </w:p>
-    <w:bookmarkStart w:id="112" w:name="tab:fullcorpus"/>
+    <w:bookmarkStart w:id="115" w:name="tab:fullcorpus"/>
     <w:p>
       <w:pPr>
         <w:pStyle w:val="TableCaption"/>
@@ -20766,7 +21191,7 @@
         </w:tc>
       </w:tr>
     </w:tbl>
-    <w:bookmarkEnd w:id="112"/>
+    <w:bookmarkEnd w:id="115"/>
     <w:p>
       <w:pPr>
         <w:pStyle w:val="BodyText"/>
@@ -20805,9 +21230,9 @@
         <w:t xml:space="preserve">between the two orderings = 1.00.</w:t>
       </w:r>
     </w:p>
-    <w:bookmarkEnd w:id="113"/>
-    <w:bookmarkEnd w:id="114"/>
-    <w:bookmarkStart w:id="116" w:name="sec:res-judge"/>
+    <w:bookmarkEnd w:id="116"/>
+    <w:bookmarkEnd w:id="117"/>
+    <w:bookmarkStart w:id="119" w:name="sec:res-judge"/>
     <w:p>
       <w:pPr>
         <w:pStyle w:val="Heading2"/>
@@ -20828,7 +21253,7 @@
           <w:rPr>
             <w:rStyle w:val="Hyperlink"/>
           </w:rPr>
-          <w:t xml:space="preserve">8</w:t>
+          <w:t xml:space="preserve">9</w:t>
         </w:r>
       </w:hyperlink>
       <w:r>
@@ -20870,7 +21295,7 @@
           <w:rPr>
             <w:rStyle w:val="Hyperlink"/>
           </w:rPr>
-          <w:t xml:space="preserve">13</w:t>
+          <w:t xml:space="preserve">14</w:t>
         </w:r>
       </w:hyperlink>
       <w:r>
@@ -20894,7 +21319,7 @@
         <w:t xml:space="preserve">gives the judge prompt and the annotation instructions.</w:t>
       </w:r>
     </w:p>
-    <w:bookmarkStart w:id="115" w:name="tab:judge"/>
+    <w:bookmarkStart w:id="118" w:name="tab:judge"/>
     <w:p>
       <w:pPr>
         <w:pStyle w:val="TableCaption"/>
@@ -21030,7 +21455,7 @@
         </w:tc>
       </w:tr>
     </w:tbl>
-    <w:bookmarkEnd w:id="115"/>
+    <w:bookmarkEnd w:id="118"/>
     <w:p>
       <w:pPr>
         <w:pStyle w:val="BodyText"/>
@@ -21105,8 +21530,8 @@
         <w:t xml:space="preserve">) the judge results are excluded from the conclusions.</w:t>
       </w:r>
     </w:p>
-    <w:bookmarkEnd w:id="116"/>
-    <w:bookmarkStart w:id="117" w:name="summary-of-the-predictions"/>
+    <w:bookmarkEnd w:id="119"/>
+    <w:bookmarkStart w:id="120" w:name="summary-of-the-predictions"/>
     <w:p>
       <w:pPr>
         <w:pStyle w:val="Heading2"/>
@@ -23046,9 +23471,9 @@
         <w:t xml:space="preserve">Confirmatory for bge-small, bge-base, e5-base-v2 and Qwen3-Emb-0.6B only. The v0.3 analysis code also counted BM25 in the NQ P1 checks (six ratios); the registered criterion covers dense encoders, and the verdict is the same either way.</w:t>
       </w:r>
     </w:p>
-    <w:bookmarkEnd w:id="117"/>
-    <w:bookmarkEnd w:id="118"/>
-    <w:bookmarkStart w:id="123" w:name="sec:discussion"/>
+    <w:bookmarkEnd w:id="120"/>
+    <w:bookmarkEnd w:id="121"/>
+    <w:bookmarkStart w:id="126" w:name="sec:discussion"/>
     <w:p>
       <w:pPr>
         <w:pStyle w:val="Heading1"/>
@@ -23057,7 +23482,7 @@
         <w:t xml:space="preserve">Discussion</w:t>
       </w:r>
     </w:p>
-    <w:bookmarkStart w:id="119" w:name="what-the-transfer-ratio-shows"/>
+    <w:bookmarkStart w:id="122" w:name="what-the-transfer-ratio-shows"/>
     <w:p>
       <w:pPr>
         <w:pStyle w:val="Heading2"/>
@@ -23091,7 +23516,7 @@
         </m:r>
       </m:oMath>
       <w:r>
-        <w:t xml:space="preserve">. The registered full-corpus run agreed for the encoders it covered: the ratio of e5-base-v2 moved by −0.02 and +0.04, and both values lay inside the sub-corpus intervals. The query-level accounting shows where the difference between the two gains sits. Queries that newly retrieved a gold passage did gain EM, but 0.23–0.30 of them had already been answered correctly under MiniLM-L6, and queries that kept or lost their hit gave back part of the gain. Three observations within our setup are consistent with this. (i) The readers fell well short of the gold-passage reference even with good retrieval, so part of the loss lies in reading, not retrieval. (ii) EM given a miss stayed far above closed-book EM, and the abstention prompt showed that the reader still answered most misses. The NQ relevance labels are sparse: 0.41–0.55 of dense-encoder misses had an answer string in their top five passages, and the readers may also have known some answers. Hit@5 therefore overstates the difference between encoders that matters for the reader. The full corpus showed the same effect from the other side: it removed about a tenth of the hits of each dense encoder but only 0.20–0.28 EM points per lost hit. (iii) Queries that hit under both retrievers lost a little EM with the stronger encoder, so a change of context can cost answers even when a gold passage stays in the top five. We did not inspect these contexts; this point is a hypothesis.</w:t>
+        <w:t xml:space="preserve">. The registered full-corpus run agreed for the encoders it covered: the ratio of e5-base-v2 moved by −0.02 and +0.04, and both values lay inside the sub-corpus intervals. The query-level accounting shows where the difference between the two gains sits. Queries that newly retrieved a gold passage did gain EM, but 0.23–0.30 of them had already been answered correctly under MiniLM-L6, and queries that kept or lost their hit gave back part of the gain. Three observations within our setup are consistent with this. (i) The readers fell well short of the gold-passage reference even with good retrieval, so part of the loss lies in reading, not retrieval. (ii) EM given a miss stayed far above closed-book EM, and the abstention prompt showed that the reader still answered most misses. The NQ relevance labels are sparse: 0.41–0.55 of dense-encoder misses had an answer string in their top five passages, and in the blinded audit 41 of 100 e5-base-v2 misses had a relevant passage with a correct answer. The readers may also have known some answers. Hit@5 therefore overstates the difference between encoders that matters for the reader. The full corpus showed the same effect from the other side: it removed about a tenth of the hits of each dense encoder but only 0.20–0.28 EM points per lost hit. (iii) Queries that hit under both retrievers lost a little EM with the stronger encoder, so a change of context can cost answers even when a gold passage stays in the top five. We did not inspect these contexts; this point is a hypothesis.</w:t>
       </w:r>
     </w:p>
     <w:p>
@@ -23110,8 +23535,8 @@
         <w:t xml:space="preserve">Measured with Hit@5, the two datasets would support different conclusions about the same encoders. Measured with metrics that count the evidence the question needs, both show an answer gain that is a fraction of the retrieval gain.</w:t>
       </w:r>
     </w:p>
-    <w:bookmarkEnd w:id="119"/>
-    <w:bookmarkStart w:id="120" w:name="comparison-with-earlier-work"/>
+    <w:bookmarkEnd w:id="122"/>
+    <w:bookmarkStart w:id="123" w:name="comparison-with-earlier-work"/>
     <w:p>
       <w:pPr>
         <w:pStyle w:val="Heading2"/>
@@ -23386,8 +23811,8 @@
         <w:t xml:space="preserve">, who also measured answers; we measured retrieval only.</w:t>
       </w:r>
     </w:p>
-    <w:bookmarkEnd w:id="120"/>
-    <w:bookmarkStart w:id="121" w:name="practical-implications"/>
+    <w:bookmarkEnd w:id="123"/>
+    <w:bookmarkStart w:id="124" w:name="practical-implications"/>
     <w:p>
       <w:pPr>
         <w:pStyle w:val="Heading2"/>
@@ -23404,8 +23829,8 @@
         <w:t xml:space="preserve">Within our setup, the choice of encoder mattered less for answers than for retrieval, while its retrieval-stage cost differed by more than an order of magnitude. For single-hop questions, no larger encoder gave a detectably higher EM than a base-size encoder such as e5-base-v2 or bge-base, which encoded 2.9 times faster than bge-large. For multi-hop questions, bge-large gave a small but detectable gain. Qwen3-Embedding-0.6B had the highest retrieval-stage cost and gave lower EM than e5-base-v2 on HotpotQA; its instruction and length settings may not suit this task, and we did not tune them. Retrieving ten passages instead of five raised EM for most retrievers and narrowed their differences, which is another option when the reader’s context allows it, although it nearly doubles the prompt the reader must process. The cross-encoder raised the Hit@5 and EM of the weak BM25 retrieval stage; for e5-base-v2 it lowered Hit@5, and no EM difference was detected. Approximate search returned nearly the same top passages as exact search at a small fraction of the latency; we did not measure its effect on answers.</w:t>
       </w:r>
     </w:p>
-    <w:bookmarkEnd w:id="121"/>
-    <w:bookmarkStart w:id="122" w:name="alternative-explanations"/>
+    <w:bookmarkEnd w:id="124"/>
+    <w:bookmarkStart w:id="125" w:name="alternative-explanations"/>
     <w:p>
       <w:pPr>
         <w:pStyle w:val="Heading2"/>
@@ -23439,7 +23864,7 @@
         <w:t xml:space="preserve">)</w:t>
       </w:r>
       <w:r>
-        <w:t xml:space="preserve">; the F1 and containment ratios were higher but still well below 1. The sub-corpus inflates dense retrieval scores, but on the full corpus the order of four retrievers was kept, the e5-base-v2 ratios stayed inside their sub-corpus intervals for both readers, and the ratios of bge-small and e5-base-v2 against BM25 rose only from 0.29–0.34 to 0.33–0.38. This check covers three dense encoders on NQ; the larger encoders and HotpotQA were not run on a full corpus. Answer-bearing hard negatives did not explain the context effect either: P5 held, with a larger drop, on the questions whose hard negatives contained no answer string. The readers were 4-bit quantised 7–8B models with one prompt; stronger readers may convert hits into answers at a different rate. The ratio also depends on the baseline and on</w:t>
+        <w:t xml:space="preserve">: among the 100 audited misses, the author judged 59 answers correct where EM counted 24. The F1 and containment ratios were higher but still well below 1. The sub-corpus inflates dense retrieval scores, but on the full corpus the order of four retrievers was kept, the e5-base-v2 ratios stayed inside their sub-corpus intervals for both readers, and the ratios of bge-small and e5-base-v2 against BM25 rose only from 0.29–0.34 to 0.33–0.38. This check covers three dense encoders on NQ; the larger encoders and HotpotQA were not run on a full corpus. Answer-bearing hard negatives did not explain the context effect either: P5 held, with a larger drop, on the questions whose hard negatives contained no answer string. The readers were 4-bit quantised 7–8B models with one prompt; stronger readers may convert hits into answers at a different rate. The ratio also depends on the baseline and on</w:t>
       </w:r>
       <w:r>
         <w:t xml:space="preserve"> </w:t>
@@ -23453,9 +23878,9 @@
         <w:t xml:space="preserve">. Against BM25 the NQ ratios were higher (0.29–0.35), and with one passage read they were higher still. The ratio therefore describes a pair of retrievers at a given reading depth, not a single encoder.</w:t>
       </w:r>
     </w:p>
-    <w:bookmarkEnd w:id="122"/>
-    <w:bookmarkEnd w:id="123"/>
-    <w:bookmarkStart w:id="130" w:name="sec:limits"/>
+    <w:bookmarkEnd w:id="125"/>
+    <w:bookmarkEnd w:id="126"/>
+    <w:bookmarkStart w:id="133" w:name="sec:limits"/>
     <w:p>
       <w:pPr>
         <w:pStyle w:val="Heading1"/>
@@ -23464,7 +23889,7 @@
         <w:t xml:space="preserve">Limitations</w:t>
       </w:r>
     </w:p>
-    <w:bookmarkStart w:id="124" w:name="scope"/>
+    <w:bookmarkStart w:id="127" w:name="scope"/>
     <w:p>
       <w:pPr>
         <w:pStyle w:val="Heading4"/>
@@ -23518,8 +23943,8 @@
         <w:t xml:space="preserve">show that the size of the ratio depends on how many passages the reader sees. Results may differ for other domains, longer answers, larger or proprietary readers, other prompts or agentic pipelines. All timings come from one GPU type (Tesla T4) and one CPU configuration.</w:t>
       </w:r>
     </w:p>
-    <w:bookmarkEnd w:id="124"/>
-    <w:bookmarkStart w:id="125" w:name="corpus-and-labels"/>
+    <w:bookmarkEnd w:id="127"/>
+    <w:bookmarkStart w:id="128" w:name="corpus-and-labels"/>
     <w:p>
       <w:pPr>
         <w:pStyle w:val="Heading4"/>
@@ -23533,11 +23958,11 @@
         <w:pStyle w:val="FirstParagraph"/>
       </w:pPr>
       <w:r>
-        <w:t xml:space="preserve">Except for Phase 3, retrieval ran on 300,000-passage sub-corpora that contain every gold passage and favour the dense encoders relative to BM25. Phase 3 tested the NQ ratios on the full corpus for BM25, MiniLM-L6, bge-small and e5-base-v2 only; bge-base, bge-large, Qwen3-Embedding-0.6B and all of HotpotQA rest on the sub-corpus. NQ relevance labels are sparse. The answer-string check measures how often a miss still holds an answer, but it is lexical: it can count a passage that mentions the answer without supporting it, and it misses paraphrases. The registered blinded human audit of misses was not complete for this version. The joined NQ set covers 2,255 of 3,452 judged queries and may differ in difficulty from the excluded queries. A Phase 1 check found Hit@5 differences between joined and unjoined queries from −0.028 to +0.005 across the seven retrievers, and every 95% interval included zero.</w:t>
+        <w:t xml:space="preserve">Except for Phase 3, retrieval ran on 300,000-passage sub-corpora that contain every gold passage and favour the dense encoders relative to BM25. Phase 3 tested the NQ ratios on the full corpus for BM25, MiniLM-L6, bge-small and e5-base-v2 only; bge-base, bge-large, Qwen3-Embedding-0.6B and all of HotpotQA rest on the sub-corpus. NQ relevance labels are sparse. The answer-string check is lexical; the human audit agreed with it on most items but covers 100 misses of one encoder on the sub-corpus, labelled by one annotator, the author. The joined NQ set covers 2,255 of 3,452 judged queries and may differ in difficulty from the excluded queries. A Phase 1 check found Hit@5 differences between joined and unjoined queries from −0.028 to +0.005 across the seven retrievers, and every 95% interval included zero.</w:t>
       </w:r>
     </w:p>
-    <w:bookmarkEnd w:id="125"/>
-    <w:bookmarkStart w:id="126" w:name="metrics-and-statistics"/>
+    <w:bookmarkEnd w:id="128"/>
+    <w:bookmarkStart w:id="129" w:name="metrics-and-statistics"/>
     <w:p>
       <w:pPr>
         <w:pStyle w:val="Heading4"/>
@@ -23551,7 +23976,7 @@
         <w:pStyle w:val="FirstParagraph"/>
       </w:pPr>
       <w:r>
-        <w:t xml:space="preserve">EM is strict. We report F1 and answer containment, but did not judge correctness by hand. The transfer ratio is a ratio of means and becomes unstable when the retrieval gain is small; our reporting rule removes the worst cases, but the bge-small intervals on NQ still include zero. The ratio depends on the baseline encoder, and the share of the gain assigned to conditional EM depends on how the decomposition is ordered (Tables </w:t>
+        <w:t xml:space="preserve">EM is strict. We report F1 and answer containment; correctness was judged by hand only for the 100 audited misses. The transfer ratio is a ratio of means and becomes unstable when the retrieval gain is small; our reporting rule removes the worst cases, but the bge-small intervals on NQ still include zero. The ratio depends on the baseline encoder, and the share of the gain assigned to conditional EM depends on how the decomposition is ordered (Tables </w:t>
       </w:r>
       <w:hyperlink w:anchor="tab:altbase">
         <w:r>
@@ -23572,15 +23997,15 @@
           <w:rPr>
             <w:rStyle w:val="Hyperlink"/>
           </w:rPr>
-          <w:t xml:space="preserve">11</w:t>
+          <w:t xml:space="preserve">12</w:t>
         </w:r>
       </w:hyperlink>
       <w:r>
         <w:t xml:space="preserve">). The decomposition, the query-level accounting, the Both@5 ranking and ratios, the BM25 baseline and the GEE interaction model are post hoc. The accounting groups are defined by retrieval outcomes, so they locate the EM difference but do not explain it. The registered pooled GEE model assumed one retriever effect across datasets, which the interaction test did not support. Answer quality under approximate search was not measured. Multiplicity is controlled within each family, not across all tests in the paper. Bootstrap intervals, F1, answer containment and the pooled model were checked by a rerun on a second computer, not by an independent implementation.</w:t>
       </w:r>
     </w:p>
-    <w:bookmarkEnd w:id="126"/>
-    <w:bookmarkStart w:id="127" w:name="context-experiment"/>
+    <w:bookmarkEnd w:id="129"/>
+    <w:bookmarkStart w:id="130" w:name="context-experiment"/>
     <w:p>
       <w:pPr>
         <w:pStyle w:val="Heading4"/>
@@ -23597,8 +24022,8 @@
         <w:t xml:space="preserve">The hard negatives are top-ranked BM25 passages without a gold label, and a third of the questions had at least one that contained an answer string. Excluding those questions made the measured drop larger, so this does not weaken P5, but the subset analysis is a sensitivity check on 333 questions. The experiment used one reader and 500 questions. The random-passage control found no detected difference from the gold passage alone; it does not establish equivalence.</w:t>
       </w:r>
     </w:p>
-    <w:bookmarkEnd w:id="127"/>
-    <w:bookmarkStart w:id="128" w:name="judge-and-annotation"/>
+    <w:bookmarkEnd w:id="130"/>
+    <w:bookmarkStart w:id="131" w:name="judge-and-annotation"/>
     <w:p>
       <w:pPr>
         <w:pStyle w:val="Heading4"/>
@@ -23629,8 +24054,8 @@
         <w:t xml:space="preserve">= 0.127 the judge was excluded under the registered rule, so this limitation does not affect the conclusions, but no faithfulness result is reported.</w:t>
       </w:r>
     </w:p>
-    <w:bookmarkEnd w:id="128"/>
-    <w:bookmarkStart w:id="129" w:name="three-study-phases"/>
+    <w:bookmarkEnd w:id="131"/>
+    <w:bookmarkStart w:id="132" w:name="three-study-phases"/>
     <w:p>
       <w:pPr>
         <w:pStyle w:val="Heading4"/>
@@ -23661,9 +24086,9 @@
         <w:t xml:space="preserve">ablation were run before the predictions were registered, and the software image changed between Phases 1 and 2. P7 and P8 were registered after the sub-corpus results were known; they test whether those results replicate, not a new hypothesis. Within-cell comparisons share one environment. For comparisons across phases, 396 of 397 identical prompts gave identical outputs.</w:t>
       </w:r>
     </w:p>
-    <w:bookmarkEnd w:id="129"/>
-    <w:bookmarkEnd w:id="130"/>
-    <w:bookmarkStart w:id="131" w:name="sec:conclusion"/>
+    <w:bookmarkEnd w:id="132"/>
+    <w:bookmarkEnd w:id="133"/>
+    <w:bookmarkStart w:id="134" w:name="sec:conclusion"/>
     <w:p>
       <w:pPr>
         <w:pStyle w:val="Heading1"/>
@@ -23677,7 +24102,7 @@
         <w:pStyle w:val="FirstParagraph"/>
       </w:pPr>
       <w:r>
-        <w:t xml:space="preserve">We measured how much of a paired retrieval gain reaches the answer when a RAG system swaps one open embedding model for another. On single-hop NQ, between 0.16 and 0.27 EM points followed each Hit@5 point that a dense encoder gained over MiniLM-L6, for both readers; the ratio stayed well below 1 under other answer metrics and a BM25 baseline, held on the full NQ corpus in a registered rerun (0.15–0.23), and its size depended on the number of passages read (RQ1). The gain came from queries that newly retrieved a gold passage, partly offset by queries that kept or lost one, and many retrieval misses still contained the answer. On multi-hop HotpotQA, the Hit@5-based ratios were larger, but with Both@5 as the denominator they were 0.29 to 0.35, and the EM gain sat in queries for which the encoder retrieved more supporting passages. Among dense encoders, bge-large gave a small EM gain over e5-base-v2 on HotpotQA and none detectable on NQ, and Qwen3-Embedding-0.6B gave lower EM on HotpotQA (RQ2). Top-ranked non-gold passages lowered EM, gold position did not change it detectably, and ten passages narrowed the gaps between retrievers (RQ3). Retrieval-stage throughput differed 27-fold, approximate search returned nearly the same top passages, and on the full NQ corpus the four retrievers tested kept their order and their transfer ratios (RQ4).</w:t>
+        <w:t xml:space="preserve">We measured how much of a paired retrieval gain reaches the answer when a RAG system swaps one open embedding model for another. On single-hop NQ, between 0.16 and 0.27 EM points followed each Hit@5 point that a dense encoder gained over MiniLM-L6, for both readers; the ratio stayed well below 1 under other answer metrics and a BM25 baseline, held on the full NQ corpus in a registered rerun (0.15–0.23), and its size depended on the number of passages read (RQ1). The gain came from queries that newly retrieved a gold passage, partly offset by queries that kept or lost one, and many retrieval misses still contained the answer: 41 of 100 in a blinded human audit. On multi-hop HotpotQA, the Hit@5-based ratios were larger, but with Both@5 as the denominator they were 0.29 to 0.35, and the EM gain sat in queries for which the encoder retrieved more supporting passages. Among dense encoders, bge-large gave a small EM gain over e5-base-v2 on HotpotQA and none detectable on NQ, and Qwen3-Embedding-0.6B gave lower EM on HotpotQA (RQ2). Top-ranked non-gold passages lowered EM, gold position did not change it detectably, and ten passages narrowed the gaps between retrievers (RQ3). Retrieval-stage throughput differed 27-fold, approximate search returned nearly the same top passages, and on the full NQ corpus the four retrievers tested kept their order and their transfer ratios (RQ4).</w:t>
       </w:r>
     </w:p>
     <w:p>
@@ -23685,11 +24110,11 @@
         <w:pStyle w:val="BodyText"/>
       </w:pPr>
       <w:r>
-        <w:t xml:space="preserve">Within this setup, retrieval gains overstated answer gains, and Hit@5 hid much of the multi-hop retrieval gain. We recommend that RAG studies report answer gains next to retrieval gains, with paired intervals, the baseline and the reading depth stated, and that they score multi-hop retrieval by complete evidence. Future work should test larger readers, other domains and the multi-hop setting on a full corpus, run the readers on approximate-search results, and judge by hand whether the answer-bearing passages behind retrieval misses support the answer.</w:t>
+        <w:t xml:space="preserve">Within this setup, retrieval gains overstated answer gains, and Hit@5 hid much of the multi-hop retrieval gain. We recommend that RAG studies report answer gains next to retrieval gains, with paired intervals, the baseline and the reading depth stated, and that they score multi-hop retrieval by complete evidence. Future work should test larger readers, other domains and the multi-hop setting on a full corpus, run the readers on approximate-search results, and extend the human audit to more encoders, both corpora and a second annotator.</w:t>
       </w:r>
     </w:p>
-    <w:bookmarkEnd w:id="131"/>
-    <w:bookmarkStart w:id="136" w:name="ethics-statement"/>
+    <w:bookmarkEnd w:id="134"/>
+    <w:bookmarkStart w:id="139" w:name="ethics-statement"/>
     <w:p>
       <w:pPr>
         <w:pStyle w:val="Heading1"/>
@@ -23698,7 +24123,7 @@
         <w:t xml:space="preserve">Ethics statement</w:t>
       </w:r>
     </w:p>
-    <w:bookmarkStart w:id="132" w:name="data-and-licences"/>
+    <w:bookmarkStart w:id="135" w:name="data-and-licences"/>
     <w:p>
       <w:pPr>
         <w:pStyle w:val="Heading4"/>
@@ -23715,8 +24140,8 @@
         <w:t xml:space="preserve">We used public resources under their licences, as listed on their Hugging Face cards (accessed 17 October 2026): the BEIR versions of Natural Questions and HotpotQA (CC BY-SA 4.0), NQ-open (CC BY-SA 3.0) and HotpotQA (CC BY-SA 4.0). The encoders are released under Apache-2.0 (all-MiniLM-L6-v2, Qwen3-Embedding-0.6B) or MIT (bge, e5 and bge-reranker-base); Qwen2.5-7B-Instruct-AWQ and Mistral-7B-Instruct-v0.3 under Apache-2.0; and the Llama-3.1-8B-Instruct AWQ build under the Llama 3.1 Community License. We used each for research evaluation. The questions are public benchmark questions over Wikipedia; we collected no personal data.</w:t>
       </w:r>
     </w:p>
-    <w:bookmarkEnd w:id="132"/>
-    <w:bookmarkStart w:id="133" w:name="human-annotation"/>
+    <w:bookmarkEnd w:id="135"/>
+    <w:bookmarkStart w:id="136" w:name="human-annotation"/>
     <w:p>
       <w:pPr>
         <w:pStyle w:val="Heading4"/>
@@ -23733,8 +24158,8 @@
         <w:t xml:space="preserve">The 200 judge-validation items were labelled by one member of the study team, with the same instructions the judge received and without seeing its verdicts. No external participants were involved.</w:t>
       </w:r>
     </w:p>
-    <w:bookmarkEnd w:id="133"/>
-    <w:bookmarkStart w:id="134" w:name="risks"/>
+    <w:bookmarkEnd w:id="136"/>
+    <w:bookmarkStart w:id="137" w:name="risks"/>
     <w:p>
       <w:pPr>
         <w:pStyle w:val="Heading4"/>
@@ -23751,8 +24176,8 @@
         <w:t xml:space="preserve">The study compares existing models and creates no new model. Readers may over-generalise the comparison to other readers, corpora or languages; we scope each claim to the tested setup. The excluded LLM judge should not be used as evidence that a system gives faithful answers.</w:t>
       </w:r>
     </w:p>
-    <w:bookmarkEnd w:id="134"/>
-    <w:bookmarkStart w:id="135" w:name="compute"/>
+    <w:bookmarkEnd w:id="137"/>
+    <w:bookmarkStart w:id="138" w:name="compute"/>
     <w:p>
       <w:pPr>
         <w:pStyle w:val="Heading4"/>
@@ -23769,9 +24194,9 @@
         <w:t xml:space="preserve">All experiments ran on free Kaggle sessions with Tesla T4 GPUs; the study had no monetary cost.</w:t>
       </w:r>
     </w:p>
-    <w:bookmarkEnd w:id="135"/>
-    <w:bookmarkEnd w:id="136"/>
-    <w:bookmarkStart w:id="137" w:name="data-and-code-availability"/>
+    <w:bookmarkEnd w:id="138"/>
+    <w:bookmarkEnd w:id="139"/>
+    <w:bookmarkStart w:id="140" w:name="data-and-code-availability"/>
     <w:p>
       <w:pPr>
         <w:pStyle w:val="Heading1"/>
@@ -23799,8 +24224,8 @@
         <w:t xml:space="preserve">. Every number in this paper is generated by script from the committed outputs, including the post hoc analyses, whose scripts are in the same repository.</w:t>
       </w:r>
     </w:p>
-    <w:bookmarkEnd w:id="137"/>
-    <w:bookmarkStart w:id="138" w:name="X1f74eb43af444059c7518034463b6c89b1cacf4"/>
+    <w:bookmarkEnd w:id="140"/>
+    <w:bookmarkStart w:id="141" w:name="X1f74eb43af444059c7518034463b6c89b1cacf4"/>
     <w:p>
       <w:pPr>
         <w:pStyle w:val="Heading1"/>
@@ -23817,8 +24242,8 @@
         <w:t xml:space="preserve">During the preparation of this work the author used Claude (Anthropic) to write and test analysis and experiment code, to check references against bibliographic databases, and to draft and edit text. After using this tool, the author reviewed and edited the content as needed and takes full responsibility for the content of the published article. Figures and tables were generated by scripts from the experimental data.</w:t>
       </w:r>
     </w:p>
-    <w:bookmarkEnd w:id="138"/>
-    <w:bookmarkStart w:id="143" w:name="app:prompts"/>
+    <w:bookmarkEnd w:id="141"/>
+    <w:bookmarkStart w:id="146" w:name="app:prompts"/>
     <w:p>
       <w:pPr>
         <w:pStyle w:val="Heading1"/>
@@ -23844,7 +24269,7 @@
         <w:t xml:space="preserve">). Every generation record stores a hash of the system prompt; all 131,855 scored answers carry the hash of the prompt printed here (A1: 122,545, A2: 8,510, A3: 800 records). Each prompt was rendered with the reader’s own chat template.</w:t>
       </w:r>
     </w:p>
-    <w:bookmarkStart w:id="139" w:name="user-message-a1-and-a3"/>
+    <w:bookmarkStart w:id="142" w:name="user-message-a1-and-a3"/>
     <w:p>
       <w:pPr>
         <w:pStyle w:val="Heading4"/>
@@ -23958,8 +24383,8 @@
         <w:t xml:space="preserve">Answer:</w:t>
       </w:r>
     </w:p>
-    <w:bookmarkEnd w:id="139"/>
-    <w:bookmarkStart w:id="140" w:name="a1-main-prompt-with-passages"/>
+    <w:bookmarkEnd w:id="142"/>
+    <w:bookmarkStart w:id="143" w:name="a1-main-prompt-with-passages"/>
     <w:p>
       <w:pPr>
         <w:pStyle w:val="Heading4"/>
@@ -24000,8 +24425,8 @@
         <w:t xml:space="preserve">”</w:t>
       </w:r>
     </w:p>
-    <w:bookmarkEnd w:id="140"/>
-    <w:bookmarkStart w:id="141" w:name="a2-closed-book"/>
+    <w:bookmarkEnd w:id="143"/>
+    <w:bookmarkStart w:id="144" w:name="a2-closed-book"/>
     <w:p>
       <w:pPr>
         <w:pStyle w:val="Heading4"/>
@@ -24075,8 +24500,8 @@
         <w:t xml:space="preserve">.</w:t>
       </w:r>
     </w:p>
-    <w:bookmarkEnd w:id="141"/>
-    <w:bookmarkStart w:id="142" w:name="a3-abstention-check-phase-1-only"/>
+    <w:bookmarkEnd w:id="144"/>
+    <w:bookmarkStart w:id="145" w:name="a3-abstention-check-phase-1-only"/>
     <w:p>
       <w:pPr>
         <w:pStyle w:val="Heading4"/>
@@ -24131,9 +24556,9 @@
         <w:t xml:space="preserve">The gold-passage condition uses A1 with the gold passages only.</w:t>
       </w:r>
     </w:p>
-    <w:bookmarkEnd w:id="142"/>
-    <w:bookmarkEnd w:id="143"/>
-    <w:bookmarkStart w:id="144" w:name="app:judge"/>
+    <w:bookmarkEnd w:id="145"/>
+    <w:bookmarkEnd w:id="146"/>
+    <w:bookmarkStart w:id="147" w:name="app:judge"/>
     <w:p>
       <w:pPr>
         <w:pStyle w:val="Heading1"/>
@@ -24269,8 +24694,8 @@
         <w:t xml:space="preserve">The 200 items were drawn by a seeded, stratified sampler that over-represents NOT_SUPPORTED verdicts; population-weighted statistics use the inverse inclusion probabilities.</w:t>
       </w:r>
     </w:p>
-    <w:bookmarkEnd w:id="144"/>
-    <w:bookmarkStart w:id="147" w:name="app:repro"/>
+    <w:bookmarkEnd w:id="147"/>
+    <w:bookmarkStart w:id="150" w:name="app:repro"/>
     <w:p>
       <w:pPr>
         <w:pStyle w:val="Heading1"/>
@@ -24279,7 +24704,7 @@
         <w:t xml:space="preserve">Models, data and software</w:t>
       </w:r>
     </w:p>
-    <w:bookmarkStart w:id="145" w:name="tab:revisions"/>
+    <w:bookmarkStart w:id="148" w:name="tab:revisions"/>
     <w:p>
       <w:pPr>
         <w:pStyle w:val="TableCaption"/>
@@ -24746,7 +25171,7 @@
         </w:tc>
       </w:tr>
     </w:tbl>
-    <w:bookmarkEnd w:id="145"/>
+    <w:bookmarkEnd w:id="148"/>
     <w:p>
       <w:pPr>
         <w:pStyle w:val="BodyText"/>
@@ -26323,7 +26748,7 @@
         <w:t xml:space="preserve">. Qwen3-Embedding uses a task instruction per dataset.</w:t>
       </w:r>
     </w:p>
-    <w:bookmarkStart w:id="146" w:name="tab:data"/>
+    <w:bookmarkStart w:id="149" w:name="tab:data"/>
     <w:p>
       <w:pPr>
         <w:pStyle w:val="TableCaption"/>
@@ -26849,7 +27274,7 @@
         </w:tc>
       </w:tr>
     </w:tbl>
-    <w:bookmarkEnd w:id="146"/>
+    <w:bookmarkEnd w:id="149"/>
     <w:p>
       <w:pPr>
         <w:pStyle w:val="BodyText"/>
@@ -26862,8 +27287,8 @@
         <w:t xml:space="preserve">Corpus sizes as distributed by BEIR. Joins: NQ by normalised question text, HotpotQA by question id. Each HotpotQA query has exactly two distinct gold passages; 14,810 gold references point to 13,783 distinct passages because some passages support several questions. Both@5 requires both gold passages of the query in the top five.</w:t>
       </w:r>
     </w:p>
-    <w:bookmarkEnd w:id="147"/>
-    <w:bookmarkStart w:id="148" w:name="app:prereg"/>
+    <w:bookmarkEnd w:id="150"/>
+    <w:bookmarkStart w:id="151" w:name="app:prereg"/>
     <w:p>
       <w:pPr>
         <w:pStyle w:val="Heading1"/>
@@ -27056,8 +27481,8 @@
         <w:t xml:space="preserve">Pilot numbers were used only for planning and are not reported as results.</w:t>
       </w:r>
     </w:p>
-    <w:bookmarkEnd w:id="148"/>
-    <w:bookmarkStart w:id="152" w:name="app:deploy"/>
+    <w:bookmarkEnd w:id="151"/>
+    <w:bookmarkStart w:id="155" w:name="app:deploy"/>
     <w:p>
       <w:pPr>
         <w:pStyle w:val="Heading1"/>
@@ -27122,18 +27547,18 @@
           <wp:inline>
             <wp:extent cx="5334000" cy="3514470"/>
             <wp:effectExtent b="0" l="0" r="0" t="0"/>
-            <wp:docPr descr="" title="" id="150" name="Picture"/>
+            <wp:docPr descr="" title="" id="153" name="Picture"/>
             <a:graphic>
               <a:graphicData uri="http://schemas.openxmlformats.org/drawingml/2006/picture">
                 <pic:pic>
                   <pic:nvPicPr>
-                    <pic:cNvPr descr="/home/claude/rag-embed-transfer/paper_figures/out/fig11_pareto.png" id="151" name="Picture"/>
+                    <pic:cNvPr descr="/home/claude/rag-embed-transfer/paper_figures/out/fig11_pareto.png" id="154" name="Picture"/>
                     <pic:cNvPicPr>
                       <a:picLocks noChangeArrowheads="1" noChangeAspect="1"/>
                     </pic:cNvPicPr>
                   </pic:nvPicPr>
                   <pic:blipFill>
-                    <a:blip r:embed="rId149"/>
+                    <a:blip r:embed="rId152"/>
                     <a:stretch>
                       <a:fillRect/>
                     </a:stretch>
@@ -28114,7 +28539,7 @@
             <w:iCs/>
             <w:i/>
           </w:rPr>
-          <w:t xml:space="preserve">6</w:t>
+          <w:t xml:space="preserve">7</w:t>
         </w:r>
       </w:hyperlink>
       <w:r>
@@ -28125,8 +28550,8 @@
         <w:t xml:space="preserve">.</w:t>
       </w:r>
     </w:p>
-    <w:bookmarkEnd w:id="152"/>
-    <w:bookmarkStart w:id="258" w:name="app:tables"/>
+    <w:bookmarkEnd w:id="155"/>
+    <w:bookmarkStart w:id="261" w:name="app:tables"/>
     <w:p>
       <w:pPr>
         <w:pStyle w:val="Heading1"/>
@@ -28211,7 +28636,7 @@
           <w:rPr>
             <w:rStyle w:val="Hyperlink"/>
           </w:rPr>
-          <w:t xml:space="preserve">12</w:t>
+          <w:t xml:space="preserve">13</w:t>
         </w:r>
       </w:hyperlink>
       <w:r>
@@ -28264,7 +28689,7 @@
           <w:rPr>
             <w:rStyle w:val="Hyperlink"/>
           </w:rPr>
-          <w:t xml:space="preserve">13</w:t>
+          <w:t xml:space="preserve">14</w:t>
         </w:r>
       </w:hyperlink>
       <w:r>
@@ -28306,7 +28731,7 @@
           <w:rPr>
             <w:rStyle w:val="Hyperlink"/>
           </w:rPr>
-          <w:t xml:space="preserve">11</w:t>
+          <w:t xml:space="preserve">12</w:t>
         </w:r>
       </w:hyperlink>
       <w:r>
@@ -34693,7 +35118,7 @@
         <w:t xml:space="preserve">, seed 0); each query keeps its group, so group sizes vary across resamples and the interval is for the group’s contribution to the population EM difference.</w:t>
       </w:r>
     </w:p>
-    <w:bookmarkStart w:id="153" w:name="tab:share"/>
+    <w:bookmarkStart w:id="156" w:name="tab:share"/>
     <w:p>
       <w:pPr>
         <w:pStyle w:val="TableCaption"/>
@@ -35157,7 +35582,7 @@
         </w:tc>
       </w:tr>
     </w:tbl>
-    <w:bookmarkEnd w:id="153"/>
+    <w:bookmarkEnd w:id="156"/>
     <w:p>
       <w:pPr>
         <w:pStyle w:val="BodyText"/>
@@ -37559,7 +37984,7 @@
         <w:t xml:space="preserve">Closed-book EM for comparison: NQ 0.149 (Qwen), 0.197 (Llama); HotpotQA 0.158 (Qwen), 0.148 (Llama).</w:t>
       </w:r>
     </w:p>
-    <w:bookmarkStart w:id="154" w:name="tab:idk"/>
+    <w:bookmarkStart w:id="157" w:name="tab:idk"/>
     <w:p>
       <w:pPr>
         <w:pStyle w:val="TableCaption"/>
@@ -38149,7 +38574,7 @@
         </w:tc>
       </w:tr>
     </w:tbl>
-    <w:bookmarkEnd w:id="154"/>
+    <w:bookmarkEnd w:id="157"/>
     <w:p>
       <w:pPr>
         <w:pStyle w:val="BodyText"/>
@@ -41891,7 +42316,7 @@
         <w:t xml:space="preserve">).</w:t>
       </w:r>
     </w:p>
-    <w:bookmarkStart w:id="155" w:name="tab:judgerates"/>
+    <w:bookmarkStart w:id="158" w:name="tab:judgerates"/>
     <w:p>
       <w:pPr>
         <w:pStyle w:val="TableCaption"/>
@@ -42299,7 +42724,7 @@
         </w:tc>
       </w:tr>
     </w:tbl>
-    <w:bookmarkEnd w:id="155"/>
+    <w:bookmarkEnd w:id="158"/>
     <w:p>
       <w:pPr>
         <w:pStyle w:val="BodyText"/>
@@ -42321,18 +42746,18 @@
           <wp:inline>
             <wp:extent cx="5334000" cy="1649855"/>
             <wp:effectExtent b="0" l="0" r="0" t="0"/>
-            <wp:docPr descr="" title="" id="157" name="Picture"/>
+            <wp:docPr descr="" title="" id="160" name="Picture"/>
             <a:graphic>
               <a:graphicData uri="http://schemas.openxmlformats.org/drawingml/2006/picture">
                 <pic:pic>
                   <pic:nvPicPr>
-                    <pic:cNvPr descr="/home/claude/rag-embed-transfer/paper_figures/out/fig12_latency.png" id="158" name="Picture"/>
+                    <pic:cNvPr descr="/home/claude/rag-embed-transfer/paper_figures/out/fig12_latency.png" id="161" name="Picture"/>
                     <pic:cNvPicPr>
                       <a:picLocks noChangeArrowheads="1" noChangeAspect="1"/>
                     </pic:cNvPicPr>
                   </pic:nvPicPr>
                   <pic:blipFill>
-                    <a:blip r:embed="rId156"/>
+                    <a:blip r:embed="rId159"/>
                     <a:stretch>
                       <a:fillRect/>
                     </a:stretch>
@@ -42367,8 +42792,8 @@
         <w:t xml:space="preserve">NQ nDCG@10 against per-query latency (Phase 1 batch-1 medians, log scale): (a) query encoding on the T4 and exact search on the CPU; (b) both on the CPU.</w:t>
       </w:r>
     </w:p>
-    <w:bookmarkStart w:id="257" w:name="refs"/>
-    <w:bookmarkStart w:id="160" w:name="ref-amiraz2025distracting"/>
+    <w:bookmarkStart w:id="260" w:name="refs"/>
+    <w:bookmarkStart w:id="163" w:name="ref-amiraz2025distracting"/>
     <w:p>
       <w:pPr>
         <w:pStyle w:val="Bibliography"/>
@@ -42410,7 +42835,7 @@
       <w:r>
         <w:t xml:space="preserve"> </w:t>
       </w:r>
-      <w:hyperlink r:id="rId159">
+      <w:hyperlink r:id="rId162">
         <w:r>
           <w:rPr>
             <w:rStyle w:val="Hyperlink"/>
@@ -42422,8 +42847,8 @@
         <w:t xml:space="preserve">.</w:t>
       </w:r>
     </w:p>
-    <w:bookmarkEnd w:id="160"/>
-    <w:bookmarkStart w:id="161" w:name="ref-elassadi2026embedder"/>
+    <w:bookmarkEnd w:id="163"/>
+    <w:bookmarkStart w:id="164" w:name="ref-elassadi2026embedder"/>
     <w:p>
       <w:pPr>
         <w:pStyle w:val="Bibliography"/>
@@ -42447,8 +42872,8 @@
         <w:t xml:space="preserve"> arXiv preprint arXiv:2608.12875.</w:t>
       </w:r>
     </w:p>
-    <w:bookmarkEnd w:id="161"/>
-    <w:bookmarkStart w:id="162" w:name="ref-bala2026recall"/>
+    <w:bookmarkEnd w:id="164"/>
+    <w:bookmarkStart w:id="165" w:name="ref-bala2026recall"/>
     <w:p>
       <w:pPr>
         <w:pStyle w:val="Bibliography"/>
@@ -42475,8 +42900,8 @@
         <w:t xml:space="preserve">arXiv preprint arXiv:2607.00725.</w:t>
       </w:r>
     </w:p>
-    <w:bookmarkEnd w:id="162"/>
-    <w:bookmarkStart w:id="164" w:name="ref-cohen1960kappa"/>
+    <w:bookmarkEnd w:id="165"/>
+    <w:bookmarkStart w:id="167" w:name="ref-cohen1960kappa"/>
     <w:p>
       <w:pPr>
         <w:pStyle w:val="Bibliography"/>
@@ -42515,7 +42940,7 @@
       <w:r>
         <w:t xml:space="preserve"> </w:t>
       </w:r>
-      <w:hyperlink r:id="rId163">
+      <w:hyperlink r:id="rId166">
         <w:r>
           <w:rPr>
             <w:rStyle w:val="Hyperlink"/>
@@ -42527,8 +42952,8 @@
         <w:t xml:space="preserve">.</w:t>
       </w:r>
     </w:p>
-    <w:bookmarkEnd w:id="164"/>
-    <w:bookmarkStart w:id="166" w:name="ref-cuconasu2025positional"/>
+    <w:bookmarkEnd w:id="167"/>
+    <w:bookmarkStart w:id="169" w:name="ref-cuconasu2025positional"/>
     <w:p>
       <w:pPr>
         <w:pStyle w:val="Bibliography"/>
@@ -42567,7 +42992,7 @@
       <w:r>
         <w:t xml:space="preserve"> </w:t>
       </w:r>
-      <w:hyperlink r:id="rId165">
+      <w:hyperlink r:id="rId168">
         <w:r>
           <w:rPr>
             <w:rStyle w:val="Hyperlink"/>
@@ -42579,8 +43004,8 @@
         <w:t xml:space="preserve">.</w:t>
       </w:r>
     </w:p>
-    <w:bookmarkEnd w:id="166"/>
-    <w:bookmarkStart w:id="168" w:name="ref-cuconasu2024power"/>
+    <w:bookmarkEnd w:id="169"/>
+    <w:bookmarkStart w:id="171" w:name="ref-cuconasu2024power"/>
     <w:p>
       <w:pPr>
         <w:pStyle w:val="Bibliography"/>
@@ -42622,7 +43047,7 @@
       <w:r>
         <w:t xml:space="preserve"> </w:t>
       </w:r>
-      <w:hyperlink r:id="rId167">
+      <w:hyperlink r:id="rId170">
         <w:r>
           <w:rPr>
             <w:rStyle w:val="Hyperlink"/>
@@ -42634,8 +43059,8 @@
         <w:t xml:space="preserve">.</w:t>
       </w:r>
     </w:p>
-    <w:bookmarkEnd w:id="168"/>
-    <w:bookmarkStart w:id="170" w:name="ref-dror2018"/>
+    <w:bookmarkEnd w:id="171"/>
+    <w:bookmarkStart w:id="173" w:name="ref-dror2018"/>
     <w:p>
       <w:pPr>
         <w:pStyle w:val="Bibliography"/>
@@ -42677,7 +43102,7 @@
       <w:r>
         <w:t xml:space="preserve"> </w:t>
       </w:r>
-      <w:hyperlink r:id="rId169">
+      <w:hyperlink r:id="rId172">
         <w:r>
           <w:rPr>
             <w:rStyle w:val="Hyperlink"/>
@@ -42689,8 +43114,8 @@
         <w:t xml:space="preserve">.</w:t>
       </w:r>
     </w:p>
-    <w:bookmarkEnd w:id="170"/>
-    <w:bookmarkStart w:id="172" w:name="ref-efron1993bootstrap"/>
+    <w:bookmarkEnd w:id="173"/>
+    <w:bookmarkStart w:id="175" w:name="ref-efron1993bootstrap"/>
     <w:p>
       <w:pPr>
         <w:pStyle w:val="Bibliography"/>
@@ -42714,7 +43139,7 @@
       <w:r>
         <w:t xml:space="preserve"> </w:t>
       </w:r>
-      <w:hyperlink r:id="rId171">
+      <w:hyperlink r:id="rId174">
         <w:r>
           <w:rPr>
             <w:rStyle w:val="Hyperlink"/>
@@ -42726,8 +43151,8 @@
         <w:t xml:space="preserve">.</w:t>
       </w:r>
     </w:p>
-    <w:bookmarkEnd w:id="172"/>
-    <w:bookmarkStart w:id="174" w:name="ref-es2024ragas"/>
+    <w:bookmarkEnd w:id="175"/>
+    <w:bookmarkStart w:id="177" w:name="ref-es2024ragas"/>
     <w:p>
       <w:pPr>
         <w:pStyle w:val="Bibliography"/>
@@ -42769,7 +43194,7 @@
       <w:r>
         <w:t xml:space="preserve"> </w:t>
       </w:r>
-      <w:hyperlink r:id="rId173">
+      <w:hyperlink r:id="rId176">
         <w:r>
           <w:rPr>
             <w:rStyle w:val="Hyperlink"/>
@@ -42781,8 +43206,8 @@
         <w:t xml:space="preserve">.</w:t>
       </w:r>
     </w:p>
-    <w:bookmarkEnd w:id="174"/>
-    <w:bookmarkStart w:id="175" w:name="ref-ghosh2026evidence"/>
+    <w:bookmarkEnd w:id="177"/>
+    <w:bookmarkStart w:id="178" w:name="ref-ghosh2026evidence"/>
     <w:p>
       <w:pPr>
         <w:pStyle w:val="Bibliography"/>
@@ -42809,8 +43234,8 @@
         <w:t xml:space="preserve">arXiv preprint arXiv:2608.26379.</w:t>
       </w:r>
     </w:p>
-    <w:bookmarkEnd w:id="175"/>
-    <w:bookmarkStart w:id="176" w:name="ref-grattafiori2024llama3"/>
+    <w:bookmarkEnd w:id="178"/>
+    <w:bookmarkStart w:id="179" w:name="ref-grattafiori2024llama3"/>
     <w:p>
       <w:pPr>
         <w:pStyle w:val="Bibliography"/>
@@ -42837,8 +43262,8 @@
         <w:t xml:space="preserve">arXiv preprint arXiv:2407.21783.</w:t>
       </w:r>
     </w:p>
-    <w:bookmarkEnd w:id="176"/>
-    <w:bookmarkStart w:id="178" w:name="ref-hitl2026comparative"/>
+    <w:bookmarkEnd w:id="179"/>
+    <w:bookmarkStart w:id="181" w:name="ref-hitl2026comparative"/>
     <w:p>
       <w:pPr>
         <w:pStyle w:val="Bibliography"/>
@@ -42874,7 +43299,7 @@
       <w:r>
         <w:t xml:space="preserve"> </w:t>
       </w:r>
-      <w:hyperlink r:id="rId177">
+      <w:hyperlink r:id="rId180">
         <w:r>
           <w:rPr>
             <w:rStyle w:val="Hyperlink"/>
@@ -42886,8 +43311,8 @@
         <w:t xml:space="preserve">.</w:t>
       </w:r>
     </w:p>
-    <w:bookmarkEnd w:id="178"/>
-    <w:bookmarkStart w:id="180" w:name="ref-holm1979"/>
+    <w:bookmarkEnd w:id="181"/>
+    <w:bookmarkStart w:id="183" w:name="ref-holm1979"/>
     <w:p>
       <w:pPr>
         <w:pStyle w:val="Bibliography"/>
@@ -42920,7 +43345,7 @@
       <w:r>
         <w:t xml:space="preserve"> </w:t>
       </w:r>
-      <w:hyperlink r:id="rId179">
+      <w:hyperlink r:id="rId182">
         <w:r>
           <w:rPr>
             <w:rStyle w:val="Hyperlink"/>
@@ -42932,8 +43357,8 @@
         <w:t xml:space="preserve">.</w:t>
       </w:r>
     </w:p>
-    <w:bookmarkEnd w:id="180"/>
-    <w:bookmarkStart w:id="181" w:name="ref-hsia2025ragged"/>
+    <w:bookmarkEnd w:id="183"/>
+    <w:bookmarkStart w:id="184" w:name="ref-hsia2025ragged"/>
     <w:p>
       <w:pPr>
         <w:pStyle w:val="Bibliography"/>
@@ -42973,8 +43398,8 @@
         <w:t xml:space="preserve">.</w:t>
       </w:r>
     </w:p>
-    <w:bookmarkEnd w:id="181"/>
-    <w:bookmarkStart w:id="183" w:name="ref-izacard2021fid"/>
+    <w:bookmarkEnd w:id="184"/>
+    <w:bookmarkStart w:id="186" w:name="ref-izacard2021fid"/>
     <w:p>
       <w:pPr>
         <w:pStyle w:val="Bibliography"/>
@@ -43016,7 +43441,7 @@
       <w:r>
         <w:t xml:space="preserve"> </w:t>
       </w:r>
-      <w:hyperlink r:id="rId182">
+      <w:hyperlink r:id="rId185">
         <w:r>
           <w:rPr>
             <w:rStyle w:val="Hyperlink"/>
@@ -43028,8 +43453,8 @@
         <w:t xml:space="preserve">.</w:t>
       </w:r>
     </w:p>
-    <w:bookmarkEnd w:id="183"/>
-    <w:bookmarkStart w:id="184" w:name="ref-jiang2023mistral"/>
+    <w:bookmarkEnd w:id="186"/>
+    <w:bookmarkStart w:id="187" w:name="ref-jiang2023mistral"/>
     <w:p>
       <w:pPr>
         <w:pStyle w:val="Bibliography"/>
@@ -43056,8 +43481,8 @@
         <w:t xml:space="preserve">arXiv preprint arXiv:2310.06825.</w:t>
       </w:r>
     </w:p>
-    <w:bookmarkEnd w:id="184"/>
-    <w:bookmarkStart w:id="185" w:name="ref-jin2024longcontext"/>
+    <w:bookmarkEnd w:id="187"/>
+    <w:bookmarkStart w:id="188" w:name="ref-jin2024longcontext"/>
     <w:p>
       <w:pPr>
         <w:pStyle w:val="Bibliography"/>
@@ -43084,8 +43509,8 @@
         <w:t xml:space="preserve">arXiv preprint arXiv:2410.05983.</w:t>
       </w:r>
     </w:p>
-    <w:bookmarkEnd w:id="185"/>
-    <w:bookmarkStart w:id="187" w:name="ref-johnson2021faiss"/>
+    <w:bookmarkEnd w:id="188"/>
+    <w:bookmarkStart w:id="190" w:name="ref-johnson2021faiss"/>
     <w:p>
       <w:pPr>
         <w:pStyle w:val="Bibliography"/>
@@ -43124,7 +43549,7 @@
       <w:r>
         <w:t xml:space="preserve"> </w:t>
       </w:r>
-      <w:hyperlink r:id="rId186">
+      <w:hyperlink r:id="rId189">
         <w:r>
           <w:rPr>
             <w:rStyle w:val="Hyperlink"/>
@@ -43136,8 +43561,8 @@
         <w:t xml:space="preserve">.</w:t>
       </w:r>
     </w:p>
-    <w:bookmarkEnd w:id="187"/>
-    <w:bookmarkStart w:id="189" w:name="ref-kamalloo2023"/>
+    <w:bookmarkEnd w:id="190"/>
+    <w:bookmarkStart w:id="192" w:name="ref-kamalloo2023"/>
     <w:p>
       <w:pPr>
         <w:pStyle w:val="Bibliography"/>
@@ -43179,7 +43604,7 @@
       <w:r>
         <w:t xml:space="preserve"> </w:t>
       </w:r>
-      <w:hyperlink r:id="rId188">
+      <w:hyperlink r:id="rId191">
         <w:r>
           <w:rPr>
             <w:rStyle w:val="Hyperlink"/>
@@ -43191,8 +43616,8 @@
         <w:t xml:space="preserve">.</w:t>
       </w:r>
     </w:p>
-    <w:bookmarkEnd w:id="189"/>
-    <w:bookmarkStart w:id="191" w:name="ref-karpukhin2020dpr"/>
+    <w:bookmarkEnd w:id="192"/>
+    <w:bookmarkStart w:id="194" w:name="ref-karpukhin2020dpr"/>
     <w:p>
       <w:pPr>
         <w:pStyle w:val="Bibliography"/>
@@ -43234,7 +43659,7 @@
       <w:r>
         <w:t xml:space="preserve"> </w:t>
       </w:r>
-      <w:hyperlink r:id="rId190">
+      <w:hyperlink r:id="rId193">
         <w:r>
           <w:rPr>
             <w:rStyle w:val="Hyperlink"/>
@@ -43246,8 +43671,8 @@
         <w:t xml:space="preserve">.</w:t>
       </w:r>
     </w:p>
-    <w:bookmarkEnd w:id="191"/>
-    <w:bookmarkStart w:id="193" w:name="ref-kwiatkowski2019nq"/>
+    <w:bookmarkEnd w:id="194"/>
+    <w:bookmarkStart w:id="196" w:name="ref-kwiatkowski2019nq"/>
     <w:p>
       <w:pPr>
         <w:pStyle w:val="Bibliography"/>
@@ -43286,7 +43711,7 @@
       <w:r>
         <w:t xml:space="preserve"> </w:t>
       </w:r>
-      <w:hyperlink r:id="rId192">
+      <w:hyperlink r:id="rId195">
         <w:r>
           <w:rPr>
             <w:rStyle w:val="Hyperlink"/>
@@ -43298,8 +43723,8 @@
         <w:t xml:space="preserve">.</w:t>
       </w:r>
     </w:p>
-    <w:bookmarkEnd w:id="193"/>
-    <w:bookmarkStart w:id="195" w:name="ref-kwon2023vllm"/>
+    <w:bookmarkEnd w:id="196"/>
+    <w:bookmarkStart w:id="198" w:name="ref-kwon2023vllm"/>
     <w:p>
       <w:pPr>
         <w:pStyle w:val="Bibliography"/>
@@ -43341,7 +43766,7 @@
       <w:r>
         <w:t xml:space="preserve"> </w:t>
       </w:r>
-      <w:hyperlink r:id="rId194">
+      <w:hyperlink r:id="rId197">
         <w:r>
           <w:rPr>
             <w:rStyle w:val="Hyperlink"/>
@@ -43353,8 +43778,8 @@
         <w:t xml:space="preserve">.</w:t>
       </w:r>
     </w:p>
-    <w:bookmarkEnd w:id="195"/>
-    <w:bookmarkStart w:id="197" w:name="ref-landis1977"/>
+    <w:bookmarkEnd w:id="198"/>
+    <w:bookmarkStart w:id="200" w:name="ref-landis1977"/>
     <w:p>
       <w:pPr>
         <w:pStyle w:val="Bibliography"/>
@@ -43393,7 +43818,7 @@
       <w:r>
         <w:t xml:space="preserve"> </w:t>
       </w:r>
-      <w:hyperlink r:id="rId196">
+      <w:hyperlink r:id="rId199">
         <w:r>
           <w:rPr>
             <w:rStyle w:val="Hyperlink"/>
@@ -43405,8 +43830,8 @@
         <w:t xml:space="preserve">.</w:t>
       </w:r>
     </w:p>
-    <w:bookmarkEnd w:id="197"/>
-    <w:bookmarkStart w:id="199" w:name="ref-lee2019orqa"/>
+    <w:bookmarkEnd w:id="200"/>
+    <w:bookmarkStart w:id="202" w:name="ref-lee2019orqa"/>
     <w:p>
       <w:pPr>
         <w:pStyle w:val="Bibliography"/>
@@ -43448,7 +43873,7 @@
       <w:r>
         <w:t xml:space="preserve"> </w:t>
       </w:r>
-      <w:hyperlink r:id="rId198">
+      <w:hyperlink r:id="rId201">
         <w:r>
           <w:rPr>
             <w:rStyle w:val="Hyperlink"/>
@@ -43460,8 +43885,8 @@
         <w:t xml:space="preserve">.</w:t>
       </w:r>
     </w:p>
-    <w:bookmarkEnd w:id="199"/>
-    <w:bookmarkStart w:id="200" w:name="ref-leto2024toward"/>
+    <w:bookmarkEnd w:id="202"/>
+    <w:bookmarkStart w:id="203" w:name="ref-leto2024toward"/>
     <w:p>
       <w:pPr>
         <w:pStyle w:val="Bibliography"/>
@@ -43488,8 +43913,8 @@
         <w:t xml:space="preserve">arXiv preprint arXiv:2411.07396.</w:t>
       </w:r>
     </w:p>
-    <w:bookmarkEnd w:id="200"/>
-    <w:bookmarkStart w:id="201" w:name="ref-lewis2020rag"/>
+    <w:bookmarkEnd w:id="203"/>
+    <w:bookmarkStart w:id="204" w:name="ref-lewis2020rag"/>
     <w:p>
       <w:pPr>
         <w:pStyle w:val="Bibliography"/>
@@ -43529,8 +43954,8 @@
         <w:t xml:space="preserve">.</w:t>
       </w:r>
     </w:p>
-    <w:bookmarkEnd w:id="201"/>
-    <w:bookmarkStart w:id="203" w:name="ref-liang1986gee"/>
+    <w:bookmarkEnd w:id="204"/>
+    <w:bookmarkStart w:id="206" w:name="ref-liang1986gee"/>
     <w:p>
       <w:pPr>
         <w:pStyle w:val="Bibliography"/>
@@ -43569,7 +43994,7 @@
       <w:r>
         <w:t xml:space="preserve"> </w:t>
       </w:r>
-      <w:hyperlink r:id="rId202">
+      <w:hyperlink r:id="rId205">
         <w:r>
           <w:rPr>
             <w:rStyle w:val="Hyperlink"/>
@@ -43581,8 +44006,8 @@
         <w:t xml:space="preserve">.</w:t>
       </w:r>
     </w:p>
-    <w:bookmarkEnd w:id="203"/>
-    <w:bookmarkStart w:id="204" w:name="ref-lin2024awq"/>
+    <w:bookmarkEnd w:id="206"/>
+    <w:bookmarkStart w:id="207" w:name="ref-lin2024awq"/>
     <w:p>
       <w:pPr>
         <w:pStyle w:val="Bibliography"/>
@@ -43622,8 +44047,8 @@
         <w:t xml:space="preserve">.</w:t>
       </w:r>
     </w:p>
-    <w:bookmarkEnd w:id="204"/>
-    <w:bookmarkStart w:id="206" w:name="ref-liu2024lost"/>
+    <w:bookmarkEnd w:id="207"/>
+    <w:bookmarkStart w:id="209" w:name="ref-liu2024lost"/>
     <w:p>
       <w:pPr>
         <w:pStyle w:val="Bibliography"/>
@@ -43662,7 +44087,7 @@
       <w:r>
         <w:t xml:space="preserve"> </w:t>
       </w:r>
-      <w:hyperlink r:id="rId205">
+      <w:hyperlink r:id="rId208">
         <w:r>
           <w:rPr>
             <w:rStyle w:val="Hyperlink"/>
@@ -43674,8 +44099,8 @@
         <w:t xml:space="preserve">.</w:t>
       </w:r>
     </w:p>
-    <w:bookmarkEnd w:id="206"/>
-    <w:bookmarkStart w:id="207" w:name="ref-lu2024bm25s"/>
+    <w:bookmarkEnd w:id="209"/>
+    <w:bookmarkStart w:id="210" w:name="ref-lu2024bm25s"/>
     <w:p>
       <w:pPr>
         <w:pStyle w:val="Bibliography"/>
@@ -43702,8 +44127,8 @@
         <w:t xml:space="preserve">arXiv preprint arXiv:2407.03618.</w:t>
       </w:r>
     </w:p>
-    <w:bookmarkEnd w:id="207"/>
-    <w:bookmarkStart w:id="209" w:name="ref-lyu2025crud"/>
+    <w:bookmarkEnd w:id="210"/>
+    <w:bookmarkStart w:id="212" w:name="ref-lyu2025crud"/>
     <w:p>
       <w:pPr>
         <w:pStyle w:val="Bibliography"/>
@@ -43742,7 +44167,7 @@
       <w:r>
         <w:t xml:space="preserve"> </w:t>
       </w:r>
-      <w:hyperlink r:id="rId208">
+      <w:hyperlink r:id="rId211">
         <w:r>
           <w:rPr>
             <w:rStyle w:val="Hyperlink"/>
@@ -43754,8 +44179,8 @@
         <w:t xml:space="preserve">.</w:t>
       </w:r>
     </w:p>
-    <w:bookmarkEnd w:id="209"/>
-    <w:bookmarkStart w:id="211" w:name="ref-malkov2020hnsw"/>
+    <w:bookmarkEnd w:id="212"/>
+    <w:bookmarkStart w:id="214" w:name="ref-malkov2020hnsw"/>
     <w:p>
       <w:pPr>
         <w:pStyle w:val="Bibliography"/>
@@ -43794,7 +44219,7 @@
       <w:r>
         <w:t xml:space="preserve"> </w:t>
       </w:r>
-      <w:hyperlink r:id="rId210">
+      <w:hyperlink r:id="rId213">
         <w:r>
           <w:rPr>
             <w:rStyle w:val="Hyperlink"/>
@@ -43806,8 +44231,8 @@
         <w:t xml:space="preserve">.</w:t>
       </w:r>
     </w:p>
-    <w:bookmarkEnd w:id="211"/>
-    <w:bookmarkStart w:id="212" w:name="ref-mathur2026policy"/>
+    <w:bookmarkEnd w:id="214"/>
+    <w:bookmarkStart w:id="215" w:name="ref-mathur2026policy"/>
     <w:p>
       <w:pPr>
         <w:pStyle w:val="Bibliography"/>
@@ -43834,8 +44259,8 @@
         <w:t xml:space="preserve">arXiv preprint arXiv:2603.24580.</w:t>
       </w:r>
     </w:p>
-    <w:bookmarkEnd w:id="212"/>
-    <w:bookmarkStart w:id="214" w:name="ref-mcnemar1947"/>
+    <w:bookmarkEnd w:id="215"/>
+    <w:bookmarkStart w:id="217" w:name="ref-mcnemar1947"/>
     <w:p>
       <w:pPr>
         <w:pStyle w:val="Bibliography"/>
@@ -43874,7 +44299,7 @@
       <w:r>
         <w:t xml:space="preserve"> </w:t>
       </w:r>
-      <w:hyperlink r:id="rId213">
+      <w:hyperlink r:id="rId216">
         <w:r>
           <w:rPr>
             <w:rStyle w:val="Hyperlink"/>
@@ -43886,8 +44311,8 @@
         <w:t xml:space="preserve">.</w:t>
       </w:r>
     </w:p>
-    <w:bookmarkEnd w:id="214"/>
-    <w:bookmarkStart w:id="215" w:name="ref-medrano2026fusion"/>
+    <w:bookmarkEnd w:id="217"/>
+    <w:bookmarkStart w:id="218" w:name="ref-medrano2026fusion"/>
     <w:p>
       <w:pPr>
         <w:pStyle w:val="Bibliography"/>
@@ -43914,8 +44339,8 @@
         <w:t xml:space="preserve">arXiv preprint arXiv:2603.02153.</w:t>
       </w:r>
     </w:p>
-    <w:bookmarkEnd w:id="215"/>
-    <w:bookmarkStart w:id="217" w:name="ref-muennighoff2023mteb"/>
+    <w:bookmarkEnd w:id="218"/>
+    <w:bookmarkStart w:id="220" w:name="ref-muennighoff2023mteb"/>
     <w:p>
       <w:pPr>
         <w:pStyle w:val="Bibliography"/>
@@ -43957,7 +44382,7 @@
       <w:r>
         <w:t xml:space="preserve"> </w:t>
       </w:r>
-      <w:hyperlink r:id="rId216">
+      <w:hyperlink r:id="rId219">
         <w:r>
           <w:rPr>
             <w:rStyle w:val="Hyperlink"/>
@@ -43969,8 +44394,8 @@
         <w:t xml:space="preserve">.</w:t>
       </w:r>
     </w:p>
-    <w:bookmarkEnd w:id="217"/>
-    <w:bookmarkStart w:id="218" w:name="ref-muthyam2026systems"/>
+    <w:bookmarkEnd w:id="220"/>
+    <w:bookmarkStart w:id="221" w:name="ref-muthyam2026systems"/>
     <w:p>
       <w:pPr>
         <w:pStyle w:val="Bibliography"/>
@@ -43997,8 +44422,8 @@
         <w:t xml:space="preserve">arXiv preprint arXiv:2606.28337.</w:t>
       </w:r>
     </w:p>
-    <w:bookmarkEnd w:id="218"/>
-    <w:bookmarkStart w:id="219" w:name="ref-nogueira2019passage"/>
+    <w:bookmarkEnd w:id="221"/>
+    <w:bookmarkStart w:id="222" w:name="ref-nogueira2019passage"/>
     <w:p>
       <w:pPr>
         <w:pStyle w:val="Bibliography"/>
@@ -44025,8 +44450,8 @@
         <w:t xml:space="preserve">arXiv preprint arXiv:1901.04085.</w:t>
       </w:r>
     </w:p>
-    <w:bookmarkEnd w:id="219"/>
-    <w:bookmarkStart w:id="221" w:name="ref-peng2026neocorrag"/>
+    <w:bookmarkEnd w:id="222"/>
+    <w:bookmarkStart w:id="224" w:name="ref-peng2026neocorrag"/>
     <w:p>
       <w:pPr>
         <w:pStyle w:val="Bibliography"/>
@@ -44068,7 +44493,7 @@
       <w:r>
         <w:t xml:space="preserve"> </w:t>
       </w:r>
-      <w:hyperlink r:id="rId220">
+      <w:hyperlink r:id="rId223">
         <w:r>
           <w:rPr>
             <w:rStyle w:val="Hyperlink"/>
@@ -44080,8 +44505,8 @@
         <w:t xml:space="preserve">.</w:t>
       </w:r>
     </w:p>
-    <w:bookmarkEnd w:id="221"/>
-    <w:bookmarkStart w:id="223" w:name="ref-petroni2021kilt"/>
+    <w:bookmarkEnd w:id="224"/>
+    <w:bookmarkStart w:id="226" w:name="ref-petroni2021kilt"/>
     <w:p>
       <w:pPr>
         <w:pStyle w:val="Bibliography"/>
@@ -44123,7 +44548,7 @@
       <w:r>
         <w:t xml:space="preserve"> </w:t>
       </w:r>
-      <w:hyperlink r:id="rId222">
+      <w:hyperlink r:id="rId225">
         <w:r>
           <w:rPr>
             <w:rStyle w:val="Hyperlink"/>
@@ -44135,8 +44560,8 @@
         <w:t xml:space="preserve">.</w:t>
       </w:r>
     </w:p>
-    <w:bookmarkEnd w:id="223"/>
-    <w:bookmarkStart w:id="224" w:name="ref-qwen2025qwen25"/>
+    <w:bookmarkEnd w:id="226"/>
+    <w:bookmarkStart w:id="227" w:name="ref-qwen2025qwen25"/>
     <w:p>
       <w:pPr>
         <w:pStyle w:val="Bibliography"/>
@@ -44163,8 +44588,8 @@
         <w:t xml:space="preserve">arXiv preprint arXiv:2412.15115.</w:t>
       </w:r>
     </w:p>
-    <w:bookmarkEnd w:id="224"/>
-    <w:bookmarkStart w:id="226" w:name="ref-ram2023incontext"/>
+    <w:bookmarkEnd w:id="227"/>
+    <w:bookmarkStart w:id="229" w:name="ref-ram2023incontext"/>
     <w:p>
       <w:pPr>
         <w:pStyle w:val="Bibliography"/>
@@ -44203,7 +44628,7 @@
       <w:r>
         <w:t xml:space="preserve"> </w:t>
       </w:r>
-      <w:hyperlink r:id="rId225">
+      <w:hyperlink r:id="rId228">
         <w:r>
           <w:rPr>
             <w:rStyle w:val="Hyperlink"/>
@@ -44215,8 +44640,8 @@
         <w:t xml:space="preserve">.</w:t>
       </w:r>
     </w:p>
-    <w:bookmarkEnd w:id="226"/>
-    <w:bookmarkStart w:id="228" w:name="ref-rau2024bergen"/>
+    <w:bookmarkEnd w:id="229"/>
+    <w:bookmarkStart w:id="231" w:name="ref-rau2024bergen"/>
     <w:p>
       <w:pPr>
         <w:pStyle w:val="Bibliography"/>
@@ -44258,7 +44683,7 @@
       <w:r>
         <w:t xml:space="preserve"> </w:t>
       </w:r>
-      <w:hyperlink r:id="rId227">
+      <w:hyperlink r:id="rId230">
         <w:r>
           <w:rPr>
             <w:rStyle w:val="Hyperlink"/>
@@ -44270,8 +44695,8 @@
         <w:t xml:space="preserve">.</w:t>
       </w:r>
     </w:p>
-    <w:bookmarkEnd w:id="228"/>
-    <w:bookmarkStart w:id="230" w:name="ref-reimers2019sbert"/>
+    <w:bookmarkEnd w:id="231"/>
+    <w:bookmarkStart w:id="233" w:name="ref-reimers2019sbert"/>
     <w:p>
       <w:pPr>
         <w:pStyle w:val="Bibliography"/>
@@ -44313,7 +44738,7 @@
       <w:r>
         <w:t xml:space="preserve"> </w:t>
       </w:r>
-      <w:hyperlink r:id="rId229">
+      <w:hyperlink r:id="rId232">
         <w:r>
           <w:rPr>
             <w:rStyle w:val="Hyperlink"/>
@@ -44325,8 +44750,8 @@
         <w:t xml:space="preserve">.</w:t>
       </w:r>
     </w:p>
-    <w:bookmarkEnd w:id="230"/>
-    <w:bookmarkStart w:id="231" w:name="ref-repantis2026competition"/>
+    <w:bookmarkEnd w:id="233"/>
+    <w:bookmarkStart w:id="234" w:name="ref-repantis2026competition"/>
     <w:p>
       <w:pPr>
         <w:pStyle w:val="Bibliography"/>
@@ -44353,8 +44778,8 @@
         <w:t xml:space="preserve">arXiv preprint arXiv:2605.27294.</w:t>
       </w:r>
     </w:p>
-    <w:bookmarkEnd w:id="231"/>
-    <w:bookmarkStart w:id="233" w:name="ref-robertson2009bm25"/>
+    <w:bookmarkEnd w:id="234"/>
+    <w:bookmarkStart w:id="236" w:name="ref-robertson2009bm25"/>
     <w:p>
       <w:pPr>
         <w:pStyle w:val="Bibliography"/>
@@ -44393,7 +44818,7 @@
       <w:r>
         <w:t xml:space="preserve"> </w:t>
       </w:r>
-      <w:hyperlink r:id="rId232">
+      <w:hyperlink r:id="rId235">
         <w:r>
           <w:rPr>
             <w:rStyle w:val="Hyperlink"/>
@@ -44405,8 +44830,8 @@
         <w:t xml:space="preserve">.</w:t>
       </w:r>
     </w:p>
-    <w:bookmarkEnd w:id="233"/>
-    <w:bookmarkStart w:id="235" w:name="ref-saadfalcon2024ares"/>
+    <w:bookmarkEnd w:id="236"/>
+    <w:bookmarkStart w:id="238" w:name="ref-saadfalcon2024ares"/>
     <w:p>
       <w:pPr>
         <w:pStyle w:val="Bibliography"/>
@@ -44448,7 +44873,7 @@
       <w:r>
         <w:t xml:space="preserve"> </w:t>
       </w:r>
-      <w:hyperlink r:id="rId234">
+      <w:hyperlink r:id="rId237">
         <w:r>
           <w:rPr>
             <w:rStyle w:val="Hyperlink"/>
@@ -44460,8 +44885,8 @@
         <w:t xml:space="preserve">.</w:t>
       </w:r>
     </w:p>
-    <w:bookmarkEnd w:id="235"/>
-    <w:bookmarkStart w:id="237" w:name="ref-sakai2014"/>
+    <w:bookmarkEnd w:id="238"/>
+    <w:bookmarkStart w:id="240" w:name="ref-sakai2014"/>
     <w:p>
       <w:pPr>
         <w:pStyle w:val="Bibliography"/>
@@ -44500,7 +44925,7 @@
       <w:r>
         <w:t xml:space="preserve"> </w:t>
       </w:r>
-      <w:hyperlink r:id="rId236">
+      <w:hyperlink r:id="rId239">
         <w:r>
           <w:rPr>
             <w:rStyle w:val="Hyperlink"/>
@@ -44512,8 +44937,8 @@
         <w:t xml:space="preserve">.</w:t>
       </w:r>
     </w:p>
-    <w:bookmarkEnd w:id="237"/>
-    <w:bookmarkStart w:id="239" w:name="ref-salemi2024erag"/>
+    <w:bookmarkEnd w:id="240"/>
+    <w:bookmarkStart w:id="242" w:name="ref-salemi2024erag"/>
     <w:p>
       <w:pPr>
         <w:pStyle w:val="Bibliography"/>
@@ -44555,7 +44980,7 @@
       <w:r>
         <w:t xml:space="preserve"> </w:t>
       </w:r>
-      <w:hyperlink r:id="rId238">
+      <w:hyperlink r:id="rId241">
         <w:r>
           <w:rPr>
             <w:rStyle w:val="Hyperlink"/>
@@ -44567,8 +44992,8 @@
         <w:t xml:space="preserve">.</w:t>
       </w:r>
     </w:p>
-    <w:bookmarkEnd w:id="239"/>
-    <w:bookmarkStart w:id="241" w:name="ref-samuel2026beyond"/>
+    <w:bookmarkEnd w:id="242"/>
+    <w:bookmarkStart w:id="244" w:name="ref-samuel2026beyond"/>
     <w:p>
       <w:pPr>
         <w:pStyle w:val="Bibliography"/>
@@ -44610,7 +45035,7 @@
       <w:r>
         <w:t xml:space="preserve"> </w:t>
       </w:r>
-      <w:hyperlink r:id="rId240">
+      <w:hyperlink r:id="rId243">
         <w:r>
           <w:rPr>
             <w:rStyle w:val="Hyperlink"/>
@@ -44622,8 +45047,8 @@
         <w:t xml:space="preserve">.</w:t>
       </w:r>
     </w:p>
-    <w:bookmarkEnd w:id="241"/>
-    <w:bookmarkStart w:id="242" w:name="ref-shi2023distracted"/>
+    <w:bookmarkEnd w:id="244"/>
+    <w:bookmarkStart w:id="245" w:name="ref-shi2023distracted"/>
     <w:p>
       <w:pPr>
         <w:pStyle w:val="Bibliography"/>
@@ -44663,8 +45088,8 @@
         <w:t xml:space="preserve">, 202:31210–27. PMLR.</w:t>
       </w:r>
     </w:p>
-    <w:bookmarkEnd w:id="242"/>
-    <w:bookmarkStart w:id="244" w:name="ref-smucker2007"/>
+    <w:bookmarkEnd w:id="245"/>
+    <w:bookmarkStart w:id="247" w:name="ref-smucker2007"/>
     <w:p>
       <w:pPr>
         <w:pStyle w:val="Bibliography"/>
@@ -44706,7 +45131,7 @@
       <w:r>
         <w:t xml:space="preserve"> </w:t>
       </w:r>
-      <w:hyperlink r:id="rId243">
+      <w:hyperlink r:id="rId246">
         <w:r>
           <w:rPr>
             <w:rStyle w:val="Hyperlink"/>
@@ -44718,8 +45143,8 @@
         <w:t xml:space="preserve">.</w:t>
       </w:r>
     </w:p>
-    <w:bookmarkEnd w:id="244"/>
-    <w:bookmarkStart w:id="245" w:name="ref-thakur2021beir"/>
+    <w:bookmarkEnd w:id="247"/>
+    <w:bookmarkStart w:id="248" w:name="ref-thakur2021beir"/>
     <w:p>
       <w:pPr>
         <w:pStyle w:val="Bibliography"/>
@@ -44759,8 +45184,8 @@
         <w:t xml:space="preserve">.</w:t>
       </w:r>
     </w:p>
-    <w:bookmarkEnd w:id="245"/>
-    <w:bookmarkStart w:id="246" w:name="ref-trappolini2025udcg"/>
+    <w:bookmarkEnd w:id="248"/>
+    <w:bookmarkStart w:id="249" w:name="ref-trappolini2025udcg"/>
     <w:p>
       <w:pPr>
         <w:pStyle w:val="Bibliography"/>
@@ -44787,8 +45212,8 @@
         <w:t xml:space="preserve">arXiv preprint arXiv:2510.21440.</w:t>
       </w:r>
     </w:p>
-    <w:bookmarkEnd w:id="246"/>
-    <w:bookmarkStart w:id="247" w:name="ref-wang2022e5"/>
+    <w:bookmarkEnd w:id="249"/>
+    <w:bookmarkStart w:id="250" w:name="ref-wang2022e5"/>
     <w:p>
       <w:pPr>
         <w:pStyle w:val="Bibliography"/>
@@ -44815,8 +45240,8 @@
         <w:t xml:space="preserve">arXiv preprint arXiv:2212.03533.</w:t>
       </w:r>
     </w:p>
-    <w:bookmarkEnd w:id="247"/>
-    <w:bookmarkStart w:id="248" w:name="ref-wang2020minilm"/>
+    <w:bookmarkEnd w:id="250"/>
+    <w:bookmarkStart w:id="251" w:name="ref-wang2020minilm"/>
     <w:p>
       <w:pPr>
         <w:pStyle w:val="Bibliography"/>
@@ -44856,8 +45281,8 @@
         <w:t xml:space="preserve">.</w:t>
       </w:r>
     </w:p>
-    <w:bookmarkEnd w:id="248"/>
-    <w:bookmarkStart w:id="250" w:name="ref-xiao2024cpack"/>
+    <w:bookmarkEnd w:id="251"/>
+    <w:bookmarkStart w:id="253" w:name="ref-xiao2024cpack"/>
     <w:p>
       <w:pPr>
         <w:pStyle w:val="Bibliography"/>
@@ -44899,7 +45324,7 @@
       <w:r>
         <w:t xml:space="preserve"> </w:t>
       </w:r>
-      <w:hyperlink r:id="rId249">
+      <w:hyperlink r:id="rId252">
         <w:r>
           <w:rPr>
             <w:rStyle w:val="Hyperlink"/>
@@ -44911,8 +45336,8 @@
         <w:t xml:space="preserve">.</w:t>
       </w:r>
     </w:p>
-    <w:bookmarkEnd w:id="250"/>
-    <w:bookmarkStart w:id="252" w:name="ref-yang2018hotpotqa"/>
+    <w:bookmarkEnd w:id="253"/>
+    <w:bookmarkStart w:id="255" w:name="ref-yang2018hotpotqa"/>
     <w:p>
       <w:pPr>
         <w:pStyle w:val="Bibliography"/>
@@ -44954,7 +45379,7 @@
       <w:r>
         <w:t xml:space="preserve"> </w:t>
       </w:r>
-      <w:hyperlink r:id="rId251">
+      <w:hyperlink r:id="rId254">
         <w:r>
           <w:rPr>
             <w:rStyle w:val="Hyperlink"/>
@@ -44966,8 +45391,8 @@
         <w:t xml:space="preserve">.</w:t>
       </w:r>
     </w:p>
-    <w:bookmarkEnd w:id="252"/>
-    <w:bookmarkStart w:id="253" w:name="ref-zhang2025qwen3emb"/>
+    <w:bookmarkEnd w:id="255"/>
+    <w:bookmarkStart w:id="256" w:name="ref-zhang2025qwen3emb"/>
     <w:p>
       <w:pPr>
         <w:pStyle w:val="Bibliography"/>
@@ -44994,8 +45419,8 @@
         <w:t xml:space="preserve">arXiv preprint arXiv:2506.05176.</w:t>
       </w:r>
     </w:p>
-    <w:bookmarkEnd w:id="253"/>
-    <w:bookmarkStart w:id="255" w:name="ref-zhao2026design"/>
+    <w:bookmarkEnd w:id="256"/>
+    <w:bookmarkStart w:id="258" w:name="ref-zhao2026design"/>
     <w:p>
       <w:pPr>
         <w:pStyle w:val="Bibliography"/>
@@ -45031,7 +45456,7 @@
       <w:r>
         <w:t xml:space="preserve"> </w:t>
       </w:r>
-      <w:hyperlink r:id="rId254">
+      <w:hyperlink r:id="rId257">
         <w:r>
           <w:rPr>
             <w:rStyle w:val="Hyperlink"/>
@@ -45043,8 +45468,8 @@
         <w:t xml:space="preserve">.</w:t>
       </w:r>
     </w:p>
-    <w:bookmarkEnd w:id="255"/>
-    <w:bookmarkStart w:id="256" w:name="ref-zheng2023judge"/>
+    <w:bookmarkEnd w:id="258"/>
+    <w:bookmarkStart w:id="259" w:name="ref-zheng2023judge"/>
     <w:p>
       <w:pPr>
         <w:pStyle w:val="Bibliography"/>
@@ -45084,9 +45509,9 @@
         <w:t xml:space="preserve">.</w:t>
       </w:r>
     </w:p>
-    <w:bookmarkEnd w:id="256"/>
-    <w:bookmarkEnd w:id="257"/>
-    <w:bookmarkEnd w:id="258"/>
+    <w:bookmarkEnd w:id="259"/>
+    <w:bookmarkEnd w:id="260"/>
+    <w:bookmarkEnd w:id="261"/>
     <w:sectPr/>
   </w:body>
 </w:document>

--- a/manuscript_ipm/revision_v04/revised_manuscript.docx
+++ b/manuscript_ipm/revision_v04/revised_manuscript.docx
@@ -2719,7 +2719,7 @@
         <w:t xml:space="preserve"> </w:t>
       </w:r>
       <w:r>
-        <w:t xml:space="preserve">show that recall of the retrieved set can differ from what reaches the reader once a context budget forces truncation.</w:t>
+        <w:t xml:space="preserve">shows that recall of the retrieved set can differ from what reaches the reader once a context budget forces truncation.</w:t>
       </w:r>
     </w:p>
     <w:bookmarkEnd w:id="22"/>
@@ -42830,7 +42830,7 @@
         <w:t xml:space="preserve">Proceedings of the 63rd Annual Meeting of the Association for Computational Linguistics (ACL 2025)</w:t>
       </w:r>
       <w:r>
-        <w:t xml:space="preserve">.</w:t>
+        <w:t xml:space="preserve">, 18228–58.</w:t>
       </w:r>
       <w:r>
         <w:t xml:space="preserve"> </w:t>
@@ -43294,7 +43294,7 @@
         <w:t xml:space="preserve">Data Technologies and Applications</w:t>
       </w:r>
       <w:r>
-        <w:t xml:space="preserve">.</w:t>
+        <w:t xml:space="preserve">, 1–19.</w:t>
       </w:r>
       <w:r>
         <w:t xml:space="preserve"> </w:t>
@@ -43813,7 +43813,7 @@
         <w:t xml:space="preserve"> </w:t>
       </w:r>
       <w:r>
-        <w:t xml:space="preserve">33 (1): 159.</w:t>
+        <w:t xml:space="preserve">33 (1): 159–74.</w:t>
       </w:r>
       <w:r>
         <w:t xml:space="preserve"> </w:t>
@@ -43910,7 +43910,7 @@
         <w:t xml:space="preserve"> </w:t>
       </w:r>
       <w:r>
-        <w:t xml:space="preserve">arXiv preprint arXiv:2411.07396.</w:t>
+        <w:t xml:space="preserve">NeurIPS 2024 Workshop on Attributing Model Behavior at Scale (ATTRIB); arXiv preprint arXiv:2411.07396.</w:t>
       </w:r>
     </w:p>
     <w:bookmarkEnd w:id="203"/>
@@ -44162,7 +44162,7 @@
         <w:t xml:space="preserve"> </w:t>
       </w:r>
       <w:r>
-        <w:t xml:space="preserve">43 (2): 1–32.</w:t>
+        <w:t xml:space="preserve">43 (2).</w:t>
       </w:r>
       <w:r>
         <w:t xml:space="preserve"> </w:t>

--- a/manuscript_ipm/revision_v04/revised_manuscript.docx
+++ b/manuscript_ipm/revision_v04/revised_manuscript.docx
@@ -693,13 +693,25 @@
         <w:t xml:space="preserve"> </w:t>
       </w:r>
       <w:r>
-        <w:t xml:space="preserve">the</w:t>
-      </w:r>
-      <w:r>
-        <w:t xml:space="preserve"> </w:t>
-      </w:r>
-      <w:r>
-        <w:t xml:space="preserve">dense</w:t>
+        <w:t xml:space="preserve">bge-small</w:t>
+      </w:r>
+      <w:r>
+        <w:t xml:space="preserve"> </w:t>
+      </w:r>
+      <w:r>
+        <w:t xml:space="preserve">and</w:t>
+      </w:r>
+      <w:r>
+        <w:t xml:space="preserve"> </w:t>
+      </w:r>
+      <w:r>
+        <w:t xml:space="preserve">e5-base-v2</w:t>
+      </w:r>
+      <w:r>
+        <w:t xml:space="preserve"> </w:t>
+      </w:r>
+      <w:r>
+        <w:t xml:space="preserve">had</w:t>
       </w:r>
       <w:r>
         <w:t xml:space="preserve"> </w:t>
@@ -711,7 +723,7 @@
         <w:t xml:space="preserve"> </w:t>
       </w:r>
       <w:r>
-        <w:t xml:space="preserve">were</w:t>
+        <w:t xml:space="preserve">of</w:t>
       </w:r>
       <w:r>
         <w:t xml:space="preserve"> </w:t>
@@ -747,18 +759,6 @@
         <w:t xml:space="preserve"> </w:t>
       </w:r>
       <w:r>
-        <w:t xml:space="preserve">those</w:t>
-      </w:r>
-      <w:r>
-        <w:t xml:space="preserve"> </w:t>
-      </w:r>
-      <w:r>
-        <w:t xml:space="preserve">of</w:t>
-      </w:r>
-      <w:r>
-        <w:t xml:space="preserve"> </w:t>
-      </w:r>
-      <w:r>
         <w:t xml:space="preserve">e5-base-v2</w:t>
       </w:r>
       <w:r>
@@ -777,7 +777,7 @@
         <w:t xml:space="preserve"> </w:t>
       </w:r>
       <w:r>
-        <w:t xml:space="preserve">their</w:t>
+        <w:t xml:space="preserve">its</w:t>
       </w:r>
       <w:r>
         <w:t xml:space="preserve"> </w:t>
@@ -2092,7 +2092,7 @@
         </w:numPr>
       </w:pPr>
       <w:r>
-        <w:t xml:space="preserve">Paired estimates of the answer gain per unit of retrieval gain for six retrievers, two readers and two datasets, with bootstrap intervals and a reporting rule fixed in advance, their sensitivity to the answer metric, the baseline, the retrieval metric and the number of passages read, and a registered replication of the NQ ratios on the full corpus (Sections </w:t>
+        <w:t xml:space="preserve">Paired estimates of the answer gain per unit of retrieval gain for six retrievers, two readers and two datasets, with bootstrap intervals and a reporting rule fixed in advance, their sensitivity to the answer metric, the baseline, the retrieval metric and the number of passages read, and a registered full-corpus replication of the NQ ratios for two dense encoders (Sections </w:t>
       </w:r>
       <w:hyperlink w:anchor="sec:res-transfer">
         <w:r>

--- a/manuscript_ipm/revision_v04/revised_manuscript.docx
+++ b/manuscript_ipm/revision_v04/revised_manuscript.docx
@@ -24210,7 +24210,7 @@
         <w:pStyle w:val="FirstParagraph"/>
       </w:pPr>
       <w:r>
-        <w:t xml:space="preserve">All code, prompts, design documents with their registration dates, raw reader outputs, scored answers and analysis scripts are kept in one version-controlled repository. To preserve double-anonymised review, its link is given to the editor on the separate title page; it will be made public, with an archived DOI, on acceptance. The datasets and models are public under their own licences; the exact revisions are listed in Appendix </w:t>
+        <w:t xml:space="preserve">All code, prompts, design documents with their registration dates, raw reader outputs, scored answers and analysis scripts are kept in one version-controlled repository. To preserve double-anonymised review, its link is given to the editor on the separate title page; an archived copy with a DOI will be deposited on acceptance. The datasets and models are public under their own licences; the exact revisions are listed in Appendix </w:t>
       </w:r>
       <w:hyperlink w:anchor="app:repro">
         <w:r>

--- a/manuscript_ipm/revision_v04/revised_manuscript.docx
+++ b/manuscript_ipm/revision_v04/revised_manuscript.docx
@@ -24155,7 +24155,18 @@
         <w:pStyle w:val="FirstParagraph"/>
       </w:pPr>
       <w:r>
-        <w:t xml:space="preserve">The 200 judge-validation items were labelled by one member of the study team, with the same instructions the judge received and without seeing its verdicts. No external participants were involved.</w:t>
+        <w:t xml:space="preserve">The 200 judge-validation items were labelled by one member of the study team, with the same instructions the judge received and without seeing its verdicts. The same person labelled the 100 audited retrieval misses, blinded as described in Section </w:t>
+      </w:r>
+      <w:hyperlink w:anchor="sec:res-decomp">
+        <w:r>
+          <w:rPr>
+            <w:rStyle w:val="Hyperlink"/>
+          </w:rPr>
+          <w:t xml:space="preserve">5.5</w:t>
+        </w:r>
+      </w:hyperlink>
+      <w:r>
+        <w:t xml:space="preserve">. No external participants were involved.</w:t>
       </w:r>
     </w:p>
     <w:bookmarkEnd w:id="136"/>
